--- a/WebContent/docx/肺癌49报告-苏州市立医院.docx
+++ b/WebContent/docx/肺癌49报告-苏州市立医院.docx
@@ -3262,15 +3262,15 @@
           </w14:shadow>
         </w:rPr>
       </w:pPr>
-      <w:bookmarkStart w:id="2" w:name="_Toc24178_WPSOffice_Level1"/>
-      <w:bookmarkStart w:id="3" w:name="_Toc21009_WPSOffice_Level1"/>
-      <w:bookmarkStart w:id="4" w:name="_Toc23629"/>
-      <w:bookmarkStart w:id="5" w:name="_Toc13806"/>
-      <w:bookmarkStart w:id="6" w:name="_Toc107825547"/>
-      <w:bookmarkStart w:id="7" w:name="_Toc14123"/>
-      <w:bookmarkStart w:id="8" w:name="_Toc21669"/>
-      <w:bookmarkStart w:id="9" w:name="_Toc17837"/>
-      <w:bookmarkStart w:id="10" w:name="_Toc30143_WPSOffice_Level1"/>
+      <w:bookmarkStart w:id="2" w:name="_Toc21669"/>
+      <w:bookmarkStart w:id="3" w:name="_Toc107825547"/>
+      <w:bookmarkStart w:id="4" w:name="_Toc24178_WPSOffice_Level1"/>
+      <w:bookmarkStart w:id="5" w:name="_Toc23629"/>
+      <w:bookmarkStart w:id="6" w:name="_Toc30143_WPSOffice_Level1"/>
+      <w:bookmarkStart w:id="7" w:name="_Toc17837"/>
+      <w:bookmarkStart w:id="8" w:name="_Toc21009_WPSOffice_Level1"/>
+      <w:bookmarkStart w:id="9" w:name="_Toc13806"/>
+      <w:bookmarkStart w:id="10" w:name="_Toc14123"/>
       <w:bookmarkStart w:id="11" w:name="_Toc3619"/>
       <w:r>
         <w:rPr>
@@ -4148,15 +4148,15 @@
           </w14:shadow>
         </w:rPr>
       </w:pPr>
-      <w:bookmarkStart w:id="12" w:name="_Toc1775"/>
-      <w:bookmarkStart w:id="13" w:name="_Toc29272"/>
-      <w:bookmarkStart w:id="14" w:name="_Toc18062_WPSOffice_Level1"/>
-      <w:bookmarkStart w:id="15" w:name="_Toc107825548"/>
+      <w:bookmarkStart w:id="12" w:name="_Toc7021_WPSOffice_Level1"/>
+      <w:bookmarkStart w:id="13" w:name="_Toc11015_WPSOffice_Level1"/>
+      <w:bookmarkStart w:id="14" w:name="_Toc13210"/>
+      <w:bookmarkStart w:id="15" w:name="_Toc29272"/>
       <w:bookmarkStart w:id="16" w:name="_Toc26731"/>
-      <w:bookmarkStart w:id="17" w:name="_Toc17451"/>
-      <w:bookmarkStart w:id="18" w:name="_Toc11015_WPSOffice_Level1"/>
-      <w:bookmarkStart w:id="19" w:name="_Toc13210"/>
-      <w:bookmarkStart w:id="20" w:name="_Toc7021_WPSOffice_Level1"/>
+      <w:bookmarkStart w:id="17" w:name="_Toc107825548"/>
+      <w:bookmarkStart w:id="18" w:name="_Toc1775"/>
+      <w:bookmarkStart w:id="19" w:name="_Toc17451"/>
+      <w:bookmarkStart w:id="20" w:name="_Toc18062_WPSOffice_Level1"/>
       <w:bookmarkStart w:id="21" w:name="_Toc3823"/>
       <w:r>
         <w:rPr>
@@ -4402,13 +4402,13 @@
           </w14:shadow>
         </w:rPr>
       </w:pPr>
-      <w:bookmarkStart w:id="23" w:name="_Toc6221_WPSOffice_Level1"/>
-      <w:bookmarkStart w:id="24" w:name="_Toc25920"/>
-      <w:bookmarkStart w:id="25" w:name="_Toc23369_WPSOffice_Level1"/>
-      <w:bookmarkStart w:id="26" w:name="_Toc12582"/>
-      <w:bookmarkStart w:id="27" w:name="_Toc18058"/>
-      <w:bookmarkStart w:id="28" w:name="_Toc16576"/>
-      <w:bookmarkStart w:id="29" w:name="_Toc107825549"/>
+      <w:bookmarkStart w:id="23" w:name="_Toc18058"/>
+      <w:bookmarkStart w:id="24" w:name="_Toc23369_WPSOffice_Level1"/>
+      <w:bookmarkStart w:id="25" w:name="_Toc12582"/>
+      <w:bookmarkStart w:id="26" w:name="_Toc6221_WPSOffice_Level1"/>
+      <w:bookmarkStart w:id="27" w:name="_Toc25920"/>
+      <w:bookmarkStart w:id="28" w:name="_Toc107825549"/>
+      <w:bookmarkStart w:id="29" w:name="_Toc16576"/>
       <w:bookmarkStart w:id="30" w:name="_Toc23690"/>
       <w:bookmarkStart w:id="31" w:name="_Toc14855"/>
       <w:r>
@@ -4486,9 +4486,9 @@
           <w:lang w:eastAsia="zh-CN" w:bidi="ar"/>
         </w:rPr>
       </w:pPr>
-      <w:bookmarkStart w:id="32" w:name="_Toc149837254"/>
-      <w:bookmarkStart w:id="33" w:name="_Toc28333"/>
-      <w:bookmarkStart w:id="34" w:name="_Toc20741"/>
+      <w:bookmarkStart w:id="32" w:name="_Toc28333"/>
+      <w:bookmarkStart w:id="33" w:name="_Toc20741"/>
+      <w:bookmarkStart w:id="34" w:name="_Toc149837254"/>
       <w:r>
         <w:rPr>
           <w:rFonts w:hint="eastAsia"/>
@@ -5406,12 +5406,12 @@
       </w:pPr>
       <w:bookmarkStart w:id="35" w:name="_Toc21059"/>
       <w:bookmarkStart w:id="36" w:name="_Toc14270"/>
-      <w:bookmarkStart w:id="37" w:name="_Toc24235"/>
-      <w:bookmarkStart w:id="38" w:name="_Toc107825550"/>
-      <w:bookmarkStart w:id="39" w:name="_Toc19898_WPSOffice_Level1"/>
-      <w:bookmarkStart w:id="40" w:name="_Toc2781"/>
+      <w:bookmarkStart w:id="37" w:name="_Toc2866"/>
+      <w:bookmarkStart w:id="38" w:name="_Toc24235"/>
+      <w:bookmarkStart w:id="39" w:name="_Toc2781"/>
+      <w:bookmarkStart w:id="40" w:name="_Toc107825550"/>
       <w:bookmarkStart w:id="41" w:name="_Toc20136_WPSOffice_Level1"/>
-      <w:bookmarkStart w:id="42" w:name="_Toc2866"/>
+      <w:bookmarkStart w:id="42" w:name="_Toc19898_WPSOffice_Level1"/>
       <w:bookmarkStart w:id="43" w:name="_Toc22132"/>
       <w:r>
         <w:rPr>
@@ -5505,19 +5505,18 @@
           <w:ilvl w:val="0"/>
           <w:numId w:val="0"/>
         </w:numPr>
-        <w:ind w:leftChars="0"/>
         <w:rPr>
           <w:rFonts w:hint="eastAsia" w:ascii="Times New Roman" w:hAnsi="Times New Roman" w:eastAsia="微软雅黑" w:cs="Times New Roman"/>
-          <w:sz w:val="24"/>
-          <w:szCs w:val="24"/>
+          <w:sz w:val="18"/>
+          <w:szCs w:val="18"/>
           <w:lang w:eastAsia="zh-CN"/>
         </w:rPr>
       </w:pPr>
       <w:r>
         <w:rPr>
           <w:rFonts w:hint="eastAsia" w:ascii="Times New Roman" w:hAnsi="Times New Roman" w:eastAsia="微软雅黑" w:cs="Times New Roman"/>
-          <w:sz w:val="24"/>
-          <w:szCs w:val="24"/>
+          <w:sz w:val="18"/>
+          <w:szCs w:val="18"/>
           <w:lang w:eastAsia="zh-CN"/>
         </w:rPr>
         <w:t xml:space="preserve">{% if testedby == </w:t>
@@ -5525,8 +5524,8 @@
       <w:r>
         <w:rPr>
           <w:rFonts w:ascii="Times New Roman" w:hAnsi="Times New Roman" w:eastAsia="微软雅黑" w:cs="Times New Roman"/>
-          <w:sz w:val="24"/>
-          <w:szCs w:val="24"/>
+          <w:sz w:val="18"/>
+          <w:szCs w:val="18"/>
           <w:lang w:eastAsia="zh-CN"/>
         </w:rPr>
         <w:t>“</w:t>
@@ -5534,8 +5533,8 @@
       <w:r>
         <w:rPr>
           <w:rFonts w:hint="eastAsia" w:ascii="Times New Roman" w:hAnsi="Times New Roman" w:eastAsia="微软雅黑" w:cs="Times New Roman"/>
-          <w:sz w:val="24"/>
-          <w:szCs w:val="24"/>
+          <w:sz w:val="18"/>
+          <w:szCs w:val="18"/>
           <w:lang w:eastAsia="zh-CN"/>
         </w:rPr>
         <w:t>1</w:t>
@@ -5543,8 +5542,8 @@
       <w:r>
         <w:rPr>
           <w:rFonts w:ascii="Times New Roman" w:hAnsi="Times New Roman" w:eastAsia="微软雅黑" w:cs="Times New Roman"/>
-          <w:sz w:val="24"/>
-          <w:szCs w:val="24"/>
+          <w:sz w:val="18"/>
+          <w:szCs w:val="18"/>
           <w:lang w:eastAsia="zh-CN"/>
         </w:rPr>
         <w:t>”</w:t>
@@ -5552,8 +5551,8 @@
       <w:r>
         <w:rPr>
           <w:rFonts w:hint="eastAsia" w:ascii="Times New Roman" w:hAnsi="Times New Roman" w:eastAsia="微软雅黑" w:cs="Times New Roman"/>
-          <w:sz w:val="24"/>
-          <w:szCs w:val="24"/>
+          <w:sz w:val="18"/>
+          <w:szCs w:val="18"/>
           <w:lang w:eastAsia="zh-CN"/>
         </w:rPr>
         <w:t xml:space="preserve"> %}</w:t>
@@ -5654,23 +5653,23 @@
             </w:pPr>
             <w:r>
               <w:rPr>
-                <w:sz w:val="18"/>
+                <w:sz w:val="22"/>
               </w:rPr>
               <mc:AlternateContent>
                 <mc:Choice Requires="wpg">
                   <w:drawing>
-                    <wp:anchor distT="0" distB="0" distL="114300" distR="114300" simplePos="0" relativeHeight="251664384" behindDoc="0" locked="0" layoutInCell="1" allowOverlap="1">
+                    <wp:anchor distT="0" distB="0" distL="114300" distR="114300" simplePos="0" relativeHeight="251661312" behindDoc="0" locked="0" layoutInCell="1" allowOverlap="1">
                       <wp:simplePos x="0" y="0"/>
                       <wp:positionH relativeFrom="column">
-                        <wp:posOffset>-366395</wp:posOffset>
+                        <wp:posOffset>-149860</wp:posOffset>
                       </wp:positionH>
                       <wp:positionV relativeFrom="paragraph">
-                        <wp:posOffset>-487680</wp:posOffset>
+                        <wp:posOffset>-505460</wp:posOffset>
                       </wp:positionV>
-                      <wp:extent cx="1442085" cy="1442085"/>
-                      <wp:effectExtent l="0" t="0" r="5715" b="5715"/>
+                      <wp:extent cx="1442720" cy="1442720"/>
+                      <wp:effectExtent l="0" t="0" r="5080" b="5080"/>
                       <wp:wrapNone/>
-                      <wp:docPr id="1" name="组合 1"/>
+                      <wp:docPr id="3" name="组合 3"/>
                       <wp:cNvGraphicFramePr/>
                       <a:graphic xmlns:a="http://schemas.openxmlformats.org/drawingml/2006/main">
                         <a:graphicData uri="http://schemas.microsoft.com/office/word/2010/wordprocessingGroup">
@@ -5679,20 +5678,44 @@
                             <wpg:grpSpPr>
                               <a:xfrm>
                                 <a:off x="0" y="0"/>
-                                <a:ext cx="1442085" cy="1442085"/>
-                                <a:chOff x="3757" y="89141"/>
-                                <a:chExt cx="2271" cy="2271"/>
+                                <a:ext cx="1442720" cy="1442720"/>
+                                <a:chOff x="20702" y="14472"/>
+                                <a:chExt cx="2272" cy="2272"/>
                               </a:xfrm>
                             </wpg:grpSpPr>
                             <pic:pic xmlns:pic="http://schemas.openxmlformats.org/drawingml/2006/picture">
                               <pic:nvPicPr>
-                                <pic:cNvPr id="18" name="图片 8"/>
+                                <pic:cNvPr id="4" name="图片 15" descr="c9514d16fd70679bf0495aeebb03c72d_compress"/>
+                                <pic:cNvPicPr>
+                                  <a:picLocks noChangeAspect="1"/>
+                                </pic:cNvPicPr>
+                              </pic:nvPicPr>
+                              <pic:blipFill>
+                                <a:blip r:embed="rId8"/>
+                                <a:srcRect l="21003" t="56913" r="27176" b="26386"/>
+                                <a:stretch>
+                                  <a:fillRect/>
+                                </a:stretch>
+                              </pic:blipFill>
+                              <pic:spPr>
+                                <a:xfrm>
+                                  <a:off x="21019" y="15216"/>
+                                  <a:ext cx="1550" cy="475"/>
+                                </a:xfrm>
+                                <a:prstGeom prst="rect">
+                                  <a:avLst/>
+                                </a:prstGeom>
+                              </pic:spPr>
+                            </pic:pic>
+                            <pic:pic xmlns:pic="http://schemas.openxmlformats.org/drawingml/2006/picture">
+                              <pic:nvPicPr>
+                                <pic:cNvPr id="18" name="图片 25"/>
                                 <pic:cNvPicPr>
                                   <a:picLocks noChangeAspect="1" noChangeArrowheads="1"/>
                                 </pic:cNvPicPr>
                               </pic:nvPicPr>
                               <pic:blipFill>
-                                <a:blip r:embed="rId8">
+                                <a:blip r:embed="rId9">
                                   <a:extLst>
                                     <a:ext uri="{28A0092B-C50C-407E-A947-70E740481C1C}">
                                       <a14:useLocalDpi xmlns:a14="http://schemas.microsoft.com/office/drawing/2010/main" val="0"/>
@@ -5706,8 +5729,8 @@
                               </pic:blipFill>
                               <pic:spPr>
                                 <a:xfrm>
-                                  <a:off x="3757" y="89141"/>
-                                  <a:ext cx="2271" cy="2271"/>
+                                  <a:off x="20702" y="14472"/>
+                                  <a:ext cx="2273" cy="2273"/>
                                 </a:xfrm>
                                 <a:prstGeom prst="rect">
                                   <a:avLst/>
@@ -5718,44 +5741,6 @@
                                 </a:ln>
                               </pic:spPr>
                             </pic:pic>
-                            <pic:pic xmlns:pic="http://schemas.openxmlformats.org/drawingml/2006/picture">
-                              <pic:nvPicPr>
-                                <pic:cNvPr id="30" name="图片 30" descr="微信图片_20220215110121"/>
-                                <pic:cNvPicPr>
-                                  <a:picLocks noChangeAspect="1"/>
-                                </pic:cNvPicPr>
-                              </pic:nvPicPr>
-                              <pic:blipFill>
-                                <a:blip r:embed="rId9">
-                                  <a:clrChange>
-                                    <a:clrFrom>
-                                      <a:srgbClr val="A09D98">
-                                        <a:alpha val="100000"/>
-                                      </a:srgbClr>
-                                    </a:clrFrom>
-                                    <a:clrTo>
-                                      <a:srgbClr val="A09D98">
-                                        <a:alpha val="100000"/>
-                                        <a:alpha val="0"/>
-                                      </a:srgbClr>
-                                    </a:clrTo>
-                                  </a:clrChange>
-                                  <a:biLevel thresh="50000"/>
-                                </a:blip>
-                                <a:stretch>
-                                  <a:fillRect/>
-                                </a:stretch>
-                              </pic:blipFill>
-                              <pic:spPr>
-                                <a:xfrm>
-                                  <a:off x="4304" y="89723"/>
-                                  <a:ext cx="1234" cy="715"/>
-                                </a:xfrm>
-                                <a:prstGeom prst="rect">
-                                  <a:avLst/>
-                                </a:prstGeom>
-                              </pic:spPr>
-                            </pic:pic>
                           </wpg:wgp>
                         </a:graphicData>
                       </a:graphic>
@@ -5764,18 +5749,18 @@
                 </mc:Choice>
                 <mc:Fallback>
                   <w:pict>
-                    <v:group id="_x0000_s1026" o:spid="_x0000_s1026" o:spt="203" style="position:absolute;left:0pt;margin-left:-28.85pt;margin-top:-38.4pt;height:113.55pt;width:113.55pt;z-index:251664384;mso-width-relative:page;mso-height-relative:page;" coordorigin="3757,89141" coordsize="2271,2271" o:gfxdata="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">
+                    <v:group id="_x0000_s1026" o:spid="_x0000_s1026" o:spt="203" style="position:absolute;left:0pt;margin-left:-11.8pt;margin-top:-39.8pt;height:113.6pt;width:113.6pt;z-index:251661312;mso-width-relative:page;mso-height-relative:page;" coordorigin="20702,14472" coordsize="2272,2272" o:gfxdata="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">
                       <o:lock v:ext="edit" aspectratio="f"/>
-                      <v:shape id="图片 8" o:spid="_x0000_s1026" o:spt="75" type="#_x0000_t75" style="position:absolute;left:3757;top:89141;height:2271;width:2271;" filled="f" o:preferrelative="t" stroked="f" coordsize="21600,21600" o:gfxdata="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">
+                      <v:shape id="图片 15" o:spid="_x0000_s1026" o:spt="75" alt="c9514d16fd70679bf0495aeebb03c72d_compress" type="#_x0000_t75" style="position:absolute;left:21019;top:15216;height:475;width:1550;" filled="f" o:preferrelative="t" stroked="f" coordsize="21600,21600" o:gfxdata="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">
                         <v:fill on="f" focussize="0,0"/>
                         <v:stroke on="f"/>
-                        <v:imagedata r:id="rId8" o:title=""/>
+                        <v:imagedata r:id="rId8" cropleft="13765f" croptop="37299f" cropright="17810f" cropbottom="17292f" o:title=""/>
                         <o:lock v:ext="edit" aspectratio="t"/>
                       </v:shape>
-                      <v:shape id="_x0000_s1026" o:spid="_x0000_s1026" o:spt="75" alt="微信图片_20220215110121" type="#_x0000_t75" style="position:absolute;left:4304;top:89723;height:715;width:1234;" filled="f" o:preferrelative="t" stroked="f" coordsize="21600,21600" o:gfxdata="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">
+                      <v:shape id="图片 25" o:spid="_x0000_s1026" o:spt="75" type="#_x0000_t75" style="position:absolute;left:20702;top:14472;height:2273;width:2273;" filled="f" o:preferrelative="t" stroked="f" coordsize="21600,21600" o:gfxdata="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">
                         <v:fill on="f" focussize="0,0"/>
                         <v:stroke on="f"/>
-                        <v:imagedata r:id="rId9" grayscale="t" bilevel="t" chromakey="#A09D98" o:title=""/>
+                        <v:imagedata r:id="rId9" o:title=""/>
                         <o:lock v:ext="edit" aspectratio="t"/>
                       </v:shape>
                     </v:group>
@@ -6029,12 +6014,30 @@
     <w:p>
       <w:pPr>
         <w:rPr>
+          <w:rFonts w:hint="eastAsia" w:ascii="Times New Roman" w:hAnsi="Times New Roman" w:eastAsia="微软雅黑" w:cs="Times New Roman"/>
+          <w:sz w:val="24"/>
+          <w:szCs w:val="24"/>
+          <w:lang w:eastAsia="zh-CN"/>
+        </w:rPr>
+      </w:pPr>
+      <w:r>
+        <w:rPr>
+          <w:rFonts w:hint="eastAsia" w:ascii="Times New Roman" w:hAnsi="Times New Roman" w:eastAsia="微软雅黑" w:cs="Times New Roman"/>
+          <w:sz w:val="24"/>
+          <w:szCs w:val="24"/>
+          <w:lang w:eastAsia="zh-CN"/>
+        </w:rPr>
+        <w:t xml:space="preserve">{% endif %}{% if testedby == </w:t>
+      </w:r>
+      <w:r>
+        <w:rPr>
           <w:rFonts w:ascii="Times New Roman" w:hAnsi="Times New Roman" w:eastAsia="微软雅黑" w:cs="Times New Roman"/>
           <w:sz w:val="24"/>
           <w:szCs w:val="24"/>
           <w:lang w:eastAsia="zh-CN"/>
         </w:rPr>
-      </w:pPr>
+        <w:t>“</w:t>
+      </w:r>
       <w:r>
         <w:rPr>
           <w:rFonts w:hint="eastAsia" w:ascii="Times New Roman" w:hAnsi="Times New Roman" w:eastAsia="微软雅黑" w:cs="Times New Roman"/>
@@ -6042,7 +6045,7 @@
           <w:szCs w:val="24"/>
           <w:lang w:eastAsia="zh-CN"/>
         </w:rPr>
-        <w:t xml:space="preserve">{% endif %}{% if testedby == </w:t>
+        <w:t>2</w:t>
       </w:r>
       <w:r>
         <w:rPr>
@@ -6051,7 +6054,7 @@
           <w:szCs w:val="24"/>
           <w:lang w:eastAsia="zh-CN"/>
         </w:rPr>
-        <w:t>“</w:t>
+        <w:t>”</w:t>
       </w:r>
       <w:r>
         <w:rPr>
@@ -6060,31 +6063,15 @@
           <w:szCs w:val="24"/>
           <w:lang w:eastAsia="zh-CN"/>
         </w:rPr>
-        <w:t>2</w:t>
-      </w:r>
-      <w:r>
-        <w:rPr>
-          <w:rFonts w:ascii="Times New Roman" w:hAnsi="Times New Roman" w:eastAsia="微软雅黑" w:cs="Times New Roman"/>
-          <w:sz w:val="24"/>
-          <w:szCs w:val="24"/>
-          <w:lang w:eastAsia="zh-CN"/>
-        </w:rPr>
-        <w:t>”</w:t>
-      </w:r>
-      <w:r>
+        <w:t xml:space="preserve"> %}</w:t>
+      </w:r>
+    </w:p>
+    <w:p>
+      <w:pPr>
         <w:rPr>
           <w:rFonts w:hint="eastAsia" w:ascii="Times New Roman" w:hAnsi="Times New Roman" w:eastAsia="微软雅黑" w:cs="Times New Roman"/>
           <w:sz w:val="24"/>
           <w:szCs w:val="24"/>
-          <w:lang w:eastAsia="zh-CN"/>
-        </w:rPr>
-        <w:t xml:space="preserve"> %}</w:t>
-      </w:r>
-    </w:p>
-    <w:p>
-      <w:pPr>
-        <w:rPr>
-          <w:sz w:val="24"/>
           <w:lang w:eastAsia="zh-CN"/>
         </w:rPr>
       </w:pPr>
@@ -6092,7 +6079,9 @@
     <w:p>
       <w:pPr>
         <w:rPr>
+          <w:rFonts w:hint="eastAsia" w:ascii="Times New Roman" w:hAnsi="Times New Roman" w:eastAsia="微软雅黑" w:cs="Times New Roman"/>
           <w:sz w:val="24"/>
+          <w:szCs w:val="24"/>
           <w:lang w:eastAsia="zh-CN"/>
         </w:rPr>
       </w:pPr>
@@ -6176,6 +6165,123 @@
                 <w:szCs w:val="24"/>
               </w:rPr>
             </w:pPr>
+            <w:r>
+              <w:rPr>
+                <w:sz w:val="22"/>
+              </w:rPr>
+              <mc:AlternateContent>
+                <mc:Choice Requires="wpg">
+                  <w:drawing>
+                    <wp:anchor distT="0" distB="0" distL="114300" distR="114300" simplePos="0" relativeHeight="251662336" behindDoc="0" locked="0" layoutInCell="1" allowOverlap="1">
+                      <wp:simplePos x="0" y="0"/>
+                      <wp:positionH relativeFrom="column">
+                        <wp:posOffset>-181610</wp:posOffset>
+                      </wp:positionH>
+                      <wp:positionV relativeFrom="paragraph">
+                        <wp:posOffset>-455295</wp:posOffset>
+                      </wp:positionV>
+                      <wp:extent cx="1442720" cy="1442720"/>
+                      <wp:effectExtent l="0" t="0" r="5080" b="5080"/>
+                      <wp:wrapNone/>
+                      <wp:docPr id="5" name="组合 5"/>
+                      <wp:cNvGraphicFramePr/>
+                      <a:graphic xmlns:a="http://schemas.openxmlformats.org/drawingml/2006/main">
+                        <a:graphicData uri="http://schemas.microsoft.com/office/word/2010/wordprocessingGroup">
+                          <wpg:wgp>
+                            <wpg:cNvGrpSpPr/>
+                            <wpg:grpSpPr>
+                              <a:xfrm>
+                                <a:off x="0" y="0"/>
+                                <a:ext cx="1442720" cy="1442720"/>
+                                <a:chOff x="14555" y="19046"/>
+                                <a:chExt cx="2272" cy="2272"/>
+                              </a:xfrm>
+                            </wpg:grpSpPr>
+                            <pic:pic xmlns:pic="http://schemas.openxmlformats.org/drawingml/2006/picture">
+                              <pic:nvPicPr>
+                                <pic:cNvPr id="19" name="图片 1" descr="24f613a0-66be-430b-9e80-270d3393fac5"/>
+                                <pic:cNvPicPr>
+                                  <a:picLocks noChangeAspect="1"/>
+                                </pic:cNvPicPr>
+                              </pic:nvPicPr>
+                              <pic:blipFill>
+                                <a:blip r:embed="rId10"/>
+                                <a:srcRect l="43292" t="26660" r="21693" b="24394"/>
+                                <a:stretch>
+                                  <a:fillRect/>
+                                </a:stretch>
+                              </pic:blipFill>
+                              <pic:spPr>
+                                <a:xfrm rot="16200000">
+                                  <a:off x="15453" y="19290"/>
+                                  <a:ext cx="506" cy="1327"/>
+                                </a:xfrm>
+                                <a:prstGeom prst="rect">
+                                  <a:avLst/>
+                                </a:prstGeom>
+                              </pic:spPr>
+                            </pic:pic>
+                            <pic:pic xmlns:pic="http://schemas.openxmlformats.org/drawingml/2006/picture">
+                              <pic:nvPicPr>
+                                <pic:cNvPr id="31" name="图片 25"/>
+                                <pic:cNvPicPr>
+                                  <a:picLocks noChangeAspect="1" noChangeArrowheads="1"/>
+                                </pic:cNvPicPr>
+                              </pic:nvPicPr>
+                              <pic:blipFill>
+                                <a:blip r:embed="rId9">
+                                  <a:extLst>
+                                    <a:ext uri="{28A0092B-C50C-407E-A947-70E740481C1C}">
+                                      <a14:useLocalDpi xmlns:a14="http://schemas.microsoft.com/office/drawing/2010/main" val="0"/>
+                                    </a:ext>
+                                  </a:extLst>
+                                </a:blip>
+                                <a:srcRect/>
+                                <a:stretch>
+                                  <a:fillRect/>
+                                </a:stretch>
+                              </pic:blipFill>
+                              <pic:spPr>
+                                <a:xfrm>
+                                  <a:off x="14555" y="19046"/>
+                                  <a:ext cx="2273" cy="2273"/>
+                                </a:xfrm>
+                                <a:prstGeom prst="rect">
+                                  <a:avLst/>
+                                </a:prstGeom>
+                                <a:noFill/>
+                                <a:ln>
+                                  <a:noFill/>
+                                </a:ln>
+                              </pic:spPr>
+                            </pic:pic>
+                          </wpg:wgp>
+                        </a:graphicData>
+                      </a:graphic>
+                    </wp:anchor>
+                  </w:drawing>
+                </mc:Choice>
+                <mc:Fallback>
+                  <w:pict>
+                    <v:group id="_x0000_s1026" o:spid="_x0000_s1026" o:spt="203" style="position:absolute;left:0pt;margin-left:-14.3pt;margin-top:-35.85pt;height:113.6pt;width:113.6pt;z-index:251662336;mso-width-relative:page;mso-height-relative:page;" coordorigin="14555,19046" coordsize="2272,2272" o:gfxdata="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">
+                      <o:lock v:ext="edit" aspectratio="f"/>
+                      <v:shape id="图片 1" o:spid="_x0000_s1026" o:spt="75" alt="24f613a0-66be-430b-9e80-270d3393fac5" type="#_x0000_t75" style="position:absolute;left:15453;top:19290;height:1327;width:506;rotation:-5898240f;" filled="f" o:preferrelative="t" stroked="f" coordsize="21600,21600" o:gfxdata="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">
+                        <v:fill on="f" focussize="0,0"/>
+                        <v:stroke on="f"/>
+                        <v:imagedata r:id="rId10" cropleft="28372f" croptop="17472f" cropright="14217f" cropbottom="15987f" o:title=""/>
+                        <o:lock v:ext="edit" aspectratio="t"/>
+                      </v:shape>
+                      <v:shape id="图片 25" o:spid="_x0000_s1026" o:spt="75" type="#_x0000_t75" style="position:absolute;left:14555;top:19046;height:2273;width:2273;" filled="f" o:preferrelative="t" stroked="f" coordsize="21600,21600" o:gfxdata="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">
+                        <v:fill on="f" focussize="0,0"/>
+                        <v:stroke on="f"/>
+                        <v:imagedata r:id="rId9" o:title=""/>
+                        <o:lock v:ext="edit" aspectratio="t"/>
+                      </v:shape>
+                    </v:group>
+                  </w:pict>
+                </mc:Fallback>
+              </mc:AlternateContent>
+            </w:r>
           </w:p>
         </w:tc>
         <w:tc>
@@ -6578,7 +6684,7 @@
               <mc:AlternateContent>
                 <mc:Choice Requires="wpg">
                   <w:drawing>
-                    <wp:anchor distT="0" distB="0" distL="114300" distR="114300" simplePos="0" relativeHeight="251662336" behindDoc="0" locked="0" layoutInCell="1" allowOverlap="1">
+                    <wp:anchor distT="0" distB="0" distL="114300" distR="114300" simplePos="0" relativeHeight="251660288" behindDoc="0" locked="0" layoutInCell="1" allowOverlap="1">
                       <wp:simplePos x="0" y="0"/>
                       <wp:positionH relativeFrom="column">
                         <wp:posOffset>-388620</wp:posOffset>
@@ -6589,7 +6695,7 @@
                       <wp:extent cx="1443355" cy="1475740"/>
                       <wp:effectExtent l="0" t="0" r="4445" b="2540"/>
                       <wp:wrapNone/>
-                      <wp:docPr id="14" name="组合 14"/>
+                      <wp:docPr id="6" name="组合 6"/>
                       <wp:cNvGraphicFramePr/>
                       <a:graphic xmlns:a="http://schemas.openxmlformats.org/drawingml/2006/main">
                         <a:graphicData uri="http://schemas.microsoft.com/office/word/2010/wordprocessingGroup">
@@ -6611,7 +6717,7 @@
                                 </pic:cNvPicPr>
                               </pic:nvPicPr>
                               <pic:blipFill>
-                                <a:blip r:embed="rId10">
+                                <a:blip r:embed="rId11">
                                   <a:biLevel thresh="50000"/>
                                 </a:blip>
                                 <a:srcRect l="7865" t="11797" r="5322" b="19074"/>
@@ -6638,7 +6744,7 @@
                                 </pic:cNvPicPr>
                               </pic:nvPicPr>
                               <pic:blipFill>
-                                <a:blip r:embed="rId8">
+                                <a:blip r:embed="rId9">
                                   <a:extLst>
                                     <a:ext uri="{28A0092B-C50C-407E-A947-70E740481C1C}">
                                       <a14:useLocalDpi xmlns:a14="http://schemas.microsoft.com/office/drawing/2010/main" val="0"/>
@@ -6672,18 +6778,18 @@
                 </mc:Choice>
                 <mc:Fallback>
                   <w:pict>
-                    <v:group id="_x0000_s1026" o:spid="_x0000_s1026" o:spt="203" style="position:absolute;left:0pt;margin-left:-30.6pt;margin-top:-36.45pt;height:116.2pt;width:113.65pt;z-index:251662336;mso-width-relative:page;mso-height-relative:page;" coordorigin="3722,92738" coordsize="2273,2273" o:gfxdata="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">
+                    <v:group id="_x0000_s1026" o:spid="_x0000_s1026" o:spt="203" style="position:absolute;left:0pt;margin-left:-30.6pt;margin-top:-36.45pt;height:116.2pt;width:113.65pt;z-index:251660288;mso-width-relative:page;mso-height-relative:page;" coordorigin="3722,92738" coordsize="2273,2273" o:gfxdata="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">
                       <o:lock v:ext="edit" aspectratio="f"/>
                       <v:shape id="图片 59" o:spid="_x0000_s1026" o:spt="75" alt="图片1" type="#_x0000_t75" style="position:absolute;left:4057;top:93343;height:627;width:1468;" filled="f" o:preferrelative="t" stroked="f" coordsize="21600,21600" o:gfxdata="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">
                         <v:fill on="f" focussize="0,0"/>
                         <v:stroke on="f"/>
-                        <v:imagedata r:id="rId10" cropleft="5154f" croptop="7731f" cropright="3488f" cropbottom="12500f" grayscale="t" bilevel="t" o:title=""/>
+                        <v:imagedata r:id="rId11" cropleft="5154f" croptop="7731f" cropright="3488f" cropbottom="12500f" grayscale="t" bilevel="t" o:title=""/>
                         <o:lock v:ext="edit" aspectratio="t"/>
                       </v:shape>
                       <v:shape id="图片 23" o:spid="_x0000_s1026" o:spt="75" type="#_x0000_t75" style="position:absolute;left:3722;top:92738;height:2273;width:2273;" filled="f" o:preferrelative="t" stroked="f" coordsize="21600,21600" o:gfxdata="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">
                         <v:fill on="f" focussize="0,0"/>
                         <v:stroke on="f"/>
-                        <v:imagedata r:id="rId8" o:title=""/>
+                        <v:imagedata r:id="rId9" o:title=""/>
                         <o:lock v:ext="edit" aspectratio="t"/>
                       </v:shape>
                     </v:group>
@@ -7005,6 +7111,523 @@
           <w:rFonts w:ascii="Times New Roman" w:hAnsi="Times New Roman" w:eastAsia="微软雅黑" w:cs="Times New Roman"/>
           <w:sz w:val="24"/>
           <w:szCs w:val="24"/>
+          <w:lang w:eastAsia="zh-CN"/>
+        </w:rPr>
+      </w:pPr>
+    </w:p>
+    <w:tbl>
+      <w:tblPr>
+        <w:tblStyle w:val="36"/>
+        <w:tblW w:w="9066" w:type="dxa"/>
+        <w:jc w:val="right"/>
+        <w:tblLayout w:type="fixed"/>
+        <w:tblCellMar>
+          <w:top w:w="0" w:type="dxa"/>
+          <w:left w:w="0" w:type="dxa"/>
+          <w:bottom w:w="0" w:type="dxa"/>
+          <w:right w:w="0" w:type="dxa"/>
+        </w:tblCellMar>
+      </w:tblPr>
+      <w:tblGrid>
+        <w:gridCol w:w="1272"/>
+        <w:gridCol w:w="2306"/>
+        <w:gridCol w:w="1373"/>
+        <w:gridCol w:w="1640"/>
+        <w:gridCol w:w="2475"/>
+      </w:tblGrid>
+      <w:tr>
+        <w:trPr>
+          <w:trHeight w:val="441" w:hRule="exact"/>
+          <w:jc w:val="right"/>
+        </w:trPr>
+        <w:tc>
+          <w:tcPr>
+            <w:tcW w:w="1272" w:type="dxa"/>
+            <w:vAlign w:val="center"/>
+          </w:tcPr>
+          <w:p>
+            <w:pPr>
+              <w:pStyle w:val="20"/>
+              <w:spacing w:before="13"/>
+              <w:ind w:left="13" w:right="95"/>
+              <w:jc w:val="both"/>
+              <w:rPr>
+                <w:rFonts w:ascii="Times New Roman" w:hAnsi="Times New Roman" w:cs="Times New Roman"/>
+                <w:b/>
+                <w:sz w:val="24"/>
+                <w:szCs w:val="24"/>
+              </w:rPr>
+            </w:pPr>
+            <w:r>
+              <w:rPr>
+                <w:rFonts w:ascii="Times New Roman" w:hAnsi="Times New Roman" w:cs="Times New Roman"/>
+                <w:b/>
+                <w:sz w:val="24"/>
+                <w:szCs w:val="24"/>
+              </w:rPr>
+              <w:t>检测人：</w:t>
+            </w:r>
+          </w:p>
+        </w:tc>
+        <w:tc>
+          <w:tcPr>
+            <w:tcW w:w="2306" w:type="dxa"/>
+            <w:vAlign w:val="center"/>
+          </w:tcPr>
+          <w:p>
+            <w:pPr>
+              <w:pStyle w:val="20"/>
+              <w:spacing w:before="13"/>
+              <w:jc w:val="both"/>
+              <w:rPr>
+                <w:rFonts w:ascii="Times New Roman" w:hAnsi="Times New Roman" w:cs="Times New Roman"/>
+                <w:b/>
+                <w:sz w:val="24"/>
+                <w:szCs w:val="24"/>
+              </w:rPr>
+            </w:pPr>
+            <w:r>
+              <w:rPr>
+                <w:sz w:val="24"/>
+              </w:rPr>
+              <mc:AlternateContent>
+                <mc:Choice Requires="wpg">
+                  <w:drawing>
+                    <wp:anchor distT="0" distB="0" distL="114300" distR="114300" simplePos="0" relativeHeight="251659264" behindDoc="0" locked="0" layoutInCell="1" allowOverlap="1">
+                      <wp:simplePos x="0" y="0"/>
+                      <wp:positionH relativeFrom="column">
+                        <wp:posOffset>-521335</wp:posOffset>
+                      </wp:positionH>
+                      <wp:positionV relativeFrom="paragraph">
+                        <wp:posOffset>-472440</wp:posOffset>
+                      </wp:positionV>
+                      <wp:extent cx="1443355" cy="1443355"/>
+                      <wp:effectExtent l="0" t="0" r="4445" b="4445"/>
+                      <wp:wrapNone/>
+                      <wp:docPr id="7" name="组合 7"/>
+                      <wp:cNvGraphicFramePr/>
+                      <a:graphic xmlns:a="http://schemas.openxmlformats.org/drawingml/2006/main">
+                        <a:graphicData uri="http://schemas.microsoft.com/office/word/2010/wordprocessingGroup">
+                          <wpg:wgp>
+                            <wpg:cNvGrpSpPr/>
+                            <wpg:grpSpPr>
+                              <a:xfrm>
+                                <a:off x="0" y="0"/>
+                                <a:ext cx="1443355" cy="1443355"/>
+                                <a:chOff x="3513" y="94449"/>
+                                <a:chExt cx="2273" cy="2273"/>
+                              </a:xfrm>
+                            </wpg:grpSpPr>
+                            <pic:pic xmlns:pic="http://schemas.openxmlformats.org/drawingml/2006/picture">
+                              <pic:nvPicPr>
+                                <pic:cNvPr id="110" name="图片 29" descr="IMG_256"/>
+                                <pic:cNvPicPr>
+                                  <a:picLocks noChangeAspect="1"/>
+                                </pic:cNvPicPr>
+                              </pic:nvPicPr>
+                              <pic:blipFill>
+                                <a:blip r:embed="rId12">
+                                  <a:clrChange>
+                                    <a:clrFrom>
+                                      <a:srgbClr val="FFFFFF">
+                                        <a:alpha val="100000"/>
+                                      </a:srgbClr>
+                                    </a:clrFrom>
+                                    <a:clrTo>
+                                      <a:srgbClr val="FFFFFF">
+                                        <a:alpha val="100000"/>
+                                        <a:alpha val="0"/>
+                                      </a:srgbClr>
+                                    </a:clrTo>
+                                  </a:clrChange>
+                                </a:blip>
+                                <a:stretch>
+                                  <a:fillRect/>
+                                </a:stretch>
+                              </pic:blipFill>
+                              <pic:spPr>
+                                <a:xfrm>
+                                  <a:off x="4208" y="95052"/>
+                                  <a:ext cx="975" cy="570"/>
+                                </a:xfrm>
+                                <a:prstGeom prst="rect">
+                                  <a:avLst/>
+                                </a:prstGeom>
+                                <a:noFill/>
+                                <a:ln w="9525">
+                                  <a:noFill/>
+                                </a:ln>
+                              </pic:spPr>
+                            </pic:pic>
+                            <pic:pic xmlns:pic="http://schemas.openxmlformats.org/drawingml/2006/picture">
+                              <pic:nvPicPr>
+                                <pic:cNvPr id="9" name="图片 25"/>
+                                <pic:cNvPicPr>
+                                  <a:picLocks noChangeAspect="1" noChangeArrowheads="1"/>
+                                </pic:cNvPicPr>
+                              </pic:nvPicPr>
+                              <pic:blipFill>
+                                <a:blip r:embed="rId9">
+                                  <a:extLst>
+                                    <a:ext uri="{28A0092B-C50C-407E-A947-70E740481C1C}">
+                                      <a14:useLocalDpi xmlns:a14="http://schemas.microsoft.com/office/drawing/2010/main" val="0"/>
+                                    </a:ext>
+                                  </a:extLst>
+                                </a:blip>
+                                <a:srcRect/>
+                                <a:stretch>
+                                  <a:fillRect/>
+                                </a:stretch>
+                              </pic:blipFill>
+                              <pic:spPr>
+                                <a:xfrm>
+                                  <a:off x="3513" y="94449"/>
+                                  <a:ext cx="2273" cy="2273"/>
+                                </a:xfrm>
+                                <a:prstGeom prst="rect">
+                                  <a:avLst/>
+                                </a:prstGeom>
+                                <a:noFill/>
+                                <a:ln>
+                                  <a:noFill/>
+                                </a:ln>
+                              </pic:spPr>
+                            </pic:pic>
+                          </wpg:wgp>
+                        </a:graphicData>
+                      </a:graphic>
+                    </wp:anchor>
+                  </w:drawing>
+                </mc:Choice>
+                <mc:Fallback>
+                  <w:pict>
+                    <v:group id="_x0000_s1026" o:spid="_x0000_s1026" o:spt="203" style="position:absolute;left:0pt;margin-left:-41.05pt;margin-top:-37.2pt;height:113.65pt;width:113.65pt;z-index:251659264;mso-width-relative:page;mso-height-relative:page;" coordorigin="3513,94449" coordsize="2273,2273" o:gfxdata="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">
+                      <o:lock v:ext="edit" aspectratio="f"/>
+                      <v:shape id="图片 29" o:spid="_x0000_s1026" o:spt="75" alt="IMG_256" type="#_x0000_t75" style="position:absolute;left:4208;top:95052;height:570;width:975;" filled="f" o:preferrelative="t" stroked="f" coordsize="21600,21600" o:gfxdata="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">
+                        <v:fill on="f" focussize="0,0"/>
+                        <v:stroke on="f"/>
+                        <v:imagedata r:id="rId12" chromakey="#FFFFFF" o:title=""/>
+                        <o:lock v:ext="edit" aspectratio="t"/>
+                      </v:shape>
+                      <v:shape id="图片 25" o:spid="_x0000_s1026" o:spt="75" type="#_x0000_t75" style="position:absolute;left:3513;top:94449;height:2273;width:2273;" filled="f" o:preferrelative="t" stroked="f" coordsize="21600,21600" o:gfxdata="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">
+                        <v:fill on="f" focussize="0,0"/>
+                        <v:stroke on="f"/>
+                        <v:imagedata r:id="rId9" o:title=""/>
+                        <o:lock v:ext="edit" aspectratio="t"/>
+                      </v:shape>
+                    </v:group>
+                  </w:pict>
+                </mc:Fallback>
+              </mc:AlternateContent>
+            </w:r>
+          </w:p>
+        </w:tc>
+        <w:tc>
+          <w:tcPr>
+            <w:tcW w:w="1373" w:type="dxa"/>
+            <w:vAlign w:val="center"/>
+          </w:tcPr>
+          <w:p>
+            <w:pPr>
+              <w:pStyle w:val="20"/>
+              <w:spacing w:before="13"/>
+              <w:jc w:val="both"/>
+              <w:rPr>
+                <w:rFonts w:ascii="Times New Roman" w:hAnsi="Times New Roman" w:cs="Times New Roman"/>
+                <w:b/>
+                <w:sz w:val="24"/>
+                <w:szCs w:val="24"/>
+              </w:rPr>
+            </w:pPr>
+            <w:r>
+              <w:rPr>
+                <w:rFonts w:hint="eastAsia" w:ascii="Times New Roman" w:hAnsi="Times New Roman" w:cs="Times New Roman"/>
+                <w:b/>
+                <w:sz w:val="24"/>
+                <w:szCs w:val="24"/>
+                <w:lang w:val="en-US" w:eastAsia="zh-CN"/>
+              </w:rPr>
+              <w:t>报告医生</w:t>
+            </w:r>
+            <w:r>
+              <w:rPr>
+                <w:rFonts w:ascii="Times New Roman" w:hAnsi="Times New Roman" w:cs="Times New Roman"/>
+                <w:b/>
+                <w:sz w:val="24"/>
+                <w:szCs w:val="24"/>
+                <w:lang w:eastAsia="zh-CN"/>
+              </w:rPr>
+              <w:t>：</w:t>
+            </w:r>
+          </w:p>
+        </w:tc>
+        <w:tc>
+          <w:tcPr>
+            <w:tcW w:w="1640" w:type="dxa"/>
+            <w:vAlign w:val="center"/>
+          </w:tcPr>
+          <w:p>
+            <w:pPr>
+              <w:pStyle w:val="20"/>
+              <w:spacing w:before="13"/>
+              <w:ind w:right="15"/>
+              <w:jc w:val="both"/>
+              <w:rPr>
+                <w:rFonts w:ascii="Times New Roman" w:hAnsi="Times New Roman" w:cs="Times New Roman"/>
+                <w:b/>
+                <w:sz w:val="24"/>
+                <w:szCs w:val="24"/>
+              </w:rPr>
+            </w:pPr>
+          </w:p>
+        </w:tc>
+        <w:tc>
+          <w:tcPr>
+            <w:tcW w:w="2475" w:type="dxa"/>
+            <w:vAlign w:val="center"/>
+          </w:tcPr>
+          <w:p>
+            <w:pPr>
+              <w:pStyle w:val="20"/>
+              <w:spacing w:before="13"/>
+              <w:ind w:right="15"/>
+              <w:jc w:val="both"/>
+              <w:rPr>
+                <w:rFonts w:hint="eastAsia" w:ascii="Times New Roman" w:hAnsi="Times New Roman" w:eastAsia="宋体" w:cs="Times New Roman"/>
+                <w:b/>
+                <w:sz w:val="24"/>
+                <w:szCs w:val="24"/>
+                <w:lang w:val="en-US" w:eastAsia="zh-CN"/>
+              </w:rPr>
+            </w:pPr>
+            <w:r>
+              <w:rPr>
+                <w:rFonts w:hint="eastAsia" w:ascii="Times New Roman" w:hAnsi="Times New Roman" w:cs="Times New Roman"/>
+                <w:b/>
+                <w:sz w:val="24"/>
+                <w:szCs w:val="24"/>
+                <w:lang w:val="en-US" w:eastAsia="zh-CN"/>
+              </w:rPr>
+              <w:t>审核医生：</w:t>
+            </w:r>
+          </w:p>
+        </w:tc>
+      </w:tr>
+      <w:tr>
+        <w:tblPrEx>
+          <w:tblCellMar>
+            <w:top w:w="0" w:type="dxa"/>
+            <w:left w:w="0" w:type="dxa"/>
+            <w:bottom w:w="0" w:type="dxa"/>
+            <w:right w:w="0" w:type="dxa"/>
+          </w:tblCellMar>
+        </w:tblPrEx>
+        <w:trPr>
+          <w:trHeight w:val="457" w:hRule="exact"/>
+          <w:jc w:val="right"/>
+        </w:trPr>
+        <w:tc>
+          <w:tcPr>
+            <w:tcW w:w="1272" w:type="dxa"/>
+            <w:vAlign w:val="center"/>
+          </w:tcPr>
+          <w:p>
+            <w:pPr>
+              <w:pStyle w:val="20"/>
+              <w:spacing w:line="341" w:lineRule="exact"/>
+              <w:ind w:left="13" w:right="165"/>
+              <w:jc w:val="both"/>
+              <w:rPr>
+                <w:rFonts w:ascii="Times New Roman" w:hAnsi="Times New Roman" w:cs="Times New Roman"/>
+                <w:b/>
+                <w:sz w:val="24"/>
+                <w:szCs w:val="24"/>
+              </w:rPr>
+            </w:pPr>
+            <w:r>
+              <w:rPr>
+                <w:rFonts w:ascii="Times New Roman" w:hAnsi="Times New Roman" w:cs="Times New Roman"/>
+                <w:b/>
+                <w:sz w:val="24"/>
+                <w:szCs w:val="24"/>
+              </w:rPr>
+              <w:t>日</w:t>
+            </w:r>
+            <w:r>
+              <w:rPr>
+                <w:rFonts w:ascii="Times New Roman" w:hAnsi="Times New Roman" w:cs="Times New Roman"/>
+                <w:b/>
+                <w:sz w:val="24"/>
+                <w:szCs w:val="24"/>
+                <w:lang w:eastAsia="zh-CN"/>
+              </w:rPr>
+              <w:t xml:space="preserve">  </w:t>
+            </w:r>
+            <w:r>
+              <w:rPr>
+                <w:rFonts w:ascii="Times New Roman" w:hAnsi="Times New Roman" w:cs="Times New Roman"/>
+                <w:b/>
+                <w:sz w:val="24"/>
+                <w:szCs w:val="24"/>
+              </w:rPr>
+              <w:t>期：</w:t>
+            </w:r>
+          </w:p>
+        </w:tc>
+        <w:tc>
+          <w:tcPr>
+            <w:tcW w:w="2306" w:type="dxa"/>
+            <w:vAlign w:val="center"/>
+          </w:tcPr>
+          <w:p>
+            <w:pPr>
+              <w:pStyle w:val="20"/>
+              <w:spacing w:line="363" w:lineRule="exact"/>
+              <w:jc w:val="both"/>
+              <w:rPr>
+                <w:rFonts w:ascii="Times New Roman" w:hAnsi="Times New Roman" w:cs="Times New Roman"/>
+                <w:sz w:val="24"/>
+                <w:szCs w:val="24"/>
+              </w:rPr>
+            </w:pPr>
+            <w:r>
+              <w:rPr>
+                <w:rFonts w:ascii="Times New Roman" w:hAnsi="Times New Roman" w:cs="Times New Roman"/>
+                <w:kern w:val="2"/>
+                <w:sz w:val="24"/>
+                <w:szCs w:val="24"/>
+                <w:lang w:eastAsia="zh-CN"/>
+              </w:rPr>
+              <w:t>{{ reportdate }}</w:t>
+            </w:r>
+          </w:p>
+        </w:tc>
+        <w:tc>
+          <w:tcPr>
+            <w:tcW w:w="1373" w:type="dxa"/>
+            <w:vAlign w:val="center"/>
+          </w:tcPr>
+          <w:p>
+            <w:pPr>
+              <w:pStyle w:val="20"/>
+              <w:spacing w:line="341" w:lineRule="exact"/>
+              <w:jc w:val="both"/>
+              <w:rPr>
+                <w:rFonts w:ascii="Times New Roman" w:hAnsi="Times New Roman" w:cs="Times New Roman"/>
+                <w:b/>
+                <w:sz w:val="24"/>
+                <w:szCs w:val="24"/>
+              </w:rPr>
+            </w:pPr>
+          </w:p>
+        </w:tc>
+        <w:tc>
+          <w:tcPr>
+            <w:tcW w:w="1640" w:type="dxa"/>
+            <w:vAlign w:val="center"/>
+          </w:tcPr>
+          <w:p>
+            <w:pPr>
+              <w:pStyle w:val="20"/>
+              <w:spacing w:line="363" w:lineRule="exact"/>
+              <w:ind w:right="15"/>
+              <w:jc w:val="both"/>
+              <w:rPr>
+                <w:rFonts w:ascii="Times New Roman" w:hAnsi="Times New Roman" w:cs="Times New Roman"/>
+                <w:sz w:val="24"/>
+                <w:szCs w:val="24"/>
+              </w:rPr>
+            </w:pPr>
+          </w:p>
+        </w:tc>
+        <w:tc>
+          <w:tcPr>
+            <w:tcW w:w="2475" w:type="dxa"/>
+            <w:vAlign w:val="center"/>
+          </w:tcPr>
+          <w:p>
+            <w:pPr>
+              <w:pStyle w:val="20"/>
+              <w:spacing w:line="363" w:lineRule="exact"/>
+              <w:ind w:right="15"/>
+              <w:jc w:val="both"/>
+              <w:rPr>
+                <w:rFonts w:ascii="Times New Roman" w:hAnsi="Times New Roman" w:cs="Times New Roman"/>
+                <w:kern w:val="2"/>
+                <w:sz w:val="24"/>
+                <w:szCs w:val="24"/>
+                <w:lang w:eastAsia="zh-CN"/>
+              </w:rPr>
+            </w:pPr>
+          </w:p>
+        </w:tc>
+      </w:tr>
+    </w:tbl>
+    <w:p>
+      <w:pPr>
+        <w:rPr>
+          <w:rFonts w:ascii="Times New Roman" w:hAnsi="Times New Roman" w:eastAsia="微软雅黑" w:cs="Times New Roman"/>
+          <w:sz w:val="24"/>
+          <w:szCs w:val="24"/>
+          <w:lang w:eastAsia="zh-CN"/>
+        </w:rPr>
+      </w:pPr>
+      <w:r>
+        <w:rPr>
+          <w:rFonts w:hint="eastAsia" w:ascii="Times New Roman" w:hAnsi="Times New Roman" w:eastAsia="微软雅黑" w:cs="Times New Roman"/>
+          <w:sz w:val="24"/>
+          <w:szCs w:val="24"/>
+          <w:lang w:eastAsia="zh-CN"/>
+        </w:rPr>
+        <w:t xml:space="preserve">{% endif %}{% if testedby == </w:t>
+      </w:r>
+      <w:r>
+        <w:rPr>
+          <w:rFonts w:ascii="Times New Roman" w:hAnsi="Times New Roman" w:eastAsia="微软雅黑" w:cs="Times New Roman"/>
+          <w:sz w:val="24"/>
+          <w:szCs w:val="24"/>
+          <w:lang w:eastAsia="zh-CN"/>
+        </w:rPr>
+        <w:t>“</w:t>
+      </w:r>
+      <w:r>
+        <w:rPr>
+          <w:rFonts w:hint="eastAsia" w:ascii="Times New Roman" w:hAnsi="Times New Roman" w:eastAsia="微软雅黑" w:cs="Times New Roman"/>
+          <w:sz w:val="24"/>
+          <w:szCs w:val="24"/>
+          <w:lang w:eastAsia="zh-CN"/>
+        </w:rPr>
+        <w:t>5</w:t>
+      </w:r>
+      <w:r>
+        <w:rPr>
+          <w:rFonts w:ascii="Times New Roman" w:hAnsi="Times New Roman" w:eastAsia="微软雅黑" w:cs="Times New Roman"/>
+          <w:sz w:val="24"/>
+          <w:szCs w:val="24"/>
+          <w:lang w:eastAsia="zh-CN"/>
+        </w:rPr>
+        <w:t>”</w:t>
+      </w:r>
+      <w:r>
+        <w:rPr>
+          <w:rFonts w:hint="eastAsia" w:ascii="Times New Roman" w:hAnsi="Times New Roman" w:eastAsia="微软雅黑" w:cs="Times New Roman"/>
+          <w:sz w:val="24"/>
+          <w:szCs w:val="24"/>
+          <w:lang w:eastAsia="zh-CN"/>
+        </w:rPr>
+        <w:t xml:space="preserve"> %}</w:t>
+      </w:r>
+    </w:p>
+    <w:p>
+      <w:pPr>
+        <w:rPr>
+          <w:lang w:eastAsia="zh-CN"/>
+        </w:rPr>
+      </w:pPr>
+    </w:p>
+    <w:p>
+      <w:pPr>
+        <w:rPr>
           <w:lang w:eastAsia="zh-CN"/>
         </w:rPr>
       </w:pPr>
@@ -7088,140 +7711,6 @@
                 <w:szCs w:val="24"/>
               </w:rPr>
             </w:pPr>
-            <w:r>
-              <w:rPr>
-                <w:sz w:val="24"/>
-              </w:rPr>
-              <mc:AlternateContent>
-                <mc:Choice Requires="wpg">
-                  <w:drawing>
-                    <wp:anchor distT="0" distB="0" distL="114300" distR="114300" simplePos="0" relativeHeight="251661312" behindDoc="0" locked="0" layoutInCell="1" allowOverlap="1">
-                      <wp:simplePos x="0" y="0"/>
-                      <wp:positionH relativeFrom="column">
-                        <wp:posOffset>-521335</wp:posOffset>
-                      </wp:positionH>
-                      <wp:positionV relativeFrom="paragraph">
-                        <wp:posOffset>-472440</wp:posOffset>
-                      </wp:positionV>
-                      <wp:extent cx="1443355" cy="1443355"/>
-                      <wp:effectExtent l="0" t="0" r="4445" b="4445"/>
-                      <wp:wrapNone/>
-                      <wp:docPr id="13" name="组合 13"/>
-                      <wp:cNvGraphicFramePr/>
-                      <a:graphic xmlns:a="http://schemas.openxmlformats.org/drawingml/2006/main">
-                        <a:graphicData uri="http://schemas.microsoft.com/office/word/2010/wordprocessingGroup">
-                          <wpg:wgp>
-                            <wpg:cNvGrpSpPr/>
-                            <wpg:grpSpPr>
-                              <a:xfrm>
-                                <a:off x="0" y="0"/>
-                                <a:ext cx="1443355" cy="1443355"/>
-                                <a:chOff x="3513" y="94449"/>
-                                <a:chExt cx="2273" cy="2273"/>
-                              </a:xfrm>
-                            </wpg:grpSpPr>
-                            <pic:pic xmlns:pic="http://schemas.openxmlformats.org/drawingml/2006/picture">
-                              <pic:nvPicPr>
-                                <pic:cNvPr id="110" name="图片 29" descr="IMG_256"/>
-                                <pic:cNvPicPr>
-                                  <a:picLocks noChangeAspect="1"/>
-                                </pic:cNvPicPr>
-                              </pic:nvPicPr>
-                              <pic:blipFill>
-                                <a:blip r:embed="rId11">
-                                  <a:clrChange>
-                                    <a:clrFrom>
-                                      <a:srgbClr val="FFFFFF">
-                                        <a:alpha val="100000"/>
-                                      </a:srgbClr>
-                                    </a:clrFrom>
-                                    <a:clrTo>
-                                      <a:srgbClr val="FFFFFF">
-                                        <a:alpha val="100000"/>
-                                        <a:alpha val="0"/>
-                                      </a:srgbClr>
-                                    </a:clrTo>
-                                  </a:clrChange>
-                                </a:blip>
-                                <a:stretch>
-                                  <a:fillRect/>
-                                </a:stretch>
-                              </pic:blipFill>
-                              <pic:spPr>
-                                <a:xfrm>
-                                  <a:off x="4208" y="95052"/>
-                                  <a:ext cx="975" cy="570"/>
-                                </a:xfrm>
-                                <a:prstGeom prst="rect">
-                                  <a:avLst/>
-                                </a:prstGeom>
-                                <a:noFill/>
-                                <a:ln w="9525">
-                                  <a:noFill/>
-                                </a:ln>
-                              </pic:spPr>
-                            </pic:pic>
-                            <pic:pic xmlns:pic="http://schemas.openxmlformats.org/drawingml/2006/picture">
-                              <pic:nvPicPr>
-                                <pic:cNvPr id="33" name="图片 25"/>
-                                <pic:cNvPicPr>
-                                  <a:picLocks noChangeAspect="1" noChangeArrowheads="1"/>
-                                </pic:cNvPicPr>
-                              </pic:nvPicPr>
-                              <pic:blipFill>
-                                <a:blip r:embed="rId8">
-                                  <a:extLst>
-                                    <a:ext uri="{28A0092B-C50C-407E-A947-70E740481C1C}">
-                                      <a14:useLocalDpi xmlns:a14="http://schemas.microsoft.com/office/drawing/2010/main" val="0"/>
-                                    </a:ext>
-                                  </a:extLst>
-                                </a:blip>
-                                <a:srcRect/>
-                                <a:stretch>
-                                  <a:fillRect/>
-                                </a:stretch>
-                              </pic:blipFill>
-                              <pic:spPr>
-                                <a:xfrm>
-                                  <a:off x="3513" y="94449"/>
-                                  <a:ext cx="2273" cy="2273"/>
-                                </a:xfrm>
-                                <a:prstGeom prst="rect">
-                                  <a:avLst/>
-                                </a:prstGeom>
-                                <a:noFill/>
-                                <a:ln>
-                                  <a:noFill/>
-                                </a:ln>
-                              </pic:spPr>
-                            </pic:pic>
-                          </wpg:wgp>
-                        </a:graphicData>
-                      </a:graphic>
-                    </wp:anchor>
-                  </w:drawing>
-                </mc:Choice>
-                <mc:Fallback>
-                  <w:pict>
-                    <v:group id="_x0000_s1026" o:spid="_x0000_s1026" o:spt="203" style="position:absolute;left:0pt;margin-left:-41.05pt;margin-top:-37.2pt;height:113.65pt;width:113.65pt;z-index:251661312;mso-width-relative:page;mso-height-relative:page;" coordorigin="3513,94449" coordsize="2273,2273" o:gfxdata="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">
-                      <o:lock v:ext="edit" aspectratio="f"/>
-                      <v:shape id="图片 29" o:spid="_x0000_s1026" o:spt="75" alt="IMG_256" type="#_x0000_t75" style="position:absolute;left:4208;top:95052;height:570;width:975;" filled="f" o:preferrelative="t" stroked="f" coordsize="21600,21600" o:gfxdata="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">
-                        <v:fill on="f" focussize="0,0"/>
-                        <v:stroke on="f"/>
-                        <v:imagedata r:id="rId11" chromakey="#FFFFFF" o:title=""/>
-                        <o:lock v:ext="edit" aspectratio="t"/>
-                      </v:shape>
-                      <v:shape id="图片 25" o:spid="_x0000_s1026" o:spt="75" type="#_x0000_t75" style="position:absolute;left:3513;top:94449;height:2273;width:2273;" filled="f" o:preferrelative="t" stroked="f" coordsize="21600,21600" o:gfxdata="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">
-                        <v:fill on="f" focussize="0,0"/>
-                        <v:stroke on="f"/>
-                        <v:imagedata r:id="rId8" o:title=""/>
-                        <o:lock v:ext="edit" aspectratio="t"/>
-                      </v:shape>
-                    </v:group>
-                  </w:pict>
-                </mc:Fallback>
-              </mc:AlternateContent>
-            </w:r>
           </w:p>
         </w:tc>
         <w:tc>
@@ -7499,7 +7988,7 @@
           <w:szCs w:val="24"/>
           <w:lang w:eastAsia="zh-CN"/>
         </w:rPr>
-        <w:t>5</w:t>
+        <w:t>6</w:t>
       </w:r>
       <w:r>
         <w:rPr>
@@ -7523,6 +8012,9 @@
     <w:p>
       <w:pPr>
         <w:rPr>
+          <w:rFonts w:ascii="Times New Roman" w:hAnsi="Times New Roman" w:eastAsia="微软雅黑" w:cs="Times New Roman"/>
+          <w:sz w:val="24"/>
+          <w:szCs w:val="24"/>
           <w:lang w:eastAsia="zh-CN"/>
         </w:rPr>
       </w:pPr>
@@ -7530,6 +8022,9 @@
     <w:p>
       <w:pPr>
         <w:rPr>
+          <w:rFonts w:ascii="Times New Roman" w:hAnsi="Times New Roman" w:eastAsia="微软雅黑" w:cs="Times New Roman"/>
+          <w:sz w:val="24"/>
+          <w:szCs w:val="24"/>
           <w:lang w:eastAsia="zh-CN"/>
         </w:rPr>
       </w:pPr>
@@ -7859,573 +8354,21 @@
     <w:p>
       <w:pPr>
         <w:rPr>
-          <w:rFonts w:ascii="Times New Roman" w:hAnsi="Times New Roman" w:eastAsia="微软雅黑" w:cs="Times New Roman"/>
-          <w:sz w:val="24"/>
-          <w:szCs w:val="24"/>
-          <w:lang w:eastAsia="zh-CN"/>
-        </w:rPr>
-      </w:pPr>
-      <w:r>
-        <w:rPr>
-          <w:rFonts w:hint="eastAsia" w:ascii="Times New Roman" w:hAnsi="Times New Roman" w:eastAsia="微软雅黑" w:cs="Times New Roman"/>
-          <w:sz w:val="24"/>
-          <w:szCs w:val="24"/>
-          <w:lang w:eastAsia="zh-CN"/>
-        </w:rPr>
-        <w:t xml:space="preserve">{% endif %}{% if testedby == </w:t>
-      </w:r>
-      <w:r>
-        <w:rPr>
-          <w:rFonts w:ascii="Times New Roman" w:hAnsi="Times New Roman" w:eastAsia="微软雅黑" w:cs="Times New Roman"/>
-          <w:sz w:val="24"/>
-          <w:szCs w:val="24"/>
-          <w:lang w:eastAsia="zh-CN"/>
-        </w:rPr>
-        <w:t>“</w:t>
-      </w:r>
-      <w:r>
-        <w:rPr>
-          <w:rFonts w:hint="eastAsia" w:ascii="Times New Roman" w:hAnsi="Times New Roman" w:eastAsia="微软雅黑" w:cs="Times New Roman"/>
-          <w:sz w:val="24"/>
-          <w:szCs w:val="24"/>
-          <w:lang w:eastAsia="zh-CN"/>
-        </w:rPr>
-        <w:t>6</w:t>
-      </w:r>
-      <w:r>
-        <w:rPr>
-          <w:rFonts w:ascii="Times New Roman" w:hAnsi="Times New Roman" w:eastAsia="微软雅黑" w:cs="Times New Roman"/>
-          <w:sz w:val="24"/>
-          <w:szCs w:val="24"/>
-          <w:lang w:eastAsia="zh-CN"/>
-        </w:rPr>
-        <w:t>”</w:t>
-      </w:r>
-      <w:r>
-        <w:rPr>
-          <w:rFonts w:hint="eastAsia" w:ascii="Times New Roman" w:hAnsi="Times New Roman" w:eastAsia="微软雅黑" w:cs="Times New Roman"/>
-          <w:sz w:val="24"/>
-          <w:szCs w:val="24"/>
-          <w:lang w:eastAsia="zh-CN"/>
-        </w:rPr>
-        <w:t xml:space="preserve"> %}</w:t>
-      </w:r>
-    </w:p>
-    <w:p>
-      <w:pPr>
-        <w:rPr>
-          <w:rFonts w:ascii="Times New Roman" w:hAnsi="Times New Roman" w:eastAsia="微软雅黑" w:cs="Times New Roman"/>
-          <w:sz w:val="24"/>
-          <w:szCs w:val="24"/>
-          <w:lang w:eastAsia="zh-CN"/>
-        </w:rPr>
-      </w:pPr>
-    </w:p>
-    <w:p>
-      <w:pPr>
-        <w:rPr>
-          <w:rFonts w:ascii="Times New Roman" w:hAnsi="Times New Roman" w:eastAsia="微软雅黑" w:cs="Times New Roman"/>
-          <w:sz w:val="24"/>
-          <w:szCs w:val="24"/>
-          <w:lang w:eastAsia="zh-CN"/>
-        </w:rPr>
-      </w:pPr>
-    </w:p>
-    <w:tbl>
-      <w:tblPr>
-        <w:tblStyle w:val="36"/>
-        <w:tblW w:w="9066" w:type="dxa"/>
-        <w:jc w:val="right"/>
-        <w:tblLayout w:type="fixed"/>
-        <w:tblCellMar>
-          <w:top w:w="0" w:type="dxa"/>
-          <w:left w:w="0" w:type="dxa"/>
-          <w:bottom w:w="0" w:type="dxa"/>
-          <w:right w:w="0" w:type="dxa"/>
-        </w:tblCellMar>
-      </w:tblPr>
-      <w:tblGrid>
-        <w:gridCol w:w="1272"/>
-        <w:gridCol w:w="2306"/>
-        <w:gridCol w:w="1373"/>
-        <w:gridCol w:w="1640"/>
-        <w:gridCol w:w="2475"/>
-      </w:tblGrid>
-      <w:tr>
-        <w:tblPrEx>
-          <w:tblCellMar>
-            <w:top w:w="0" w:type="dxa"/>
-            <w:left w:w="0" w:type="dxa"/>
-            <w:bottom w:w="0" w:type="dxa"/>
-            <w:right w:w="0" w:type="dxa"/>
-          </w:tblCellMar>
-        </w:tblPrEx>
-        <w:trPr>
-          <w:trHeight w:val="441" w:hRule="exact"/>
-          <w:jc w:val="right"/>
-        </w:trPr>
-        <w:tc>
-          <w:tcPr>
-            <w:tcW w:w="1272" w:type="dxa"/>
-            <w:vAlign w:val="center"/>
-          </w:tcPr>
-          <w:p>
-            <w:pPr>
-              <w:pStyle w:val="20"/>
-              <w:spacing w:before="13"/>
-              <w:ind w:left="13" w:right="95"/>
-              <w:jc w:val="both"/>
-              <w:rPr>
-                <w:rFonts w:ascii="Times New Roman" w:hAnsi="Times New Roman" w:cs="Times New Roman"/>
-                <w:b/>
-                <w:sz w:val="24"/>
-                <w:szCs w:val="24"/>
-              </w:rPr>
-            </w:pPr>
-            <w:r>
-              <w:rPr>
-                <w:rFonts w:ascii="Times New Roman" w:hAnsi="Times New Roman" w:cs="Times New Roman"/>
-                <w:b/>
-                <w:sz w:val="24"/>
-                <w:szCs w:val="24"/>
-              </w:rPr>
-              <w:t>检测人：</w:t>
-            </w:r>
-          </w:p>
-        </w:tc>
-        <w:tc>
-          <w:tcPr>
-            <w:tcW w:w="2306" w:type="dxa"/>
-            <w:vAlign w:val="center"/>
-          </w:tcPr>
-          <w:p>
-            <w:pPr>
-              <w:pStyle w:val="20"/>
-              <w:spacing w:before="13"/>
-              <w:jc w:val="both"/>
-              <w:rPr>
-                <w:rFonts w:ascii="Times New Roman" w:hAnsi="Times New Roman" w:cs="Times New Roman"/>
-                <w:b/>
-                <w:sz w:val="24"/>
-                <w:szCs w:val="24"/>
-              </w:rPr>
-            </w:pPr>
-            <w:r>
-              <w:rPr>
-                <w:sz w:val="24"/>
-              </w:rPr>
-              <mc:AlternateContent>
-                <mc:Choice Requires="wpg">
-                  <w:drawing>
-                    <wp:anchor distT="0" distB="0" distL="114300" distR="114300" simplePos="0" relativeHeight="251663360" behindDoc="0" locked="0" layoutInCell="1" allowOverlap="1">
-                      <wp:simplePos x="0" y="0"/>
-                      <wp:positionH relativeFrom="column">
-                        <wp:posOffset>-563245</wp:posOffset>
-                      </wp:positionH>
-                      <wp:positionV relativeFrom="paragraph">
-                        <wp:posOffset>-597535</wp:posOffset>
-                      </wp:positionV>
-                      <wp:extent cx="1443355" cy="1443355"/>
-                      <wp:effectExtent l="0" t="0" r="4445" b="4445"/>
-                      <wp:wrapNone/>
-                      <wp:docPr id="15" name="组合 15"/>
-                      <wp:cNvGraphicFramePr/>
-                      <a:graphic xmlns:a="http://schemas.openxmlformats.org/drawingml/2006/main">
-                        <a:graphicData uri="http://schemas.microsoft.com/office/word/2010/wordprocessingGroup">
-                          <wpg:wgp>
-                            <wpg:cNvGrpSpPr/>
-                            <wpg:grpSpPr>
-                              <a:xfrm>
-                                <a:off x="0" y="0"/>
-                                <a:ext cx="1443355" cy="1443355"/>
-                                <a:chOff x="3447" y="97780"/>
-                                <a:chExt cx="2273" cy="2273"/>
-                              </a:xfrm>
-                            </wpg:grpSpPr>
-                            <pic:pic xmlns:pic="http://schemas.openxmlformats.org/drawingml/2006/picture">
-                              <pic:nvPicPr>
-                                <pic:cNvPr id="50" name="图片 1" descr="IMG_256"/>
-                                <pic:cNvPicPr>
-                                  <a:picLocks noChangeAspect="1"/>
-                                </pic:cNvPicPr>
-                              </pic:nvPicPr>
-                              <pic:blipFill>
-                                <a:blip r:embed="rId12">
-                                  <a:clrChange>
-                                    <a:clrFrom>
-                                      <a:srgbClr val="AAA9A5">
-                                        <a:alpha val="100000"/>
-                                      </a:srgbClr>
-                                    </a:clrFrom>
-                                    <a:clrTo>
-                                      <a:srgbClr val="AAA9A5">
-                                        <a:alpha val="100000"/>
-                                        <a:alpha val="0"/>
-                                      </a:srgbClr>
-                                    </a:clrTo>
-                                  </a:clrChange>
-                                </a:blip>
-                                <a:srcRect l="27431" t="30452" r="31962" b="18126"/>
-                                <a:stretch>
-                                  <a:fillRect/>
-                                </a:stretch>
-                              </pic:blipFill>
-                              <pic:spPr>
-                                <a:xfrm>
-                                  <a:off x="4190" y="98395"/>
-                                  <a:ext cx="781" cy="989"/>
-                                </a:xfrm>
-                                <a:prstGeom prst="rect">
-                                  <a:avLst/>
-                                </a:prstGeom>
-                                <a:noFill/>
-                                <a:ln w="9525">
-                                  <a:noFill/>
-                                </a:ln>
-                              </pic:spPr>
-                            </pic:pic>
-                            <pic:pic xmlns:pic="http://schemas.openxmlformats.org/drawingml/2006/picture">
-                              <pic:nvPicPr>
-                                <pic:cNvPr id="11" name="图片 25"/>
-                                <pic:cNvPicPr>
-                                  <a:picLocks noChangeAspect="1" noChangeArrowheads="1"/>
-                                </pic:cNvPicPr>
-                              </pic:nvPicPr>
-                              <pic:blipFill>
-                                <a:blip r:embed="rId8">
-                                  <a:extLst>
-                                    <a:ext uri="{28A0092B-C50C-407E-A947-70E740481C1C}">
-                                      <a14:useLocalDpi xmlns:a14="http://schemas.microsoft.com/office/drawing/2010/main" val="0"/>
-                                    </a:ext>
-                                  </a:extLst>
-                                </a:blip>
-                                <a:srcRect/>
-                                <a:stretch>
-                                  <a:fillRect/>
-                                </a:stretch>
-                              </pic:blipFill>
-                              <pic:spPr>
-                                <a:xfrm>
-                                  <a:off x="3447" y="97780"/>
-                                  <a:ext cx="2273" cy="2273"/>
-                                </a:xfrm>
-                                <a:prstGeom prst="rect">
-                                  <a:avLst/>
-                                </a:prstGeom>
-                                <a:noFill/>
-                                <a:ln>
-                                  <a:noFill/>
-                                </a:ln>
-                              </pic:spPr>
-                            </pic:pic>
-                          </wpg:wgp>
-                        </a:graphicData>
-                      </a:graphic>
-                    </wp:anchor>
-                  </w:drawing>
-                </mc:Choice>
-                <mc:Fallback>
-                  <w:pict>
-                    <v:group id="_x0000_s1026" o:spid="_x0000_s1026" o:spt="203" style="position:absolute;left:0pt;margin-left:-44.35pt;margin-top:-47.05pt;height:113.65pt;width:113.65pt;z-index:251663360;mso-width-relative:page;mso-height-relative:page;" coordorigin="3447,97780" coordsize="2273,2273" o:gfxdata="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">
-                      <o:lock v:ext="edit" aspectratio="f"/>
-                      <v:shape id="图片 1" o:spid="_x0000_s1026" o:spt="75" alt="IMG_256" type="#_x0000_t75" style="position:absolute;left:4190;top:98395;height:989;width:781;" filled="f" o:preferrelative="t" stroked="f" coordsize="21600,21600" o:gfxdata="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">
-                        <v:fill on="f" focussize="0,0"/>
-                        <v:stroke on="f"/>
-                        <v:imagedata r:id="rId12" cropleft="17977f" croptop="19957f" cropright="20947f" cropbottom="11879f" chromakey="#AAA9A5" o:title=""/>
-                        <o:lock v:ext="edit" aspectratio="t"/>
-                      </v:shape>
-                      <v:shape id="图片 25" o:spid="_x0000_s1026" o:spt="75" type="#_x0000_t75" style="position:absolute;left:3447;top:97780;height:2273;width:2273;" filled="f" o:preferrelative="t" stroked="f" coordsize="21600,21600" o:gfxdata="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">
-                        <v:fill on="f" focussize="0,0"/>
-                        <v:stroke on="f"/>
-                        <v:imagedata r:id="rId8" o:title=""/>
-                        <o:lock v:ext="edit" aspectratio="t"/>
-                      </v:shape>
-                    </v:group>
-                  </w:pict>
-                </mc:Fallback>
-              </mc:AlternateContent>
-            </w:r>
-          </w:p>
-        </w:tc>
-        <w:tc>
-          <w:tcPr>
-            <w:tcW w:w="1373" w:type="dxa"/>
-            <w:vAlign w:val="center"/>
-          </w:tcPr>
-          <w:p>
-            <w:pPr>
-              <w:pStyle w:val="20"/>
-              <w:spacing w:before="13"/>
-              <w:jc w:val="both"/>
-              <w:rPr>
-                <w:rFonts w:ascii="Times New Roman" w:hAnsi="Times New Roman" w:cs="Times New Roman"/>
-                <w:b/>
-                <w:sz w:val="24"/>
-                <w:szCs w:val="24"/>
-              </w:rPr>
-            </w:pPr>
-            <w:r>
-              <w:rPr>
-                <w:rFonts w:hint="eastAsia" w:ascii="Times New Roman" w:hAnsi="Times New Roman" w:cs="Times New Roman"/>
-                <w:b/>
-                <w:sz w:val="24"/>
-                <w:szCs w:val="24"/>
-                <w:lang w:val="en-US" w:eastAsia="zh-CN"/>
-              </w:rPr>
-              <w:t>报告医生</w:t>
-            </w:r>
-            <w:r>
-              <w:rPr>
-                <w:rFonts w:ascii="Times New Roman" w:hAnsi="Times New Roman" w:cs="Times New Roman"/>
-                <w:b/>
-                <w:sz w:val="24"/>
-                <w:szCs w:val="24"/>
-                <w:lang w:eastAsia="zh-CN"/>
-              </w:rPr>
-              <w:t>：</w:t>
-            </w:r>
-          </w:p>
-        </w:tc>
-        <w:tc>
-          <w:tcPr>
-            <w:tcW w:w="1640" w:type="dxa"/>
-            <w:vAlign w:val="center"/>
-          </w:tcPr>
-          <w:p>
-            <w:pPr>
-              <w:pStyle w:val="20"/>
-              <w:spacing w:before="13"/>
-              <w:ind w:right="15"/>
-              <w:jc w:val="both"/>
-              <w:rPr>
-                <w:rFonts w:ascii="Times New Roman" w:hAnsi="Times New Roman" w:cs="Times New Roman"/>
-                <w:b/>
-                <w:sz w:val="24"/>
-                <w:szCs w:val="24"/>
-              </w:rPr>
-            </w:pPr>
-          </w:p>
-        </w:tc>
-        <w:tc>
-          <w:tcPr>
-            <w:tcW w:w="2475" w:type="dxa"/>
-            <w:vAlign w:val="center"/>
-          </w:tcPr>
-          <w:p>
-            <w:pPr>
-              <w:pStyle w:val="20"/>
-              <w:spacing w:before="13"/>
-              <w:ind w:right="15"/>
-              <w:jc w:val="both"/>
-              <w:rPr>
-                <w:rFonts w:hint="eastAsia" w:ascii="Times New Roman" w:hAnsi="Times New Roman" w:eastAsia="宋体" w:cs="Times New Roman"/>
-                <w:b/>
-                <w:sz w:val="24"/>
-                <w:szCs w:val="24"/>
-                <w:lang w:val="en-US" w:eastAsia="zh-CN"/>
-              </w:rPr>
-            </w:pPr>
-            <w:r>
-              <w:rPr>
-                <w:rFonts w:hint="eastAsia" w:ascii="Times New Roman" w:hAnsi="Times New Roman" w:cs="Times New Roman"/>
-                <w:b/>
-                <w:sz w:val="24"/>
-                <w:szCs w:val="24"/>
-                <w:lang w:val="en-US" w:eastAsia="zh-CN"/>
-              </w:rPr>
-              <w:t>审核医生：</w:t>
-            </w:r>
-          </w:p>
-        </w:tc>
-      </w:tr>
-      <w:tr>
-        <w:tblPrEx>
-          <w:tblCellMar>
-            <w:top w:w="0" w:type="dxa"/>
-            <w:left w:w="0" w:type="dxa"/>
-            <w:bottom w:w="0" w:type="dxa"/>
-            <w:right w:w="0" w:type="dxa"/>
-          </w:tblCellMar>
-        </w:tblPrEx>
-        <w:trPr>
-          <w:trHeight w:val="457" w:hRule="exact"/>
-          <w:jc w:val="right"/>
-        </w:trPr>
-        <w:tc>
-          <w:tcPr>
-            <w:tcW w:w="1272" w:type="dxa"/>
-            <w:vAlign w:val="center"/>
-          </w:tcPr>
-          <w:p>
-            <w:pPr>
-              <w:pStyle w:val="20"/>
-              <w:spacing w:line="341" w:lineRule="exact"/>
-              <w:ind w:left="13" w:right="165"/>
-              <w:jc w:val="both"/>
-              <w:rPr>
-                <w:rFonts w:ascii="Times New Roman" w:hAnsi="Times New Roman" w:cs="Times New Roman"/>
-                <w:b/>
-                <w:sz w:val="24"/>
-                <w:szCs w:val="24"/>
-              </w:rPr>
-            </w:pPr>
-            <w:r>
-              <w:rPr>
-                <w:rFonts w:ascii="Times New Roman" w:hAnsi="Times New Roman" w:cs="Times New Roman"/>
-                <w:b/>
-                <w:sz w:val="24"/>
-                <w:szCs w:val="24"/>
-              </w:rPr>
-              <w:t>日</w:t>
-            </w:r>
-            <w:r>
-              <w:rPr>
-                <w:rFonts w:ascii="Times New Roman" w:hAnsi="Times New Roman" w:cs="Times New Roman"/>
-                <w:b/>
-                <w:sz w:val="24"/>
-                <w:szCs w:val="24"/>
-                <w:lang w:eastAsia="zh-CN"/>
-              </w:rPr>
-              <w:t xml:space="preserve">  </w:t>
-            </w:r>
-            <w:r>
-              <w:rPr>
-                <w:rFonts w:ascii="Times New Roman" w:hAnsi="Times New Roman" w:cs="Times New Roman"/>
-                <w:b/>
-                <w:sz w:val="24"/>
-                <w:szCs w:val="24"/>
-              </w:rPr>
-              <w:t>期：</w:t>
-            </w:r>
-          </w:p>
-        </w:tc>
-        <w:tc>
-          <w:tcPr>
-            <w:tcW w:w="2306" w:type="dxa"/>
-            <w:vAlign w:val="center"/>
-          </w:tcPr>
-          <w:p>
-            <w:pPr>
-              <w:pStyle w:val="20"/>
-              <w:spacing w:line="363" w:lineRule="exact"/>
-              <w:jc w:val="both"/>
-              <w:rPr>
-                <w:rFonts w:ascii="Times New Roman" w:hAnsi="Times New Roman" w:cs="Times New Roman"/>
-                <w:sz w:val="24"/>
-                <w:szCs w:val="24"/>
-              </w:rPr>
-            </w:pPr>
-            <w:r>
-              <w:rPr>
-                <w:rFonts w:ascii="Times New Roman" w:hAnsi="Times New Roman" w:cs="Times New Roman"/>
-                <w:kern w:val="2"/>
-                <w:sz w:val="24"/>
-                <w:szCs w:val="24"/>
-                <w:lang w:eastAsia="zh-CN"/>
-              </w:rPr>
-              <w:t>{{ reportdate }}</w:t>
-            </w:r>
-          </w:p>
-        </w:tc>
-        <w:tc>
-          <w:tcPr>
-            <w:tcW w:w="1373" w:type="dxa"/>
-            <w:vAlign w:val="center"/>
-          </w:tcPr>
-          <w:p>
-            <w:pPr>
-              <w:pStyle w:val="20"/>
-              <w:spacing w:line="341" w:lineRule="exact"/>
-              <w:jc w:val="both"/>
-              <w:rPr>
-                <w:rFonts w:ascii="Times New Roman" w:hAnsi="Times New Roman" w:cs="Times New Roman"/>
-                <w:b/>
-                <w:sz w:val="24"/>
-                <w:szCs w:val="24"/>
-              </w:rPr>
-            </w:pPr>
-          </w:p>
-        </w:tc>
-        <w:tc>
-          <w:tcPr>
-            <w:tcW w:w="1640" w:type="dxa"/>
-            <w:vAlign w:val="center"/>
-          </w:tcPr>
-          <w:p>
-            <w:pPr>
-              <w:pStyle w:val="20"/>
-              <w:spacing w:line="363" w:lineRule="exact"/>
-              <w:ind w:right="15"/>
-              <w:jc w:val="both"/>
-              <w:rPr>
-                <w:rFonts w:ascii="Times New Roman" w:hAnsi="Times New Roman" w:cs="Times New Roman"/>
-                <w:sz w:val="24"/>
-                <w:szCs w:val="24"/>
-              </w:rPr>
-            </w:pPr>
-          </w:p>
-        </w:tc>
-        <w:tc>
-          <w:tcPr>
-            <w:tcW w:w="2475" w:type="dxa"/>
-            <w:vAlign w:val="center"/>
-          </w:tcPr>
-          <w:p>
-            <w:pPr>
-              <w:pStyle w:val="20"/>
-              <w:spacing w:line="363" w:lineRule="exact"/>
-              <w:ind w:right="15"/>
-              <w:jc w:val="both"/>
-              <w:rPr>
-                <w:rFonts w:ascii="Times New Roman" w:hAnsi="Times New Roman" w:cs="Times New Roman"/>
-                <w:kern w:val="2"/>
-                <w:sz w:val="24"/>
-                <w:szCs w:val="24"/>
-                <w:lang w:eastAsia="zh-CN"/>
-              </w:rPr>
-            </w:pPr>
-          </w:p>
-        </w:tc>
-      </w:tr>
-    </w:tbl>
-    <w:p>
-      <w:pPr>
-        <w:rPr>
-          <w:rFonts w:hint="eastAsia" w:ascii="Times New Roman" w:hAnsi="Times New Roman" w:eastAsia="微软雅黑" w:cs="Times New Roman"/>
-          <w:sz w:val="24"/>
-          <w:szCs w:val="24"/>
-          <w:lang w:eastAsia="zh-CN"/>
-        </w:rPr>
-      </w:pPr>
-      <w:r>
-        <w:rPr>
-          <w:rFonts w:hint="eastAsia" w:ascii="Times New Roman" w:hAnsi="Times New Roman" w:eastAsia="微软雅黑" w:cs="Times New Roman"/>
-          <w:sz w:val="24"/>
-          <w:szCs w:val="24"/>
-          <w:lang w:eastAsia="zh-CN"/>
-        </w:rPr>
-        <w:t>{% endif %}</w:t>
-      </w:r>
-    </w:p>
-    <w:p>
-      <w:pPr>
-        <w:rPr>
           <w:rFonts w:hint="eastAsia" w:eastAsia="宋体"/>
           <w:b/>
           <w:bCs/>
           <w:lang w:val="en-US" w:eastAsia="zh-CN"/>
         </w:rPr>
       </w:pPr>
-    </w:p>
-    <w:p>
-      <w:pPr>
-        <w:rPr>
-          <w:rFonts w:hint="eastAsia" w:eastAsia="宋体"/>
-          <w:b/>
-          <w:bCs/>
-          <w:lang w:val="en-US" w:eastAsia="zh-CN"/>
-        </w:rPr>
-      </w:pPr>
+      <w:r>
+        <w:rPr>
+          <w:rFonts w:hint="eastAsia" w:ascii="Times New Roman" w:hAnsi="Times New Roman" w:eastAsia="微软雅黑" w:cs="Times New Roman"/>
+          <w:sz w:val="24"/>
+          <w:szCs w:val="24"/>
+          <w:lang w:eastAsia="zh-CN"/>
+        </w:rPr>
+        <w:t>{% endif %}</w:t>
+      </w:r>
     </w:p>
     <w:p>
       <w:pPr>
@@ -8488,9 +8431,9 @@
           <w:lang w:eastAsia="zh-CN"/>
         </w:rPr>
       </w:pPr>
-      <w:bookmarkStart w:id="44" w:name="_Toc149832729"/>
-      <w:bookmarkStart w:id="45" w:name="_Toc31425"/>
-      <w:bookmarkStart w:id="46" w:name="_Toc29223"/>
+      <w:bookmarkStart w:id="44" w:name="_Toc31425"/>
+      <w:bookmarkStart w:id="45" w:name="_Toc29223"/>
+      <w:bookmarkStart w:id="46" w:name="_Toc149832729"/>
       <w:bookmarkStart w:id="47" w:name="_Toc3938"/>
       <w:r>
         <w:rPr>
@@ -10259,8 +10202,8 @@
           <w:lang w:eastAsia="zh-CN"/>
         </w:rPr>
       </w:pPr>
-      <w:bookmarkStart w:id="48" w:name="_Toc22504"/>
-      <w:bookmarkStart w:id="49" w:name="_Toc19920"/>
+      <w:bookmarkStart w:id="48" w:name="_Toc19920"/>
+      <w:bookmarkStart w:id="49" w:name="_Toc22504"/>
       <w:r>
         <w:rPr>
           <w:rStyle w:val="37"/>
@@ -10320,16 +10263,16 @@
           <w:sz w:val="30"/>
         </w:rPr>
       </w:pPr>
-      <w:bookmarkStart w:id="50" w:name="_Toc5728"/>
-      <w:bookmarkStart w:id="51" w:name="_Toc18062_WPSOffice_Level2"/>
-      <w:bookmarkStart w:id="52" w:name="_Toc23375"/>
-      <w:bookmarkStart w:id="53" w:name="_Toc27379"/>
-      <w:bookmarkStart w:id="54" w:name="_Toc6338"/>
+      <w:bookmarkStart w:id="50" w:name="_Toc6338"/>
+      <w:bookmarkStart w:id="51" w:name="_Toc32551"/>
+      <w:bookmarkStart w:id="52" w:name="_Toc9088"/>
+      <w:bookmarkStart w:id="53" w:name="_Toc5728"/>
+      <w:bookmarkStart w:id="54" w:name="_Toc23375"/>
       <w:bookmarkStart w:id="55" w:name="_Toc15063"/>
       <w:bookmarkStart w:id="56" w:name="_Toc11015_WPSOffice_Level2"/>
-      <w:bookmarkStart w:id="57" w:name="_Toc9088"/>
+      <w:bookmarkStart w:id="57" w:name="_Toc18062_WPSOffice_Level2"/>
       <w:bookmarkStart w:id="58" w:name="_Toc107825552"/>
-      <w:bookmarkStart w:id="59" w:name="_Toc32551"/>
+      <w:bookmarkStart w:id="59" w:name="_Toc27379"/>
       <w:r>
         <w:rPr>
           <w:rFonts w:ascii="Times New Roman" w:hAnsi="Times New Roman"/>
@@ -15277,19 +15220,19 @@
         </w:rPr>
         <w:br w:type="page"/>
       </w:r>
-      <w:bookmarkStart w:id="60" w:name="_Toc22117"/>
-      <w:bookmarkStart w:id="61" w:name="_Toc149832733"/>
+      <w:bookmarkStart w:id="60" w:name="_Toc149826009"/>
+      <w:bookmarkStart w:id="61" w:name="_Toc22117"/>
       <w:bookmarkStart w:id="62" w:name="_Toc30669"/>
-      <w:bookmarkStart w:id="63" w:name="_Toc149826009"/>
-      <w:bookmarkStart w:id="64" w:name="_Toc4331_WPSOffice_Level1"/>
-      <w:bookmarkStart w:id="65" w:name="_Toc107825555"/>
-      <w:bookmarkStart w:id="66" w:name="_Toc32443_WPSOffice_Level1"/>
+      <w:bookmarkStart w:id="63" w:name="_Toc149832733"/>
+      <w:bookmarkStart w:id="64" w:name="_Toc23903"/>
+      <w:bookmarkStart w:id="65" w:name="_Toc24960"/>
+      <w:bookmarkStart w:id="66" w:name="_Toc107825555"/>
       <w:bookmarkStart w:id="67" w:name="_Toc29372"/>
-      <w:bookmarkStart w:id="68" w:name="_Toc23846_WPSOffice_Level1"/>
-      <w:bookmarkStart w:id="69" w:name="_Toc180"/>
-      <w:bookmarkStart w:id="70" w:name="_Toc25727"/>
-      <w:bookmarkStart w:id="71" w:name="_Toc23903"/>
-      <w:bookmarkStart w:id="72" w:name="_Toc24960"/>
+      <w:bookmarkStart w:id="68" w:name="_Toc180"/>
+      <w:bookmarkStart w:id="69" w:name="_Toc4331_WPSOffice_Level1"/>
+      <w:bookmarkStart w:id="70" w:name="_Toc32443_WPSOffice_Level1"/>
+      <w:bookmarkStart w:id="71" w:name="_Toc23846_WPSOffice_Level1"/>
+      <w:bookmarkStart w:id="72" w:name="_Toc25727"/>
       <w:r>
         <w:rPr>
           <w:rFonts w:hint="default" w:ascii="Times New Roman" w:hAnsi="Times New Roman" w:eastAsia="微软雅黑" w:cs="Times New Roman"/>
@@ -15908,11 +15851,11 @@
           <w:lang w:eastAsia="zh-CN"/>
         </w:rPr>
       </w:pPr>
-      <w:bookmarkStart w:id="74" w:name="_Toc149826011"/>
-      <w:bookmarkStart w:id="75" w:name="_Toc16158"/>
-      <w:bookmarkStart w:id="76" w:name="_Toc8496"/>
-      <w:bookmarkStart w:id="77" w:name="_Toc19989"/>
-      <w:bookmarkStart w:id="78" w:name="_Toc149832735"/>
+      <w:bookmarkStart w:id="74" w:name="_Toc19989"/>
+      <w:bookmarkStart w:id="75" w:name="_Toc8496"/>
+      <w:bookmarkStart w:id="76" w:name="_Toc149832735"/>
+      <w:bookmarkStart w:id="77" w:name="_Toc149826011"/>
+      <w:bookmarkStart w:id="78" w:name="_Toc16158"/>
       <w:r>
         <w:rPr>
           <w:rFonts w:hint="eastAsia"/>
@@ -19231,6 +19174,7 @@
             <w:insideH w:val="dotted" w:color="A5A5A5" w:sz="4" w:space="0"/>
             <w:insideV w:val="dotted" w:color="A5A5A5" w:sz="4" w:space="0"/>
           </w:tblBorders>
+          <w:shd w:val="clear" w:color="auto" w:fill="auto"/>
           <w:tblCellMar>
             <w:top w:w="0" w:type="dxa"/>
             <w:left w:w="108" w:type="dxa"/>
@@ -19291,6 +19235,7 @@
             <w:insideH w:val="dotted" w:color="A5A5A5" w:sz="4" w:space="0"/>
             <w:insideV w:val="dotted" w:color="A5A5A5" w:sz="4" w:space="0"/>
           </w:tblBorders>
+          <w:shd w:val="clear" w:color="auto" w:fill="auto"/>
           <w:tblCellMar>
             <w:top w:w="0" w:type="dxa"/>
             <w:left w:w="108" w:type="dxa"/>
@@ -19764,658 +19709,6 @@
                 <w:rFonts w:hint="eastAsia"/>
                 <w:sz w:val="21"/>
                 <w:szCs w:val="21"/>
-                <w:lang w:val="en-US" w:eastAsia="zh-CN" w:bidi="ar"/>
-              </w:rPr>
-              <w:t>{%endif%}{% endfor%}</w:t>
-            </w:r>
-          </w:p>
-        </w:tc>
-      </w:tr>
-      <w:tr>
-        <w:tblPrEx>
-          <w:tblBorders>
-            <w:top w:val="dotted" w:color="A5A5A5" w:sz="4" w:space="0"/>
-            <w:left w:val="dotted" w:color="A5A5A5" w:sz="4" w:space="0"/>
-            <w:bottom w:val="dotted" w:color="A5A5A5" w:sz="4" w:space="0"/>
-            <w:right w:val="dotted" w:color="A5A5A5" w:sz="4" w:space="0"/>
-            <w:insideH w:val="dotted" w:color="A5A5A5" w:sz="4" w:space="0"/>
-            <w:insideV w:val="dotted" w:color="A5A5A5" w:sz="4" w:space="0"/>
-          </w:tblBorders>
-          <w:tblCellMar>
-            <w:top w:w="0" w:type="dxa"/>
-            <w:left w:w="108" w:type="dxa"/>
-            <w:bottom w:w="0" w:type="dxa"/>
-            <w:right w:w="108" w:type="dxa"/>
-          </w:tblCellMar>
-        </w:tblPrEx>
-        <w:trPr>
-          <w:trHeight w:val="510" w:hRule="atLeast"/>
-        </w:trPr>
-        <w:tc>
-          <w:tcPr>
-            <w:tcW w:w="9899" w:type="dxa"/>
-            <w:gridSpan w:val="7"/>
-            <w:tcBorders>
-              <w:top w:val="nil"/>
-              <w:tl2br w:val="nil"/>
-              <w:tr2bl w:val="nil"/>
-            </w:tcBorders>
-            <w:shd w:val="clear" w:color="auto" w:fill="auto"/>
-            <w:vAlign w:val="center"/>
-          </w:tcPr>
-          <w:p>
-            <w:pPr>
-              <w:keepNext w:val="0"/>
-              <w:keepLines w:val="0"/>
-              <w:widowControl/>
-              <w:suppressLineNumbers w:val="0"/>
-              <w:jc w:val="center"/>
-              <w:textAlignment w:val="center"/>
-              <w:rPr>
-                <w:rFonts w:hint="default" w:ascii="Times New Roman" w:hAnsi="Times New Roman" w:eastAsia="宋体" w:cs="Times New Roman"/>
-                <w:i w:val="0"/>
-                <w:iCs w:val="0"/>
-                <w:color w:val="000000"/>
-                <w:kern w:val="0"/>
-                <w:sz w:val="18"/>
-                <w:szCs w:val="18"/>
-                <w:u w:val="none"/>
-                <w:lang w:val="en-US" w:eastAsia="zh-CN" w:bidi="ar"/>
-              </w:rPr>
-            </w:pPr>
-            <w:r>
-              <w:rPr>
-                <w:rFonts w:hint="eastAsia" w:ascii="Times New Roman" w:hAnsi="Times New Roman" w:eastAsia="微软雅黑" w:cs="Times New Roman"/>
-                <w:sz w:val="18"/>
-                <w:szCs w:val="18"/>
-                <w:lang w:eastAsia="zh-CN"/>
-              </w:rPr>
-              <w:t>{%tr else %}</w:t>
-            </w:r>
-          </w:p>
-        </w:tc>
-      </w:tr>
-      <w:tr>
-        <w:tblPrEx>
-          <w:tblBorders>
-            <w:top w:val="dotted" w:color="A5A5A5" w:sz="4" w:space="0"/>
-            <w:left w:val="dotted" w:color="A5A5A5" w:sz="4" w:space="0"/>
-            <w:bottom w:val="dotted" w:color="A5A5A5" w:sz="4" w:space="0"/>
-            <w:right w:val="dotted" w:color="A5A5A5" w:sz="4" w:space="0"/>
-            <w:insideH w:val="dotted" w:color="A5A5A5" w:sz="4" w:space="0"/>
-            <w:insideV w:val="dotted" w:color="A5A5A5" w:sz="4" w:space="0"/>
-          </w:tblBorders>
-          <w:tblCellMar>
-            <w:top w:w="0" w:type="dxa"/>
-            <w:left w:w="108" w:type="dxa"/>
-            <w:bottom w:w="0" w:type="dxa"/>
-            <w:right w:w="108" w:type="dxa"/>
-          </w:tblCellMar>
-        </w:tblPrEx>
-        <w:trPr>
-          <w:trHeight w:val="510" w:hRule="atLeast"/>
-        </w:trPr>
-        <w:tc>
-          <w:tcPr>
-            <w:tcW w:w="906" w:type="dxa"/>
-            <w:tcBorders>
-              <w:tl2br w:val="nil"/>
-              <w:tr2bl w:val="nil"/>
-            </w:tcBorders>
-            <w:shd w:val="clear" w:color="auto" w:fill="auto"/>
-            <w:vAlign w:val="center"/>
-          </w:tcPr>
-          <w:p>
-            <w:pPr>
-              <w:keepNext w:val="0"/>
-              <w:keepLines w:val="0"/>
-              <w:widowControl/>
-              <w:suppressLineNumbers w:val="0"/>
-              <w:jc w:val="center"/>
-              <w:textAlignment w:val="center"/>
-              <w:rPr>
-                <w:rFonts w:hint="eastAsia" w:ascii="Times New Roman" w:hAnsi="Times New Roman" w:eastAsia="微软雅黑" w:cs="Times New Roman"/>
-                <w:i w:val="0"/>
-                <w:iCs w:val="0"/>
-                <w:color w:val="000000"/>
-                <w:kern w:val="0"/>
-                <w:sz w:val="18"/>
-                <w:szCs w:val="18"/>
-                <w:u w:val="none"/>
-                <w:lang w:val="en-US" w:eastAsia="zh-CN" w:bidi="ar"/>
-              </w:rPr>
-            </w:pPr>
-            <w:r>
-              <w:rPr>
-                <w:rFonts w:hint="eastAsia" w:ascii="Times New Roman" w:hAnsi="Times New Roman" w:eastAsia="微软雅黑" w:cs="Times New Roman"/>
-                <w:i w:val="0"/>
-                <w:iCs w:val="0"/>
-                <w:color w:val="000000"/>
-                <w:kern w:val="0"/>
-                <w:sz w:val="18"/>
-                <w:szCs w:val="18"/>
-                <w:u w:val="none"/>
-                <w:lang w:val="en-US" w:eastAsia="zh-CN" w:bidi="ar"/>
-              </w:rPr>
-              <w:t>{% for i in il.desc1 | nl() %}{%if loop.last%}{{ i }}{%else%}{{ i }}</w:t>
-            </w:r>
-          </w:p>
-          <w:p>
-            <w:pPr>
-              <w:keepNext w:val="0"/>
-              <w:keepLines w:val="0"/>
-              <w:widowControl/>
-              <w:suppressLineNumbers w:val="0"/>
-              <w:jc w:val="center"/>
-              <w:textAlignment w:val="center"/>
-              <w:rPr>
-                <w:rFonts w:hint="default" w:ascii="Times New Roman" w:hAnsi="Times New Roman" w:eastAsia="微软雅黑" w:cs="Times New Roman"/>
-                <w:i w:val="0"/>
-                <w:iCs w:val="0"/>
-                <w:color w:val="000000"/>
-                <w:kern w:val="0"/>
-                <w:sz w:val="18"/>
-                <w:szCs w:val="18"/>
-                <w:u w:val="none"/>
-                <w:lang w:val="en-US" w:eastAsia="zh-CN" w:bidi="ar"/>
-              </w:rPr>
-            </w:pPr>
-            <w:r>
-              <w:rPr>
-                <w:rFonts w:hint="eastAsia" w:ascii="Times New Roman" w:hAnsi="Times New Roman" w:eastAsia="微软雅黑" w:cs="Times New Roman"/>
-                <w:i w:val="0"/>
-                <w:iCs w:val="0"/>
-                <w:color w:val="000000"/>
-                <w:kern w:val="0"/>
-                <w:sz w:val="18"/>
-                <w:szCs w:val="18"/>
-                <w:u w:val="none"/>
-                <w:lang w:val="en-US" w:eastAsia="zh-CN" w:bidi="ar"/>
-              </w:rPr>
-              <w:t>{%endif%}{% endfor%}</w:t>
-            </w:r>
-          </w:p>
-        </w:tc>
-        <w:tc>
-          <w:tcPr>
-            <w:tcW w:w="1486" w:type="dxa"/>
-            <w:tcBorders>
-              <w:tl2br w:val="nil"/>
-              <w:tr2bl w:val="nil"/>
-            </w:tcBorders>
-            <w:shd w:val="clear" w:color="auto" w:fill="auto"/>
-            <w:vAlign w:val="center"/>
-          </w:tcPr>
-          <w:p>
-            <w:pPr>
-              <w:keepNext w:val="0"/>
-              <w:keepLines w:val="0"/>
-              <w:widowControl/>
-              <w:suppressLineNumbers w:val="0"/>
-              <w:jc w:val="center"/>
-              <w:textAlignment w:val="center"/>
-              <w:rPr>
-                <w:rFonts w:hint="eastAsia" w:ascii="Times New Roman" w:hAnsi="Times New Roman" w:eastAsia="微软雅黑" w:cs="Times New Roman"/>
-                <w:i w:val="0"/>
-                <w:iCs w:val="0"/>
-                <w:color w:val="000000"/>
-                <w:kern w:val="0"/>
-                <w:sz w:val="18"/>
-                <w:szCs w:val="18"/>
-                <w:u w:val="none"/>
-                <w:lang w:val="en-US" w:eastAsia="zh-CN" w:bidi="ar"/>
-              </w:rPr>
-            </w:pPr>
-            <w:r>
-              <w:rPr>
-                <w:rFonts w:hint="eastAsia" w:ascii="Times New Roman" w:hAnsi="Times New Roman" w:eastAsia="微软雅黑" w:cs="Times New Roman"/>
-                <w:i w:val="0"/>
-                <w:iCs w:val="0"/>
-                <w:color w:val="000000"/>
-                <w:kern w:val="0"/>
-                <w:sz w:val="18"/>
-                <w:szCs w:val="18"/>
-                <w:u w:val="none"/>
-                <w:lang w:val="en-US" w:eastAsia="zh-CN" w:bidi="ar"/>
-              </w:rPr>
-              <w:t>{% for i in il.desc2 | nl() %}{%if loop.last%}{{ i }}{%else%}{{ i }}</w:t>
-            </w:r>
-          </w:p>
-          <w:p>
-            <w:pPr>
-              <w:keepNext w:val="0"/>
-              <w:keepLines w:val="0"/>
-              <w:widowControl/>
-              <w:suppressLineNumbers w:val="0"/>
-              <w:jc w:val="center"/>
-              <w:textAlignment w:val="center"/>
-              <w:rPr>
-                <w:rFonts w:hint="default" w:ascii="Times New Roman" w:hAnsi="Times New Roman" w:eastAsia="微软雅黑" w:cs="Times New Roman"/>
-                <w:i w:val="0"/>
-                <w:iCs w:val="0"/>
-                <w:color w:val="000000"/>
-                <w:kern w:val="0"/>
-                <w:sz w:val="18"/>
-                <w:szCs w:val="18"/>
-                <w:u w:val="none"/>
-                <w:lang w:val="en-US" w:eastAsia="zh-CN" w:bidi="ar"/>
-              </w:rPr>
-            </w:pPr>
-            <w:r>
-              <w:rPr>
-                <w:rFonts w:hint="eastAsia" w:ascii="Times New Roman" w:hAnsi="Times New Roman" w:eastAsia="微软雅黑" w:cs="Times New Roman"/>
-                <w:i w:val="0"/>
-                <w:iCs w:val="0"/>
-                <w:color w:val="000000"/>
-                <w:kern w:val="0"/>
-                <w:sz w:val="18"/>
-                <w:szCs w:val="18"/>
-                <w:u w:val="none"/>
-                <w:lang w:val="en-US" w:eastAsia="zh-CN" w:bidi="ar"/>
-              </w:rPr>
-              <w:t>{%endif%}{% endfor%}</w:t>
-            </w:r>
-          </w:p>
-        </w:tc>
-        <w:tc>
-          <w:tcPr>
-            <w:tcW w:w="1630" w:type="dxa"/>
-            <w:tcBorders>
-              <w:tl2br w:val="nil"/>
-              <w:tr2bl w:val="nil"/>
-            </w:tcBorders>
-            <w:shd w:val="clear" w:color="auto" w:fill="auto"/>
-            <w:vAlign w:val="center"/>
-          </w:tcPr>
-          <w:p>
-            <w:pPr>
-              <w:keepNext w:val="0"/>
-              <w:keepLines w:val="0"/>
-              <w:widowControl/>
-              <w:suppressLineNumbers w:val="0"/>
-              <w:jc w:val="center"/>
-              <w:textAlignment w:val="center"/>
-              <w:rPr>
-                <w:rFonts w:hint="eastAsia" w:ascii="Times New Roman" w:hAnsi="Times New Roman" w:eastAsia="微软雅黑" w:cs="Times New Roman"/>
-                <w:i w:val="0"/>
-                <w:iCs w:val="0"/>
-                <w:color w:val="000000"/>
-                <w:kern w:val="0"/>
-                <w:sz w:val="18"/>
-                <w:szCs w:val="18"/>
-                <w:u w:val="none"/>
-                <w:lang w:val="en-US" w:eastAsia="zh-CN" w:bidi="ar"/>
-              </w:rPr>
-            </w:pPr>
-            <w:r>
-              <w:rPr>
-                <w:rFonts w:hint="eastAsia" w:ascii="Times New Roman" w:hAnsi="Times New Roman" w:eastAsia="微软雅黑" w:cs="Times New Roman"/>
-                <w:i w:val="0"/>
-                <w:iCs w:val="0"/>
-                <w:color w:val="000000"/>
-                <w:kern w:val="0"/>
-                <w:sz w:val="18"/>
-                <w:szCs w:val="18"/>
-                <w:u w:val="none"/>
-                <w:lang w:val="en-US" w:eastAsia="zh-CN" w:bidi="ar"/>
-              </w:rPr>
-              <w:t>{% for i in il.desc3 | nl() %}{%if loop.last%}{{ i }}{%else%}{{ i }}</w:t>
-            </w:r>
-          </w:p>
-          <w:p>
-            <w:pPr>
-              <w:keepNext w:val="0"/>
-              <w:keepLines w:val="0"/>
-              <w:widowControl/>
-              <w:suppressLineNumbers w:val="0"/>
-              <w:jc w:val="center"/>
-              <w:textAlignment w:val="center"/>
-              <w:rPr>
-                <w:rFonts w:hint="eastAsia" w:ascii="Times New Roman" w:hAnsi="Times New Roman" w:eastAsia="微软雅黑" w:cs="Times New Roman"/>
-                <w:i w:val="0"/>
-                <w:iCs w:val="0"/>
-                <w:color w:val="000000"/>
-                <w:kern w:val="0"/>
-                <w:sz w:val="18"/>
-                <w:szCs w:val="18"/>
-                <w:u w:val="none"/>
-                <w:lang w:val="en-US" w:eastAsia="zh-CN" w:bidi="ar"/>
-              </w:rPr>
-            </w:pPr>
-            <w:r>
-              <w:rPr>
-                <w:rFonts w:hint="eastAsia" w:ascii="Times New Roman" w:hAnsi="Times New Roman" w:eastAsia="微软雅黑" w:cs="Times New Roman"/>
-                <w:i w:val="0"/>
-                <w:iCs w:val="0"/>
-                <w:color w:val="000000"/>
-                <w:kern w:val="0"/>
-                <w:sz w:val="18"/>
-                <w:szCs w:val="18"/>
-                <w:u w:val="none"/>
-                <w:lang w:val="en-US" w:eastAsia="zh-CN" w:bidi="ar"/>
-              </w:rPr>
-              <w:t>{%endif%}{% endfor%}</w:t>
-            </w:r>
-          </w:p>
-        </w:tc>
-        <w:tc>
-          <w:tcPr>
-            <w:tcW w:w="903" w:type="dxa"/>
-            <w:tcBorders>
-              <w:tl2br w:val="nil"/>
-              <w:tr2bl w:val="nil"/>
-            </w:tcBorders>
-            <w:shd w:val="clear" w:color="auto" w:fill="auto"/>
-            <w:vAlign w:val="center"/>
-          </w:tcPr>
-          <w:p>
-            <w:pPr>
-              <w:keepNext w:val="0"/>
-              <w:keepLines w:val="0"/>
-              <w:widowControl/>
-              <w:suppressLineNumbers w:val="0"/>
-              <w:jc w:val="center"/>
-              <w:textAlignment w:val="center"/>
-              <w:rPr>
-                <w:rFonts w:hint="eastAsia" w:ascii="Times New Roman" w:hAnsi="Times New Roman" w:eastAsia="微软雅黑" w:cs="Times New Roman"/>
-                <w:i w:val="0"/>
-                <w:iCs w:val="0"/>
-                <w:color w:val="000000"/>
-                <w:kern w:val="0"/>
-                <w:sz w:val="18"/>
-                <w:szCs w:val="18"/>
-                <w:u w:val="none"/>
-                <w:lang w:val="en-US" w:eastAsia="zh-CN" w:bidi="ar"/>
-              </w:rPr>
-            </w:pPr>
-            <w:r>
-              <w:rPr>
-                <w:rFonts w:hint="eastAsia" w:ascii="Times New Roman" w:hAnsi="Times New Roman" w:eastAsia="微软雅黑" w:cs="Times New Roman"/>
-                <w:i w:val="0"/>
-                <w:iCs w:val="0"/>
-                <w:color w:val="000000"/>
-                <w:kern w:val="0"/>
-                <w:sz w:val="18"/>
-                <w:szCs w:val="18"/>
-                <w:u w:val="none"/>
-                <w:lang w:val="en-US" w:eastAsia="zh-CN" w:bidi="ar"/>
-              </w:rPr>
-              <w:t>{% for i in il.desc4 | nl() %}{%if loop.last%}{{ i }}{%else%}{{ i }}</w:t>
-            </w:r>
-          </w:p>
-          <w:p>
-            <w:pPr>
-              <w:keepNext w:val="0"/>
-              <w:keepLines w:val="0"/>
-              <w:widowControl/>
-              <w:suppressLineNumbers w:val="0"/>
-              <w:jc w:val="center"/>
-              <w:textAlignment w:val="center"/>
-              <w:rPr>
-                <w:rFonts w:hint="default" w:ascii="Times New Roman" w:hAnsi="Times New Roman" w:eastAsia="微软雅黑" w:cs="Times New Roman"/>
-                <w:i w:val="0"/>
-                <w:iCs w:val="0"/>
-                <w:color w:val="000000"/>
-                <w:kern w:val="0"/>
-                <w:sz w:val="18"/>
-                <w:szCs w:val="18"/>
-                <w:u w:val="none"/>
-                <w:lang w:val="en-US" w:eastAsia="zh-CN" w:bidi="ar"/>
-              </w:rPr>
-            </w:pPr>
-            <w:r>
-              <w:rPr>
-                <w:rFonts w:hint="eastAsia" w:ascii="Times New Roman" w:hAnsi="Times New Roman" w:eastAsia="微软雅黑" w:cs="Times New Roman"/>
-                <w:i w:val="0"/>
-                <w:iCs w:val="0"/>
-                <w:color w:val="000000"/>
-                <w:kern w:val="0"/>
-                <w:sz w:val="18"/>
-                <w:szCs w:val="18"/>
-                <w:u w:val="none"/>
-                <w:lang w:val="en-US" w:eastAsia="zh-CN" w:bidi="ar"/>
-              </w:rPr>
-              <w:t>{%endif%}{% endfor%}</w:t>
-            </w:r>
-          </w:p>
-        </w:tc>
-        <w:tc>
-          <w:tcPr>
-            <w:tcW w:w="1658" w:type="dxa"/>
-            <w:tcBorders>
-              <w:tl2br w:val="nil"/>
-              <w:tr2bl w:val="nil"/>
-            </w:tcBorders>
-            <w:shd w:val="clear" w:color="auto" w:fill="auto"/>
-            <w:vAlign w:val="center"/>
-          </w:tcPr>
-          <w:p>
-            <w:pPr>
-              <w:keepNext w:val="0"/>
-              <w:keepLines w:val="0"/>
-              <w:widowControl/>
-              <w:suppressLineNumbers w:val="0"/>
-              <w:jc w:val="center"/>
-              <w:textAlignment w:val="center"/>
-              <w:rPr>
-                <w:rFonts w:hint="eastAsia" w:ascii="Times New Roman" w:hAnsi="Times New Roman" w:eastAsia="微软雅黑" w:cs="Times New Roman"/>
-                <w:i w:val="0"/>
-                <w:iCs w:val="0"/>
-                <w:color w:val="000000"/>
-                <w:kern w:val="0"/>
-                <w:sz w:val="18"/>
-                <w:szCs w:val="18"/>
-                <w:u w:val="none"/>
-                <w:lang w:val="en-US" w:eastAsia="zh-CN" w:bidi="ar"/>
-              </w:rPr>
-            </w:pPr>
-            <w:r>
-              <w:rPr>
-                <w:rFonts w:hint="eastAsia" w:ascii="Times New Roman" w:hAnsi="Times New Roman" w:eastAsia="微软雅黑" w:cs="Times New Roman"/>
-                <w:i w:val="0"/>
-                <w:iCs w:val="0"/>
-                <w:color w:val="000000"/>
-                <w:kern w:val="0"/>
-                <w:sz w:val="18"/>
-                <w:szCs w:val="18"/>
-                <w:u w:val="none"/>
-                <w:lang w:val="en-US" w:eastAsia="zh-CN" w:bidi="ar"/>
-              </w:rPr>
-              <w:t>{% for i in il.desc7 | nl() %}{%if loop.last%}{{ i }}{%else%}{{ i }}</w:t>
-            </w:r>
-          </w:p>
-          <w:p>
-            <w:pPr>
-              <w:keepNext w:val="0"/>
-              <w:keepLines w:val="0"/>
-              <w:widowControl/>
-              <w:suppressLineNumbers w:val="0"/>
-              <w:jc w:val="center"/>
-              <w:textAlignment w:val="center"/>
-              <w:rPr>
-                <w:rFonts w:hint="default" w:ascii="Times New Roman" w:hAnsi="Times New Roman" w:eastAsia="微软雅黑" w:cs="Times New Roman"/>
-                <w:i w:val="0"/>
-                <w:iCs w:val="0"/>
-                <w:color w:val="000000"/>
-                <w:kern w:val="0"/>
-                <w:sz w:val="18"/>
-                <w:szCs w:val="18"/>
-                <w:u w:val="none"/>
-                <w:lang w:val="en-US" w:eastAsia="zh-CN" w:bidi="ar"/>
-              </w:rPr>
-            </w:pPr>
-            <w:r>
-              <w:rPr>
-                <w:rFonts w:hint="eastAsia" w:ascii="Times New Roman" w:hAnsi="Times New Roman" w:eastAsia="微软雅黑" w:cs="Times New Roman"/>
-                <w:i w:val="0"/>
-                <w:iCs w:val="0"/>
-                <w:color w:val="000000"/>
-                <w:kern w:val="0"/>
-                <w:sz w:val="18"/>
-                <w:szCs w:val="18"/>
-                <w:u w:val="none"/>
-                <w:lang w:val="en-US" w:eastAsia="zh-CN" w:bidi="ar"/>
-              </w:rPr>
-              <w:t>{%endif%}{% endfor%}</w:t>
-            </w:r>
-          </w:p>
-        </w:tc>
-        <w:tc>
-          <w:tcPr>
-            <w:tcW w:w="1658" w:type="dxa"/>
-            <w:tcBorders>
-              <w:tl2br w:val="nil"/>
-              <w:tr2bl w:val="nil"/>
-            </w:tcBorders>
-            <w:shd w:val="clear" w:color="auto" w:fill="auto"/>
-            <w:vAlign w:val="center"/>
-          </w:tcPr>
-          <w:p>
-            <w:pPr>
-              <w:keepNext w:val="0"/>
-              <w:keepLines w:val="0"/>
-              <w:widowControl/>
-              <w:suppressLineNumbers w:val="0"/>
-              <w:jc w:val="center"/>
-              <w:textAlignment w:val="center"/>
-              <w:rPr>
-                <w:rFonts w:hint="eastAsia" w:ascii="Times New Roman" w:hAnsi="Times New Roman" w:eastAsia="微软雅黑" w:cs="Times New Roman"/>
-                <w:i w:val="0"/>
-                <w:iCs w:val="0"/>
-                <w:color w:val="000000"/>
-                <w:kern w:val="0"/>
-                <w:sz w:val="18"/>
-                <w:szCs w:val="18"/>
-                <w:u w:val="none"/>
-                <w:lang w:val="en-US" w:eastAsia="zh-CN" w:bidi="ar"/>
-              </w:rPr>
-            </w:pPr>
-            <w:r>
-              <w:rPr>
-                <w:rFonts w:hint="eastAsia" w:ascii="Times New Roman" w:hAnsi="Times New Roman" w:eastAsia="微软雅黑" w:cs="Times New Roman"/>
-                <w:i w:val="0"/>
-                <w:iCs w:val="0"/>
-                <w:color w:val="000000"/>
-                <w:kern w:val="0"/>
-                <w:sz w:val="18"/>
-                <w:szCs w:val="18"/>
-                <w:u w:val="none"/>
-                <w:lang w:val="en-US" w:eastAsia="zh-CN" w:bidi="ar"/>
-              </w:rPr>
-              <w:t>{% for i in il.desc8 | nl() %}{%if loop.last%}{{ i }}{%else%}{{ i }}</w:t>
-            </w:r>
-          </w:p>
-          <w:p>
-            <w:pPr>
-              <w:keepNext w:val="0"/>
-              <w:keepLines w:val="0"/>
-              <w:widowControl/>
-              <w:suppressLineNumbers w:val="0"/>
-              <w:jc w:val="center"/>
-              <w:textAlignment w:val="center"/>
-              <w:rPr>
-                <w:rFonts w:hint="default" w:ascii="Times New Roman" w:hAnsi="Times New Roman" w:eastAsia="微软雅黑" w:cs="Times New Roman"/>
-                <w:i w:val="0"/>
-                <w:iCs w:val="0"/>
-                <w:color w:val="000000"/>
-                <w:kern w:val="0"/>
-                <w:sz w:val="18"/>
-                <w:szCs w:val="18"/>
-                <w:u w:val="none"/>
-                <w:lang w:val="en-US" w:eastAsia="zh-CN" w:bidi="ar"/>
-              </w:rPr>
-            </w:pPr>
-            <w:r>
-              <w:rPr>
-                <w:rFonts w:hint="eastAsia" w:ascii="Times New Roman" w:hAnsi="Times New Roman" w:eastAsia="微软雅黑" w:cs="Times New Roman"/>
-                <w:i w:val="0"/>
-                <w:iCs w:val="0"/>
-                <w:color w:val="000000"/>
-                <w:kern w:val="0"/>
-                <w:sz w:val="18"/>
-                <w:szCs w:val="18"/>
-                <w:u w:val="none"/>
-                <w:lang w:val="en-US" w:eastAsia="zh-CN" w:bidi="ar"/>
-              </w:rPr>
-              <w:t>{%endif%}{% endfor%}</w:t>
-            </w:r>
-          </w:p>
-        </w:tc>
-        <w:tc>
-          <w:tcPr>
-            <w:tcW w:w="1658" w:type="dxa"/>
-            <w:tcBorders>
-              <w:tl2br w:val="nil"/>
-              <w:tr2bl w:val="nil"/>
-            </w:tcBorders>
-            <w:shd w:val="clear" w:color="auto" w:fill="auto"/>
-            <w:vAlign w:val="center"/>
-          </w:tcPr>
-          <w:p>
-            <w:pPr>
-              <w:keepNext w:val="0"/>
-              <w:keepLines w:val="0"/>
-              <w:widowControl/>
-              <w:suppressLineNumbers w:val="0"/>
-              <w:jc w:val="center"/>
-              <w:textAlignment w:val="center"/>
-              <w:rPr>
-                <w:rFonts w:hint="eastAsia" w:ascii="Times New Roman" w:hAnsi="Times New Roman" w:eastAsia="微软雅黑" w:cs="Times New Roman"/>
-                <w:i w:val="0"/>
-                <w:iCs w:val="0"/>
-                <w:color w:val="000000"/>
-                <w:kern w:val="0"/>
-                <w:sz w:val="18"/>
-                <w:szCs w:val="18"/>
-                <w:u w:val="none"/>
-                <w:lang w:val="en-US" w:eastAsia="zh-CN" w:bidi="ar"/>
-              </w:rPr>
-            </w:pPr>
-            <w:r>
-              <w:rPr>
-                <w:rFonts w:hint="eastAsia" w:ascii="Times New Roman" w:hAnsi="Times New Roman" w:eastAsia="微软雅黑" w:cs="Times New Roman"/>
-                <w:i w:val="0"/>
-                <w:iCs w:val="0"/>
-                <w:color w:val="000000"/>
-                <w:kern w:val="0"/>
-                <w:sz w:val="18"/>
-                <w:szCs w:val="18"/>
-                <w:u w:val="none"/>
-                <w:lang w:val="en-US" w:eastAsia="zh-CN" w:bidi="ar"/>
-              </w:rPr>
-              <w:t>{% for i in il.desc24 | nl() %}{%if loop.last%}{{ i }}{%else%}{{ i }}</w:t>
-            </w:r>
-          </w:p>
-          <w:p>
-            <w:pPr>
-              <w:keepNext w:val="0"/>
-              <w:keepLines w:val="0"/>
-              <w:widowControl/>
-              <w:suppressLineNumbers w:val="0"/>
-              <w:jc w:val="center"/>
-              <w:textAlignment w:val="center"/>
-              <w:rPr>
-                <w:rFonts w:hint="default" w:ascii="Times New Roman" w:hAnsi="Times New Roman" w:eastAsia="微软雅黑" w:cs="Times New Roman"/>
-                <w:i w:val="0"/>
-                <w:iCs w:val="0"/>
-                <w:color w:val="000000"/>
-                <w:kern w:val="0"/>
-                <w:sz w:val="18"/>
-                <w:szCs w:val="18"/>
-                <w:u w:val="none"/>
-                <w:lang w:val="en-US" w:eastAsia="zh-CN" w:bidi="ar"/>
-              </w:rPr>
-            </w:pPr>
-            <w:r>
-              <w:rPr>
-                <w:rFonts w:hint="eastAsia" w:ascii="Times New Roman" w:hAnsi="Times New Roman" w:eastAsia="微软雅黑" w:cs="Times New Roman"/>
-                <w:i w:val="0"/>
-                <w:iCs w:val="0"/>
-                <w:color w:val="000000"/>
-                <w:kern w:val="0"/>
-                <w:sz w:val="18"/>
-                <w:szCs w:val="18"/>
-                <w:u w:val="none"/>
                 <w:lang w:val="en-US" w:eastAsia="zh-CN" w:bidi="ar"/>
               </w:rPr>
               <w:t>{%endif%}{% endfor%}</w:t>
@@ -20449,6 +19742,7 @@
             <w:tcW w:w="9899" w:type="dxa"/>
             <w:gridSpan w:val="7"/>
             <w:tcBorders>
+              <w:top w:val="nil"/>
               <w:tl2br w:val="nil"/>
               <w:tr2bl w:val="nil"/>
             </w:tcBorders>
@@ -20467,7 +19761,7 @@
                 <w:rFonts w:hint="default" w:ascii="Times New Roman" w:hAnsi="Times New Roman" w:eastAsia="宋体" w:cs="Times New Roman"/>
                 <w:i w:val="0"/>
                 <w:iCs w:val="0"/>
-                <w:color w:val="auto"/>
+                <w:color w:val="000000"/>
                 <w:kern w:val="0"/>
                 <w:sz w:val="18"/>
                 <w:szCs w:val="18"/>
@@ -20482,7 +19776,7 @@
                 <w:szCs w:val="18"/>
                 <w:lang w:eastAsia="zh-CN"/>
               </w:rPr>
-              <w:t>{%tr endif %}</w:t>
+              <w:t>{%tr else %}</w:t>
             </w:r>
           </w:p>
         </w:tc>
@@ -20497,6 +19791,7 @@
             <w:insideH w:val="dotted" w:color="A5A5A5" w:sz="4" w:space="0"/>
             <w:insideV w:val="dotted" w:color="A5A5A5" w:sz="4" w:space="0"/>
           </w:tblBorders>
+          <w:shd w:val="clear" w:color="auto" w:fill="auto"/>
           <w:tblCellMar>
             <w:top w:w="0" w:type="dxa"/>
             <w:left w:w="108" w:type="dxa"/>
@@ -20509,6 +19804,595 @@
         </w:trPr>
         <w:tc>
           <w:tcPr>
+            <w:tcW w:w="906" w:type="dxa"/>
+            <w:tcBorders>
+              <w:tl2br w:val="nil"/>
+              <w:tr2bl w:val="nil"/>
+            </w:tcBorders>
+            <w:shd w:val="clear" w:color="auto" w:fill="auto"/>
+            <w:vAlign w:val="center"/>
+          </w:tcPr>
+          <w:p>
+            <w:pPr>
+              <w:keepNext w:val="0"/>
+              <w:keepLines w:val="0"/>
+              <w:widowControl/>
+              <w:suppressLineNumbers w:val="0"/>
+              <w:jc w:val="center"/>
+              <w:textAlignment w:val="center"/>
+              <w:rPr>
+                <w:rFonts w:hint="eastAsia" w:ascii="Times New Roman" w:hAnsi="Times New Roman" w:eastAsia="微软雅黑" w:cs="Times New Roman"/>
+                <w:i w:val="0"/>
+                <w:iCs w:val="0"/>
+                <w:color w:val="000000"/>
+                <w:kern w:val="0"/>
+                <w:sz w:val="18"/>
+                <w:szCs w:val="18"/>
+                <w:u w:val="none"/>
+                <w:lang w:val="en-US" w:eastAsia="zh-CN" w:bidi="ar"/>
+              </w:rPr>
+            </w:pPr>
+            <w:r>
+              <w:rPr>
+                <w:rFonts w:hint="eastAsia" w:ascii="Times New Roman" w:hAnsi="Times New Roman" w:eastAsia="微软雅黑" w:cs="Times New Roman"/>
+                <w:i w:val="0"/>
+                <w:iCs w:val="0"/>
+                <w:color w:val="000000"/>
+                <w:kern w:val="0"/>
+                <w:sz w:val="18"/>
+                <w:szCs w:val="18"/>
+                <w:u w:val="none"/>
+                <w:lang w:val="en-US" w:eastAsia="zh-CN" w:bidi="ar"/>
+              </w:rPr>
+              <w:t>{% for i in il.desc1 | nl() %}{%if loop.last%}{{ i }}{%else%}{{ i }}</w:t>
+            </w:r>
+          </w:p>
+          <w:p>
+            <w:pPr>
+              <w:keepNext w:val="0"/>
+              <w:keepLines w:val="0"/>
+              <w:widowControl/>
+              <w:suppressLineNumbers w:val="0"/>
+              <w:jc w:val="center"/>
+              <w:textAlignment w:val="center"/>
+              <w:rPr>
+                <w:rFonts w:hint="default" w:ascii="Times New Roman" w:hAnsi="Times New Roman" w:eastAsia="微软雅黑" w:cs="Times New Roman"/>
+                <w:i w:val="0"/>
+                <w:iCs w:val="0"/>
+                <w:color w:val="000000"/>
+                <w:kern w:val="0"/>
+                <w:sz w:val="18"/>
+                <w:szCs w:val="18"/>
+                <w:u w:val="none"/>
+                <w:lang w:val="en-US" w:eastAsia="zh-CN" w:bidi="ar"/>
+              </w:rPr>
+            </w:pPr>
+            <w:r>
+              <w:rPr>
+                <w:rFonts w:hint="eastAsia" w:ascii="Times New Roman" w:hAnsi="Times New Roman" w:eastAsia="微软雅黑" w:cs="Times New Roman"/>
+                <w:i w:val="0"/>
+                <w:iCs w:val="0"/>
+                <w:color w:val="000000"/>
+                <w:kern w:val="0"/>
+                <w:sz w:val="18"/>
+                <w:szCs w:val="18"/>
+                <w:u w:val="none"/>
+                <w:lang w:val="en-US" w:eastAsia="zh-CN" w:bidi="ar"/>
+              </w:rPr>
+              <w:t>{%endif%}{% endfor%}</w:t>
+            </w:r>
+          </w:p>
+        </w:tc>
+        <w:tc>
+          <w:tcPr>
+            <w:tcW w:w="1486" w:type="dxa"/>
+            <w:tcBorders>
+              <w:tl2br w:val="nil"/>
+              <w:tr2bl w:val="nil"/>
+            </w:tcBorders>
+            <w:shd w:val="clear" w:color="auto" w:fill="auto"/>
+            <w:vAlign w:val="center"/>
+          </w:tcPr>
+          <w:p>
+            <w:pPr>
+              <w:keepNext w:val="0"/>
+              <w:keepLines w:val="0"/>
+              <w:widowControl/>
+              <w:suppressLineNumbers w:val="0"/>
+              <w:jc w:val="center"/>
+              <w:textAlignment w:val="center"/>
+              <w:rPr>
+                <w:rFonts w:hint="eastAsia" w:ascii="Times New Roman" w:hAnsi="Times New Roman" w:eastAsia="微软雅黑" w:cs="Times New Roman"/>
+                <w:i w:val="0"/>
+                <w:iCs w:val="0"/>
+                <w:color w:val="000000"/>
+                <w:kern w:val="0"/>
+                <w:sz w:val="18"/>
+                <w:szCs w:val="18"/>
+                <w:u w:val="none"/>
+                <w:lang w:val="en-US" w:eastAsia="zh-CN" w:bidi="ar"/>
+              </w:rPr>
+            </w:pPr>
+            <w:r>
+              <w:rPr>
+                <w:rFonts w:hint="eastAsia" w:ascii="Times New Roman" w:hAnsi="Times New Roman" w:eastAsia="微软雅黑" w:cs="Times New Roman"/>
+                <w:i w:val="0"/>
+                <w:iCs w:val="0"/>
+                <w:color w:val="000000"/>
+                <w:kern w:val="0"/>
+                <w:sz w:val="18"/>
+                <w:szCs w:val="18"/>
+                <w:u w:val="none"/>
+                <w:lang w:val="en-US" w:eastAsia="zh-CN" w:bidi="ar"/>
+              </w:rPr>
+              <w:t>{% for i in il.desc2 | nl() %}{%if loop.last%}{{ i }}{%else%}{{ i }}</w:t>
+            </w:r>
+          </w:p>
+          <w:p>
+            <w:pPr>
+              <w:keepNext w:val="0"/>
+              <w:keepLines w:val="0"/>
+              <w:widowControl/>
+              <w:suppressLineNumbers w:val="0"/>
+              <w:jc w:val="center"/>
+              <w:textAlignment w:val="center"/>
+              <w:rPr>
+                <w:rFonts w:hint="default" w:ascii="Times New Roman" w:hAnsi="Times New Roman" w:eastAsia="微软雅黑" w:cs="Times New Roman"/>
+                <w:i w:val="0"/>
+                <w:iCs w:val="0"/>
+                <w:color w:val="000000"/>
+                <w:kern w:val="0"/>
+                <w:sz w:val="18"/>
+                <w:szCs w:val="18"/>
+                <w:u w:val="none"/>
+                <w:lang w:val="en-US" w:eastAsia="zh-CN" w:bidi="ar"/>
+              </w:rPr>
+            </w:pPr>
+            <w:r>
+              <w:rPr>
+                <w:rFonts w:hint="eastAsia" w:ascii="Times New Roman" w:hAnsi="Times New Roman" w:eastAsia="微软雅黑" w:cs="Times New Roman"/>
+                <w:i w:val="0"/>
+                <w:iCs w:val="0"/>
+                <w:color w:val="000000"/>
+                <w:kern w:val="0"/>
+                <w:sz w:val="18"/>
+                <w:szCs w:val="18"/>
+                <w:u w:val="none"/>
+                <w:lang w:val="en-US" w:eastAsia="zh-CN" w:bidi="ar"/>
+              </w:rPr>
+              <w:t>{%endif%}{% endfor%}</w:t>
+            </w:r>
+          </w:p>
+        </w:tc>
+        <w:tc>
+          <w:tcPr>
+            <w:tcW w:w="1630" w:type="dxa"/>
+            <w:tcBorders>
+              <w:tl2br w:val="nil"/>
+              <w:tr2bl w:val="nil"/>
+            </w:tcBorders>
+            <w:shd w:val="clear" w:color="auto" w:fill="auto"/>
+            <w:vAlign w:val="center"/>
+          </w:tcPr>
+          <w:p>
+            <w:pPr>
+              <w:keepNext w:val="0"/>
+              <w:keepLines w:val="0"/>
+              <w:widowControl/>
+              <w:suppressLineNumbers w:val="0"/>
+              <w:jc w:val="center"/>
+              <w:textAlignment w:val="center"/>
+              <w:rPr>
+                <w:rFonts w:hint="eastAsia" w:ascii="Times New Roman" w:hAnsi="Times New Roman" w:eastAsia="微软雅黑" w:cs="Times New Roman"/>
+                <w:i w:val="0"/>
+                <w:iCs w:val="0"/>
+                <w:color w:val="000000"/>
+                <w:kern w:val="0"/>
+                <w:sz w:val="18"/>
+                <w:szCs w:val="18"/>
+                <w:u w:val="none"/>
+                <w:lang w:val="en-US" w:eastAsia="zh-CN" w:bidi="ar"/>
+              </w:rPr>
+            </w:pPr>
+            <w:r>
+              <w:rPr>
+                <w:rFonts w:hint="eastAsia" w:ascii="Times New Roman" w:hAnsi="Times New Roman" w:eastAsia="微软雅黑" w:cs="Times New Roman"/>
+                <w:i w:val="0"/>
+                <w:iCs w:val="0"/>
+                <w:color w:val="000000"/>
+                <w:kern w:val="0"/>
+                <w:sz w:val="18"/>
+                <w:szCs w:val="18"/>
+                <w:u w:val="none"/>
+                <w:lang w:val="en-US" w:eastAsia="zh-CN" w:bidi="ar"/>
+              </w:rPr>
+              <w:t>{% for i in il.desc3 | nl() %}{%if loop.last%}{{ i }}{%else%}{{ i }}</w:t>
+            </w:r>
+          </w:p>
+          <w:p>
+            <w:pPr>
+              <w:keepNext w:val="0"/>
+              <w:keepLines w:val="0"/>
+              <w:widowControl/>
+              <w:suppressLineNumbers w:val="0"/>
+              <w:jc w:val="center"/>
+              <w:textAlignment w:val="center"/>
+              <w:rPr>
+                <w:rFonts w:hint="eastAsia" w:ascii="Times New Roman" w:hAnsi="Times New Roman" w:eastAsia="微软雅黑" w:cs="Times New Roman"/>
+                <w:i w:val="0"/>
+                <w:iCs w:val="0"/>
+                <w:color w:val="000000"/>
+                <w:kern w:val="0"/>
+                <w:sz w:val="18"/>
+                <w:szCs w:val="18"/>
+                <w:u w:val="none"/>
+                <w:lang w:val="en-US" w:eastAsia="zh-CN" w:bidi="ar"/>
+              </w:rPr>
+            </w:pPr>
+            <w:r>
+              <w:rPr>
+                <w:rFonts w:hint="eastAsia" w:ascii="Times New Roman" w:hAnsi="Times New Roman" w:eastAsia="微软雅黑" w:cs="Times New Roman"/>
+                <w:i w:val="0"/>
+                <w:iCs w:val="0"/>
+                <w:color w:val="000000"/>
+                <w:kern w:val="0"/>
+                <w:sz w:val="18"/>
+                <w:szCs w:val="18"/>
+                <w:u w:val="none"/>
+                <w:lang w:val="en-US" w:eastAsia="zh-CN" w:bidi="ar"/>
+              </w:rPr>
+              <w:t>{%endif%}{% endfor%}</w:t>
+            </w:r>
+          </w:p>
+        </w:tc>
+        <w:tc>
+          <w:tcPr>
+            <w:tcW w:w="903" w:type="dxa"/>
+            <w:tcBorders>
+              <w:tl2br w:val="nil"/>
+              <w:tr2bl w:val="nil"/>
+            </w:tcBorders>
+            <w:shd w:val="clear" w:color="auto" w:fill="auto"/>
+            <w:vAlign w:val="center"/>
+          </w:tcPr>
+          <w:p>
+            <w:pPr>
+              <w:keepNext w:val="0"/>
+              <w:keepLines w:val="0"/>
+              <w:widowControl/>
+              <w:suppressLineNumbers w:val="0"/>
+              <w:jc w:val="center"/>
+              <w:textAlignment w:val="center"/>
+              <w:rPr>
+                <w:rFonts w:hint="eastAsia" w:ascii="Times New Roman" w:hAnsi="Times New Roman" w:eastAsia="微软雅黑" w:cs="Times New Roman"/>
+                <w:i w:val="0"/>
+                <w:iCs w:val="0"/>
+                <w:color w:val="000000"/>
+                <w:kern w:val="0"/>
+                <w:sz w:val="18"/>
+                <w:szCs w:val="18"/>
+                <w:u w:val="none"/>
+                <w:lang w:val="en-US" w:eastAsia="zh-CN" w:bidi="ar"/>
+              </w:rPr>
+            </w:pPr>
+            <w:r>
+              <w:rPr>
+                <w:rFonts w:hint="eastAsia" w:ascii="Times New Roman" w:hAnsi="Times New Roman" w:eastAsia="微软雅黑" w:cs="Times New Roman"/>
+                <w:i w:val="0"/>
+                <w:iCs w:val="0"/>
+                <w:color w:val="000000"/>
+                <w:kern w:val="0"/>
+                <w:sz w:val="18"/>
+                <w:szCs w:val="18"/>
+                <w:u w:val="none"/>
+                <w:lang w:val="en-US" w:eastAsia="zh-CN" w:bidi="ar"/>
+              </w:rPr>
+              <w:t>{% for i in il.desc4 | nl() %}{%if loop.last%}{{ i }}{%else%}{{ i }}</w:t>
+            </w:r>
+          </w:p>
+          <w:p>
+            <w:pPr>
+              <w:keepNext w:val="0"/>
+              <w:keepLines w:val="0"/>
+              <w:widowControl/>
+              <w:suppressLineNumbers w:val="0"/>
+              <w:jc w:val="center"/>
+              <w:textAlignment w:val="center"/>
+              <w:rPr>
+                <w:rFonts w:hint="default" w:ascii="Times New Roman" w:hAnsi="Times New Roman" w:eastAsia="微软雅黑" w:cs="Times New Roman"/>
+                <w:i w:val="0"/>
+                <w:iCs w:val="0"/>
+                <w:color w:val="000000"/>
+                <w:kern w:val="0"/>
+                <w:sz w:val="18"/>
+                <w:szCs w:val="18"/>
+                <w:u w:val="none"/>
+                <w:lang w:val="en-US" w:eastAsia="zh-CN" w:bidi="ar"/>
+              </w:rPr>
+            </w:pPr>
+            <w:r>
+              <w:rPr>
+                <w:rFonts w:hint="eastAsia" w:ascii="Times New Roman" w:hAnsi="Times New Roman" w:eastAsia="微软雅黑" w:cs="Times New Roman"/>
+                <w:i w:val="0"/>
+                <w:iCs w:val="0"/>
+                <w:color w:val="000000"/>
+                <w:kern w:val="0"/>
+                <w:sz w:val="18"/>
+                <w:szCs w:val="18"/>
+                <w:u w:val="none"/>
+                <w:lang w:val="en-US" w:eastAsia="zh-CN" w:bidi="ar"/>
+              </w:rPr>
+              <w:t>{%endif%}{% endfor%}</w:t>
+            </w:r>
+          </w:p>
+        </w:tc>
+        <w:tc>
+          <w:tcPr>
+            <w:tcW w:w="1658" w:type="dxa"/>
+            <w:tcBorders>
+              <w:tl2br w:val="nil"/>
+              <w:tr2bl w:val="nil"/>
+            </w:tcBorders>
+            <w:shd w:val="clear" w:color="auto" w:fill="auto"/>
+            <w:vAlign w:val="center"/>
+          </w:tcPr>
+          <w:p>
+            <w:pPr>
+              <w:keepNext w:val="0"/>
+              <w:keepLines w:val="0"/>
+              <w:widowControl/>
+              <w:suppressLineNumbers w:val="0"/>
+              <w:jc w:val="center"/>
+              <w:textAlignment w:val="center"/>
+              <w:rPr>
+                <w:rFonts w:hint="eastAsia" w:ascii="Times New Roman" w:hAnsi="Times New Roman" w:eastAsia="微软雅黑" w:cs="Times New Roman"/>
+                <w:i w:val="0"/>
+                <w:iCs w:val="0"/>
+                <w:color w:val="000000"/>
+                <w:kern w:val="0"/>
+                <w:sz w:val="18"/>
+                <w:szCs w:val="18"/>
+                <w:u w:val="none"/>
+                <w:lang w:val="en-US" w:eastAsia="zh-CN" w:bidi="ar"/>
+              </w:rPr>
+            </w:pPr>
+            <w:r>
+              <w:rPr>
+                <w:rFonts w:hint="eastAsia" w:ascii="Times New Roman" w:hAnsi="Times New Roman" w:eastAsia="微软雅黑" w:cs="Times New Roman"/>
+                <w:i w:val="0"/>
+                <w:iCs w:val="0"/>
+                <w:color w:val="000000"/>
+                <w:kern w:val="0"/>
+                <w:sz w:val="18"/>
+                <w:szCs w:val="18"/>
+                <w:u w:val="none"/>
+                <w:lang w:val="en-US" w:eastAsia="zh-CN" w:bidi="ar"/>
+              </w:rPr>
+              <w:t>{% for i in il.desc7 | nl() %}{%if loop.last%}{{ i }}{%else%}{{ i }}</w:t>
+            </w:r>
+          </w:p>
+          <w:p>
+            <w:pPr>
+              <w:keepNext w:val="0"/>
+              <w:keepLines w:val="0"/>
+              <w:widowControl/>
+              <w:suppressLineNumbers w:val="0"/>
+              <w:jc w:val="center"/>
+              <w:textAlignment w:val="center"/>
+              <w:rPr>
+                <w:rFonts w:hint="default" w:ascii="Times New Roman" w:hAnsi="Times New Roman" w:eastAsia="微软雅黑" w:cs="Times New Roman"/>
+                <w:i w:val="0"/>
+                <w:iCs w:val="0"/>
+                <w:color w:val="000000"/>
+                <w:kern w:val="0"/>
+                <w:sz w:val="18"/>
+                <w:szCs w:val="18"/>
+                <w:u w:val="none"/>
+                <w:lang w:val="en-US" w:eastAsia="zh-CN" w:bidi="ar"/>
+              </w:rPr>
+            </w:pPr>
+            <w:r>
+              <w:rPr>
+                <w:rFonts w:hint="eastAsia" w:ascii="Times New Roman" w:hAnsi="Times New Roman" w:eastAsia="微软雅黑" w:cs="Times New Roman"/>
+                <w:i w:val="0"/>
+                <w:iCs w:val="0"/>
+                <w:color w:val="000000"/>
+                <w:kern w:val="0"/>
+                <w:sz w:val="18"/>
+                <w:szCs w:val="18"/>
+                <w:u w:val="none"/>
+                <w:lang w:val="en-US" w:eastAsia="zh-CN" w:bidi="ar"/>
+              </w:rPr>
+              <w:t>{%endif%}{% endfor%}</w:t>
+            </w:r>
+          </w:p>
+        </w:tc>
+        <w:tc>
+          <w:tcPr>
+            <w:tcW w:w="1658" w:type="dxa"/>
+            <w:tcBorders>
+              <w:tl2br w:val="nil"/>
+              <w:tr2bl w:val="nil"/>
+            </w:tcBorders>
+            <w:shd w:val="clear" w:color="auto" w:fill="auto"/>
+            <w:vAlign w:val="center"/>
+          </w:tcPr>
+          <w:p>
+            <w:pPr>
+              <w:keepNext w:val="0"/>
+              <w:keepLines w:val="0"/>
+              <w:widowControl/>
+              <w:suppressLineNumbers w:val="0"/>
+              <w:jc w:val="center"/>
+              <w:textAlignment w:val="center"/>
+              <w:rPr>
+                <w:rFonts w:hint="eastAsia" w:ascii="Times New Roman" w:hAnsi="Times New Roman" w:eastAsia="微软雅黑" w:cs="Times New Roman"/>
+                <w:i w:val="0"/>
+                <w:iCs w:val="0"/>
+                <w:color w:val="000000"/>
+                <w:kern w:val="0"/>
+                <w:sz w:val="18"/>
+                <w:szCs w:val="18"/>
+                <w:u w:val="none"/>
+                <w:lang w:val="en-US" w:eastAsia="zh-CN" w:bidi="ar"/>
+              </w:rPr>
+            </w:pPr>
+            <w:r>
+              <w:rPr>
+                <w:rFonts w:hint="eastAsia" w:ascii="Times New Roman" w:hAnsi="Times New Roman" w:eastAsia="微软雅黑" w:cs="Times New Roman"/>
+                <w:i w:val="0"/>
+                <w:iCs w:val="0"/>
+                <w:color w:val="000000"/>
+                <w:kern w:val="0"/>
+                <w:sz w:val="18"/>
+                <w:szCs w:val="18"/>
+                <w:u w:val="none"/>
+                <w:lang w:val="en-US" w:eastAsia="zh-CN" w:bidi="ar"/>
+              </w:rPr>
+              <w:t>{% for i in il.desc8 | nl() %}{%if loop.last%}{{ i }}{%else%}{{ i }}</w:t>
+            </w:r>
+          </w:p>
+          <w:p>
+            <w:pPr>
+              <w:keepNext w:val="0"/>
+              <w:keepLines w:val="0"/>
+              <w:widowControl/>
+              <w:suppressLineNumbers w:val="0"/>
+              <w:jc w:val="center"/>
+              <w:textAlignment w:val="center"/>
+              <w:rPr>
+                <w:rFonts w:hint="default" w:ascii="Times New Roman" w:hAnsi="Times New Roman" w:eastAsia="微软雅黑" w:cs="Times New Roman"/>
+                <w:i w:val="0"/>
+                <w:iCs w:val="0"/>
+                <w:color w:val="000000"/>
+                <w:kern w:val="0"/>
+                <w:sz w:val="18"/>
+                <w:szCs w:val="18"/>
+                <w:u w:val="none"/>
+                <w:lang w:val="en-US" w:eastAsia="zh-CN" w:bidi="ar"/>
+              </w:rPr>
+            </w:pPr>
+            <w:r>
+              <w:rPr>
+                <w:rFonts w:hint="eastAsia" w:ascii="Times New Roman" w:hAnsi="Times New Roman" w:eastAsia="微软雅黑" w:cs="Times New Roman"/>
+                <w:i w:val="0"/>
+                <w:iCs w:val="0"/>
+                <w:color w:val="000000"/>
+                <w:kern w:val="0"/>
+                <w:sz w:val="18"/>
+                <w:szCs w:val="18"/>
+                <w:u w:val="none"/>
+                <w:lang w:val="en-US" w:eastAsia="zh-CN" w:bidi="ar"/>
+              </w:rPr>
+              <w:t>{%endif%}{% endfor%}</w:t>
+            </w:r>
+          </w:p>
+        </w:tc>
+        <w:tc>
+          <w:tcPr>
+            <w:tcW w:w="1658" w:type="dxa"/>
+            <w:tcBorders>
+              <w:tl2br w:val="nil"/>
+              <w:tr2bl w:val="nil"/>
+            </w:tcBorders>
+            <w:shd w:val="clear" w:color="auto" w:fill="auto"/>
+            <w:vAlign w:val="center"/>
+          </w:tcPr>
+          <w:p>
+            <w:pPr>
+              <w:keepNext w:val="0"/>
+              <w:keepLines w:val="0"/>
+              <w:widowControl/>
+              <w:suppressLineNumbers w:val="0"/>
+              <w:jc w:val="center"/>
+              <w:textAlignment w:val="center"/>
+              <w:rPr>
+                <w:rFonts w:hint="eastAsia" w:ascii="Times New Roman" w:hAnsi="Times New Roman" w:eastAsia="微软雅黑" w:cs="Times New Roman"/>
+                <w:i w:val="0"/>
+                <w:iCs w:val="0"/>
+                <w:color w:val="000000"/>
+                <w:kern w:val="0"/>
+                <w:sz w:val="18"/>
+                <w:szCs w:val="18"/>
+                <w:u w:val="none"/>
+                <w:lang w:val="en-US" w:eastAsia="zh-CN" w:bidi="ar"/>
+              </w:rPr>
+            </w:pPr>
+            <w:r>
+              <w:rPr>
+                <w:rFonts w:hint="eastAsia" w:ascii="Times New Roman" w:hAnsi="Times New Roman" w:eastAsia="微软雅黑" w:cs="Times New Roman"/>
+                <w:i w:val="0"/>
+                <w:iCs w:val="0"/>
+                <w:color w:val="000000"/>
+                <w:kern w:val="0"/>
+                <w:sz w:val="18"/>
+                <w:szCs w:val="18"/>
+                <w:u w:val="none"/>
+                <w:lang w:val="en-US" w:eastAsia="zh-CN" w:bidi="ar"/>
+              </w:rPr>
+              <w:t>{% for i in il.desc24 | nl() %}{%if loop.last%}{{ i }}{%else%}{{ i }}</w:t>
+            </w:r>
+          </w:p>
+          <w:p>
+            <w:pPr>
+              <w:keepNext w:val="0"/>
+              <w:keepLines w:val="0"/>
+              <w:widowControl/>
+              <w:suppressLineNumbers w:val="0"/>
+              <w:jc w:val="center"/>
+              <w:textAlignment w:val="center"/>
+              <w:rPr>
+                <w:rFonts w:hint="default" w:ascii="Times New Roman" w:hAnsi="Times New Roman" w:eastAsia="微软雅黑" w:cs="Times New Roman"/>
+                <w:i w:val="0"/>
+                <w:iCs w:val="0"/>
+                <w:color w:val="000000"/>
+                <w:kern w:val="0"/>
+                <w:sz w:val="18"/>
+                <w:szCs w:val="18"/>
+                <w:u w:val="none"/>
+                <w:lang w:val="en-US" w:eastAsia="zh-CN" w:bidi="ar"/>
+              </w:rPr>
+            </w:pPr>
+            <w:r>
+              <w:rPr>
+                <w:rFonts w:hint="eastAsia" w:ascii="Times New Roman" w:hAnsi="Times New Roman" w:eastAsia="微软雅黑" w:cs="Times New Roman"/>
+                <w:i w:val="0"/>
+                <w:iCs w:val="0"/>
+                <w:color w:val="000000"/>
+                <w:kern w:val="0"/>
+                <w:sz w:val="18"/>
+                <w:szCs w:val="18"/>
+                <w:u w:val="none"/>
+                <w:lang w:val="en-US" w:eastAsia="zh-CN" w:bidi="ar"/>
+              </w:rPr>
+              <w:t>{%endif%}{% endfor%}</w:t>
+            </w:r>
+          </w:p>
+        </w:tc>
+      </w:tr>
+      <w:tr>
+        <w:tblPrEx>
+          <w:tblBorders>
+            <w:top w:val="dotted" w:color="A5A5A5" w:sz="4" w:space="0"/>
+            <w:left w:val="dotted" w:color="A5A5A5" w:sz="4" w:space="0"/>
+            <w:bottom w:val="dotted" w:color="A5A5A5" w:sz="4" w:space="0"/>
+            <w:right w:val="dotted" w:color="A5A5A5" w:sz="4" w:space="0"/>
+            <w:insideH w:val="dotted" w:color="A5A5A5" w:sz="4" w:space="0"/>
+            <w:insideV w:val="dotted" w:color="A5A5A5" w:sz="4" w:space="0"/>
+          </w:tblBorders>
+          <w:shd w:val="clear" w:color="auto" w:fill="auto"/>
+          <w:tblCellMar>
+            <w:top w:w="0" w:type="dxa"/>
+            <w:left w:w="108" w:type="dxa"/>
+            <w:bottom w:w="0" w:type="dxa"/>
+            <w:right w:w="108" w:type="dxa"/>
+          </w:tblCellMar>
+        </w:tblPrEx>
+        <w:trPr>
+          <w:trHeight w:val="510" w:hRule="atLeast"/>
+        </w:trPr>
+        <w:tc>
+          <w:tcPr>
             <w:tcW w:w="9899" w:type="dxa"/>
             <w:gridSpan w:val="7"/>
             <w:tcBorders>
@@ -20527,6 +20411,70 @@
               <w:jc w:val="center"/>
               <w:textAlignment w:val="center"/>
               <w:rPr>
+                <w:rFonts w:hint="default" w:ascii="Times New Roman" w:hAnsi="Times New Roman" w:eastAsia="宋体" w:cs="Times New Roman"/>
+                <w:i w:val="0"/>
+                <w:iCs w:val="0"/>
+                <w:color w:val="auto"/>
+                <w:kern w:val="0"/>
+                <w:sz w:val="18"/>
+                <w:szCs w:val="18"/>
+                <w:u w:val="none"/>
+                <w:lang w:val="en-US" w:eastAsia="zh-CN" w:bidi="ar"/>
+              </w:rPr>
+            </w:pPr>
+            <w:r>
+              <w:rPr>
+                <w:rFonts w:hint="eastAsia" w:ascii="Times New Roman" w:hAnsi="Times New Roman" w:eastAsia="微软雅黑" w:cs="Times New Roman"/>
+                <w:sz w:val="18"/>
+                <w:szCs w:val="18"/>
+                <w:lang w:eastAsia="zh-CN"/>
+              </w:rPr>
+              <w:t>{%tr endif %}</w:t>
+            </w:r>
+          </w:p>
+        </w:tc>
+      </w:tr>
+      <w:tr>
+        <w:tblPrEx>
+          <w:tblBorders>
+            <w:top w:val="dotted" w:color="A5A5A5" w:sz="4" w:space="0"/>
+            <w:left w:val="dotted" w:color="A5A5A5" w:sz="4" w:space="0"/>
+            <w:bottom w:val="dotted" w:color="A5A5A5" w:sz="4" w:space="0"/>
+            <w:right w:val="dotted" w:color="A5A5A5" w:sz="4" w:space="0"/>
+            <w:insideH w:val="dotted" w:color="A5A5A5" w:sz="4" w:space="0"/>
+            <w:insideV w:val="dotted" w:color="A5A5A5" w:sz="4" w:space="0"/>
+          </w:tblBorders>
+          <w:shd w:val="clear" w:color="auto" w:fill="auto"/>
+          <w:tblCellMar>
+            <w:top w:w="0" w:type="dxa"/>
+            <w:left w:w="108" w:type="dxa"/>
+            <w:bottom w:w="0" w:type="dxa"/>
+            <w:right w:w="108" w:type="dxa"/>
+          </w:tblCellMar>
+        </w:tblPrEx>
+        <w:trPr>
+          <w:trHeight w:val="510" w:hRule="atLeast"/>
+        </w:trPr>
+        <w:tc>
+          <w:tcPr>
+            <w:tcW w:w="9899" w:type="dxa"/>
+            <w:gridSpan w:val="7"/>
+            <w:tcBorders>
+              <w:tl2br w:val="nil"/>
+              <w:tr2bl w:val="nil"/>
+            </w:tcBorders>
+            <w:shd w:val="clear" w:color="auto" w:fill="auto"/>
+            <w:vAlign w:val="center"/>
+          </w:tcPr>
+          <w:p>
+            <w:pPr>
+              <w:keepNext w:val="0"/>
+              <w:keepLines w:val="0"/>
+              <w:widowControl/>
+              <w:suppressLineNumbers w:val="0"/>
+              <w:jc w:val="center"/>
+              <w:textAlignment w:val="center"/>
+              <w:rPr>
                 <w:rFonts w:hint="eastAsia" w:ascii="Times New Roman" w:hAnsi="Times New Roman" w:eastAsia="微软雅黑" w:cs="Times New Roman"/>
                 <w:sz w:val="18"/>
                 <w:szCs w:val="18"/>
@@ -20555,8 +20503,6 @@
           <w:lang w:eastAsia="zh-CN"/>
         </w:rPr>
       </w:pPr>
-      <w:bookmarkStart w:id="166" w:name="_GoBack"/>
-      <w:bookmarkEnd w:id="166"/>
     </w:p>
     <w:p>
       <w:pPr>
@@ -20643,8 +20589,8 @@
           </w14:shadow>
         </w:rPr>
       </w:pPr>
-      <w:bookmarkStart w:id="81" w:name="_Toc26883"/>
-      <w:bookmarkStart w:id="82" w:name="_Toc10358"/>
+      <w:bookmarkStart w:id="81" w:name="_Toc10358"/>
+      <w:bookmarkStart w:id="82" w:name="_Toc26883"/>
       <w:r>
         <w:rPr>
           <w:rFonts w:ascii="Times New Roman" w:hAnsi="Times New Roman"/>
@@ -20694,12 +20640,12 @@
       <w:bookmarkStart w:id="88" w:name="_Toc8516"/>
       <w:bookmarkStart w:id="89" w:name="_Toc13698"/>
       <w:bookmarkStart w:id="90" w:name="_Toc107825561"/>
-      <w:bookmarkStart w:id="91" w:name="_Toc11294"/>
-      <w:bookmarkStart w:id="92" w:name="_Toc1707_WPSOffice_Level1"/>
+      <w:bookmarkStart w:id="91" w:name="_Toc28240"/>
+      <w:bookmarkStart w:id="92" w:name="_Toc27302"/>
       <w:bookmarkStart w:id="93" w:name="_Toc21764_WPSOffice_Level1"/>
-      <w:bookmarkStart w:id="94" w:name="_Toc27302"/>
-      <w:bookmarkStart w:id="95" w:name="_Toc28240"/>
-      <w:bookmarkStart w:id="96" w:name="_Toc13196_WPSOffice_Level1"/>
+      <w:bookmarkStart w:id="94" w:name="_Toc11294"/>
+      <w:bookmarkStart w:id="95" w:name="_Toc13196_WPSOffice_Level1"/>
+      <w:bookmarkStart w:id="96" w:name="_Toc1707_WPSOffice_Level1"/>
       <w:bookmarkStart w:id="97" w:name="_Toc16835"/>
       <w:r>
         <w:rPr>
@@ -29848,11 +29794,11 @@
       <w:bookmarkStart w:id="101" w:name="_Toc14255_WPSOffice_Level1"/>
       <w:bookmarkStart w:id="102" w:name="_Toc9066"/>
       <w:bookmarkStart w:id="103" w:name="_Toc27230"/>
-      <w:bookmarkStart w:id="104" w:name="_Toc4882"/>
-      <w:bookmarkStart w:id="105" w:name="_Toc32150"/>
-      <w:bookmarkStart w:id="106" w:name="_Toc15840_WPSOffice_Level1"/>
-      <w:bookmarkStart w:id="107" w:name="_Toc3674"/>
-      <w:bookmarkStart w:id="108" w:name="_Toc8676"/>
+      <w:bookmarkStart w:id="104" w:name="_Toc32150"/>
+      <w:bookmarkStart w:id="105" w:name="_Toc15840_WPSOffice_Level1"/>
+      <w:bookmarkStart w:id="106" w:name="_Toc3674"/>
+      <w:bookmarkStart w:id="107" w:name="_Toc8676"/>
+      <w:bookmarkStart w:id="108" w:name="_Toc4882"/>
       <w:bookmarkStart w:id="109" w:name="_Toc28605"/>
       <w:bookmarkStart w:id="110" w:name="_Toc28810_WPSOffice_Level1"/>
       <w:bookmarkStart w:id="111" w:name="_Toc23688"/>
@@ -32089,10 +32035,10 @@
           <w:lang w:eastAsia="zh-CN"/>
         </w:rPr>
       </w:pPr>
-      <w:bookmarkStart w:id="114" w:name="_Toc107330130"/>
-      <w:bookmarkStart w:id="115" w:name="_Toc31843"/>
-      <w:bookmarkStart w:id="116" w:name="_Toc4303"/>
-      <w:bookmarkStart w:id="117" w:name="_Hlk33190413"/>
+      <w:bookmarkStart w:id="114" w:name="_Toc31843"/>
+      <w:bookmarkStart w:id="115" w:name="_Toc4303"/>
+      <w:bookmarkStart w:id="116" w:name="_Hlk33190413"/>
+      <w:bookmarkStart w:id="117" w:name="_Toc107330130"/>
       <w:bookmarkStart w:id="118" w:name="_Toc24780"/>
       <w:r>
         <w:rPr>
@@ -32596,11 +32542,11 @@
           <w:lang w:eastAsia="zh-CN"/>
         </w:rPr>
       </w:pPr>
-      <w:bookmarkStart w:id="119" w:name="_Toc28435"/>
+      <w:bookmarkStart w:id="119" w:name="_Toc107825567"/>
       <w:bookmarkStart w:id="120" w:name="_Toc771"/>
-      <w:bookmarkStart w:id="121" w:name="_Toc107825567"/>
-      <w:bookmarkStart w:id="122" w:name="_Toc31498"/>
-      <w:bookmarkStart w:id="123" w:name="_Toc4640"/>
+      <w:bookmarkStart w:id="121" w:name="_Toc4640"/>
+      <w:bookmarkStart w:id="122" w:name="_Toc28435"/>
+      <w:bookmarkStart w:id="123" w:name="_Toc31498"/>
       <w:r>
         <w:rPr>
           <w:rFonts w:hint="eastAsia" w:ascii="Times New Roman" w:hAnsi="Times New Roman"/>
@@ -32703,15 +32649,15 @@
             <w:bookmarkStart w:id="124" w:name="_Toc22381"/>
             <w:bookmarkStart w:id="125" w:name="_Toc25415_WPSOffice_Level1"/>
             <w:bookmarkStart w:id="126" w:name="_Toc13557_WPSOffice_Level1"/>
-            <w:bookmarkStart w:id="127" w:name="_Toc15690"/>
-            <w:bookmarkStart w:id="128" w:name="_Toc107825568"/>
-            <w:bookmarkStart w:id="129" w:name="_Toc11823"/>
+            <w:bookmarkStart w:id="127" w:name="_Toc107825568"/>
+            <w:bookmarkStart w:id="128" w:name="_Toc14645_WPSOffice_Level1"/>
+            <w:bookmarkStart w:id="129" w:name="_Toc15690"/>
             <w:bookmarkStart w:id="130" w:name="_Toc32730"/>
-            <w:bookmarkStart w:id="131" w:name="_Toc14645_WPSOffice_Level1"/>
+            <w:bookmarkStart w:id="131" w:name="_Toc11823"/>
             <w:bookmarkStart w:id="132" w:name="_Toc26985_WPSOffice_Level1"/>
-            <w:bookmarkStart w:id="133" w:name="_Toc5476"/>
-            <w:bookmarkStart w:id="134" w:name="_Toc28454_WPSOffice_Level1"/>
-            <w:bookmarkStart w:id="135" w:name="_Toc20170_WPSOffice_Level1"/>
+            <w:bookmarkStart w:id="133" w:name="_Toc28454_WPSOffice_Level1"/>
+            <w:bookmarkStart w:id="134" w:name="_Toc20170_WPSOffice_Level1"/>
+            <w:bookmarkStart w:id="135" w:name="_Toc5476"/>
             <w:r>
               <w:rPr>
                 <w:rFonts w:hint="default" w:ascii="Times New Roman" w:hAnsi="Times New Roman" w:eastAsia="微软雅黑" w:cs="Times New Roman"/>
@@ -33311,17 +33257,17 @@
           <w:lang w:eastAsia="zh-CN"/>
         </w:rPr>
       </w:pPr>
-      <w:bookmarkStart w:id="136" w:name="_Toc14772"/>
-      <w:bookmarkStart w:id="137" w:name="_Toc11722"/>
-      <w:bookmarkStart w:id="138" w:name="_Toc16368_WPSOffice_Level1"/>
-      <w:bookmarkStart w:id="139" w:name="_Toc28910_WPSOffice_Level1"/>
-      <w:bookmarkStart w:id="140" w:name="_Toc7549"/>
-      <w:bookmarkStart w:id="141" w:name="_Toc5711"/>
-      <w:bookmarkStart w:id="142" w:name="_Toc19099"/>
-      <w:bookmarkStart w:id="143" w:name="_Toc22484_WPSOffice_Level1"/>
-      <w:bookmarkStart w:id="144" w:name="_Toc29696"/>
+      <w:bookmarkStart w:id="136" w:name="_Toc11722"/>
+      <w:bookmarkStart w:id="137" w:name="_Toc10119"/>
+      <w:bookmarkStart w:id="138" w:name="_Toc29696"/>
+      <w:bookmarkStart w:id="139" w:name="_Toc14772"/>
+      <w:bookmarkStart w:id="140" w:name="_Toc22484_WPSOffice_Level1"/>
+      <w:bookmarkStart w:id="141" w:name="_Toc16368_WPSOffice_Level1"/>
+      <w:bookmarkStart w:id="142" w:name="_Toc28910_WPSOffice_Level1"/>
+      <w:bookmarkStart w:id="143" w:name="_Toc19099"/>
+      <w:bookmarkStart w:id="144" w:name="_Toc7549"/>
       <w:bookmarkStart w:id="145" w:name="_Toc107825569"/>
-      <w:bookmarkStart w:id="146" w:name="_Toc10119"/>
+      <w:bookmarkStart w:id="146" w:name="_Toc5711"/>
       <w:r>
         <w:rPr>
           <w:rFonts w:hint="eastAsia" w:ascii="Times New Roman" w:hAnsi="Times New Roman"/>
@@ -33787,8 +33733,8 @@
           <w:lang w:eastAsia="zh-CN"/>
         </w:rPr>
       </w:pPr>
-      <w:bookmarkStart w:id="147" w:name="_Toc107825570"/>
-      <w:bookmarkStart w:id="148" w:name="_Toc8911"/>
+      <w:bookmarkStart w:id="147" w:name="_Toc8911"/>
+      <w:bookmarkStart w:id="148" w:name="_Toc107825570"/>
       <w:bookmarkStart w:id="149" w:name="_Toc27034"/>
       <w:r>
         <w:rPr>
@@ -33877,10 +33823,10 @@
           <w:lang w:eastAsia="zh-CN"/>
         </w:rPr>
       </w:pPr>
-      <w:bookmarkStart w:id="150" w:name="_Toc3409"/>
-      <w:bookmarkStart w:id="151" w:name="_Toc12972"/>
-      <w:bookmarkStart w:id="152" w:name="_Toc14626"/>
-      <w:bookmarkStart w:id="153" w:name="_Toc15114"/>
+      <w:bookmarkStart w:id="150" w:name="_Toc12972"/>
+      <w:bookmarkStart w:id="151" w:name="_Toc15114"/>
+      <w:bookmarkStart w:id="152" w:name="_Toc3409"/>
+      <w:bookmarkStart w:id="153" w:name="_Toc14626"/>
       <w:r>
         <w:rPr>
           <w:rFonts w:hint="eastAsia"/>
@@ -34127,18 +34073,20 @@
           <w:lang w:eastAsia="zh-CN"/>
         </w:rPr>
       </w:pPr>
-      <w:bookmarkStart w:id="154" w:name="_Toc16927"/>
-      <w:bookmarkStart w:id="155" w:name="_Toc30837"/>
-      <w:bookmarkStart w:id="156" w:name="_Toc8838"/>
-      <w:bookmarkStart w:id="157" w:name="_Toc9662"/>
-      <w:bookmarkStart w:id="158" w:name="_Toc107825571"/>
-      <w:bookmarkStart w:id="159" w:name="_Toc21361"/>
-      <w:bookmarkStart w:id="160" w:name="_Toc22162_WPSOffice_Level1"/>
-      <w:bookmarkStart w:id="161" w:name="_Toc19584_WPSOffice_Level1"/>
-      <w:bookmarkStart w:id="162" w:name="_Toc22623"/>
-      <w:bookmarkStart w:id="163" w:name="_Toc14611_WPSOffice_Level1"/>
-      <w:bookmarkStart w:id="164" w:name="_Toc13275"/>
+      <w:bookmarkStart w:id="154" w:name="_Toc21361"/>
+      <w:bookmarkStart w:id="155" w:name="_Toc8838"/>
+      <w:bookmarkStart w:id="156" w:name="_Toc9662"/>
+      <w:bookmarkStart w:id="157" w:name="_Toc107825571"/>
+      <w:bookmarkStart w:id="158" w:name="_Toc30837"/>
+      <w:bookmarkStart w:id="159" w:name="_Toc16927"/>
+      <w:bookmarkStart w:id="160" w:name="_Toc13275"/>
+      <w:bookmarkStart w:id="161" w:name="_Toc14611_WPSOffice_Level1"/>
+      <w:bookmarkStart w:id="162" w:name="_Toc19584_WPSOffice_Level1"/>
+      <w:bookmarkStart w:id="163" w:name="_Toc22162_WPSOffice_Level1"/>
+      <w:bookmarkStart w:id="164" w:name="_Toc22623"/>
       <w:bookmarkStart w:id="165" w:name="_Toc17792_WPSOffice_Level2"/>
+      <w:bookmarkStart w:id="166" w:name="_GoBack"/>
+      <w:bookmarkEnd w:id="166"/>
       <w:r>
         <w:rPr>
           <w:rFonts w:hint="eastAsia" w:ascii="Times New Roman" w:hAnsi="Times New Roman"/>
@@ -39740,16 +39688,11 @@
     <customSectPr/>
     <customSectPr/>
     <customSectPr/>
-    <customSectPr/>
   </customSectProps>
   <customShpExts>
     <customShpInfo spid="_x0000_s1026" textRotate="1"/>
   </customShpExts>
 </s:customData>
-</file>
-
-<file path=customXml/item2.xml><?xml version="1.0" encoding="utf-8"?>
-<b:Sources xmlns:b="http://schemas.openxmlformats.org/officeDocument/2006/bibliography" xmlns="http://schemas.openxmlformats.org/officeDocument/2006/bibliography" SelectedStyle="\APA.XSL" StyleName="APA"/>
 </file>
 
 <file path=customXml/itemProps1.xml><?xml version="1.0" encoding="utf-8"?>
@@ -39758,10 +39701,4 @@
     <ds:schemaRef ds:uri="http://www.wps.cn/officeDocument/2013/wpsCustomData"/>
   </ds:schemaRefs>
 </ds:datastoreItem>
-</file>
-
-<file path=customXml/itemProps2.xml><?xml version="1.0" encoding="utf-8"?>
-<ds:datastoreItem xmlns:ds="http://schemas.openxmlformats.org/officeDocument/2006/customXml" ds:itemID="{AF0FCD33-2FD2-40CF-9CDF-F2193CE32997}">
-  <ds:schemaRefs/>
-</ds:datastoreItem>
 </file>
--- a/WebContent/docx/肺癌49报告-苏州市立医院.docx
+++ b/WebContent/docx/肺癌49报告-苏州市立医院.docx
@@ -3262,15 +3262,15 @@
           </w14:shadow>
         </w:rPr>
       </w:pPr>
-      <w:bookmarkStart w:id="2" w:name="_Toc21669"/>
-      <w:bookmarkStart w:id="3" w:name="_Toc107825547"/>
-      <w:bookmarkStart w:id="4" w:name="_Toc24178_WPSOffice_Level1"/>
-      <w:bookmarkStart w:id="5" w:name="_Toc23629"/>
-      <w:bookmarkStart w:id="6" w:name="_Toc30143_WPSOffice_Level1"/>
-      <w:bookmarkStart w:id="7" w:name="_Toc17837"/>
-      <w:bookmarkStart w:id="8" w:name="_Toc21009_WPSOffice_Level1"/>
-      <w:bookmarkStart w:id="9" w:name="_Toc13806"/>
-      <w:bookmarkStart w:id="10" w:name="_Toc14123"/>
+      <w:bookmarkStart w:id="2" w:name="_Toc24178_WPSOffice_Level1"/>
+      <w:bookmarkStart w:id="3" w:name="_Toc21009_WPSOffice_Level1"/>
+      <w:bookmarkStart w:id="4" w:name="_Toc23629"/>
+      <w:bookmarkStart w:id="5" w:name="_Toc13806"/>
+      <w:bookmarkStart w:id="6" w:name="_Toc107825547"/>
+      <w:bookmarkStart w:id="7" w:name="_Toc14123"/>
+      <w:bookmarkStart w:id="8" w:name="_Toc21669"/>
+      <w:bookmarkStart w:id="9" w:name="_Toc17837"/>
+      <w:bookmarkStart w:id="10" w:name="_Toc30143_WPSOffice_Level1"/>
       <w:bookmarkStart w:id="11" w:name="_Toc3619"/>
       <w:r>
         <w:rPr>
@@ -4148,15 +4148,15 @@
           </w14:shadow>
         </w:rPr>
       </w:pPr>
-      <w:bookmarkStart w:id="12" w:name="_Toc7021_WPSOffice_Level1"/>
-      <w:bookmarkStart w:id="13" w:name="_Toc11015_WPSOffice_Level1"/>
-      <w:bookmarkStart w:id="14" w:name="_Toc13210"/>
-      <w:bookmarkStart w:id="15" w:name="_Toc29272"/>
+      <w:bookmarkStart w:id="12" w:name="_Toc1775"/>
+      <w:bookmarkStart w:id="13" w:name="_Toc29272"/>
+      <w:bookmarkStart w:id="14" w:name="_Toc18062_WPSOffice_Level1"/>
+      <w:bookmarkStart w:id="15" w:name="_Toc107825548"/>
       <w:bookmarkStart w:id="16" w:name="_Toc26731"/>
-      <w:bookmarkStart w:id="17" w:name="_Toc107825548"/>
-      <w:bookmarkStart w:id="18" w:name="_Toc1775"/>
-      <w:bookmarkStart w:id="19" w:name="_Toc17451"/>
-      <w:bookmarkStart w:id="20" w:name="_Toc18062_WPSOffice_Level1"/>
+      <w:bookmarkStart w:id="17" w:name="_Toc17451"/>
+      <w:bookmarkStart w:id="18" w:name="_Toc11015_WPSOffice_Level1"/>
+      <w:bookmarkStart w:id="19" w:name="_Toc13210"/>
+      <w:bookmarkStart w:id="20" w:name="_Toc7021_WPSOffice_Level1"/>
       <w:bookmarkStart w:id="21" w:name="_Toc3823"/>
       <w:r>
         <w:rPr>
@@ -4402,13 +4402,13 @@
           </w14:shadow>
         </w:rPr>
       </w:pPr>
-      <w:bookmarkStart w:id="23" w:name="_Toc18058"/>
-      <w:bookmarkStart w:id="24" w:name="_Toc23369_WPSOffice_Level1"/>
-      <w:bookmarkStart w:id="25" w:name="_Toc12582"/>
-      <w:bookmarkStart w:id="26" w:name="_Toc6221_WPSOffice_Level1"/>
-      <w:bookmarkStart w:id="27" w:name="_Toc25920"/>
-      <w:bookmarkStart w:id="28" w:name="_Toc107825549"/>
-      <w:bookmarkStart w:id="29" w:name="_Toc16576"/>
+      <w:bookmarkStart w:id="23" w:name="_Toc6221_WPSOffice_Level1"/>
+      <w:bookmarkStart w:id="24" w:name="_Toc25920"/>
+      <w:bookmarkStart w:id="25" w:name="_Toc23369_WPSOffice_Level1"/>
+      <w:bookmarkStart w:id="26" w:name="_Toc12582"/>
+      <w:bookmarkStart w:id="27" w:name="_Toc18058"/>
+      <w:bookmarkStart w:id="28" w:name="_Toc16576"/>
+      <w:bookmarkStart w:id="29" w:name="_Toc107825549"/>
       <w:bookmarkStart w:id="30" w:name="_Toc23690"/>
       <w:bookmarkStart w:id="31" w:name="_Toc14855"/>
       <w:r>
@@ -4486,9 +4486,9 @@
           <w:lang w:eastAsia="zh-CN" w:bidi="ar"/>
         </w:rPr>
       </w:pPr>
-      <w:bookmarkStart w:id="32" w:name="_Toc28333"/>
-      <w:bookmarkStart w:id="33" w:name="_Toc20741"/>
-      <w:bookmarkStart w:id="34" w:name="_Toc149837254"/>
+      <w:bookmarkStart w:id="32" w:name="_Toc149837254"/>
+      <w:bookmarkStart w:id="33" w:name="_Toc28333"/>
+      <w:bookmarkStart w:id="34" w:name="_Toc20741"/>
       <w:r>
         <w:rPr>
           <w:rFonts w:hint="eastAsia"/>
@@ -5406,12 +5406,12 @@
       </w:pPr>
       <w:bookmarkStart w:id="35" w:name="_Toc21059"/>
       <w:bookmarkStart w:id="36" w:name="_Toc14270"/>
-      <w:bookmarkStart w:id="37" w:name="_Toc2866"/>
-      <w:bookmarkStart w:id="38" w:name="_Toc24235"/>
-      <w:bookmarkStart w:id="39" w:name="_Toc2781"/>
-      <w:bookmarkStart w:id="40" w:name="_Toc107825550"/>
+      <w:bookmarkStart w:id="37" w:name="_Toc24235"/>
+      <w:bookmarkStart w:id="38" w:name="_Toc107825550"/>
+      <w:bookmarkStart w:id="39" w:name="_Toc19898_WPSOffice_Level1"/>
+      <w:bookmarkStart w:id="40" w:name="_Toc2781"/>
       <w:bookmarkStart w:id="41" w:name="_Toc20136_WPSOffice_Level1"/>
-      <w:bookmarkStart w:id="42" w:name="_Toc19898_WPSOffice_Level1"/>
+      <w:bookmarkStart w:id="42" w:name="_Toc2866"/>
       <w:bookmarkStart w:id="43" w:name="_Toc22132"/>
       <w:r>
         <w:rPr>
@@ -5505,18 +5505,19 @@
           <w:ilvl w:val="0"/>
           <w:numId w:val="0"/>
         </w:numPr>
+        <w:ind w:leftChars="0"/>
         <w:rPr>
           <w:rFonts w:hint="eastAsia" w:ascii="Times New Roman" w:hAnsi="Times New Roman" w:eastAsia="微软雅黑" w:cs="Times New Roman"/>
-          <w:sz w:val="18"/>
-          <w:szCs w:val="18"/>
+          <w:sz w:val="24"/>
+          <w:szCs w:val="24"/>
           <w:lang w:eastAsia="zh-CN"/>
         </w:rPr>
       </w:pPr>
       <w:r>
         <w:rPr>
           <w:rFonts w:hint="eastAsia" w:ascii="Times New Roman" w:hAnsi="Times New Roman" w:eastAsia="微软雅黑" w:cs="Times New Roman"/>
-          <w:sz w:val="18"/>
-          <w:szCs w:val="18"/>
+          <w:sz w:val="24"/>
+          <w:szCs w:val="24"/>
           <w:lang w:eastAsia="zh-CN"/>
         </w:rPr>
         <w:t xml:space="preserve">{% if testedby == </w:t>
@@ -5524,8 +5525,8 @@
       <w:r>
         <w:rPr>
           <w:rFonts w:ascii="Times New Roman" w:hAnsi="Times New Roman" w:eastAsia="微软雅黑" w:cs="Times New Roman"/>
-          <w:sz w:val="18"/>
-          <w:szCs w:val="18"/>
+          <w:sz w:val="24"/>
+          <w:szCs w:val="24"/>
           <w:lang w:eastAsia="zh-CN"/>
         </w:rPr>
         <w:t>“</w:t>
@@ -5533,8 +5534,8 @@
       <w:r>
         <w:rPr>
           <w:rFonts w:hint="eastAsia" w:ascii="Times New Roman" w:hAnsi="Times New Roman" w:eastAsia="微软雅黑" w:cs="Times New Roman"/>
-          <w:sz w:val="18"/>
-          <w:szCs w:val="18"/>
+          <w:sz w:val="24"/>
+          <w:szCs w:val="24"/>
           <w:lang w:eastAsia="zh-CN"/>
         </w:rPr>
         <w:t>1</w:t>
@@ -5542,8 +5543,8 @@
       <w:r>
         <w:rPr>
           <w:rFonts w:ascii="Times New Roman" w:hAnsi="Times New Roman" w:eastAsia="微软雅黑" w:cs="Times New Roman"/>
-          <w:sz w:val="18"/>
-          <w:szCs w:val="18"/>
+          <w:sz w:val="24"/>
+          <w:szCs w:val="24"/>
           <w:lang w:eastAsia="zh-CN"/>
         </w:rPr>
         <w:t>”</w:t>
@@ -5551,8 +5552,8 @@
       <w:r>
         <w:rPr>
           <w:rFonts w:hint="eastAsia" w:ascii="Times New Roman" w:hAnsi="Times New Roman" w:eastAsia="微软雅黑" w:cs="Times New Roman"/>
-          <w:sz w:val="18"/>
-          <w:szCs w:val="18"/>
+          <w:sz w:val="24"/>
+          <w:szCs w:val="24"/>
           <w:lang w:eastAsia="zh-CN"/>
         </w:rPr>
         <w:t xml:space="preserve"> %}</w:t>
@@ -5653,23 +5654,23 @@
             </w:pPr>
             <w:r>
               <w:rPr>
-                <w:sz w:val="22"/>
+                <w:sz w:val="18"/>
               </w:rPr>
               <mc:AlternateContent>
                 <mc:Choice Requires="wpg">
                   <w:drawing>
-                    <wp:anchor distT="0" distB="0" distL="114300" distR="114300" simplePos="0" relativeHeight="251661312" behindDoc="0" locked="0" layoutInCell="1" allowOverlap="1">
+                    <wp:anchor distT="0" distB="0" distL="114300" distR="114300" simplePos="0" relativeHeight="251664384" behindDoc="0" locked="0" layoutInCell="1" allowOverlap="1">
                       <wp:simplePos x="0" y="0"/>
                       <wp:positionH relativeFrom="column">
-                        <wp:posOffset>-149860</wp:posOffset>
+                        <wp:posOffset>-366395</wp:posOffset>
                       </wp:positionH>
                       <wp:positionV relativeFrom="paragraph">
-                        <wp:posOffset>-505460</wp:posOffset>
+                        <wp:posOffset>-487680</wp:posOffset>
                       </wp:positionV>
-                      <wp:extent cx="1442720" cy="1442720"/>
-                      <wp:effectExtent l="0" t="0" r="5080" b="5080"/>
+                      <wp:extent cx="1442085" cy="1442085"/>
+                      <wp:effectExtent l="0" t="0" r="5715" b="5715"/>
                       <wp:wrapNone/>
-                      <wp:docPr id="3" name="组合 3"/>
+                      <wp:docPr id="1" name="组合 1"/>
                       <wp:cNvGraphicFramePr/>
                       <a:graphic xmlns:a="http://schemas.openxmlformats.org/drawingml/2006/main">
                         <a:graphicData uri="http://schemas.microsoft.com/office/word/2010/wordprocessingGroup">
@@ -5678,44 +5679,20 @@
                             <wpg:grpSpPr>
                               <a:xfrm>
                                 <a:off x="0" y="0"/>
-                                <a:ext cx="1442720" cy="1442720"/>
-                                <a:chOff x="20702" y="14472"/>
-                                <a:chExt cx="2272" cy="2272"/>
+                                <a:ext cx="1442085" cy="1442085"/>
+                                <a:chOff x="3757" y="89141"/>
+                                <a:chExt cx="2271" cy="2271"/>
                               </a:xfrm>
                             </wpg:grpSpPr>
                             <pic:pic xmlns:pic="http://schemas.openxmlformats.org/drawingml/2006/picture">
                               <pic:nvPicPr>
-                                <pic:cNvPr id="4" name="图片 15" descr="c9514d16fd70679bf0495aeebb03c72d_compress"/>
-                                <pic:cNvPicPr>
-                                  <a:picLocks noChangeAspect="1"/>
-                                </pic:cNvPicPr>
-                              </pic:nvPicPr>
-                              <pic:blipFill>
-                                <a:blip r:embed="rId8"/>
-                                <a:srcRect l="21003" t="56913" r="27176" b="26386"/>
-                                <a:stretch>
-                                  <a:fillRect/>
-                                </a:stretch>
-                              </pic:blipFill>
-                              <pic:spPr>
-                                <a:xfrm>
-                                  <a:off x="21019" y="15216"/>
-                                  <a:ext cx="1550" cy="475"/>
-                                </a:xfrm>
-                                <a:prstGeom prst="rect">
-                                  <a:avLst/>
-                                </a:prstGeom>
-                              </pic:spPr>
-                            </pic:pic>
-                            <pic:pic xmlns:pic="http://schemas.openxmlformats.org/drawingml/2006/picture">
-                              <pic:nvPicPr>
-                                <pic:cNvPr id="18" name="图片 25"/>
+                                <pic:cNvPr id="18" name="图片 8"/>
                                 <pic:cNvPicPr>
                                   <a:picLocks noChangeAspect="1" noChangeArrowheads="1"/>
                                 </pic:cNvPicPr>
                               </pic:nvPicPr>
                               <pic:blipFill>
-                                <a:blip r:embed="rId9">
+                                <a:blip r:embed="rId8">
                                   <a:extLst>
                                     <a:ext uri="{28A0092B-C50C-407E-A947-70E740481C1C}">
                                       <a14:useLocalDpi xmlns:a14="http://schemas.microsoft.com/office/drawing/2010/main" val="0"/>
@@ -5729,8 +5706,8 @@
                               </pic:blipFill>
                               <pic:spPr>
                                 <a:xfrm>
-                                  <a:off x="20702" y="14472"/>
-                                  <a:ext cx="2273" cy="2273"/>
+                                  <a:off x="3757" y="89141"/>
+                                  <a:ext cx="2271" cy="2271"/>
                                 </a:xfrm>
                                 <a:prstGeom prst="rect">
                                   <a:avLst/>
@@ -5741,6 +5718,44 @@
                                 </a:ln>
                               </pic:spPr>
                             </pic:pic>
+                            <pic:pic xmlns:pic="http://schemas.openxmlformats.org/drawingml/2006/picture">
+                              <pic:nvPicPr>
+                                <pic:cNvPr id="30" name="图片 30" descr="微信图片_20220215110121"/>
+                                <pic:cNvPicPr>
+                                  <a:picLocks noChangeAspect="1"/>
+                                </pic:cNvPicPr>
+                              </pic:nvPicPr>
+                              <pic:blipFill>
+                                <a:blip r:embed="rId9">
+                                  <a:clrChange>
+                                    <a:clrFrom>
+                                      <a:srgbClr val="A09D98">
+                                        <a:alpha val="100000"/>
+                                      </a:srgbClr>
+                                    </a:clrFrom>
+                                    <a:clrTo>
+                                      <a:srgbClr val="A09D98">
+                                        <a:alpha val="100000"/>
+                                        <a:alpha val="0"/>
+                                      </a:srgbClr>
+                                    </a:clrTo>
+                                  </a:clrChange>
+                                  <a:biLevel thresh="50000"/>
+                                </a:blip>
+                                <a:stretch>
+                                  <a:fillRect/>
+                                </a:stretch>
+                              </pic:blipFill>
+                              <pic:spPr>
+                                <a:xfrm>
+                                  <a:off x="4304" y="89723"/>
+                                  <a:ext cx="1234" cy="715"/>
+                                </a:xfrm>
+                                <a:prstGeom prst="rect">
+                                  <a:avLst/>
+                                </a:prstGeom>
+                              </pic:spPr>
+                            </pic:pic>
                           </wpg:wgp>
                         </a:graphicData>
                       </a:graphic>
@@ -5749,18 +5764,18 @@
                 </mc:Choice>
                 <mc:Fallback>
                   <w:pict>
-                    <v:group id="_x0000_s1026" o:spid="_x0000_s1026" o:spt="203" style="position:absolute;left:0pt;margin-left:-11.8pt;margin-top:-39.8pt;height:113.6pt;width:113.6pt;z-index:251661312;mso-width-relative:page;mso-height-relative:page;" coordorigin="20702,14472" coordsize="2272,2272" o:gfxdata="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">
+                    <v:group id="_x0000_s1026" o:spid="_x0000_s1026" o:spt="203" style="position:absolute;left:0pt;margin-left:-28.85pt;margin-top:-38.4pt;height:113.55pt;width:113.55pt;z-index:251664384;mso-width-relative:page;mso-height-relative:page;" coordorigin="3757,89141" coordsize="2271,2271" o:gfxdata="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">
                       <o:lock v:ext="edit" aspectratio="f"/>
-                      <v:shape id="图片 15" o:spid="_x0000_s1026" o:spt="75" alt="c9514d16fd70679bf0495aeebb03c72d_compress" type="#_x0000_t75" style="position:absolute;left:21019;top:15216;height:475;width:1550;" filled="f" o:preferrelative="t" stroked="f" coordsize="21600,21600" o:gfxdata="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">
+                      <v:shape id="图片 8" o:spid="_x0000_s1026" o:spt="75" type="#_x0000_t75" style="position:absolute;left:3757;top:89141;height:2271;width:2271;" filled="f" o:preferrelative="t" stroked="f" coordsize="21600,21600" o:gfxdata="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">
                         <v:fill on="f" focussize="0,0"/>
                         <v:stroke on="f"/>
-                        <v:imagedata r:id="rId8" cropleft="13765f" croptop="37299f" cropright="17810f" cropbottom="17292f" o:title=""/>
+                        <v:imagedata r:id="rId8" o:title=""/>
                         <o:lock v:ext="edit" aspectratio="t"/>
                       </v:shape>
-                      <v:shape id="图片 25" o:spid="_x0000_s1026" o:spt="75" type="#_x0000_t75" style="position:absolute;left:20702;top:14472;height:2273;width:2273;" filled="f" o:preferrelative="t" stroked="f" coordsize="21600,21600" o:gfxdata="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">
+                      <v:shape id="_x0000_s1026" o:spid="_x0000_s1026" o:spt="75" alt="微信图片_20220215110121" type="#_x0000_t75" style="position:absolute;left:4304;top:89723;height:715;width:1234;" filled="f" o:preferrelative="t" stroked="f" coordsize="21600,21600" o:gfxdata="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">
                         <v:fill on="f" focussize="0,0"/>
                         <v:stroke on="f"/>
-                        <v:imagedata r:id="rId9" o:title=""/>
+                        <v:imagedata r:id="rId9" grayscale="t" bilevel="t" chromakey="#A09D98" o:title=""/>
                         <o:lock v:ext="edit" aspectratio="t"/>
                       </v:shape>
                     </v:group>
@@ -6014,12 +6029,30 @@
     <w:p>
       <w:pPr>
         <w:rPr>
+          <w:rFonts w:ascii="Times New Roman" w:hAnsi="Times New Roman" w:eastAsia="微软雅黑" w:cs="Times New Roman"/>
+          <w:sz w:val="24"/>
+          <w:szCs w:val="24"/>
+          <w:lang w:eastAsia="zh-CN"/>
+        </w:rPr>
+      </w:pPr>
+      <w:r>
+        <w:rPr>
           <w:rFonts w:hint="eastAsia" w:ascii="Times New Roman" w:hAnsi="Times New Roman" w:eastAsia="微软雅黑" w:cs="Times New Roman"/>
           <w:sz w:val="24"/>
           <w:szCs w:val="24"/>
           <w:lang w:eastAsia="zh-CN"/>
         </w:rPr>
-      </w:pPr>
+        <w:t xml:space="preserve">{% endif %}{% if testedby == </w:t>
+      </w:r>
+      <w:r>
+        <w:rPr>
+          <w:rFonts w:ascii="Times New Roman" w:hAnsi="Times New Roman" w:eastAsia="微软雅黑" w:cs="Times New Roman"/>
+          <w:sz w:val="24"/>
+          <w:szCs w:val="24"/>
+          <w:lang w:eastAsia="zh-CN"/>
+        </w:rPr>
+        <w:t>“</w:t>
+      </w:r>
       <w:r>
         <w:rPr>
           <w:rFonts w:hint="eastAsia" w:ascii="Times New Roman" w:hAnsi="Times New Roman" w:eastAsia="微软雅黑" w:cs="Times New Roman"/>
@@ -6027,7 +6060,7 @@
           <w:szCs w:val="24"/>
           <w:lang w:eastAsia="zh-CN"/>
         </w:rPr>
-        <w:t xml:space="preserve">{% endif %}{% if testedby == </w:t>
+        <w:t>2</w:t>
       </w:r>
       <w:r>
         <w:rPr>
@@ -6036,7 +6069,7 @@
           <w:szCs w:val="24"/>
           <w:lang w:eastAsia="zh-CN"/>
         </w:rPr>
-        <w:t>“</w:t>
+        <w:t>”</w:t>
       </w:r>
       <w:r>
         <w:rPr>
@@ -6045,33 +6078,13 @@
           <w:szCs w:val="24"/>
           <w:lang w:eastAsia="zh-CN"/>
         </w:rPr>
-        <w:t>2</w:t>
-      </w:r>
-      <w:r>
-        <w:rPr>
-          <w:rFonts w:ascii="Times New Roman" w:hAnsi="Times New Roman" w:eastAsia="微软雅黑" w:cs="Times New Roman"/>
-          <w:sz w:val="24"/>
-          <w:szCs w:val="24"/>
-          <w:lang w:eastAsia="zh-CN"/>
-        </w:rPr>
-        <w:t>”</w:t>
-      </w:r>
-      <w:r>
-        <w:rPr>
-          <w:rFonts w:hint="eastAsia" w:ascii="Times New Roman" w:hAnsi="Times New Roman" w:eastAsia="微软雅黑" w:cs="Times New Roman"/>
-          <w:sz w:val="24"/>
-          <w:szCs w:val="24"/>
-          <w:lang w:eastAsia="zh-CN"/>
-        </w:rPr>
         <w:t xml:space="preserve"> %}</w:t>
       </w:r>
     </w:p>
     <w:p>
       <w:pPr>
         <w:rPr>
-          <w:rFonts w:hint="eastAsia" w:ascii="Times New Roman" w:hAnsi="Times New Roman" w:eastAsia="微软雅黑" w:cs="Times New Roman"/>
           <w:sz w:val="24"/>
-          <w:szCs w:val="24"/>
           <w:lang w:eastAsia="zh-CN"/>
         </w:rPr>
       </w:pPr>
@@ -6079,9 +6092,7 @@
     <w:p>
       <w:pPr>
         <w:rPr>
-          <w:rFonts w:hint="eastAsia" w:ascii="Times New Roman" w:hAnsi="Times New Roman" w:eastAsia="微软雅黑" w:cs="Times New Roman"/>
           <w:sz w:val="24"/>
-          <w:szCs w:val="24"/>
           <w:lang w:eastAsia="zh-CN"/>
         </w:rPr>
       </w:pPr>
@@ -6165,123 +6176,6 @@
                 <w:szCs w:val="24"/>
               </w:rPr>
             </w:pPr>
-            <w:r>
-              <w:rPr>
-                <w:sz w:val="22"/>
-              </w:rPr>
-              <mc:AlternateContent>
-                <mc:Choice Requires="wpg">
-                  <w:drawing>
-                    <wp:anchor distT="0" distB="0" distL="114300" distR="114300" simplePos="0" relativeHeight="251662336" behindDoc="0" locked="0" layoutInCell="1" allowOverlap="1">
-                      <wp:simplePos x="0" y="0"/>
-                      <wp:positionH relativeFrom="column">
-                        <wp:posOffset>-181610</wp:posOffset>
-                      </wp:positionH>
-                      <wp:positionV relativeFrom="paragraph">
-                        <wp:posOffset>-455295</wp:posOffset>
-                      </wp:positionV>
-                      <wp:extent cx="1442720" cy="1442720"/>
-                      <wp:effectExtent l="0" t="0" r="5080" b="5080"/>
-                      <wp:wrapNone/>
-                      <wp:docPr id="5" name="组合 5"/>
-                      <wp:cNvGraphicFramePr/>
-                      <a:graphic xmlns:a="http://schemas.openxmlformats.org/drawingml/2006/main">
-                        <a:graphicData uri="http://schemas.microsoft.com/office/word/2010/wordprocessingGroup">
-                          <wpg:wgp>
-                            <wpg:cNvGrpSpPr/>
-                            <wpg:grpSpPr>
-                              <a:xfrm>
-                                <a:off x="0" y="0"/>
-                                <a:ext cx="1442720" cy="1442720"/>
-                                <a:chOff x="14555" y="19046"/>
-                                <a:chExt cx="2272" cy="2272"/>
-                              </a:xfrm>
-                            </wpg:grpSpPr>
-                            <pic:pic xmlns:pic="http://schemas.openxmlformats.org/drawingml/2006/picture">
-                              <pic:nvPicPr>
-                                <pic:cNvPr id="19" name="图片 1" descr="24f613a0-66be-430b-9e80-270d3393fac5"/>
-                                <pic:cNvPicPr>
-                                  <a:picLocks noChangeAspect="1"/>
-                                </pic:cNvPicPr>
-                              </pic:nvPicPr>
-                              <pic:blipFill>
-                                <a:blip r:embed="rId10"/>
-                                <a:srcRect l="43292" t="26660" r="21693" b="24394"/>
-                                <a:stretch>
-                                  <a:fillRect/>
-                                </a:stretch>
-                              </pic:blipFill>
-                              <pic:spPr>
-                                <a:xfrm rot="16200000">
-                                  <a:off x="15453" y="19290"/>
-                                  <a:ext cx="506" cy="1327"/>
-                                </a:xfrm>
-                                <a:prstGeom prst="rect">
-                                  <a:avLst/>
-                                </a:prstGeom>
-                              </pic:spPr>
-                            </pic:pic>
-                            <pic:pic xmlns:pic="http://schemas.openxmlformats.org/drawingml/2006/picture">
-                              <pic:nvPicPr>
-                                <pic:cNvPr id="31" name="图片 25"/>
-                                <pic:cNvPicPr>
-                                  <a:picLocks noChangeAspect="1" noChangeArrowheads="1"/>
-                                </pic:cNvPicPr>
-                              </pic:nvPicPr>
-                              <pic:blipFill>
-                                <a:blip r:embed="rId9">
-                                  <a:extLst>
-                                    <a:ext uri="{28A0092B-C50C-407E-A947-70E740481C1C}">
-                                      <a14:useLocalDpi xmlns:a14="http://schemas.microsoft.com/office/drawing/2010/main" val="0"/>
-                                    </a:ext>
-                                  </a:extLst>
-                                </a:blip>
-                                <a:srcRect/>
-                                <a:stretch>
-                                  <a:fillRect/>
-                                </a:stretch>
-                              </pic:blipFill>
-                              <pic:spPr>
-                                <a:xfrm>
-                                  <a:off x="14555" y="19046"/>
-                                  <a:ext cx="2273" cy="2273"/>
-                                </a:xfrm>
-                                <a:prstGeom prst="rect">
-                                  <a:avLst/>
-                                </a:prstGeom>
-                                <a:noFill/>
-                                <a:ln>
-                                  <a:noFill/>
-                                </a:ln>
-                              </pic:spPr>
-                            </pic:pic>
-                          </wpg:wgp>
-                        </a:graphicData>
-                      </a:graphic>
-                    </wp:anchor>
-                  </w:drawing>
-                </mc:Choice>
-                <mc:Fallback>
-                  <w:pict>
-                    <v:group id="_x0000_s1026" o:spid="_x0000_s1026" o:spt="203" style="position:absolute;left:0pt;margin-left:-14.3pt;margin-top:-35.85pt;height:113.6pt;width:113.6pt;z-index:251662336;mso-width-relative:page;mso-height-relative:page;" coordorigin="14555,19046" coordsize="2272,2272" o:gfxdata="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">
-                      <o:lock v:ext="edit" aspectratio="f"/>
-                      <v:shape id="图片 1" o:spid="_x0000_s1026" o:spt="75" alt="24f613a0-66be-430b-9e80-270d3393fac5" type="#_x0000_t75" style="position:absolute;left:15453;top:19290;height:1327;width:506;rotation:-5898240f;" filled="f" o:preferrelative="t" stroked="f" coordsize="21600,21600" o:gfxdata="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">
-                        <v:fill on="f" focussize="0,0"/>
-                        <v:stroke on="f"/>
-                        <v:imagedata r:id="rId10" cropleft="28372f" croptop="17472f" cropright="14217f" cropbottom="15987f" o:title=""/>
-                        <o:lock v:ext="edit" aspectratio="t"/>
-                      </v:shape>
-                      <v:shape id="图片 25" o:spid="_x0000_s1026" o:spt="75" type="#_x0000_t75" style="position:absolute;left:14555;top:19046;height:2273;width:2273;" filled="f" o:preferrelative="t" stroked="f" coordsize="21600,21600" o:gfxdata="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">
-                        <v:fill on="f" focussize="0,0"/>
-                        <v:stroke on="f"/>
-                        <v:imagedata r:id="rId9" o:title=""/>
-                        <o:lock v:ext="edit" aspectratio="t"/>
-                      </v:shape>
-                    </v:group>
-                  </w:pict>
-                </mc:Fallback>
-              </mc:AlternateContent>
-            </w:r>
           </w:p>
         </w:tc>
         <w:tc>
@@ -6684,7 +6578,7 @@
               <mc:AlternateContent>
                 <mc:Choice Requires="wpg">
                   <w:drawing>
-                    <wp:anchor distT="0" distB="0" distL="114300" distR="114300" simplePos="0" relativeHeight="251660288" behindDoc="0" locked="0" layoutInCell="1" allowOverlap="1">
+                    <wp:anchor distT="0" distB="0" distL="114300" distR="114300" simplePos="0" relativeHeight="251662336" behindDoc="0" locked="0" layoutInCell="1" allowOverlap="1">
                       <wp:simplePos x="0" y="0"/>
                       <wp:positionH relativeFrom="column">
                         <wp:posOffset>-388620</wp:posOffset>
@@ -6695,7 +6589,7 @@
                       <wp:extent cx="1443355" cy="1475740"/>
                       <wp:effectExtent l="0" t="0" r="4445" b="2540"/>
                       <wp:wrapNone/>
-                      <wp:docPr id="6" name="组合 6"/>
+                      <wp:docPr id="14" name="组合 14"/>
                       <wp:cNvGraphicFramePr/>
                       <a:graphic xmlns:a="http://schemas.openxmlformats.org/drawingml/2006/main">
                         <a:graphicData uri="http://schemas.microsoft.com/office/word/2010/wordprocessingGroup">
@@ -6717,7 +6611,7 @@
                                 </pic:cNvPicPr>
                               </pic:nvPicPr>
                               <pic:blipFill>
-                                <a:blip r:embed="rId11">
+                                <a:blip r:embed="rId10">
                                   <a:biLevel thresh="50000"/>
                                 </a:blip>
                                 <a:srcRect l="7865" t="11797" r="5322" b="19074"/>
@@ -6744,7 +6638,7 @@
                                 </pic:cNvPicPr>
                               </pic:nvPicPr>
                               <pic:blipFill>
-                                <a:blip r:embed="rId9">
+                                <a:blip r:embed="rId8">
                                   <a:extLst>
                                     <a:ext uri="{28A0092B-C50C-407E-A947-70E740481C1C}">
                                       <a14:useLocalDpi xmlns:a14="http://schemas.microsoft.com/office/drawing/2010/main" val="0"/>
@@ -6778,18 +6672,18 @@
                 </mc:Choice>
                 <mc:Fallback>
                   <w:pict>
-                    <v:group id="_x0000_s1026" o:spid="_x0000_s1026" o:spt="203" style="position:absolute;left:0pt;margin-left:-30.6pt;margin-top:-36.45pt;height:116.2pt;width:113.65pt;z-index:251660288;mso-width-relative:page;mso-height-relative:page;" coordorigin="3722,92738" coordsize="2273,2273" o:gfxdata="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">
+                    <v:group id="_x0000_s1026" o:spid="_x0000_s1026" o:spt="203" style="position:absolute;left:0pt;margin-left:-30.6pt;margin-top:-36.45pt;height:116.2pt;width:113.65pt;z-index:251662336;mso-width-relative:page;mso-height-relative:page;" coordorigin="3722,92738" coordsize="2273,2273" o:gfxdata="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">
                       <o:lock v:ext="edit" aspectratio="f"/>
                       <v:shape id="图片 59" o:spid="_x0000_s1026" o:spt="75" alt="图片1" type="#_x0000_t75" style="position:absolute;left:4057;top:93343;height:627;width:1468;" filled="f" o:preferrelative="t" stroked="f" coordsize="21600,21600" o:gfxdata="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">
                         <v:fill on="f" focussize="0,0"/>
                         <v:stroke on="f"/>
-                        <v:imagedata r:id="rId11" cropleft="5154f" croptop="7731f" cropright="3488f" cropbottom="12500f" grayscale="t" bilevel="t" o:title=""/>
+                        <v:imagedata r:id="rId10" cropleft="5154f" croptop="7731f" cropright="3488f" cropbottom="12500f" grayscale="t" bilevel="t" o:title=""/>
                         <o:lock v:ext="edit" aspectratio="t"/>
                       </v:shape>
                       <v:shape id="图片 23" o:spid="_x0000_s1026" o:spt="75" type="#_x0000_t75" style="position:absolute;left:3722;top:92738;height:2273;width:2273;" filled="f" o:preferrelative="t" stroked="f" coordsize="21600,21600" o:gfxdata="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">
                         <v:fill on="f" focussize="0,0"/>
                         <v:stroke on="f"/>
-                        <v:imagedata r:id="rId9" o:title=""/>
+                        <v:imagedata r:id="rId8" o:title=""/>
                         <o:lock v:ext="edit" aspectratio="t"/>
                       </v:shape>
                     </v:group>
@@ -7111,523 +7005,6 @@
           <w:rFonts w:ascii="Times New Roman" w:hAnsi="Times New Roman" w:eastAsia="微软雅黑" w:cs="Times New Roman"/>
           <w:sz w:val="24"/>
           <w:szCs w:val="24"/>
-          <w:lang w:eastAsia="zh-CN"/>
-        </w:rPr>
-      </w:pPr>
-    </w:p>
-    <w:tbl>
-      <w:tblPr>
-        <w:tblStyle w:val="36"/>
-        <w:tblW w:w="9066" w:type="dxa"/>
-        <w:jc w:val="right"/>
-        <w:tblLayout w:type="fixed"/>
-        <w:tblCellMar>
-          <w:top w:w="0" w:type="dxa"/>
-          <w:left w:w="0" w:type="dxa"/>
-          <w:bottom w:w="0" w:type="dxa"/>
-          <w:right w:w="0" w:type="dxa"/>
-        </w:tblCellMar>
-      </w:tblPr>
-      <w:tblGrid>
-        <w:gridCol w:w="1272"/>
-        <w:gridCol w:w="2306"/>
-        <w:gridCol w:w="1373"/>
-        <w:gridCol w:w="1640"/>
-        <w:gridCol w:w="2475"/>
-      </w:tblGrid>
-      <w:tr>
-        <w:trPr>
-          <w:trHeight w:val="441" w:hRule="exact"/>
-          <w:jc w:val="right"/>
-        </w:trPr>
-        <w:tc>
-          <w:tcPr>
-            <w:tcW w:w="1272" w:type="dxa"/>
-            <w:vAlign w:val="center"/>
-          </w:tcPr>
-          <w:p>
-            <w:pPr>
-              <w:pStyle w:val="20"/>
-              <w:spacing w:before="13"/>
-              <w:ind w:left="13" w:right="95"/>
-              <w:jc w:val="both"/>
-              <w:rPr>
-                <w:rFonts w:ascii="Times New Roman" w:hAnsi="Times New Roman" w:cs="Times New Roman"/>
-                <w:b/>
-                <w:sz w:val="24"/>
-                <w:szCs w:val="24"/>
-              </w:rPr>
-            </w:pPr>
-            <w:r>
-              <w:rPr>
-                <w:rFonts w:ascii="Times New Roman" w:hAnsi="Times New Roman" w:cs="Times New Roman"/>
-                <w:b/>
-                <w:sz w:val="24"/>
-                <w:szCs w:val="24"/>
-              </w:rPr>
-              <w:t>检测人：</w:t>
-            </w:r>
-          </w:p>
-        </w:tc>
-        <w:tc>
-          <w:tcPr>
-            <w:tcW w:w="2306" w:type="dxa"/>
-            <w:vAlign w:val="center"/>
-          </w:tcPr>
-          <w:p>
-            <w:pPr>
-              <w:pStyle w:val="20"/>
-              <w:spacing w:before="13"/>
-              <w:jc w:val="both"/>
-              <w:rPr>
-                <w:rFonts w:ascii="Times New Roman" w:hAnsi="Times New Roman" w:cs="Times New Roman"/>
-                <w:b/>
-                <w:sz w:val="24"/>
-                <w:szCs w:val="24"/>
-              </w:rPr>
-            </w:pPr>
-            <w:r>
-              <w:rPr>
-                <w:sz w:val="24"/>
-              </w:rPr>
-              <mc:AlternateContent>
-                <mc:Choice Requires="wpg">
-                  <w:drawing>
-                    <wp:anchor distT="0" distB="0" distL="114300" distR="114300" simplePos="0" relativeHeight="251659264" behindDoc="0" locked="0" layoutInCell="1" allowOverlap="1">
-                      <wp:simplePos x="0" y="0"/>
-                      <wp:positionH relativeFrom="column">
-                        <wp:posOffset>-521335</wp:posOffset>
-                      </wp:positionH>
-                      <wp:positionV relativeFrom="paragraph">
-                        <wp:posOffset>-472440</wp:posOffset>
-                      </wp:positionV>
-                      <wp:extent cx="1443355" cy="1443355"/>
-                      <wp:effectExtent l="0" t="0" r="4445" b="4445"/>
-                      <wp:wrapNone/>
-                      <wp:docPr id="7" name="组合 7"/>
-                      <wp:cNvGraphicFramePr/>
-                      <a:graphic xmlns:a="http://schemas.openxmlformats.org/drawingml/2006/main">
-                        <a:graphicData uri="http://schemas.microsoft.com/office/word/2010/wordprocessingGroup">
-                          <wpg:wgp>
-                            <wpg:cNvGrpSpPr/>
-                            <wpg:grpSpPr>
-                              <a:xfrm>
-                                <a:off x="0" y="0"/>
-                                <a:ext cx="1443355" cy="1443355"/>
-                                <a:chOff x="3513" y="94449"/>
-                                <a:chExt cx="2273" cy="2273"/>
-                              </a:xfrm>
-                            </wpg:grpSpPr>
-                            <pic:pic xmlns:pic="http://schemas.openxmlformats.org/drawingml/2006/picture">
-                              <pic:nvPicPr>
-                                <pic:cNvPr id="110" name="图片 29" descr="IMG_256"/>
-                                <pic:cNvPicPr>
-                                  <a:picLocks noChangeAspect="1"/>
-                                </pic:cNvPicPr>
-                              </pic:nvPicPr>
-                              <pic:blipFill>
-                                <a:blip r:embed="rId12">
-                                  <a:clrChange>
-                                    <a:clrFrom>
-                                      <a:srgbClr val="FFFFFF">
-                                        <a:alpha val="100000"/>
-                                      </a:srgbClr>
-                                    </a:clrFrom>
-                                    <a:clrTo>
-                                      <a:srgbClr val="FFFFFF">
-                                        <a:alpha val="100000"/>
-                                        <a:alpha val="0"/>
-                                      </a:srgbClr>
-                                    </a:clrTo>
-                                  </a:clrChange>
-                                </a:blip>
-                                <a:stretch>
-                                  <a:fillRect/>
-                                </a:stretch>
-                              </pic:blipFill>
-                              <pic:spPr>
-                                <a:xfrm>
-                                  <a:off x="4208" y="95052"/>
-                                  <a:ext cx="975" cy="570"/>
-                                </a:xfrm>
-                                <a:prstGeom prst="rect">
-                                  <a:avLst/>
-                                </a:prstGeom>
-                                <a:noFill/>
-                                <a:ln w="9525">
-                                  <a:noFill/>
-                                </a:ln>
-                              </pic:spPr>
-                            </pic:pic>
-                            <pic:pic xmlns:pic="http://schemas.openxmlformats.org/drawingml/2006/picture">
-                              <pic:nvPicPr>
-                                <pic:cNvPr id="9" name="图片 25"/>
-                                <pic:cNvPicPr>
-                                  <a:picLocks noChangeAspect="1" noChangeArrowheads="1"/>
-                                </pic:cNvPicPr>
-                              </pic:nvPicPr>
-                              <pic:blipFill>
-                                <a:blip r:embed="rId9">
-                                  <a:extLst>
-                                    <a:ext uri="{28A0092B-C50C-407E-A947-70E740481C1C}">
-                                      <a14:useLocalDpi xmlns:a14="http://schemas.microsoft.com/office/drawing/2010/main" val="0"/>
-                                    </a:ext>
-                                  </a:extLst>
-                                </a:blip>
-                                <a:srcRect/>
-                                <a:stretch>
-                                  <a:fillRect/>
-                                </a:stretch>
-                              </pic:blipFill>
-                              <pic:spPr>
-                                <a:xfrm>
-                                  <a:off x="3513" y="94449"/>
-                                  <a:ext cx="2273" cy="2273"/>
-                                </a:xfrm>
-                                <a:prstGeom prst="rect">
-                                  <a:avLst/>
-                                </a:prstGeom>
-                                <a:noFill/>
-                                <a:ln>
-                                  <a:noFill/>
-                                </a:ln>
-                              </pic:spPr>
-                            </pic:pic>
-                          </wpg:wgp>
-                        </a:graphicData>
-                      </a:graphic>
-                    </wp:anchor>
-                  </w:drawing>
-                </mc:Choice>
-                <mc:Fallback>
-                  <w:pict>
-                    <v:group id="_x0000_s1026" o:spid="_x0000_s1026" o:spt="203" style="position:absolute;left:0pt;margin-left:-41.05pt;margin-top:-37.2pt;height:113.65pt;width:113.65pt;z-index:251659264;mso-width-relative:page;mso-height-relative:page;" coordorigin="3513,94449" coordsize="2273,2273" o:gfxdata="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">
-                      <o:lock v:ext="edit" aspectratio="f"/>
-                      <v:shape id="图片 29" o:spid="_x0000_s1026" o:spt="75" alt="IMG_256" type="#_x0000_t75" style="position:absolute;left:4208;top:95052;height:570;width:975;" filled="f" o:preferrelative="t" stroked="f" coordsize="21600,21600" o:gfxdata="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">
-                        <v:fill on="f" focussize="0,0"/>
-                        <v:stroke on="f"/>
-                        <v:imagedata r:id="rId12" chromakey="#FFFFFF" o:title=""/>
-                        <o:lock v:ext="edit" aspectratio="t"/>
-                      </v:shape>
-                      <v:shape id="图片 25" o:spid="_x0000_s1026" o:spt="75" type="#_x0000_t75" style="position:absolute;left:3513;top:94449;height:2273;width:2273;" filled="f" o:preferrelative="t" stroked="f" coordsize="21600,21600" o:gfxdata="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">
-                        <v:fill on="f" focussize="0,0"/>
-                        <v:stroke on="f"/>
-                        <v:imagedata r:id="rId9" o:title=""/>
-                        <o:lock v:ext="edit" aspectratio="t"/>
-                      </v:shape>
-                    </v:group>
-                  </w:pict>
-                </mc:Fallback>
-              </mc:AlternateContent>
-            </w:r>
-          </w:p>
-        </w:tc>
-        <w:tc>
-          <w:tcPr>
-            <w:tcW w:w="1373" w:type="dxa"/>
-            <w:vAlign w:val="center"/>
-          </w:tcPr>
-          <w:p>
-            <w:pPr>
-              <w:pStyle w:val="20"/>
-              <w:spacing w:before="13"/>
-              <w:jc w:val="both"/>
-              <w:rPr>
-                <w:rFonts w:ascii="Times New Roman" w:hAnsi="Times New Roman" w:cs="Times New Roman"/>
-                <w:b/>
-                <w:sz w:val="24"/>
-                <w:szCs w:val="24"/>
-              </w:rPr>
-            </w:pPr>
-            <w:r>
-              <w:rPr>
-                <w:rFonts w:hint="eastAsia" w:ascii="Times New Roman" w:hAnsi="Times New Roman" w:cs="Times New Roman"/>
-                <w:b/>
-                <w:sz w:val="24"/>
-                <w:szCs w:val="24"/>
-                <w:lang w:val="en-US" w:eastAsia="zh-CN"/>
-              </w:rPr>
-              <w:t>报告医生</w:t>
-            </w:r>
-            <w:r>
-              <w:rPr>
-                <w:rFonts w:ascii="Times New Roman" w:hAnsi="Times New Roman" w:cs="Times New Roman"/>
-                <w:b/>
-                <w:sz w:val="24"/>
-                <w:szCs w:val="24"/>
-                <w:lang w:eastAsia="zh-CN"/>
-              </w:rPr>
-              <w:t>：</w:t>
-            </w:r>
-          </w:p>
-        </w:tc>
-        <w:tc>
-          <w:tcPr>
-            <w:tcW w:w="1640" w:type="dxa"/>
-            <w:vAlign w:val="center"/>
-          </w:tcPr>
-          <w:p>
-            <w:pPr>
-              <w:pStyle w:val="20"/>
-              <w:spacing w:before="13"/>
-              <w:ind w:right="15"/>
-              <w:jc w:val="both"/>
-              <w:rPr>
-                <w:rFonts w:ascii="Times New Roman" w:hAnsi="Times New Roman" w:cs="Times New Roman"/>
-                <w:b/>
-                <w:sz w:val="24"/>
-                <w:szCs w:val="24"/>
-              </w:rPr>
-            </w:pPr>
-          </w:p>
-        </w:tc>
-        <w:tc>
-          <w:tcPr>
-            <w:tcW w:w="2475" w:type="dxa"/>
-            <w:vAlign w:val="center"/>
-          </w:tcPr>
-          <w:p>
-            <w:pPr>
-              <w:pStyle w:val="20"/>
-              <w:spacing w:before="13"/>
-              <w:ind w:right="15"/>
-              <w:jc w:val="both"/>
-              <w:rPr>
-                <w:rFonts w:hint="eastAsia" w:ascii="Times New Roman" w:hAnsi="Times New Roman" w:eastAsia="宋体" w:cs="Times New Roman"/>
-                <w:b/>
-                <w:sz w:val="24"/>
-                <w:szCs w:val="24"/>
-                <w:lang w:val="en-US" w:eastAsia="zh-CN"/>
-              </w:rPr>
-            </w:pPr>
-            <w:r>
-              <w:rPr>
-                <w:rFonts w:hint="eastAsia" w:ascii="Times New Roman" w:hAnsi="Times New Roman" w:cs="Times New Roman"/>
-                <w:b/>
-                <w:sz w:val="24"/>
-                <w:szCs w:val="24"/>
-                <w:lang w:val="en-US" w:eastAsia="zh-CN"/>
-              </w:rPr>
-              <w:t>审核医生：</w:t>
-            </w:r>
-          </w:p>
-        </w:tc>
-      </w:tr>
-      <w:tr>
-        <w:tblPrEx>
-          <w:tblCellMar>
-            <w:top w:w="0" w:type="dxa"/>
-            <w:left w:w="0" w:type="dxa"/>
-            <w:bottom w:w="0" w:type="dxa"/>
-            <w:right w:w="0" w:type="dxa"/>
-          </w:tblCellMar>
-        </w:tblPrEx>
-        <w:trPr>
-          <w:trHeight w:val="457" w:hRule="exact"/>
-          <w:jc w:val="right"/>
-        </w:trPr>
-        <w:tc>
-          <w:tcPr>
-            <w:tcW w:w="1272" w:type="dxa"/>
-            <w:vAlign w:val="center"/>
-          </w:tcPr>
-          <w:p>
-            <w:pPr>
-              <w:pStyle w:val="20"/>
-              <w:spacing w:line="341" w:lineRule="exact"/>
-              <w:ind w:left="13" w:right="165"/>
-              <w:jc w:val="both"/>
-              <w:rPr>
-                <w:rFonts w:ascii="Times New Roman" w:hAnsi="Times New Roman" w:cs="Times New Roman"/>
-                <w:b/>
-                <w:sz w:val="24"/>
-                <w:szCs w:val="24"/>
-              </w:rPr>
-            </w:pPr>
-            <w:r>
-              <w:rPr>
-                <w:rFonts w:ascii="Times New Roman" w:hAnsi="Times New Roman" w:cs="Times New Roman"/>
-                <w:b/>
-                <w:sz w:val="24"/>
-                <w:szCs w:val="24"/>
-              </w:rPr>
-              <w:t>日</w:t>
-            </w:r>
-            <w:r>
-              <w:rPr>
-                <w:rFonts w:ascii="Times New Roman" w:hAnsi="Times New Roman" w:cs="Times New Roman"/>
-                <w:b/>
-                <w:sz w:val="24"/>
-                <w:szCs w:val="24"/>
-                <w:lang w:eastAsia="zh-CN"/>
-              </w:rPr>
-              <w:t xml:space="preserve">  </w:t>
-            </w:r>
-            <w:r>
-              <w:rPr>
-                <w:rFonts w:ascii="Times New Roman" w:hAnsi="Times New Roman" w:cs="Times New Roman"/>
-                <w:b/>
-                <w:sz w:val="24"/>
-                <w:szCs w:val="24"/>
-              </w:rPr>
-              <w:t>期：</w:t>
-            </w:r>
-          </w:p>
-        </w:tc>
-        <w:tc>
-          <w:tcPr>
-            <w:tcW w:w="2306" w:type="dxa"/>
-            <w:vAlign w:val="center"/>
-          </w:tcPr>
-          <w:p>
-            <w:pPr>
-              <w:pStyle w:val="20"/>
-              <w:spacing w:line="363" w:lineRule="exact"/>
-              <w:jc w:val="both"/>
-              <w:rPr>
-                <w:rFonts w:ascii="Times New Roman" w:hAnsi="Times New Roman" w:cs="Times New Roman"/>
-                <w:sz w:val="24"/>
-                <w:szCs w:val="24"/>
-              </w:rPr>
-            </w:pPr>
-            <w:r>
-              <w:rPr>
-                <w:rFonts w:ascii="Times New Roman" w:hAnsi="Times New Roman" w:cs="Times New Roman"/>
-                <w:kern w:val="2"/>
-                <w:sz w:val="24"/>
-                <w:szCs w:val="24"/>
-                <w:lang w:eastAsia="zh-CN"/>
-              </w:rPr>
-              <w:t>{{ reportdate }}</w:t>
-            </w:r>
-          </w:p>
-        </w:tc>
-        <w:tc>
-          <w:tcPr>
-            <w:tcW w:w="1373" w:type="dxa"/>
-            <w:vAlign w:val="center"/>
-          </w:tcPr>
-          <w:p>
-            <w:pPr>
-              <w:pStyle w:val="20"/>
-              <w:spacing w:line="341" w:lineRule="exact"/>
-              <w:jc w:val="both"/>
-              <w:rPr>
-                <w:rFonts w:ascii="Times New Roman" w:hAnsi="Times New Roman" w:cs="Times New Roman"/>
-                <w:b/>
-                <w:sz w:val="24"/>
-                <w:szCs w:val="24"/>
-              </w:rPr>
-            </w:pPr>
-          </w:p>
-        </w:tc>
-        <w:tc>
-          <w:tcPr>
-            <w:tcW w:w="1640" w:type="dxa"/>
-            <w:vAlign w:val="center"/>
-          </w:tcPr>
-          <w:p>
-            <w:pPr>
-              <w:pStyle w:val="20"/>
-              <w:spacing w:line="363" w:lineRule="exact"/>
-              <w:ind w:right="15"/>
-              <w:jc w:val="both"/>
-              <w:rPr>
-                <w:rFonts w:ascii="Times New Roman" w:hAnsi="Times New Roman" w:cs="Times New Roman"/>
-                <w:sz w:val="24"/>
-                <w:szCs w:val="24"/>
-              </w:rPr>
-            </w:pPr>
-          </w:p>
-        </w:tc>
-        <w:tc>
-          <w:tcPr>
-            <w:tcW w:w="2475" w:type="dxa"/>
-            <w:vAlign w:val="center"/>
-          </w:tcPr>
-          <w:p>
-            <w:pPr>
-              <w:pStyle w:val="20"/>
-              <w:spacing w:line="363" w:lineRule="exact"/>
-              <w:ind w:right="15"/>
-              <w:jc w:val="both"/>
-              <w:rPr>
-                <w:rFonts w:ascii="Times New Roman" w:hAnsi="Times New Roman" w:cs="Times New Roman"/>
-                <w:kern w:val="2"/>
-                <w:sz w:val="24"/>
-                <w:szCs w:val="24"/>
-                <w:lang w:eastAsia="zh-CN"/>
-              </w:rPr>
-            </w:pPr>
-          </w:p>
-        </w:tc>
-      </w:tr>
-    </w:tbl>
-    <w:p>
-      <w:pPr>
-        <w:rPr>
-          <w:rFonts w:ascii="Times New Roman" w:hAnsi="Times New Roman" w:eastAsia="微软雅黑" w:cs="Times New Roman"/>
-          <w:sz w:val="24"/>
-          <w:szCs w:val="24"/>
-          <w:lang w:eastAsia="zh-CN"/>
-        </w:rPr>
-      </w:pPr>
-      <w:r>
-        <w:rPr>
-          <w:rFonts w:hint="eastAsia" w:ascii="Times New Roman" w:hAnsi="Times New Roman" w:eastAsia="微软雅黑" w:cs="Times New Roman"/>
-          <w:sz w:val="24"/>
-          <w:szCs w:val="24"/>
-          <w:lang w:eastAsia="zh-CN"/>
-        </w:rPr>
-        <w:t xml:space="preserve">{% endif %}{% if testedby == </w:t>
-      </w:r>
-      <w:r>
-        <w:rPr>
-          <w:rFonts w:ascii="Times New Roman" w:hAnsi="Times New Roman" w:eastAsia="微软雅黑" w:cs="Times New Roman"/>
-          <w:sz w:val="24"/>
-          <w:szCs w:val="24"/>
-          <w:lang w:eastAsia="zh-CN"/>
-        </w:rPr>
-        <w:t>“</w:t>
-      </w:r>
-      <w:r>
-        <w:rPr>
-          <w:rFonts w:hint="eastAsia" w:ascii="Times New Roman" w:hAnsi="Times New Roman" w:eastAsia="微软雅黑" w:cs="Times New Roman"/>
-          <w:sz w:val="24"/>
-          <w:szCs w:val="24"/>
-          <w:lang w:eastAsia="zh-CN"/>
-        </w:rPr>
-        <w:t>5</w:t>
-      </w:r>
-      <w:r>
-        <w:rPr>
-          <w:rFonts w:ascii="Times New Roman" w:hAnsi="Times New Roman" w:eastAsia="微软雅黑" w:cs="Times New Roman"/>
-          <w:sz w:val="24"/>
-          <w:szCs w:val="24"/>
-          <w:lang w:eastAsia="zh-CN"/>
-        </w:rPr>
-        <w:t>”</w:t>
-      </w:r>
-      <w:r>
-        <w:rPr>
-          <w:rFonts w:hint="eastAsia" w:ascii="Times New Roman" w:hAnsi="Times New Roman" w:eastAsia="微软雅黑" w:cs="Times New Roman"/>
-          <w:sz w:val="24"/>
-          <w:szCs w:val="24"/>
-          <w:lang w:eastAsia="zh-CN"/>
-        </w:rPr>
-        <w:t xml:space="preserve"> %}</w:t>
-      </w:r>
-    </w:p>
-    <w:p>
-      <w:pPr>
-        <w:rPr>
-          <w:lang w:eastAsia="zh-CN"/>
-        </w:rPr>
-      </w:pPr>
-    </w:p>
-    <w:p>
-      <w:pPr>
-        <w:rPr>
           <w:lang w:eastAsia="zh-CN"/>
         </w:rPr>
       </w:pPr>
@@ -7711,6 +7088,140 @@
                 <w:szCs w:val="24"/>
               </w:rPr>
             </w:pPr>
+            <w:r>
+              <w:rPr>
+                <w:sz w:val="24"/>
+              </w:rPr>
+              <mc:AlternateContent>
+                <mc:Choice Requires="wpg">
+                  <w:drawing>
+                    <wp:anchor distT="0" distB="0" distL="114300" distR="114300" simplePos="0" relativeHeight="251661312" behindDoc="0" locked="0" layoutInCell="1" allowOverlap="1">
+                      <wp:simplePos x="0" y="0"/>
+                      <wp:positionH relativeFrom="column">
+                        <wp:posOffset>-521335</wp:posOffset>
+                      </wp:positionH>
+                      <wp:positionV relativeFrom="paragraph">
+                        <wp:posOffset>-472440</wp:posOffset>
+                      </wp:positionV>
+                      <wp:extent cx="1443355" cy="1443355"/>
+                      <wp:effectExtent l="0" t="0" r="4445" b="4445"/>
+                      <wp:wrapNone/>
+                      <wp:docPr id="13" name="组合 13"/>
+                      <wp:cNvGraphicFramePr/>
+                      <a:graphic xmlns:a="http://schemas.openxmlformats.org/drawingml/2006/main">
+                        <a:graphicData uri="http://schemas.microsoft.com/office/word/2010/wordprocessingGroup">
+                          <wpg:wgp>
+                            <wpg:cNvGrpSpPr/>
+                            <wpg:grpSpPr>
+                              <a:xfrm>
+                                <a:off x="0" y="0"/>
+                                <a:ext cx="1443355" cy="1443355"/>
+                                <a:chOff x="3513" y="94449"/>
+                                <a:chExt cx="2273" cy="2273"/>
+                              </a:xfrm>
+                            </wpg:grpSpPr>
+                            <pic:pic xmlns:pic="http://schemas.openxmlformats.org/drawingml/2006/picture">
+                              <pic:nvPicPr>
+                                <pic:cNvPr id="110" name="图片 29" descr="IMG_256"/>
+                                <pic:cNvPicPr>
+                                  <a:picLocks noChangeAspect="1"/>
+                                </pic:cNvPicPr>
+                              </pic:nvPicPr>
+                              <pic:blipFill>
+                                <a:blip r:embed="rId11">
+                                  <a:clrChange>
+                                    <a:clrFrom>
+                                      <a:srgbClr val="FFFFFF">
+                                        <a:alpha val="100000"/>
+                                      </a:srgbClr>
+                                    </a:clrFrom>
+                                    <a:clrTo>
+                                      <a:srgbClr val="FFFFFF">
+                                        <a:alpha val="100000"/>
+                                        <a:alpha val="0"/>
+                                      </a:srgbClr>
+                                    </a:clrTo>
+                                  </a:clrChange>
+                                </a:blip>
+                                <a:stretch>
+                                  <a:fillRect/>
+                                </a:stretch>
+                              </pic:blipFill>
+                              <pic:spPr>
+                                <a:xfrm>
+                                  <a:off x="4208" y="95052"/>
+                                  <a:ext cx="975" cy="570"/>
+                                </a:xfrm>
+                                <a:prstGeom prst="rect">
+                                  <a:avLst/>
+                                </a:prstGeom>
+                                <a:noFill/>
+                                <a:ln w="9525">
+                                  <a:noFill/>
+                                </a:ln>
+                              </pic:spPr>
+                            </pic:pic>
+                            <pic:pic xmlns:pic="http://schemas.openxmlformats.org/drawingml/2006/picture">
+                              <pic:nvPicPr>
+                                <pic:cNvPr id="33" name="图片 25"/>
+                                <pic:cNvPicPr>
+                                  <a:picLocks noChangeAspect="1" noChangeArrowheads="1"/>
+                                </pic:cNvPicPr>
+                              </pic:nvPicPr>
+                              <pic:blipFill>
+                                <a:blip r:embed="rId8">
+                                  <a:extLst>
+                                    <a:ext uri="{28A0092B-C50C-407E-A947-70E740481C1C}">
+                                      <a14:useLocalDpi xmlns:a14="http://schemas.microsoft.com/office/drawing/2010/main" val="0"/>
+                                    </a:ext>
+                                  </a:extLst>
+                                </a:blip>
+                                <a:srcRect/>
+                                <a:stretch>
+                                  <a:fillRect/>
+                                </a:stretch>
+                              </pic:blipFill>
+                              <pic:spPr>
+                                <a:xfrm>
+                                  <a:off x="3513" y="94449"/>
+                                  <a:ext cx="2273" cy="2273"/>
+                                </a:xfrm>
+                                <a:prstGeom prst="rect">
+                                  <a:avLst/>
+                                </a:prstGeom>
+                                <a:noFill/>
+                                <a:ln>
+                                  <a:noFill/>
+                                </a:ln>
+                              </pic:spPr>
+                            </pic:pic>
+                          </wpg:wgp>
+                        </a:graphicData>
+                      </a:graphic>
+                    </wp:anchor>
+                  </w:drawing>
+                </mc:Choice>
+                <mc:Fallback>
+                  <w:pict>
+                    <v:group id="_x0000_s1026" o:spid="_x0000_s1026" o:spt="203" style="position:absolute;left:0pt;margin-left:-41.05pt;margin-top:-37.2pt;height:113.65pt;width:113.65pt;z-index:251661312;mso-width-relative:page;mso-height-relative:page;" coordorigin="3513,94449" coordsize="2273,2273" o:gfxdata="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">
+                      <o:lock v:ext="edit" aspectratio="f"/>
+                      <v:shape id="图片 29" o:spid="_x0000_s1026" o:spt="75" alt="IMG_256" type="#_x0000_t75" style="position:absolute;left:4208;top:95052;height:570;width:975;" filled="f" o:preferrelative="t" stroked="f" coordsize="21600,21600" o:gfxdata="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">
+                        <v:fill on="f" focussize="0,0"/>
+                        <v:stroke on="f"/>
+                        <v:imagedata r:id="rId11" chromakey="#FFFFFF" o:title=""/>
+                        <o:lock v:ext="edit" aspectratio="t"/>
+                      </v:shape>
+                      <v:shape id="图片 25" o:spid="_x0000_s1026" o:spt="75" type="#_x0000_t75" style="position:absolute;left:3513;top:94449;height:2273;width:2273;" filled="f" o:preferrelative="t" stroked="f" coordsize="21600,21600" o:gfxdata="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">
+                        <v:fill on="f" focussize="0,0"/>
+                        <v:stroke on="f"/>
+                        <v:imagedata r:id="rId8" o:title=""/>
+                        <o:lock v:ext="edit" aspectratio="t"/>
+                      </v:shape>
+                    </v:group>
+                  </w:pict>
+                </mc:Fallback>
+              </mc:AlternateContent>
+            </w:r>
           </w:p>
         </w:tc>
         <w:tc>
@@ -7988,7 +7499,7 @@
           <w:szCs w:val="24"/>
           <w:lang w:eastAsia="zh-CN"/>
         </w:rPr>
-        <w:t>6</w:t>
+        <w:t>5</w:t>
       </w:r>
       <w:r>
         <w:rPr>
@@ -8012,9 +7523,6 @@
     <w:p>
       <w:pPr>
         <w:rPr>
-          <w:rFonts w:ascii="Times New Roman" w:hAnsi="Times New Roman" w:eastAsia="微软雅黑" w:cs="Times New Roman"/>
-          <w:sz w:val="24"/>
-          <w:szCs w:val="24"/>
           <w:lang w:eastAsia="zh-CN"/>
         </w:rPr>
       </w:pPr>
@@ -8022,9 +7530,6 @@
     <w:p>
       <w:pPr>
         <w:rPr>
-          <w:rFonts w:ascii="Times New Roman" w:hAnsi="Times New Roman" w:eastAsia="微软雅黑" w:cs="Times New Roman"/>
-          <w:sz w:val="24"/>
-          <w:szCs w:val="24"/>
           <w:lang w:eastAsia="zh-CN"/>
         </w:rPr>
       </w:pPr>
@@ -8354,21 +7859,573 @@
     <w:p>
       <w:pPr>
         <w:rPr>
+          <w:rFonts w:ascii="Times New Roman" w:hAnsi="Times New Roman" w:eastAsia="微软雅黑" w:cs="Times New Roman"/>
+          <w:sz w:val="24"/>
+          <w:szCs w:val="24"/>
+          <w:lang w:eastAsia="zh-CN"/>
+        </w:rPr>
+      </w:pPr>
+      <w:r>
+        <w:rPr>
+          <w:rFonts w:hint="eastAsia" w:ascii="Times New Roman" w:hAnsi="Times New Roman" w:eastAsia="微软雅黑" w:cs="Times New Roman"/>
+          <w:sz w:val="24"/>
+          <w:szCs w:val="24"/>
+          <w:lang w:eastAsia="zh-CN"/>
+        </w:rPr>
+        <w:t xml:space="preserve">{% endif %}{% if testedby == </w:t>
+      </w:r>
+      <w:r>
+        <w:rPr>
+          <w:rFonts w:ascii="Times New Roman" w:hAnsi="Times New Roman" w:eastAsia="微软雅黑" w:cs="Times New Roman"/>
+          <w:sz w:val="24"/>
+          <w:szCs w:val="24"/>
+          <w:lang w:eastAsia="zh-CN"/>
+        </w:rPr>
+        <w:t>“</w:t>
+      </w:r>
+      <w:r>
+        <w:rPr>
+          <w:rFonts w:hint="eastAsia" w:ascii="Times New Roman" w:hAnsi="Times New Roman" w:eastAsia="微软雅黑" w:cs="Times New Roman"/>
+          <w:sz w:val="24"/>
+          <w:szCs w:val="24"/>
+          <w:lang w:eastAsia="zh-CN"/>
+        </w:rPr>
+        <w:t>6</w:t>
+      </w:r>
+      <w:r>
+        <w:rPr>
+          <w:rFonts w:ascii="Times New Roman" w:hAnsi="Times New Roman" w:eastAsia="微软雅黑" w:cs="Times New Roman"/>
+          <w:sz w:val="24"/>
+          <w:szCs w:val="24"/>
+          <w:lang w:eastAsia="zh-CN"/>
+        </w:rPr>
+        <w:t>”</w:t>
+      </w:r>
+      <w:r>
+        <w:rPr>
+          <w:rFonts w:hint="eastAsia" w:ascii="Times New Roman" w:hAnsi="Times New Roman" w:eastAsia="微软雅黑" w:cs="Times New Roman"/>
+          <w:sz w:val="24"/>
+          <w:szCs w:val="24"/>
+          <w:lang w:eastAsia="zh-CN"/>
+        </w:rPr>
+        <w:t xml:space="preserve"> %}</w:t>
+      </w:r>
+    </w:p>
+    <w:p>
+      <w:pPr>
+        <w:rPr>
+          <w:rFonts w:ascii="Times New Roman" w:hAnsi="Times New Roman" w:eastAsia="微软雅黑" w:cs="Times New Roman"/>
+          <w:sz w:val="24"/>
+          <w:szCs w:val="24"/>
+          <w:lang w:eastAsia="zh-CN"/>
+        </w:rPr>
+      </w:pPr>
+    </w:p>
+    <w:p>
+      <w:pPr>
+        <w:rPr>
+          <w:rFonts w:ascii="Times New Roman" w:hAnsi="Times New Roman" w:eastAsia="微软雅黑" w:cs="Times New Roman"/>
+          <w:sz w:val="24"/>
+          <w:szCs w:val="24"/>
+          <w:lang w:eastAsia="zh-CN"/>
+        </w:rPr>
+      </w:pPr>
+    </w:p>
+    <w:tbl>
+      <w:tblPr>
+        <w:tblStyle w:val="36"/>
+        <w:tblW w:w="9066" w:type="dxa"/>
+        <w:jc w:val="right"/>
+        <w:tblLayout w:type="fixed"/>
+        <w:tblCellMar>
+          <w:top w:w="0" w:type="dxa"/>
+          <w:left w:w="0" w:type="dxa"/>
+          <w:bottom w:w="0" w:type="dxa"/>
+          <w:right w:w="0" w:type="dxa"/>
+        </w:tblCellMar>
+      </w:tblPr>
+      <w:tblGrid>
+        <w:gridCol w:w="1272"/>
+        <w:gridCol w:w="2306"/>
+        <w:gridCol w:w="1373"/>
+        <w:gridCol w:w="1640"/>
+        <w:gridCol w:w="2475"/>
+      </w:tblGrid>
+      <w:tr>
+        <w:tblPrEx>
+          <w:tblCellMar>
+            <w:top w:w="0" w:type="dxa"/>
+            <w:left w:w="0" w:type="dxa"/>
+            <w:bottom w:w="0" w:type="dxa"/>
+            <w:right w:w="0" w:type="dxa"/>
+          </w:tblCellMar>
+        </w:tblPrEx>
+        <w:trPr>
+          <w:trHeight w:val="441" w:hRule="exact"/>
+          <w:jc w:val="right"/>
+        </w:trPr>
+        <w:tc>
+          <w:tcPr>
+            <w:tcW w:w="1272" w:type="dxa"/>
+            <w:vAlign w:val="center"/>
+          </w:tcPr>
+          <w:p>
+            <w:pPr>
+              <w:pStyle w:val="20"/>
+              <w:spacing w:before="13"/>
+              <w:ind w:left="13" w:right="95"/>
+              <w:jc w:val="both"/>
+              <w:rPr>
+                <w:rFonts w:ascii="Times New Roman" w:hAnsi="Times New Roman" w:cs="Times New Roman"/>
+                <w:b/>
+                <w:sz w:val="24"/>
+                <w:szCs w:val="24"/>
+              </w:rPr>
+            </w:pPr>
+            <w:r>
+              <w:rPr>
+                <w:rFonts w:ascii="Times New Roman" w:hAnsi="Times New Roman" w:cs="Times New Roman"/>
+                <w:b/>
+                <w:sz w:val="24"/>
+                <w:szCs w:val="24"/>
+              </w:rPr>
+              <w:t>检测人：</w:t>
+            </w:r>
+          </w:p>
+        </w:tc>
+        <w:tc>
+          <w:tcPr>
+            <w:tcW w:w="2306" w:type="dxa"/>
+            <w:vAlign w:val="center"/>
+          </w:tcPr>
+          <w:p>
+            <w:pPr>
+              <w:pStyle w:val="20"/>
+              <w:spacing w:before="13"/>
+              <w:jc w:val="both"/>
+              <w:rPr>
+                <w:rFonts w:ascii="Times New Roman" w:hAnsi="Times New Roman" w:cs="Times New Roman"/>
+                <w:b/>
+                <w:sz w:val="24"/>
+                <w:szCs w:val="24"/>
+              </w:rPr>
+            </w:pPr>
+            <w:r>
+              <w:rPr>
+                <w:sz w:val="24"/>
+              </w:rPr>
+              <mc:AlternateContent>
+                <mc:Choice Requires="wpg">
+                  <w:drawing>
+                    <wp:anchor distT="0" distB="0" distL="114300" distR="114300" simplePos="0" relativeHeight="251663360" behindDoc="0" locked="0" layoutInCell="1" allowOverlap="1">
+                      <wp:simplePos x="0" y="0"/>
+                      <wp:positionH relativeFrom="column">
+                        <wp:posOffset>-563245</wp:posOffset>
+                      </wp:positionH>
+                      <wp:positionV relativeFrom="paragraph">
+                        <wp:posOffset>-597535</wp:posOffset>
+                      </wp:positionV>
+                      <wp:extent cx="1443355" cy="1443355"/>
+                      <wp:effectExtent l="0" t="0" r="4445" b="4445"/>
+                      <wp:wrapNone/>
+                      <wp:docPr id="15" name="组合 15"/>
+                      <wp:cNvGraphicFramePr/>
+                      <a:graphic xmlns:a="http://schemas.openxmlformats.org/drawingml/2006/main">
+                        <a:graphicData uri="http://schemas.microsoft.com/office/word/2010/wordprocessingGroup">
+                          <wpg:wgp>
+                            <wpg:cNvGrpSpPr/>
+                            <wpg:grpSpPr>
+                              <a:xfrm>
+                                <a:off x="0" y="0"/>
+                                <a:ext cx="1443355" cy="1443355"/>
+                                <a:chOff x="3447" y="97780"/>
+                                <a:chExt cx="2273" cy="2273"/>
+                              </a:xfrm>
+                            </wpg:grpSpPr>
+                            <pic:pic xmlns:pic="http://schemas.openxmlformats.org/drawingml/2006/picture">
+                              <pic:nvPicPr>
+                                <pic:cNvPr id="50" name="图片 1" descr="IMG_256"/>
+                                <pic:cNvPicPr>
+                                  <a:picLocks noChangeAspect="1"/>
+                                </pic:cNvPicPr>
+                              </pic:nvPicPr>
+                              <pic:blipFill>
+                                <a:blip r:embed="rId12">
+                                  <a:clrChange>
+                                    <a:clrFrom>
+                                      <a:srgbClr val="AAA9A5">
+                                        <a:alpha val="100000"/>
+                                      </a:srgbClr>
+                                    </a:clrFrom>
+                                    <a:clrTo>
+                                      <a:srgbClr val="AAA9A5">
+                                        <a:alpha val="100000"/>
+                                        <a:alpha val="0"/>
+                                      </a:srgbClr>
+                                    </a:clrTo>
+                                  </a:clrChange>
+                                </a:blip>
+                                <a:srcRect l="27431" t="30452" r="31962" b="18126"/>
+                                <a:stretch>
+                                  <a:fillRect/>
+                                </a:stretch>
+                              </pic:blipFill>
+                              <pic:spPr>
+                                <a:xfrm>
+                                  <a:off x="4190" y="98395"/>
+                                  <a:ext cx="781" cy="989"/>
+                                </a:xfrm>
+                                <a:prstGeom prst="rect">
+                                  <a:avLst/>
+                                </a:prstGeom>
+                                <a:noFill/>
+                                <a:ln w="9525">
+                                  <a:noFill/>
+                                </a:ln>
+                              </pic:spPr>
+                            </pic:pic>
+                            <pic:pic xmlns:pic="http://schemas.openxmlformats.org/drawingml/2006/picture">
+                              <pic:nvPicPr>
+                                <pic:cNvPr id="11" name="图片 25"/>
+                                <pic:cNvPicPr>
+                                  <a:picLocks noChangeAspect="1" noChangeArrowheads="1"/>
+                                </pic:cNvPicPr>
+                              </pic:nvPicPr>
+                              <pic:blipFill>
+                                <a:blip r:embed="rId8">
+                                  <a:extLst>
+                                    <a:ext uri="{28A0092B-C50C-407E-A947-70E740481C1C}">
+                                      <a14:useLocalDpi xmlns:a14="http://schemas.microsoft.com/office/drawing/2010/main" val="0"/>
+                                    </a:ext>
+                                  </a:extLst>
+                                </a:blip>
+                                <a:srcRect/>
+                                <a:stretch>
+                                  <a:fillRect/>
+                                </a:stretch>
+                              </pic:blipFill>
+                              <pic:spPr>
+                                <a:xfrm>
+                                  <a:off x="3447" y="97780"/>
+                                  <a:ext cx="2273" cy="2273"/>
+                                </a:xfrm>
+                                <a:prstGeom prst="rect">
+                                  <a:avLst/>
+                                </a:prstGeom>
+                                <a:noFill/>
+                                <a:ln>
+                                  <a:noFill/>
+                                </a:ln>
+                              </pic:spPr>
+                            </pic:pic>
+                          </wpg:wgp>
+                        </a:graphicData>
+                      </a:graphic>
+                    </wp:anchor>
+                  </w:drawing>
+                </mc:Choice>
+                <mc:Fallback>
+                  <w:pict>
+                    <v:group id="_x0000_s1026" o:spid="_x0000_s1026" o:spt="203" style="position:absolute;left:0pt;margin-left:-44.35pt;margin-top:-47.05pt;height:113.65pt;width:113.65pt;z-index:251663360;mso-width-relative:page;mso-height-relative:page;" coordorigin="3447,97780" coordsize="2273,2273" o:gfxdata="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">
+                      <o:lock v:ext="edit" aspectratio="f"/>
+                      <v:shape id="图片 1" o:spid="_x0000_s1026" o:spt="75" alt="IMG_256" type="#_x0000_t75" style="position:absolute;left:4190;top:98395;height:989;width:781;" filled="f" o:preferrelative="t" stroked="f" coordsize="21600,21600" o:gfxdata="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">
+                        <v:fill on="f" focussize="0,0"/>
+                        <v:stroke on="f"/>
+                        <v:imagedata r:id="rId12" cropleft="17977f" croptop="19957f" cropright="20947f" cropbottom="11879f" chromakey="#AAA9A5" o:title=""/>
+                        <o:lock v:ext="edit" aspectratio="t"/>
+                      </v:shape>
+                      <v:shape id="图片 25" o:spid="_x0000_s1026" o:spt="75" type="#_x0000_t75" style="position:absolute;left:3447;top:97780;height:2273;width:2273;" filled="f" o:preferrelative="t" stroked="f" coordsize="21600,21600" o:gfxdata="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">
+                        <v:fill on="f" focussize="0,0"/>
+                        <v:stroke on="f"/>
+                        <v:imagedata r:id="rId8" o:title=""/>
+                        <o:lock v:ext="edit" aspectratio="t"/>
+                      </v:shape>
+                    </v:group>
+                  </w:pict>
+                </mc:Fallback>
+              </mc:AlternateContent>
+            </w:r>
+          </w:p>
+        </w:tc>
+        <w:tc>
+          <w:tcPr>
+            <w:tcW w:w="1373" w:type="dxa"/>
+            <w:vAlign w:val="center"/>
+          </w:tcPr>
+          <w:p>
+            <w:pPr>
+              <w:pStyle w:val="20"/>
+              <w:spacing w:before="13"/>
+              <w:jc w:val="both"/>
+              <w:rPr>
+                <w:rFonts w:ascii="Times New Roman" w:hAnsi="Times New Roman" w:cs="Times New Roman"/>
+                <w:b/>
+                <w:sz w:val="24"/>
+                <w:szCs w:val="24"/>
+              </w:rPr>
+            </w:pPr>
+            <w:r>
+              <w:rPr>
+                <w:rFonts w:hint="eastAsia" w:ascii="Times New Roman" w:hAnsi="Times New Roman" w:cs="Times New Roman"/>
+                <w:b/>
+                <w:sz w:val="24"/>
+                <w:szCs w:val="24"/>
+                <w:lang w:val="en-US" w:eastAsia="zh-CN"/>
+              </w:rPr>
+              <w:t>报告医生</w:t>
+            </w:r>
+            <w:r>
+              <w:rPr>
+                <w:rFonts w:ascii="Times New Roman" w:hAnsi="Times New Roman" w:cs="Times New Roman"/>
+                <w:b/>
+                <w:sz w:val="24"/>
+                <w:szCs w:val="24"/>
+                <w:lang w:eastAsia="zh-CN"/>
+              </w:rPr>
+              <w:t>：</w:t>
+            </w:r>
+          </w:p>
+        </w:tc>
+        <w:tc>
+          <w:tcPr>
+            <w:tcW w:w="1640" w:type="dxa"/>
+            <w:vAlign w:val="center"/>
+          </w:tcPr>
+          <w:p>
+            <w:pPr>
+              <w:pStyle w:val="20"/>
+              <w:spacing w:before="13"/>
+              <w:ind w:right="15"/>
+              <w:jc w:val="both"/>
+              <w:rPr>
+                <w:rFonts w:ascii="Times New Roman" w:hAnsi="Times New Roman" w:cs="Times New Roman"/>
+                <w:b/>
+                <w:sz w:val="24"/>
+                <w:szCs w:val="24"/>
+              </w:rPr>
+            </w:pPr>
+          </w:p>
+        </w:tc>
+        <w:tc>
+          <w:tcPr>
+            <w:tcW w:w="2475" w:type="dxa"/>
+            <w:vAlign w:val="center"/>
+          </w:tcPr>
+          <w:p>
+            <w:pPr>
+              <w:pStyle w:val="20"/>
+              <w:spacing w:before="13"/>
+              <w:ind w:right="15"/>
+              <w:jc w:val="both"/>
+              <w:rPr>
+                <w:rFonts w:hint="eastAsia" w:ascii="Times New Roman" w:hAnsi="Times New Roman" w:eastAsia="宋体" w:cs="Times New Roman"/>
+                <w:b/>
+                <w:sz w:val="24"/>
+                <w:szCs w:val="24"/>
+                <w:lang w:val="en-US" w:eastAsia="zh-CN"/>
+              </w:rPr>
+            </w:pPr>
+            <w:r>
+              <w:rPr>
+                <w:rFonts w:hint="eastAsia" w:ascii="Times New Roman" w:hAnsi="Times New Roman" w:cs="Times New Roman"/>
+                <w:b/>
+                <w:sz w:val="24"/>
+                <w:szCs w:val="24"/>
+                <w:lang w:val="en-US" w:eastAsia="zh-CN"/>
+              </w:rPr>
+              <w:t>审核医生：</w:t>
+            </w:r>
+          </w:p>
+        </w:tc>
+      </w:tr>
+      <w:tr>
+        <w:tblPrEx>
+          <w:tblCellMar>
+            <w:top w:w="0" w:type="dxa"/>
+            <w:left w:w="0" w:type="dxa"/>
+            <w:bottom w:w="0" w:type="dxa"/>
+            <w:right w:w="0" w:type="dxa"/>
+          </w:tblCellMar>
+        </w:tblPrEx>
+        <w:trPr>
+          <w:trHeight w:val="457" w:hRule="exact"/>
+          <w:jc w:val="right"/>
+        </w:trPr>
+        <w:tc>
+          <w:tcPr>
+            <w:tcW w:w="1272" w:type="dxa"/>
+            <w:vAlign w:val="center"/>
+          </w:tcPr>
+          <w:p>
+            <w:pPr>
+              <w:pStyle w:val="20"/>
+              <w:spacing w:line="341" w:lineRule="exact"/>
+              <w:ind w:left="13" w:right="165"/>
+              <w:jc w:val="both"/>
+              <w:rPr>
+                <w:rFonts w:ascii="Times New Roman" w:hAnsi="Times New Roman" w:cs="Times New Roman"/>
+                <w:b/>
+                <w:sz w:val="24"/>
+                <w:szCs w:val="24"/>
+              </w:rPr>
+            </w:pPr>
+            <w:r>
+              <w:rPr>
+                <w:rFonts w:ascii="Times New Roman" w:hAnsi="Times New Roman" w:cs="Times New Roman"/>
+                <w:b/>
+                <w:sz w:val="24"/>
+                <w:szCs w:val="24"/>
+              </w:rPr>
+              <w:t>日</w:t>
+            </w:r>
+            <w:r>
+              <w:rPr>
+                <w:rFonts w:ascii="Times New Roman" w:hAnsi="Times New Roman" w:cs="Times New Roman"/>
+                <w:b/>
+                <w:sz w:val="24"/>
+                <w:szCs w:val="24"/>
+                <w:lang w:eastAsia="zh-CN"/>
+              </w:rPr>
+              <w:t xml:space="preserve">  </w:t>
+            </w:r>
+            <w:r>
+              <w:rPr>
+                <w:rFonts w:ascii="Times New Roman" w:hAnsi="Times New Roman" w:cs="Times New Roman"/>
+                <w:b/>
+                <w:sz w:val="24"/>
+                <w:szCs w:val="24"/>
+              </w:rPr>
+              <w:t>期：</w:t>
+            </w:r>
+          </w:p>
+        </w:tc>
+        <w:tc>
+          <w:tcPr>
+            <w:tcW w:w="2306" w:type="dxa"/>
+            <w:vAlign w:val="center"/>
+          </w:tcPr>
+          <w:p>
+            <w:pPr>
+              <w:pStyle w:val="20"/>
+              <w:spacing w:line="363" w:lineRule="exact"/>
+              <w:jc w:val="both"/>
+              <w:rPr>
+                <w:rFonts w:ascii="Times New Roman" w:hAnsi="Times New Roman" w:cs="Times New Roman"/>
+                <w:sz w:val="24"/>
+                <w:szCs w:val="24"/>
+              </w:rPr>
+            </w:pPr>
+            <w:r>
+              <w:rPr>
+                <w:rFonts w:ascii="Times New Roman" w:hAnsi="Times New Roman" w:cs="Times New Roman"/>
+                <w:kern w:val="2"/>
+                <w:sz w:val="24"/>
+                <w:szCs w:val="24"/>
+                <w:lang w:eastAsia="zh-CN"/>
+              </w:rPr>
+              <w:t>{{ reportdate }}</w:t>
+            </w:r>
+          </w:p>
+        </w:tc>
+        <w:tc>
+          <w:tcPr>
+            <w:tcW w:w="1373" w:type="dxa"/>
+            <w:vAlign w:val="center"/>
+          </w:tcPr>
+          <w:p>
+            <w:pPr>
+              <w:pStyle w:val="20"/>
+              <w:spacing w:line="341" w:lineRule="exact"/>
+              <w:jc w:val="both"/>
+              <w:rPr>
+                <w:rFonts w:ascii="Times New Roman" w:hAnsi="Times New Roman" w:cs="Times New Roman"/>
+                <w:b/>
+                <w:sz w:val="24"/>
+                <w:szCs w:val="24"/>
+              </w:rPr>
+            </w:pPr>
+          </w:p>
+        </w:tc>
+        <w:tc>
+          <w:tcPr>
+            <w:tcW w:w="1640" w:type="dxa"/>
+            <w:vAlign w:val="center"/>
+          </w:tcPr>
+          <w:p>
+            <w:pPr>
+              <w:pStyle w:val="20"/>
+              <w:spacing w:line="363" w:lineRule="exact"/>
+              <w:ind w:right="15"/>
+              <w:jc w:val="both"/>
+              <w:rPr>
+                <w:rFonts w:ascii="Times New Roman" w:hAnsi="Times New Roman" w:cs="Times New Roman"/>
+                <w:sz w:val="24"/>
+                <w:szCs w:val="24"/>
+              </w:rPr>
+            </w:pPr>
+          </w:p>
+        </w:tc>
+        <w:tc>
+          <w:tcPr>
+            <w:tcW w:w="2475" w:type="dxa"/>
+            <w:vAlign w:val="center"/>
+          </w:tcPr>
+          <w:p>
+            <w:pPr>
+              <w:pStyle w:val="20"/>
+              <w:spacing w:line="363" w:lineRule="exact"/>
+              <w:ind w:right="15"/>
+              <w:jc w:val="both"/>
+              <w:rPr>
+                <w:rFonts w:ascii="Times New Roman" w:hAnsi="Times New Roman" w:cs="Times New Roman"/>
+                <w:kern w:val="2"/>
+                <w:sz w:val="24"/>
+                <w:szCs w:val="24"/>
+                <w:lang w:eastAsia="zh-CN"/>
+              </w:rPr>
+            </w:pPr>
+          </w:p>
+        </w:tc>
+      </w:tr>
+    </w:tbl>
+    <w:p>
+      <w:pPr>
+        <w:rPr>
+          <w:rFonts w:hint="eastAsia" w:ascii="Times New Roman" w:hAnsi="Times New Roman" w:eastAsia="微软雅黑" w:cs="Times New Roman"/>
+          <w:sz w:val="24"/>
+          <w:szCs w:val="24"/>
+          <w:lang w:eastAsia="zh-CN"/>
+        </w:rPr>
+      </w:pPr>
+      <w:r>
+        <w:rPr>
+          <w:rFonts w:hint="eastAsia" w:ascii="Times New Roman" w:hAnsi="Times New Roman" w:eastAsia="微软雅黑" w:cs="Times New Roman"/>
+          <w:sz w:val="24"/>
+          <w:szCs w:val="24"/>
+          <w:lang w:eastAsia="zh-CN"/>
+        </w:rPr>
+        <w:t>{% endif %}</w:t>
+      </w:r>
+    </w:p>
+    <w:p>
+      <w:pPr>
+        <w:rPr>
           <w:rFonts w:hint="eastAsia" w:eastAsia="宋体"/>
           <w:b/>
           <w:bCs/>
           <w:lang w:val="en-US" w:eastAsia="zh-CN"/>
         </w:rPr>
       </w:pPr>
-      <w:r>
-        <w:rPr>
-          <w:rFonts w:hint="eastAsia" w:ascii="Times New Roman" w:hAnsi="Times New Roman" w:eastAsia="微软雅黑" w:cs="Times New Roman"/>
-          <w:sz w:val="24"/>
-          <w:szCs w:val="24"/>
-          <w:lang w:eastAsia="zh-CN"/>
-        </w:rPr>
-        <w:t>{% endif %}</w:t>
-      </w:r>
+    </w:p>
+    <w:p>
+      <w:pPr>
+        <w:rPr>
+          <w:rFonts w:hint="eastAsia" w:eastAsia="宋体"/>
+          <w:b/>
+          <w:bCs/>
+          <w:lang w:val="en-US" w:eastAsia="zh-CN"/>
+        </w:rPr>
+      </w:pPr>
     </w:p>
     <w:p>
       <w:pPr>
@@ -8431,9 +8488,9 @@
           <w:lang w:eastAsia="zh-CN"/>
         </w:rPr>
       </w:pPr>
-      <w:bookmarkStart w:id="44" w:name="_Toc31425"/>
-      <w:bookmarkStart w:id="45" w:name="_Toc29223"/>
-      <w:bookmarkStart w:id="46" w:name="_Toc149832729"/>
+      <w:bookmarkStart w:id="44" w:name="_Toc149832729"/>
+      <w:bookmarkStart w:id="45" w:name="_Toc31425"/>
+      <w:bookmarkStart w:id="46" w:name="_Toc29223"/>
       <w:bookmarkStart w:id="47" w:name="_Toc3938"/>
       <w:r>
         <w:rPr>
@@ -10202,8 +10259,8 @@
           <w:lang w:eastAsia="zh-CN"/>
         </w:rPr>
       </w:pPr>
-      <w:bookmarkStart w:id="48" w:name="_Toc19920"/>
-      <w:bookmarkStart w:id="49" w:name="_Toc22504"/>
+      <w:bookmarkStart w:id="48" w:name="_Toc22504"/>
+      <w:bookmarkStart w:id="49" w:name="_Toc19920"/>
       <w:r>
         <w:rPr>
           <w:rStyle w:val="37"/>
@@ -10263,16 +10320,16 @@
           <w:sz w:val="30"/>
         </w:rPr>
       </w:pPr>
-      <w:bookmarkStart w:id="50" w:name="_Toc6338"/>
-      <w:bookmarkStart w:id="51" w:name="_Toc32551"/>
-      <w:bookmarkStart w:id="52" w:name="_Toc9088"/>
-      <w:bookmarkStart w:id="53" w:name="_Toc5728"/>
-      <w:bookmarkStart w:id="54" w:name="_Toc23375"/>
+      <w:bookmarkStart w:id="50" w:name="_Toc5728"/>
+      <w:bookmarkStart w:id="51" w:name="_Toc18062_WPSOffice_Level2"/>
+      <w:bookmarkStart w:id="52" w:name="_Toc23375"/>
+      <w:bookmarkStart w:id="53" w:name="_Toc27379"/>
+      <w:bookmarkStart w:id="54" w:name="_Toc6338"/>
       <w:bookmarkStart w:id="55" w:name="_Toc15063"/>
       <w:bookmarkStart w:id="56" w:name="_Toc11015_WPSOffice_Level2"/>
-      <w:bookmarkStart w:id="57" w:name="_Toc18062_WPSOffice_Level2"/>
+      <w:bookmarkStart w:id="57" w:name="_Toc9088"/>
       <w:bookmarkStart w:id="58" w:name="_Toc107825552"/>
-      <w:bookmarkStart w:id="59" w:name="_Toc27379"/>
+      <w:bookmarkStart w:id="59" w:name="_Toc32551"/>
       <w:r>
         <w:rPr>
           <w:rFonts w:ascii="Times New Roman" w:hAnsi="Times New Roman"/>
@@ -15220,19 +15277,19 @@
         </w:rPr>
         <w:br w:type="page"/>
       </w:r>
-      <w:bookmarkStart w:id="60" w:name="_Toc149826009"/>
-      <w:bookmarkStart w:id="61" w:name="_Toc22117"/>
+      <w:bookmarkStart w:id="60" w:name="_Toc22117"/>
+      <w:bookmarkStart w:id="61" w:name="_Toc149832733"/>
       <w:bookmarkStart w:id="62" w:name="_Toc30669"/>
-      <w:bookmarkStart w:id="63" w:name="_Toc149832733"/>
-      <w:bookmarkStart w:id="64" w:name="_Toc23903"/>
-      <w:bookmarkStart w:id="65" w:name="_Toc24960"/>
-      <w:bookmarkStart w:id="66" w:name="_Toc107825555"/>
+      <w:bookmarkStart w:id="63" w:name="_Toc149826009"/>
+      <w:bookmarkStart w:id="64" w:name="_Toc4331_WPSOffice_Level1"/>
+      <w:bookmarkStart w:id="65" w:name="_Toc107825555"/>
+      <w:bookmarkStart w:id="66" w:name="_Toc32443_WPSOffice_Level1"/>
       <w:bookmarkStart w:id="67" w:name="_Toc29372"/>
-      <w:bookmarkStart w:id="68" w:name="_Toc180"/>
-      <w:bookmarkStart w:id="69" w:name="_Toc4331_WPSOffice_Level1"/>
-      <w:bookmarkStart w:id="70" w:name="_Toc32443_WPSOffice_Level1"/>
-      <w:bookmarkStart w:id="71" w:name="_Toc23846_WPSOffice_Level1"/>
-      <w:bookmarkStart w:id="72" w:name="_Toc25727"/>
+      <w:bookmarkStart w:id="68" w:name="_Toc23846_WPSOffice_Level1"/>
+      <w:bookmarkStart w:id="69" w:name="_Toc180"/>
+      <w:bookmarkStart w:id="70" w:name="_Toc25727"/>
+      <w:bookmarkStart w:id="71" w:name="_Toc23903"/>
+      <w:bookmarkStart w:id="72" w:name="_Toc24960"/>
       <w:r>
         <w:rPr>
           <w:rFonts w:hint="default" w:ascii="Times New Roman" w:hAnsi="Times New Roman" w:eastAsia="微软雅黑" w:cs="Times New Roman"/>
@@ -15851,11 +15908,11 @@
           <w:lang w:eastAsia="zh-CN"/>
         </w:rPr>
       </w:pPr>
-      <w:bookmarkStart w:id="74" w:name="_Toc19989"/>
-      <w:bookmarkStart w:id="75" w:name="_Toc8496"/>
-      <w:bookmarkStart w:id="76" w:name="_Toc149832735"/>
-      <w:bookmarkStart w:id="77" w:name="_Toc149826011"/>
-      <w:bookmarkStart w:id="78" w:name="_Toc16158"/>
+      <w:bookmarkStart w:id="74" w:name="_Toc149826011"/>
+      <w:bookmarkStart w:id="75" w:name="_Toc16158"/>
+      <w:bookmarkStart w:id="76" w:name="_Toc8496"/>
+      <w:bookmarkStart w:id="77" w:name="_Toc19989"/>
+      <w:bookmarkStart w:id="78" w:name="_Toc149832735"/>
       <w:r>
         <w:rPr>
           <w:rFonts w:hint="eastAsia"/>
@@ -19174,7 +19231,6 @@
             <w:insideH w:val="dotted" w:color="A5A5A5" w:sz="4" w:space="0"/>
             <w:insideV w:val="dotted" w:color="A5A5A5" w:sz="4" w:space="0"/>
           </w:tblBorders>
-          <w:shd w:val="clear" w:color="auto" w:fill="auto"/>
           <w:tblCellMar>
             <w:top w:w="0" w:type="dxa"/>
             <w:left w:w="108" w:type="dxa"/>
@@ -19235,7 +19291,6 @@
             <w:insideH w:val="dotted" w:color="A5A5A5" w:sz="4" w:space="0"/>
             <w:insideV w:val="dotted" w:color="A5A5A5" w:sz="4" w:space="0"/>
           </w:tblBorders>
-          <w:shd w:val="clear" w:color="auto" w:fill="auto"/>
           <w:tblCellMar>
             <w:top w:w="0" w:type="dxa"/>
             <w:left w:w="108" w:type="dxa"/>
@@ -19709,6 +19764,658 @@
                 <w:rFonts w:hint="eastAsia"/>
                 <w:sz w:val="21"/>
                 <w:szCs w:val="21"/>
+                <w:lang w:val="en-US" w:eastAsia="zh-CN" w:bidi="ar"/>
+              </w:rPr>
+              <w:t>{%endif%}{% endfor%}</w:t>
+            </w:r>
+          </w:p>
+        </w:tc>
+      </w:tr>
+      <w:tr>
+        <w:tblPrEx>
+          <w:tblBorders>
+            <w:top w:val="dotted" w:color="A5A5A5" w:sz="4" w:space="0"/>
+            <w:left w:val="dotted" w:color="A5A5A5" w:sz="4" w:space="0"/>
+            <w:bottom w:val="dotted" w:color="A5A5A5" w:sz="4" w:space="0"/>
+            <w:right w:val="dotted" w:color="A5A5A5" w:sz="4" w:space="0"/>
+            <w:insideH w:val="dotted" w:color="A5A5A5" w:sz="4" w:space="0"/>
+            <w:insideV w:val="dotted" w:color="A5A5A5" w:sz="4" w:space="0"/>
+          </w:tblBorders>
+          <w:tblCellMar>
+            <w:top w:w="0" w:type="dxa"/>
+            <w:left w:w="108" w:type="dxa"/>
+            <w:bottom w:w="0" w:type="dxa"/>
+            <w:right w:w="108" w:type="dxa"/>
+          </w:tblCellMar>
+        </w:tblPrEx>
+        <w:trPr>
+          <w:trHeight w:val="510" w:hRule="atLeast"/>
+        </w:trPr>
+        <w:tc>
+          <w:tcPr>
+            <w:tcW w:w="9899" w:type="dxa"/>
+            <w:gridSpan w:val="7"/>
+            <w:tcBorders>
+              <w:top w:val="nil"/>
+              <w:tl2br w:val="nil"/>
+              <w:tr2bl w:val="nil"/>
+            </w:tcBorders>
+            <w:shd w:val="clear" w:color="auto" w:fill="auto"/>
+            <w:vAlign w:val="center"/>
+          </w:tcPr>
+          <w:p>
+            <w:pPr>
+              <w:keepNext w:val="0"/>
+              <w:keepLines w:val="0"/>
+              <w:widowControl/>
+              <w:suppressLineNumbers w:val="0"/>
+              <w:jc w:val="center"/>
+              <w:textAlignment w:val="center"/>
+              <w:rPr>
+                <w:rFonts w:hint="default" w:ascii="Times New Roman" w:hAnsi="Times New Roman" w:eastAsia="宋体" w:cs="Times New Roman"/>
+                <w:i w:val="0"/>
+                <w:iCs w:val="0"/>
+                <w:color w:val="000000"/>
+                <w:kern w:val="0"/>
+                <w:sz w:val="18"/>
+                <w:szCs w:val="18"/>
+                <w:u w:val="none"/>
+                <w:lang w:val="en-US" w:eastAsia="zh-CN" w:bidi="ar"/>
+              </w:rPr>
+            </w:pPr>
+            <w:r>
+              <w:rPr>
+                <w:rFonts w:hint="eastAsia" w:ascii="Times New Roman" w:hAnsi="Times New Roman" w:eastAsia="微软雅黑" w:cs="Times New Roman"/>
+                <w:sz w:val="18"/>
+                <w:szCs w:val="18"/>
+                <w:lang w:eastAsia="zh-CN"/>
+              </w:rPr>
+              <w:t>{%tr else %}</w:t>
+            </w:r>
+          </w:p>
+        </w:tc>
+      </w:tr>
+      <w:tr>
+        <w:tblPrEx>
+          <w:tblBorders>
+            <w:top w:val="dotted" w:color="A5A5A5" w:sz="4" w:space="0"/>
+            <w:left w:val="dotted" w:color="A5A5A5" w:sz="4" w:space="0"/>
+            <w:bottom w:val="dotted" w:color="A5A5A5" w:sz="4" w:space="0"/>
+            <w:right w:val="dotted" w:color="A5A5A5" w:sz="4" w:space="0"/>
+            <w:insideH w:val="dotted" w:color="A5A5A5" w:sz="4" w:space="0"/>
+            <w:insideV w:val="dotted" w:color="A5A5A5" w:sz="4" w:space="0"/>
+          </w:tblBorders>
+          <w:tblCellMar>
+            <w:top w:w="0" w:type="dxa"/>
+            <w:left w:w="108" w:type="dxa"/>
+            <w:bottom w:w="0" w:type="dxa"/>
+            <w:right w:w="108" w:type="dxa"/>
+          </w:tblCellMar>
+        </w:tblPrEx>
+        <w:trPr>
+          <w:trHeight w:val="510" w:hRule="atLeast"/>
+        </w:trPr>
+        <w:tc>
+          <w:tcPr>
+            <w:tcW w:w="906" w:type="dxa"/>
+            <w:tcBorders>
+              <w:tl2br w:val="nil"/>
+              <w:tr2bl w:val="nil"/>
+            </w:tcBorders>
+            <w:shd w:val="clear" w:color="auto" w:fill="auto"/>
+            <w:vAlign w:val="center"/>
+          </w:tcPr>
+          <w:p>
+            <w:pPr>
+              <w:keepNext w:val="0"/>
+              <w:keepLines w:val="0"/>
+              <w:widowControl/>
+              <w:suppressLineNumbers w:val="0"/>
+              <w:jc w:val="center"/>
+              <w:textAlignment w:val="center"/>
+              <w:rPr>
+                <w:rFonts w:hint="eastAsia" w:ascii="Times New Roman" w:hAnsi="Times New Roman" w:eastAsia="微软雅黑" w:cs="Times New Roman"/>
+                <w:i w:val="0"/>
+                <w:iCs w:val="0"/>
+                <w:color w:val="000000"/>
+                <w:kern w:val="0"/>
+                <w:sz w:val="18"/>
+                <w:szCs w:val="18"/>
+                <w:u w:val="none"/>
+                <w:lang w:val="en-US" w:eastAsia="zh-CN" w:bidi="ar"/>
+              </w:rPr>
+            </w:pPr>
+            <w:r>
+              <w:rPr>
+                <w:rFonts w:hint="eastAsia" w:ascii="Times New Roman" w:hAnsi="Times New Roman" w:eastAsia="微软雅黑" w:cs="Times New Roman"/>
+                <w:i w:val="0"/>
+                <w:iCs w:val="0"/>
+                <w:color w:val="000000"/>
+                <w:kern w:val="0"/>
+                <w:sz w:val="18"/>
+                <w:szCs w:val="18"/>
+                <w:u w:val="none"/>
+                <w:lang w:val="en-US" w:eastAsia="zh-CN" w:bidi="ar"/>
+              </w:rPr>
+              <w:t>{% for i in il.desc1 | nl() %}{%if loop.last%}{{ i }}{%else%}{{ i }}</w:t>
+            </w:r>
+          </w:p>
+          <w:p>
+            <w:pPr>
+              <w:keepNext w:val="0"/>
+              <w:keepLines w:val="0"/>
+              <w:widowControl/>
+              <w:suppressLineNumbers w:val="0"/>
+              <w:jc w:val="center"/>
+              <w:textAlignment w:val="center"/>
+              <w:rPr>
+                <w:rFonts w:hint="default" w:ascii="Times New Roman" w:hAnsi="Times New Roman" w:eastAsia="微软雅黑" w:cs="Times New Roman"/>
+                <w:i w:val="0"/>
+                <w:iCs w:val="0"/>
+                <w:color w:val="000000"/>
+                <w:kern w:val="0"/>
+                <w:sz w:val="18"/>
+                <w:szCs w:val="18"/>
+                <w:u w:val="none"/>
+                <w:lang w:val="en-US" w:eastAsia="zh-CN" w:bidi="ar"/>
+              </w:rPr>
+            </w:pPr>
+            <w:r>
+              <w:rPr>
+                <w:rFonts w:hint="eastAsia" w:ascii="Times New Roman" w:hAnsi="Times New Roman" w:eastAsia="微软雅黑" w:cs="Times New Roman"/>
+                <w:i w:val="0"/>
+                <w:iCs w:val="0"/>
+                <w:color w:val="000000"/>
+                <w:kern w:val="0"/>
+                <w:sz w:val="18"/>
+                <w:szCs w:val="18"/>
+                <w:u w:val="none"/>
+                <w:lang w:val="en-US" w:eastAsia="zh-CN" w:bidi="ar"/>
+              </w:rPr>
+              <w:t>{%endif%}{% endfor%}</w:t>
+            </w:r>
+          </w:p>
+        </w:tc>
+        <w:tc>
+          <w:tcPr>
+            <w:tcW w:w="1486" w:type="dxa"/>
+            <w:tcBorders>
+              <w:tl2br w:val="nil"/>
+              <w:tr2bl w:val="nil"/>
+            </w:tcBorders>
+            <w:shd w:val="clear" w:color="auto" w:fill="auto"/>
+            <w:vAlign w:val="center"/>
+          </w:tcPr>
+          <w:p>
+            <w:pPr>
+              <w:keepNext w:val="0"/>
+              <w:keepLines w:val="0"/>
+              <w:widowControl/>
+              <w:suppressLineNumbers w:val="0"/>
+              <w:jc w:val="center"/>
+              <w:textAlignment w:val="center"/>
+              <w:rPr>
+                <w:rFonts w:hint="eastAsia" w:ascii="Times New Roman" w:hAnsi="Times New Roman" w:eastAsia="微软雅黑" w:cs="Times New Roman"/>
+                <w:i w:val="0"/>
+                <w:iCs w:val="0"/>
+                <w:color w:val="000000"/>
+                <w:kern w:val="0"/>
+                <w:sz w:val="18"/>
+                <w:szCs w:val="18"/>
+                <w:u w:val="none"/>
+                <w:lang w:val="en-US" w:eastAsia="zh-CN" w:bidi="ar"/>
+              </w:rPr>
+            </w:pPr>
+            <w:r>
+              <w:rPr>
+                <w:rFonts w:hint="eastAsia" w:ascii="Times New Roman" w:hAnsi="Times New Roman" w:eastAsia="微软雅黑" w:cs="Times New Roman"/>
+                <w:i w:val="0"/>
+                <w:iCs w:val="0"/>
+                <w:color w:val="000000"/>
+                <w:kern w:val="0"/>
+                <w:sz w:val="18"/>
+                <w:szCs w:val="18"/>
+                <w:u w:val="none"/>
+                <w:lang w:val="en-US" w:eastAsia="zh-CN" w:bidi="ar"/>
+              </w:rPr>
+              <w:t>{% for i in il.desc2 | nl() %}{%if loop.last%}{{ i }}{%else%}{{ i }}</w:t>
+            </w:r>
+          </w:p>
+          <w:p>
+            <w:pPr>
+              <w:keepNext w:val="0"/>
+              <w:keepLines w:val="0"/>
+              <w:widowControl/>
+              <w:suppressLineNumbers w:val="0"/>
+              <w:jc w:val="center"/>
+              <w:textAlignment w:val="center"/>
+              <w:rPr>
+                <w:rFonts w:hint="default" w:ascii="Times New Roman" w:hAnsi="Times New Roman" w:eastAsia="微软雅黑" w:cs="Times New Roman"/>
+                <w:i w:val="0"/>
+                <w:iCs w:val="0"/>
+                <w:color w:val="000000"/>
+                <w:kern w:val="0"/>
+                <w:sz w:val="18"/>
+                <w:szCs w:val="18"/>
+                <w:u w:val="none"/>
+                <w:lang w:val="en-US" w:eastAsia="zh-CN" w:bidi="ar"/>
+              </w:rPr>
+            </w:pPr>
+            <w:r>
+              <w:rPr>
+                <w:rFonts w:hint="eastAsia" w:ascii="Times New Roman" w:hAnsi="Times New Roman" w:eastAsia="微软雅黑" w:cs="Times New Roman"/>
+                <w:i w:val="0"/>
+                <w:iCs w:val="0"/>
+                <w:color w:val="000000"/>
+                <w:kern w:val="0"/>
+                <w:sz w:val="18"/>
+                <w:szCs w:val="18"/>
+                <w:u w:val="none"/>
+                <w:lang w:val="en-US" w:eastAsia="zh-CN" w:bidi="ar"/>
+              </w:rPr>
+              <w:t>{%endif%}{% endfor%}</w:t>
+            </w:r>
+          </w:p>
+        </w:tc>
+        <w:tc>
+          <w:tcPr>
+            <w:tcW w:w="1630" w:type="dxa"/>
+            <w:tcBorders>
+              <w:tl2br w:val="nil"/>
+              <w:tr2bl w:val="nil"/>
+            </w:tcBorders>
+            <w:shd w:val="clear" w:color="auto" w:fill="auto"/>
+            <w:vAlign w:val="center"/>
+          </w:tcPr>
+          <w:p>
+            <w:pPr>
+              <w:keepNext w:val="0"/>
+              <w:keepLines w:val="0"/>
+              <w:widowControl/>
+              <w:suppressLineNumbers w:val="0"/>
+              <w:jc w:val="center"/>
+              <w:textAlignment w:val="center"/>
+              <w:rPr>
+                <w:rFonts w:hint="eastAsia" w:ascii="Times New Roman" w:hAnsi="Times New Roman" w:eastAsia="微软雅黑" w:cs="Times New Roman"/>
+                <w:i w:val="0"/>
+                <w:iCs w:val="0"/>
+                <w:color w:val="000000"/>
+                <w:kern w:val="0"/>
+                <w:sz w:val="18"/>
+                <w:szCs w:val="18"/>
+                <w:u w:val="none"/>
+                <w:lang w:val="en-US" w:eastAsia="zh-CN" w:bidi="ar"/>
+              </w:rPr>
+            </w:pPr>
+            <w:r>
+              <w:rPr>
+                <w:rFonts w:hint="eastAsia" w:ascii="Times New Roman" w:hAnsi="Times New Roman" w:eastAsia="微软雅黑" w:cs="Times New Roman"/>
+                <w:i w:val="0"/>
+                <w:iCs w:val="0"/>
+                <w:color w:val="000000"/>
+                <w:kern w:val="0"/>
+                <w:sz w:val="18"/>
+                <w:szCs w:val="18"/>
+                <w:u w:val="none"/>
+                <w:lang w:val="en-US" w:eastAsia="zh-CN" w:bidi="ar"/>
+              </w:rPr>
+              <w:t>{% for i in il.desc3 | nl() %}{%if loop.last%}{{ i }}{%else%}{{ i }}</w:t>
+            </w:r>
+          </w:p>
+          <w:p>
+            <w:pPr>
+              <w:keepNext w:val="0"/>
+              <w:keepLines w:val="0"/>
+              <w:widowControl/>
+              <w:suppressLineNumbers w:val="0"/>
+              <w:jc w:val="center"/>
+              <w:textAlignment w:val="center"/>
+              <w:rPr>
+                <w:rFonts w:hint="eastAsia" w:ascii="Times New Roman" w:hAnsi="Times New Roman" w:eastAsia="微软雅黑" w:cs="Times New Roman"/>
+                <w:i w:val="0"/>
+                <w:iCs w:val="0"/>
+                <w:color w:val="000000"/>
+                <w:kern w:val="0"/>
+                <w:sz w:val="18"/>
+                <w:szCs w:val="18"/>
+                <w:u w:val="none"/>
+                <w:lang w:val="en-US" w:eastAsia="zh-CN" w:bidi="ar"/>
+              </w:rPr>
+            </w:pPr>
+            <w:r>
+              <w:rPr>
+                <w:rFonts w:hint="eastAsia" w:ascii="Times New Roman" w:hAnsi="Times New Roman" w:eastAsia="微软雅黑" w:cs="Times New Roman"/>
+                <w:i w:val="0"/>
+                <w:iCs w:val="0"/>
+                <w:color w:val="000000"/>
+                <w:kern w:val="0"/>
+                <w:sz w:val="18"/>
+                <w:szCs w:val="18"/>
+                <w:u w:val="none"/>
+                <w:lang w:val="en-US" w:eastAsia="zh-CN" w:bidi="ar"/>
+              </w:rPr>
+              <w:t>{%endif%}{% endfor%}</w:t>
+            </w:r>
+          </w:p>
+        </w:tc>
+        <w:tc>
+          <w:tcPr>
+            <w:tcW w:w="903" w:type="dxa"/>
+            <w:tcBorders>
+              <w:tl2br w:val="nil"/>
+              <w:tr2bl w:val="nil"/>
+            </w:tcBorders>
+            <w:shd w:val="clear" w:color="auto" w:fill="auto"/>
+            <w:vAlign w:val="center"/>
+          </w:tcPr>
+          <w:p>
+            <w:pPr>
+              <w:keepNext w:val="0"/>
+              <w:keepLines w:val="0"/>
+              <w:widowControl/>
+              <w:suppressLineNumbers w:val="0"/>
+              <w:jc w:val="center"/>
+              <w:textAlignment w:val="center"/>
+              <w:rPr>
+                <w:rFonts w:hint="eastAsia" w:ascii="Times New Roman" w:hAnsi="Times New Roman" w:eastAsia="微软雅黑" w:cs="Times New Roman"/>
+                <w:i w:val="0"/>
+                <w:iCs w:val="0"/>
+                <w:color w:val="000000"/>
+                <w:kern w:val="0"/>
+                <w:sz w:val="18"/>
+                <w:szCs w:val="18"/>
+                <w:u w:val="none"/>
+                <w:lang w:val="en-US" w:eastAsia="zh-CN" w:bidi="ar"/>
+              </w:rPr>
+            </w:pPr>
+            <w:r>
+              <w:rPr>
+                <w:rFonts w:hint="eastAsia" w:ascii="Times New Roman" w:hAnsi="Times New Roman" w:eastAsia="微软雅黑" w:cs="Times New Roman"/>
+                <w:i w:val="0"/>
+                <w:iCs w:val="0"/>
+                <w:color w:val="000000"/>
+                <w:kern w:val="0"/>
+                <w:sz w:val="18"/>
+                <w:szCs w:val="18"/>
+                <w:u w:val="none"/>
+                <w:lang w:val="en-US" w:eastAsia="zh-CN" w:bidi="ar"/>
+              </w:rPr>
+              <w:t>{% for i in il.desc4 | nl() %}{%if loop.last%}{{ i }}{%else%}{{ i }}</w:t>
+            </w:r>
+          </w:p>
+          <w:p>
+            <w:pPr>
+              <w:keepNext w:val="0"/>
+              <w:keepLines w:val="0"/>
+              <w:widowControl/>
+              <w:suppressLineNumbers w:val="0"/>
+              <w:jc w:val="center"/>
+              <w:textAlignment w:val="center"/>
+              <w:rPr>
+                <w:rFonts w:hint="default" w:ascii="Times New Roman" w:hAnsi="Times New Roman" w:eastAsia="微软雅黑" w:cs="Times New Roman"/>
+                <w:i w:val="0"/>
+                <w:iCs w:val="0"/>
+                <w:color w:val="000000"/>
+                <w:kern w:val="0"/>
+                <w:sz w:val="18"/>
+                <w:szCs w:val="18"/>
+                <w:u w:val="none"/>
+                <w:lang w:val="en-US" w:eastAsia="zh-CN" w:bidi="ar"/>
+              </w:rPr>
+            </w:pPr>
+            <w:r>
+              <w:rPr>
+                <w:rFonts w:hint="eastAsia" w:ascii="Times New Roman" w:hAnsi="Times New Roman" w:eastAsia="微软雅黑" w:cs="Times New Roman"/>
+                <w:i w:val="0"/>
+                <w:iCs w:val="0"/>
+                <w:color w:val="000000"/>
+                <w:kern w:val="0"/>
+                <w:sz w:val="18"/>
+                <w:szCs w:val="18"/>
+                <w:u w:val="none"/>
+                <w:lang w:val="en-US" w:eastAsia="zh-CN" w:bidi="ar"/>
+              </w:rPr>
+              <w:t>{%endif%}{% endfor%}</w:t>
+            </w:r>
+          </w:p>
+        </w:tc>
+        <w:tc>
+          <w:tcPr>
+            <w:tcW w:w="1658" w:type="dxa"/>
+            <w:tcBorders>
+              <w:tl2br w:val="nil"/>
+              <w:tr2bl w:val="nil"/>
+            </w:tcBorders>
+            <w:shd w:val="clear" w:color="auto" w:fill="auto"/>
+            <w:vAlign w:val="center"/>
+          </w:tcPr>
+          <w:p>
+            <w:pPr>
+              <w:keepNext w:val="0"/>
+              <w:keepLines w:val="0"/>
+              <w:widowControl/>
+              <w:suppressLineNumbers w:val="0"/>
+              <w:jc w:val="center"/>
+              <w:textAlignment w:val="center"/>
+              <w:rPr>
+                <w:rFonts w:hint="eastAsia" w:ascii="Times New Roman" w:hAnsi="Times New Roman" w:eastAsia="微软雅黑" w:cs="Times New Roman"/>
+                <w:i w:val="0"/>
+                <w:iCs w:val="0"/>
+                <w:color w:val="000000"/>
+                <w:kern w:val="0"/>
+                <w:sz w:val="18"/>
+                <w:szCs w:val="18"/>
+                <w:u w:val="none"/>
+                <w:lang w:val="en-US" w:eastAsia="zh-CN" w:bidi="ar"/>
+              </w:rPr>
+            </w:pPr>
+            <w:r>
+              <w:rPr>
+                <w:rFonts w:hint="eastAsia" w:ascii="Times New Roman" w:hAnsi="Times New Roman" w:eastAsia="微软雅黑" w:cs="Times New Roman"/>
+                <w:i w:val="0"/>
+                <w:iCs w:val="0"/>
+                <w:color w:val="000000"/>
+                <w:kern w:val="0"/>
+                <w:sz w:val="18"/>
+                <w:szCs w:val="18"/>
+                <w:u w:val="none"/>
+                <w:lang w:val="en-US" w:eastAsia="zh-CN" w:bidi="ar"/>
+              </w:rPr>
+              <w:t>{% for i in il.desc7 | nl() %}{%if loop.last%}{{ i }}{%else%}{{ i }}</w:t>
+            </w:r>
+          </w:p>
+          <w:p>
+            <w:pPr>
+              <w:keepNext w:val="0"/>
+              <w:keepLines w:val="0"/>
+              <w:widowControl/>
+              <w:suppressLineNumbers w:val="0"/>
+              <w:jc w:val="center"/>
+              <w:textAlignment w:val="center"/>
+              <w:rPr>
+                <w:rFonts w:hint="default" w:ascii="Times New Roman" w:hAnsi="Times New Roman" w:eastAsia="微软雅黑" w:cs="Times New Roman"/>
+                <w:i w:val="0"/>
+                <w:iCs w:val="0"/>
+                <w:color w:val="000000"/>
+                <w:kern w:val="0"/>
+                <w:sz w:val="18"/>
+                <w:szCs w:val="18"/>
+                <w:u w:val="none"/>
+                <w:lang w:val="en-US" w:eastAsia="zh-CN" w:bidi="ar"/>
+              </w:rPr>
+            </w:pPr>
+            <w:r>
+              <w:rPr>
+                <w:rFonts w:hint="eastAsia" w:ascii="Times New Roman" w:hAnsi="Times New Roman" w:eastAsia="微软雅黑" w:cs="Times New Roman"/>
+                <w:i w:val="0"/>
+                <w:iCs w:val="0"/>
+                <w:color w:val="000000"/>
+                <w:kern w:val="0"/>
+                <w:sz w:val="18"/>
+                <w:szCs w:val="18"/>
+                <w:u w:val="none"/>
+                <w:lang w:val="en-US" w:eastAsia="zh-CN" w:bidi="ar"/>
+              </w:rPr>
+              <w:t>{%endif%}{% endfor%}</w:t>
+            </w:r>
+          </w:p>
+        </w:tc>
+        <w:tc>
+          <w:tcPr>
+            <w:tcW w:w="1658" w:type="dxa"/>
+            <w:tcBorders>
+              <w:tl2br w:val="nil"/>
+              <w:tr2bl w:val="nil"/>
+            </w:tcBorders>
+            <w:shd w:val="clear" w:color="auto" w:fill="auto"/>
+            <w:vAlign w:val="center"/>
+          </w:tcPr>
+          <w:p>
+            <w:pPr>
+              <w:keepNext w:val="0"/>
+              <w:keepLines w:val="0"/>
+              <w:widowControl/>
+              <w:suppressLineNumbers w:val="0"/>
+              <w:jc w:val="center"/>
+              <w:textAlignment w:val="center"/>
+              <w:rPr>
+                <w:rFonts w:hint="eastAsia" w:ascii="Times New Roman" w:hAnsi="Times New Roman" w:eastAsia="微软雅黑" w:cs="Times New Roman"/>
+                <w:i w:val="0"/>
+                <w:iCs w:val="0"/>
+                <w:color w:val="000000"/>
+                <w:kern w:val="0"/>
+                <w:sz w:val="18"/>
+                <w:szCs w:val="18"/>
+                <w:u w:val="none"/>
+                <w:lang w:val="en-US" w:eastAsia="zh-CN" w:bidi="ar"/>
+              </w:rPr>
+            </w:pPr>
+            <w:r>
+              <w:rPr>
+                <w:rFonts w:hint="eastAsia" w:ascii="Times New Roman" w:hAnsi="Times New Roman" w:eastAsia="微软雅黑" w:cs="Times New Roman"/>
+                <w:i w:val="0"/>
+                <w:iCs w:val="0"/>
+                <w:color w:val="000000"/>
+                <w:kern w:val="0"/>
+                <w:sz w:val="18"/>
+                <w:szCs w:val="18"/>
+                <w:u w:val="none"/>
+                <w:lang w:val="en-US" w:eastAsia="zh-CN" w:bidi="ar"/>
+              </w:rPr>
+              <w:t>{% for i in il.desc8 | nl() %}{%if loop.last%}{{ i }}{%else%}{{ i }}</w:t>
+            </w:r>
+          </w:p>
+          <w:p>
+            <w:pPr>
+              <w:keepNext w:val="0"/>
+              <w:keepLines w:val="0"/>
+              <w:widowControl/>
+              <w:suppressLineNumbers w:val="0"/>
+              <w:jc w:val="center"/>
+              <w:textAlignment w:val="center"/>
+              <w:rPr>
+                <w:rFonts w:hint="default" w:ascii="Times New Roman" w:hAnsi="Times New Roman" w:eastAsia="微软雅黑" w:cs="Times New Roman"/>
+                <w:i w:val="0"/>
+                <w:iCs w:val="0"/>
+                <w:color w:val="000000"/>
+                <w:kern w:val="0"/>
+                <w:sz w:val="18"/>
+                <w:szCs w:val="18"/>
+                <w:u w:val="none"/>
+                <w:lang w:val="en-US" w:eastAsia="zh-CN" w:bidi="ar"/>
+              </w:rPr>
+            </w:pPr>
+            <w:r>
+              <w:rPr>
+                <w:rFonts w:hint="eastAsia" w:ascii="Times New Roman" w:hAnsi="Times New Roman" w:eastAsia="微软雅黑" w:cs="Times New Roman"/>
+                <w:i w:val="0"/>
+                <w:iCs w:val="0"/>
+                <w:color w:val="000000"/>
+                <w:kern w:val="0"/>
+                <w:sz w:val="18"/>
+                <w:szCs w:val="18"/>
+                <w:u w:val="none"/>
+                <w:lang w:val="en-US" w:eastAsia="zh-CN" w:bidi="ar"/>
+              </w:rPr>
+              <w:t>{%endif%}{% endfor%}</w:t>
+            </w:r>
+          </w:p>
+        </w:tc>
+        <w:tc>
+          <w:tcPr>
+            <w:tcW w:w="1658" w:type="dxa"/>
+            <w:tcBorders>
+              <w:tl2br w:val="nil"/>
+              <w:tr2bl w:val="nil"/>
+            </w:tcBorders>
+            <w:shd w:val="clear" w:color="auto" w:fill="auto"/>
+            <w:vAlign w:val="center"/>
+          </w:tcPr>
+          <w:p>
+            <w:pPr>
+              <w:keepNext w:val="0"/>
+              <w:keepLines w:val="0"/>
+              <w:widowControl/>
+              <w:suppressLineNumbers w:val="0"/>
+              <w:jc w:val="center"/>
+              <w:textAlignment w:val="center"/>
+              <w:rPr>
+                <w:rFonts w:hint="eastAsia" w:ascii="Times New Roman" w:hAnsi="Times New Roman" w:eastAsia="微软雅黑" w:cs="Times New Roman"/>
+                <w:i w:val="0"/>
+                <w:iCs w:val="0"/>
+                <w:color w:val="000000"/>
+                <w:kern w:val="0"/>
+                <w:sz w:val="18"/>
+                <w:szCs w:val="18"/>
+                <w:u w:val="none"/>
+                <w:lang w:val="en-US" w:eastAsia="zh-CN" w:bidi="ar"/>
+              </w:rPr>
+            </w:pPr>
+            <w:r>
+              <w:rPr>
+                <w:rFonts w:hint="eastAsia" w:ascii="Times New Roman" w:hAnsi="Times New Roman" w:eastAsia="微软雅黑" w:cs="Times New Roman"/>
+                <w:i w:val="0"/>
+                <w:iCs w:val="0"/>
+                <w:color w:val="000000"/>
+                <w:kern w:val="0"/>
+                <w:sz w:val="18"/>
+                <w:szCs w:val="18"/>
+                <w:u w:val="none"/>
+                <w:lang w:val="en-US" w:eastAsia="zh-CN" w:bidi="ar"/>
+              </w:rPr>
+              <w:t>{% for i in il.desc24 | nl() %}{%if loop.last%}{{ i }}{%else%}{{ i }}</w:t>
+            </w:r>
+          </w:p>
+          <w:p>
+            <w:pPr>
+              <w:keepNext w:val="0"/>
+              <w:keepLines w:val="0"/>
+              <w:widowControl/>
+              <w:suppressLineNumbers w:val="0"/>
+              <w:jc w:val="center"/>
+              <w:textAlignment w:val="center"/>
+              <w:rPr>
+                <w:rFonts w:hint="default" w:ascii="Times New Roman" w:hAnsi="Times New Roman" w:eastAsia="微软雅黑" w:cs="Times New Roman"/>
+                <w:i w:val="0"/>
+                <w:iCs w:val="0"/>
+                <w:color w:val="000000"/>
+                <w:kern w:val="0"/>
+                <w:sz w:val="18"/>
+                <w:szCs w:val="18"/>
+                <w:u w:val="none"/>
+                <w:lang w:val="en-US" w:eastAsia="zh-CN" w:bidi="ar"/>
+              </w:rPr>
+            </w:pPr>
+            <w:r>
+              <w:rPr>
+                <w:rFonts w:hint="eastAsia" w:ascii="Times New Roman" w:hAnsi="Times New Roman" w:eastAsia="微软雅黑" w:cs="Times New Roman"/>
+                <w:i w:val="0"/>
+                <w:iCs w:val="0"/>
+                <w:color w:val="000000"/>
+                <w:kern w:val="0"/>
+                <w:sz w:val="18"/>
+                <w:szCs w:val="18"/>
+                <w:u w:val="none"/>
                 <w:lang w:val="en-US" w:eastAsia="zh-CN" w:bidi="ar"/>
               </w:rPr>
               <w:t>{%endif%}{% endfor%}</w:t>
@@ -19742,7 +20449,6 @@
             <w:tcW w:w="9899" w:type="dxa"/>
             <w:gridSpan w:val="7"/>
             <w:tcBorders>
-              <w:top w:val="nil"/>
               <w:tl2br w:val="nil"/>
               <w:tr2bl w:val="nil"/>
             </w:tcBorders>
@@ -19761,7 +20467,7 @@
                 <w:rFonts w:hint="default" w:ascii="Times New Roman" w:hAnsi="Times New Roman" w:eastAsia="宋体" w:cs="Times New Roman"/>
                 <w:i w:val="0"/>
                 <w:iCs w:val="0"/>
-                <w:color w:val="000000"/>
+                <w:color w:val="auto"/>
                 <w:kern w:val="0"/>
                 <w:sz w:val="18"/>
                 <w:szCs w:val="18"/>
@@ -19776,7 +20482,7 @@
                 <w:szCs w:val="18"/>
                 <w:lang w:eastAsia="zh-CN"/>
               </w:rPr>
-              <w:t>{%tr else %}</w:t>
+              <w:t>{%tr endif %}</w:t>
             </w:r>
           </w:p>
         </w:tc>
@@ -19791,7 +20497,6 @@
             <w:insideH w:val="dotted" w:color="A5A5A5" w:sz="4" w:space="0"/>
             <w:insideV w:val="dotted" w:color="A5A5A5" w:sz="4" w:space="0"/>
           </w:tblBorders>
-          <w:shd w:val="clear" w:color="auto" w:fill="auto"/>
           <w:tblCellMar>
             <w:top w:w="0" w:type="dxa"/>
             <w:left w:w="108" w:type="dxa"/>
@@ -19804,595 +20509,6 @@
         </w:trPr>
         <w:tc>
           <w:tcPr>
-            <w:tcW w:w="906" w:type="dxa"/>
-            <w:tcBorders>
-              <w:tl2br w:val="nil"/>
-              <w:tr2bl w:val="nil"/>
-            </w:tcBorders>
-            <w:shd w:val="clear" w:color="auto" w:fill="auto"/>
-            <w:vAlign w:val="center"/>
-          </w:tcPr>
-          <w:p>
-            <w:pPr>
-              <w:keepNext w:val="0"/>
-              <w:keepLines w:val="0"/>
-              <w:widowControl/>
-              <w:suppressLineNumbers w:val="0"/>
-              <w:jc w:val="center"/>
-              <w:textAlignment w:val="center"/>
-              <w:rPr>
-                <w:rFonts w:hint="eastAsia" w:ascii="Times New Roman" w:hAnsi="Times New Roman" w:eastAsia="微软雅黑" w:cs="Times New Roman"/>
-                <w:i w:val="0"/>
-                <w:iCs w:val="0"/>
-                <w:color w:val="000000"/>
-                <w:kern w:val="0"/>
-                <w:sz w:val="18"/>
-                <w:szCs w:val="18"/>
-                <w:u w:val="none"/>
-                <w:lang w:val="en-US" w:eastAsia="zh-CN" w:bidi="ar"/>
-              </w:rPr>
-            </w:pPr>
-            <w:r>
-              <w:rPr>
-                <w:rFonts w:hint="eastAsia" w:ascii="Times New Roman" w:hAnsi="Times New Roman" w:eastAsia="微软雅黑" w:cs="Times New Roman"/>
-                <w:i w:val="0"/>
-                <w:iCs w:val="0"/>
-                <w:color w:val="000000"/>
-                <w:kern w:val="0"/>
-                <w:sz w:val="18"/>
-                <w:szCs w:val="18"/>
-                <w:u w:val="none"/>
-                <w:lang w:val="en-US" w:eastAsia="zh-CN" w:bidi="ar"/>
-              </w:rPr>
-              <w:t>{% for i in il.desc1 | nl() %}{%if loop.last%}{{ i }}{%else%}{{ i }}</w:t>
-            </w:r>
-          </w:p>
-          <w:p>
-            <w:pPr>
-              <w:keepNext w:val="0"/>
-              <w:keepLines w:val="0"/>
-              <w:widowControl/>
-              <w:suppressLineNumbers w:val="0"/>
-              <w:jc w:val="center"/>
-              <w:textAlignment w:val="center"/>
-              <w:rPr>
-                <w:rFonts w:hint="default" w:ascii="Times New Roman" w:hAnsi="Times New Roman" w:eastAsia="微软雅黑" w:cs="Times New Roman"/>
-                <w:i w:val="0"/>
-                <w:iCs w:val="0"/>
-                <w:color w:val="000000"/>
-                <w:kern w:val="0"/>
-                <w:sz w:val="18"/>
-                <w:szCs w:val="18"/>
-                <w:u w:val="none"/>
-                <w:lang w:val="en-US" w:eastAsia="zh-CN" w:bidi="ar"/>
-              </w:rPr>
-            </w:pPr>
-            <w:r>
-              <w:rPr>
-                <w:rFonts w:hint="eastAsia" w:ascii="Times New Roman" w:hAnsi="Times New Roman" w:eastAsia="微软雅黑" w:cs="Times New Roman"/>
-                <w:i w:val="0"/>
-                <w:iCs w:val="0"/>
-                <w:color w:val="000000"/>
-                <w:kern w:val="0"/>
-                <w:sz w:val="18"/>
-                <w:szCs w:val="18"/>
-                <w:u w:val="none"/>
-                <w:lang w:val="en-US" w:eastAsia="zh-CN" w:bidi="ar"/>
-              </w:rPr>
-              <w:t>{%endif%}{% endfor%}</w:t>
-            </w:r>
-          </w:p>
-        </w:tc>
-        <w:tc>
-          <w:tcPr>
-            <w:tcW w:w="1486" w:type="dxa"/>
-            <w:tcBorders>
-              <w:tl2br w:val="nil"/>
-              <w:tr2bl w:val="nil"/>
-            </w:tcBorders>
-            <w:shd w:val="clear" w:color="auto" w:fill="auto"/>
-            <w:vAlign w:val="center"/>
-          </w:tcPr>
-          <w:p>
-            <w:pPr>
-              <w:keepNext w:val="0"/>
-              <w:keepLines w:val="0"/>
-              <w:widowControl/>
-              <w:suppressLineNumbers w:val="0"/>
-              <w:jc w:val="center"/>
-              <w:textAlignment w:val="center"/>
-              <w:rPr>
-                <w:rFonts w:hint="eastAsia" w:ascii="Times New Roman" w:hAnsi="Times New Roman" w:eastAsia="微软雅黑" w:cs="Times New Roman"/>
-                <w:i w:val="0"/>
-                <w:iCs w:val="0"/>
-                <w:color w:val="000000"/>
-                <w:kern w:val="0"/>
-                <w:sz w:val="18"/>
-                <w:szCs w:val="18"/>
-                <w:u w:val="none"/>
-                <w:lang w:val="en-US" w:eastAsia="zh-CN" w:bidi="ar"/>
-              </w:rPr>
-            </w:pPr>
-            <w:r>
-              <w:rPr>
-                <w:rFonts w:hint="eastAsia" w:ascii="Times New Roman" w:hAnsi="Times New Roman" w:eastAsia="微软雅黑" w:cs="Times New Roman"/>
-                <w:i w:val="0"/>
-                <w:iCs w:val="0"/>
-                <w:color w:val="000000"/>
-                <w:kern w:val="0"/>
-                <w:sz w:val="18"/>
-                <w:szCs w:val="18"/>
-                <w:u w:val="none"/>
-                <w:lang w:val="en-US" w:eastAsia="zh-CN" w:bidi="ar"/>
-              </w:rPr>
-              <w:t>{% for i in il.desc2 | nl() %}{%if loop.last%}{{ i }}{%else%}{{ i }}</w:t>
-            </w:r>
-          </w:p>
-          <w:p>
-            <w:pPr>
-              <w:keepNext w:val="0"/>
-              <w:keepLines w:val="0"/>
-              <w:widowControl/>
-              <w:suppressLineNumbers w:val="0"/>
-              <w:jc w:val="center"/>
-              <w:textAlignment w:val="center"/>
-              <w:rPr>
-                <w:rFonts w:hint="default" w:ascii="Times New Roman" w:hAnsi="Times New Roman" w:eastAsia="微软雅黑" w:cs="Times New Roman"/>
-                <w:i w:val="0"/>
-                <w:iCs w:val="0"/>
-                <w:color w:val="000000"/>
-                <w:kern w:val="0"/>
-                <w:sz w:val="18"/>
-                <w:szCs w:val="18"/>
-                <w:u w:val="none"/>
-                <w:lang w:val="en-US" w:eastAsia="zh-CN" w:bidi="ar"/>
-              </w:rPr>
-            </w:pPr>
-            <w:r>
-              <w:rPr>
-                <w:rFonts w:hint="eastAsia" w:ascii="Times New Roman" w:hAnsi="Times New Roman" w:eastAsia="微软雅黑" w:cs="Times New Roman"/>
-                <w:i w:val="0"/>
-                <w:iCs w:val="0"/>
-                <w:color w:val="000000"/>
-                <w:kern w:val="0"/>
-                <w:sz w:val="18"/>
-                <w:szCs w:val="18"/>
-                <w:u w:val="none"/>
-                <w:lang w:val="en-US" w:eastAsia="zh-CN" w:bidi="ar"/>
-              </w:rPr>
-              <w:t>{%endif%}{% endfor%}</w:t>
-            </w:r>
-          </w:p>
-        </w:tc>
-        <w:tc>
-          <w:tcPr>
-            <w:tcW w:w="1630" w:type="dxa"/>
-            <w:tcBorders>
-              <w:tl2br w:val="nil"/>
-              <w:tr2bl w:val="nil"/>
-            </w:tcBorders>
-            <w:shd w:val="clear" w:color="auto" w:fill="auto"/>
-            <w:vAlign w:val="center"/>
-          </w:tcPr>
-          <w:p>
-            <w:pPr>
-              <w:keepNext w:val="0"/>
-              <w:keepLines w:val="0"/>
-              <w:widowControl/>
-              <w:suppressLineNumbers w:val="0"/>
-              <w:jc w:val="center"/>
-              <w:textAlignment w:val="center"/>
-              <w:rPr>
-                <w:rFonts w:hint="eastAsia" w:ascii="Times New Roman" w:hAnsi="Times New Roman" w:eastAsia="微软雅黑" w:cs="Times New Roman"/>
-                <w:i w:val="0"/>
-                <w:iCs w:val="0"/>
-                <w:color w:val="000000"/>
-                <w:kern w:val="0"/>
-                <w:sz w:val="18"/>
-                <w:szCs w:val="18"/>
-                <w:u w:val="none"/>
-                <w:lang w:val="en-US" w:eastAsia="zh-CN" w:bidi="ar"/>
-              </w:rPr>
-            </w:pPr>
-            <w:r>
-              <w:rPr>
-                <w:rFonts w:hint="eastAsia" w:ascii="Times New Roman" w:hAnsi="Times New Roman" w:eastAsia="微软雅黑" w:cs="Times New Roman"/>
-                <w:i w:val="0"/>
-                <w:iCs w:val="0"/>
-                <w:color w:val="000000"/>
-                <w:kern w:val="0"/>
-                <w:sz w:val="18"/>
-                <w:szCs w:val="18"/>
-                <w:u w:val="none"/>
-                <w:lang w:val="en-US" w:eastAsia="zh-CN" w:bidi="ar"/>
-              </w:rPr>
-              <w:t>{% for i in il.desc3 | nl() %}{%if loop.last%}{{ i }}{%else%}{{ i }}</w:t>
-            </w:r>
-          </w:p>
-          <w:p>
-            <w:pPr>
-              <w:keepNext w:val="0"/>
-              <w:keepLines w:val="0"/>
-              <w:widowControl/>
-              <w:suppressLineNumbers w:val="0"/>
-              <w:jc w:val="center"/>
-              <w:textAlignment w:val="center"/>
-              <w:rPr>
-                <w:rFonts w:hint="eastAsia" w:ascii="Times New Roman" w:hAnsi="Times New Roman" w:eastAsia="微软雅黑" w:cs="Times New Roman"/>
-                <w:i w:val="0"/>
-                <w:iCs w:val="0"/>
-                <w:color w:val="000000"/>
-                <w:kern w:val="0"/>
-                <w:sz w:val="18"/>
-                <w:szCs w:val="18"/>
-                <w:u w:val="none"/>
-                <w:lang w:val="en-US" w:eastAsia="zh-CN" w:bidi="ar"/>
-              </w:rPr>
-            </w:pPr>
-            <w:r>
-              <w:rPr>
-                <w:rFonts w:hint="eastAsia" w:ascii="Times New Roman" w:hAnsi="Times New Roman" w:eastAsia="微软雅黑" w:cs="Times New Roman"/>
-                <w:i w:val="0"/>
-                <w:iCs w:val="0"/>
-                <w:color w:val="000000"/>
-                <w:kern w:val="0"/>
-                <w:sz w:val="18"/>
-                <w:szCs w:val="18"/>
-                <w:u w:val="none"/>
-                <w:lang w:val="en-US" w:eastAsia="zh-CN" w:bidi="ar"/>
-              </w:rPr>
-              <w:t>{%endif%}{% endfor%}</w:t>
-            </w:r>
-          </w:p>
-        </w:tc>
-        <w:tc>
-          <w:tcPr>
-            <w:tcW w:w="903" w:type="dxa"/>
-            <w:tcBorders>
-              <w:tl2br w:val="nil"/>
-              <w:tr2bl w:val="nil"/>
-            </w:tcBorders>
-            <w:shd w:val="clear" w:color="auto" w:fill="auto"/>
-            <w:vAlign w:val="center"/>
-          </w:tcPr>
-          <w:p>
-            <w:pPr>
-              <w:keepNext w:val="0"/>
-              <w:keepLines w:val="0"/>
-              <w:widowControl/>
-              <w:suppressLineNumbers w:val="0"/>
-              <w:jc w:val="center"/>
-              <w:textAlignment w:val="center"/>
-              <w:rPr>
-                <w:rFonts w:hint="eastAsia" w:ascii="Times New Roman" w:hAnsi="Times New Roman" w:eastAsia="微软雅黑" w:cs="Times New Roman"/>
-                <w:i w:val="0"/>
-                <w:iCs w:val="0"/>
-                <w:color w:val="000000"/>
-                <w:kern w:val="0"/>
-                <w:sz w:val="18"/>
-                <w:szCs w:val="18"/>
-                <w:u w:val="none"/>
-                <w:lang w:val="en-US" w:eastAsia="zh-CN" w:bidi="ar"/>
-              </w:rPr>
-            </w:pPr>
-            <w:r>
-              <w:rPr>
-                <w:rFonts w:hint="eastAsia" w:ascii="Times New Roman" w:hAnsi="Times New Roman" w:eastAsia="微软雅黑" w:cs="Times New Roman"/>
-                <w:i w:val="0"/>
-                <w:iCs w:val="0"/>
-                <w:color w:val="000000"/>
-                <w:kern w:val="0"/>
-                <w:sz w:val="18"/>
-                <w:szCs w:val="18"/>
-                <w:u w:val="none"/>
-                <w:lang w:val="en-US" w:eastAsia="zh-CN" w:bidi="ar"/>
-              </w:rPr>
-              <w:t>{% for i in il.desc4 | nl() %}{%if loop.last%}{{ i }}{%else%}{{ i }}</w:t>
-            </w:r>
-          </w:p>
-          <w:p>
-            <w:pPr>
-              <w:keepNext w:val="0"/>
-              <w:keepLines w:val="0"/>
-              <w:widowControl/>
-              <w:suppressLineNumbers w:val="0"/>
-              <w:jc w:val="center"/>
-              <w:textAlignment w:val="center"/>
-              <w:rPr>
-                <w:rFonts w:hint="default" w:ascii="Times New Roman" w:hAnsi="Times New Roman" w:eastAsia="微软雅黑" w:cs="Times New Roman"/>
-                <w:i w:val="0"/>
-                <w:iCs w:val="0"/>
-                <w:color w:val="000000"/>
-                <w:kern w:val="0"/>
-                <w:sz w:val="18"/>
-                <w:szCs w:val="18"/>
-                <w:u w:val="none"/>
-                <w:lang w:val="en-US" w:eastAsia="zh-CN" w:bidi="ar"/>
-              </w:rPr>
-            </w:pPr>
-            <w:r>
-              <w:rPr>
-                <w:rFonts w:hint="eastAsia" w:ascii="Times New Roman" w:hAnsi="Times New Roman" w:eastAsia="微软雅黑" w:cs="Times New Roman"/>
-                <w:i w:val="0"/>
-                <w:iCs w:val="0"/>
-                <w:color w:val="000000"/>
-                <w:kern w:val="0"/>
-                <w:sz w:val="18"/>
-                <w:szCs w:val="18"/>
-                <w:u w:val="none"/>
-                <w:lang w:val="en-US" w:eastAsia="zh-CN" w:bidi="ar"/>
-              </w:rPr>
-              <w:t>{%endif%}{% endfor%}</w:t>
-            </w:r>
-          </w:p>
-        </w:tc>
-        <w:tc>
-          <w:tcPr>
-            <w:tcW w:w="1658" w:type="dxa"/>
-            <w:tcBorders>
-              <w:tl2br w:val="nil"/>
-              <w:tr2bl w:val="nil"/>
-            </w:tcBorders>
-            <w:shd w:val="clear" w:color="auto" w:fill="auto"/>
-            <w:vAlign w:val="center"/>
-          </w:tcPr>
-          <w:p>
-            <w:pPr>
-              <w:keepNext w:val="0"/>
-              <w:keepLines w:val="0"/>
-              <w:widowControl/>
-              <w:suppressLineNumbers w:val="0"/>
-              <w:jc w:val="center"/>
-              <w:textAlignment w:val="center"/>
-              <w:rPr>
-                <w:rFonts w:hint="eastAsia" w:ascii="Times New Roman" w:hAnsi="Times New Roman" w:eastAsia="微软雅黑" w:cs="Times New Roman"/>
-                <w:i w:val="0"/>
-                <w:iCs w:val="0"/>
-                <w:color w:val="000000"/>
-                <w:kern w:val="0"/>
-                <w:sz w:val="18"/>
-                <w:szCs w:val="18"/>
-                <w:u w:val="none"/>
-                <w:lang w:val="en-US" w:eastAsia="zh-CN" w:bidi="ar"/>
-              </w:rPr>
-            </w:pPr>
-            <w:r>
-              <w:rPr>
-                <w:rFonts w:hint="eastAsia" w:ascii="Times New Roman" w:hAnsi="Times New Roman" w:eastAsia="微软雅黑" w:cs="Times New Roman"/>
-                <w:i w:val="0"/>
-                <w:iCs w:val="0"/>
-                <w:color w:val="000000"/>
-                <w:kern w:val="0"/>
-                <w:sz w:val="18"/>
-                <w:szCs w:val="18"/>
-                <w:u w:val="none"/>
-                <w:lang w:val="en-US" w:eastAsia="zh-CN" w:bidi="ar"/>
-              </w:rPr>
-              <w:t>{% for i in il.desc7 | nl() %}{%if loop.last%}{{ i }}{%else%}{{ i }}</w:t>
-            </w:r>
-          </w:p>
-          <w:p>
-            <w:pPr>
-              <w:keepNext w:val="0"/>
-              <w:keepLines w:val="0"/>
-              <w:widowControl/>
-              <w:suppressLineNumbers w:val="0"/>
-              <w:jc w:val="center"/>
-              <w:textAlignment w:val="center"/>
-              <w:rPr>
-                <w:rFonts w:hint="default" w:ascii="Times New Roman" w:hAnsi="Times New Roman" w:eastAsia="微软雅黑" w:cs="Times New Roman"/>
-                <w:i w:val="0"/>
-                <w:iCs w:val="0"/>
-                <w:color w:val="000000"/>
-                <w:kern w:val="0"/>
-                <w:sz w:val="18"/>
-                <w:szCs w:val="18"/>
-                <w:u w:val="none"/>
-                <w:lang w:val="en-US" w:eastAsia="zh-CN" w:bidi="ar"/>
-              </w:rPr>
-            </w:pPr>
-            <w:r>
-              <w:rPr>
-                <w:rFonts w:hint="eastAsia" w:ascii="Times New Roman" w:hAnsi="Times New Roman" w:eastAsia="微软雅黑" w:cs="Times New Roman"/>
-                <w:i w:val="0"/>
-                <w:iCs w:val="0"/>
-                <w:color w:val="000000"/>
-                <w:kern w:val="0"/>
-                <w:sz w:val="18"/>
-                <w:szCs w:val="18"/>
-                <w:u w:val="none"/>
-                <w:lang w:val="en-US" w:eastAsia="zh-CN" w:bidi="ar"/>
-              </w:rPr>
-              <w:t>{%endif%}{% endfor%}</w:t>
-            </w:r>
-          </w:p>
-        </w:tc>
-        <w:tc>
-          <w:tcPr>
-            <w:tcW w:w="1658" w:type="dxa"/>
-            <w:tcBorders>
-              <w:tl2br w:val="nil"/>
-              <w:tr2bl w:val="nil"/>
-            </w:tcBorders>
-            <w:shd w:val="clear" w:color="auto" w:fill="auto"/>
-            <w:vAlign w:val="center"/>
-          </w:tcPr>
-          <w:p>
-            <w:pPr>
-              <w:keepNext w:val="0"/>
-              <w:keepLines w:val="0"/>
-              <w:widowControl/>
-              <w:suppressLineNumbers w:val="0"/>
-              <w:jc w:val="center"/>
-              <w:textAlignment w:val="center"/>
-              <w:rPr>
-                <w:rFonts w:hint="eastAsia" w:ascii="Times New Roman" w:hAnsi="Times New Roman" w:eastAsia="微软雅黑" w:cs="Times New Roman"/>
-                <w:i w:val="0"/>
-                <w:iCs w:val="0"/>
-                <w:color w:val="000000"/>
-                <w:kern w:val="0"/>
-                <w:sz w:val="18"/>
-                <w:szCs w:val="18"/>
-                <w:u w:val="none"/>
-                <w:lang w:val="en-US" w:eastAsia="zh-CN" w:bidi="ar"/>
-              </w:rPr>
-            </w:pPr>
-            <w:r>
-              <w:rPr>
-                <w:rFonts w:hint="eastAsia" w:ascii="Times New Roman" w:hAnsi="Times New Roman" w:eastAsia="微软雅黑" w:cs="Times New Roman"/>
-                <w:i w:val="0"/>
-                <w:iCs w:val="0"/>
-                <w:color w:val="000000"/>
-                <w:kern w:val="0"/>
-                <w:sz w:val="18"/>
-                <w:szCs w:val="18"/>
-                <w:u w:val="none"/>
-                <w:lang w:val="en-US" w:eastAsia="zh-CN" w:bidi="ar"/>
-              </w:rPr>
-              <w:t>{% for i in il.desc8 | nl() %}{%if loop.last%}{{ i }}{%else%}{{ i }}</w:t>
-            </w:r>
-          </w:p>
-          <w:p>
-            <w:pPr>
-              <w:keepNext w:val="0"/>
-              <w:keepLines w:val="0"/>
-              <w:widowControl/>
-              <w:suppressLineNumbers w:val="0"/>
-              <w:jc w:val="center"/>
-              <w:textAlignment w:val="center"/>
-              <w:rPr>
-                <w:rFonts w:hint="default" w:ascii="Times New Roman" w:hAnsi="Times New Roman" w:eastAsia="微软雅黑" w:cs="Times New Roman"/>
-                <w:i w:val="0"/>
-                <w:iCs w:val="0"/>
-                <w:color w:val="000000"/>
-                <w:kern w:val="0"/>
-                <w:sz w:val="18"/>
-                <w:szCs w:val="18"/>
-                <w:u w:val="none"/>
-                <w:lang w:val="en-US" w:eastAsia="zh-CN" w:bidi="ar"/>
-              </w:rPr>
-            </w:pPr>
-            <w:r>
-              <w:rPr>
-                <w:rFonts w:hint="eastAsia" w:ascii="Times New Roman" w:hAnsi="Times New Roman" w:eastAsia="微软雅黑" w:cs="Times New Roman"/>
-                <w:i w:val="0"/>
-                <w:iCs w:val="0"/>
-                <w:color w:val="000000"/>
-                <w:kern w:val="0"/>
-                <w:sz w:val="18"/>
-                <w:szCs w:val="18"/>
-                <w:u w:val="none"/>
-                <w:lang w:val="en-US" w:eastAsia="zh-CN" w:bidi="ar"/>
-              </w:rPr>
-              <w:t>{%endif%}{% endfor%}</w:t>
-            </w:r>
-          </w:p>
-        </w:tc>
-        <w:tc>
-          <w:tcPr>
-            <w:tcW w:w="1658" w:type="dxa"/>
-            <w:tcBorders>
-              <w:tl2br w:val="nil"/>
-              <w:tr2bl w:val="nil"/>
-            </w:tcBorders>
-            <w:shd w:val="clear" w:color="auto" w:fill="auto"/>
-            <w:vAlign w:val="center"/>
-          </w:tcPr>
-          <w:p>
-            <w:pPr>
-              <w:keepNext w:val="0"/>
-              <w:keepLines w:val="0"/>
-              <w:widowControl/>
-              <w:suppressLineNumbers w:val="0"/>
-              <w:jc w:val="center"/>
-              <w:textAlignment w:val="center"/>
-              <w:rPr>
-                <w:rFonts w:hint="eastAsia" w:ascii="Times New Roman" w:hAnsi="Times New Roman" w:eastAsia="微软雅黑" w:cs="Times New Roman"/>
-                <w:i w:val="0"/>
-                <w:iCs w:val="0"/>
-                <w:color w:val="000000"/>
-                <w:kern w:val="0"/>
-                <w:sz w:val="18"/>
-                <w:szCs w:val="18"/>
-                <w:u w:val="none"/>
-                <w:lang w:val="en-US" w:eastAsia="zh-CN" w:bidi="ar"/>
-              </w:rPr>
-            </w:pPr>
-            <w:r>
-              <w:rPr>
-                <w:rFonts w:hint="eastAsia" w:ascii="Times New Roman" w:hAnsi="Times New Roman" w:eastAsia="微软雅黑" w:cs="Times New Roman"/>
-                <w:i w:val="0"/>
-                <w:iCs w:val="0"/>
-                <w:color w:val="000000"/>
-                <w:kern w:val="0"/>
-                <w:sz w:val="18"/>
-                <w:szCs w:val="18"/>
-                <w:u w:val="none"/>
-                <w:lang w:val="en-US" w:eastAsia="zh-CN" w:bidi="ar"/>
-              </w:rPr>
-              <w:t>{% for i in il.desc24 | nl() %}{%if loop.last%}{{ i }}{%else%}{{ i }}</w:t>
-            </w:r>
-          </w:p>
-          <w:p>
-            <w:pPr>
-              <w:keepNext w:val="0"/>
-              <w:keepLines w:val="0"/>
-              <w:widowControl/>
-              <w:suppressLineNumbers w:val="0"/>
-              <w:jc w:val="center"/>
-              <w:textAlignment w:val="center"/>
-              <w:rPr>
-                <w:rFonts w:hint="default" w:ascii="Times New Roman" w:hAnsi="Times New Roman" w:eastAsia="微软雅黑" w:cs="Times New Roman"/>
-                <w:i w:val="0"/>
-                <w:iCs w:val="0"/>
-                <w:color w:val="000000"/>
-                <w:kern w:val="0"/>
-                <w:sz w:val="18"/>
-                <w:szCs w:val="18"/>
-                <w:u w:val="none"/>
-                <w:lang w:val="en-US" w:eastAsia="zh-CN" w:bidi="ar"/>
-              </w:rPr>
-            </w:pPr>
-            <w:r>
-              <w:rPr>
-                <w:rFonts w:hint="eastAsia" w:ascii="Times New Roman" w:hAnsi="Times New Roman" w:eastAsia="微软雅黑" w:cs="Times New Roman"/>
-                <w:i w:val="0"/>
-                <w:iCs w:val="0"/>
-                <w:color w:val="000000"/>
-                <w:kern w:val="0"/>
-                <w:sz w:val="18"/>
-                <w:szCs w:val="18"/>
-                <w:u w:val="none"/>
-                <w:lang w:val="en-US" w:eastAsia="zh-CN" w:bidi="ar"/>
-              </w:rPr>
-              <w:t>{%endif%}{% endfor%}</w:t>
-            </w:r>
-          </w:p>
-        </w:tc>
-      </w:tr>
-      <w:tr>
-        <w:tblPrEx>
-          <w:tblBorders>
-            <w:top w:val="dotted" w:color="A5A5A5" w:sz="4" w:space="0"/>
-            <w:left w:val="dotted" w:color="A5A5A5" w:sz="4" w:space="0"/>
-            <w:bottom w:val="dotted" w:color="A5A5A5" w:sz="4" w:space="0"/>
-            <w:right w:val="dotted" w:color="A5A5A5" w:sz="4" w:space="0"/>
-            <w:insideH w:val="dotted" w:color="A5A5A5" w:sz="4" w:space="0"/>
-            <w:insideV w:val="dotted" w:color="A5A5A5" w:sz="4" w:space="0"/>
-          </w:tblBorders>
-          <w:shd w:val="clear" w:color="auto" w:fill="auto"/>
-          <w:tblCellMar>
-            <w:top w:w="0" w:type="dxa"/>
-            <w:left w:w="108" w:type="dxa"/>
-            <w:bottom w:w="0" w:type="dxa"/>
-            <w:right w:w="108" w:type="dxa"/>
-          </w:tblCellMar>
-        </w:tblPrEx>
-        <w:trPr>
-          <w:trHeight w:val="510" w:hRule="atLeast"/>
-        </w:trPr>
-        <w:tc>
-          <w:tcPr>
             <w:tcW w:w="9899" w:type="dxa"/>
             <w:gridSpan w:val="7"/>
             <w:tcBorders>
@@ -20411,70 +20527,6 @@
               <w:jc w:val="center"/>
               <w:textAlignment w:val="center"/>
               <w:rPr>
-                <w:rFonts w:hint="default" w:ascii="Times New Roman" w:hAnsi="Times New Roman" w:eastAsia="宋体" w:cs="Times New Roman"/>
-                <w:i w:val="0"/>
-                <w:iCs w:val="0"/>
-                <w:color w:val="auto"/>
-                <w:kern w:val="0"/>
-                <w:sz w:val="18"/>
-                <w:szCs w:val="18"/>
-                <w:u w:val="none"/>
-                <w:lang w:val="en-US" w:eastAsia="zh-CN" w:bidi="ar"/>
-              </w:rPr>
-            </w:pPr>
-            <w:r>
-              <w:rPr>
-                <w:rFonts w:hint="eastAsia" w:ascii="Times New Roman" w:hAnsi="Times New Roman" w:eastAsia="微软雅黑" w:cs="Times New Roman"/>
-                <w:sz w:val="18"/>
-                <w:szCs w:val="18"/>
-                <w:lang w:eastAsia="zh-CN"/>
-              </w:rPr>
-              <w:t>{%tr endif %}</w:t>
-            </w:r>
-          </w:p>
-        </w:tc>
-      </w:tr>
-      <w:tr>
-        <w:tblPrEx>
-          <w:tblBorders>
-            <w:top w:val="dotted" w:color="A5A5A5" w:sz="4" w:space="0"/>
-            <w:left w:val="dotted" w:color="A5A5A5" w:sz="4" w:space="0"/>
-            <w:bottom w:val="dotted" w:color="A5A5A5" w:sz="4" w:space="0"/>
-            <w:right w:val="dotted" w:color="A5A5A5" w:sz="4" w:space="0"/>
-            <w:insideH w:val="dotted" w:color="A5A5A5" w:sz="4" w:space="0"/>
-            <w:insideV w:val="dotted" w:color="A5A5A5" w:sz="4" w:space="0"/>
-          </w:tblBorders>
-          <w:shd w:val="clear" w:color="auto" w:fill="auto"/>
-          <w:tblCellMar>
-            <w:top w:w="0" w:type="dxa"/>
-            <w:left w:w="108" w:type="dxa"/>
-            <w:bottom w:w="0" w:type="dxa"/>
-            <w:right w:w="108" w:type="dxa"/>
-          </w:tblCellMar>
-        </w:tblPrEx>
-        <w:trPr>
-          <w:trHeight w:val="510" w:hRule="atLeast"/>
-        </w:trPr>
-        <w:tc>
-          <w:tcPr>
-            <w:tcW w:w="9899" w:type="dxa"/>
-            <w:gridSpan w:val="7"/>
-            <w:tcBorders>
-              <w:tl2br w:val="nil"/>
-              <w:tr2bl w:val="nil"/>
-            </w:tcBorders>
-            <w:shd w:val="clear" w:color="auto" w:fill="auto"/>
-            <w:vAlign w:val="center"/>
-          </w:tcPr>
-          <w:p>
-            <w:pPr>
-              <w:keepNext w:val="0"/>
-              <w:keepLines w:val="0"/>
-              <w:widowControl/>
-              <w:suppressLineNumbers w:val="0"/>
-              <w:jc w:val="center"/>
-              <w:textAlignment w:val="center"/>
-              <w:rPr>
                 <w:rFonts w:hint="eastAsia" w:ascii="Times New Roman" w:hAnsi="Times New Roman" w:eastAsia="微软雅黑" w:cs="Times New Roman"/>
                 <w:sz w:val="18"/>
                 <w:szCs w:val="18"/>
@@ -20503,6 +20555,8 @@
           <w:lang w:eastAsia="zh-CN"/>
         </w:rPr>
       </w:pPr>
+      <w:bookmarkStart w:id="166" w:name="_GoBack"/>
+      <w:bookmarkEnd w:id="166"/>
     </w:p>
     <w:p>
       <w:pPr>
@@ -20589,8 +20643,8 @@
           </w14:shadow>
         </w:rPr>
       </w:pPr>
-      <w:bookmarkStart w:id="81" w:name="_Toc10358"/>
-      <w:bookmarkStart w:id="82" w:name="_Toc26883"/>
+      <w:bookmarkStart w:id="81" w:name="_Toc26883"/>
+      <w:bookmarkStart w:id="82" w:name="_Toc10358"/>
       <w:r>
         <w:rPr>
           <w:rFonts w:ascii="Times New Roman" w:hAnsi="Times New Roman"/>
@@ -20640,12 +20694,12 @@
       <w:bookmarkStart w:id="88" w:name="_Toc8516"/>
       <w:bookmarkStart w:id="89" w:name="_Toc13698"/>
       <w:bookmarkStart w:id="90" w:name="_Toc107825561"/>
-      <w:bookmarkStart w:id="91" w:name="_Toc28240"/>
-      <w:bookmarkStart w:id="92" w:name="_Toc27302"/>
+      <w:bookmarkStart w:id="91" w:name="_Toc11294"/>
+      <w:bookmarkStart w:id="92" w:name="_Toc1707_WPSOffice_Level1"/>
       <w:bookmarkStart w:id="93" w:name="_Toc21764_WPSOffice_Level1"/>
-      <w:bookmarkStart w:id="94" w:name="_Toc11294"/>
-      <w:bookmarkStart w:id="95" w:name="_Toc13196_WPSOffice_Level1"/>
-      <w:bookmarkStart w:id="96" w:name="_Toc1707_WPSOffice_Level1"/>
+      <w:bookmarkStart w:id="94" w:name="_Toc27302"/>
+      <w:bookmarkStart w:id="95" w:name="_Toc28240"/>
+      <w:bookmarkStart w:id="96" w:name="_Toc13196_WPSOffice_Level1"/>
       <w:bookmarkStart w:id="97" w:name="_Toc16835"/>
       <w:r>
         <w:rPr>
@@ -29794,11 +29848,11 @@
       <w:bookmarkStart w:id="101" w:name="_Toc14255_WPSOffice_Level1"/>
       <w:bookmarkStart w:id="102" w:name="_Toc9066"/>
       <w:bookmarkStart w:id="103" w:name="_Toc27230"/>
-      <w:bookmarkStart w:id="104" w:name="_Toc32150"/>
-      <w:bookmarkStart w:id="105" w:name="_Toc15840_WPSOffice_Level1"/>
-      <w:bookmarkStart w:id="106" w:name="_Toc3674"/>
-      <w:bookmarkStart w:id="107" w:name="_Toc8676"/>
-      <w:bookmarkStart w:id="108" w:name="_Toc4882"/>
+      <w:bookmarkStart w:id="104" w:name="_Toc4882"/>
+      <w:bookmarkStart w:id="105" w:name="_Toc32150"/>
+      <w:bookmarkStart w:id="106" w:name="_Toc15840_WPSOffice_Level1"/>
+      <w:bookmarkStart w:id="107" w:name="_Toc3674"/>
+      <w:bookmarkStart w:id="108" w:name="_Toc8676"/>
       <w:bookmarkStart w:id="109" w:name="_Toc28605"/>
       <w:bookmarkStart w:id="110" w:name="_Toc28810_WPSOffice_Level1"/>
       <w:bookmarkStart w:id="111" w:name="_Toc23688"/>
@@ -32035,10 +32089,10 @@
           <w:lang w:eastAsia="zh-CN"/>
         </w:rPr>
       </w:pPr>
-      <w:bookmarkStart w:id="114" w:name="_Toc31843"/>
-      <w:bookmarkStart w:id="115" w:name="_Toc4303"/>
-      <w:bookmarkStart w:id="116" w:name="_Hlk33190413"/>
-      <w:bookmarkStart w:id="117" w:name="_Toc107330130"/>
+      <w:bookmarkStart w:id="114" w:name="_Toc107330130"/>
+      <w:bookmarkStart w:id="115" w:name="_Toc31843"/>
+      <w:bookmarkStart w:id="116" w:name="_Toc4303"/>
+      <w:bookmarkStart w:id="117" w:name="_Hlk33190413"/>
       <w:bookmarkStart w:id="118" w:name="_Toc24780"/>
       <w:r>
         <w:rPr>
@@ -32542,11 +32596,11 @@
           <w:lang w:eastAsia="zh-CN"/>
         </w:rPr>
       </w:pPr>
-      <w:bookmarkStart w:id="119" w:name="_Toc107825567"/>
+      <w:bookmarkStart w:id="119" w:name="_Toc28435"/>
       <w:bookmarkStart w:id="120" w:name="_Toc771"/>
-      <w:bookmarkStart w:id="121" w:name="_Toc4640"/>
-      <w:bookmarkStart w:id="122" w:name="_Toc28435"/>
-      <w:bookmarkStart w:id="123" w:name="_Toc31498"/>
+      <w:bookmarkStart w:id="121" w:name="_Toc107825567"/>
+      <w:bookmarkStart w:id="122" w:name="_Toc31498"/>
+      <w:bookmarkStart w:id="123" w:name="_Toc4640"/>
       <w:r>
         <w:rPr>
           <w:rFonts w:hint="eastAsia" w:ascii="Times New Roman" w:hAnsi="Times New Roman"/>
@@ -32649,15 +32703,15 @@
             <w:bookmarkStart w:id="124" w:name="_Toc22381"/>
             <w:bookmarkStart w:id="125" w:name="_Toc25415_WPSOffice_Level1"/>
             <w:bookmarkStart w:id="126" w:name="_Toc13557_WPSOffice_Level1"/>
-            <w:bookmarkStart w:id="127" w:name="_Toc107825568"/>
-            <w:bookmarkStart w:id="128" w:name="_Toc14645_WPSOffice_Level1"/>
-            <w:bookmarkStart w:id="129" w:name="_Toc15690"/>
+            <w:bookmarkStart w:id="127" w:name="_Toc15690"/>
+            <w:bookmarkStart w:id="128" w:name="_Toc107825568"/>
+            <w:bookmarkStart w:id="129" w:name="_Toc11823"/>
             <w:bookmarkStart w:id="130" w:name="_Toc32730"/>
-            <w:bookmarkStart w:id="131" w:name="_Toc11823"/>
+            <w:bookmarkStart w:id="131" w:name="_Toc14645_WPSOffice_Level1"/>
             <w:bookmarkStart w:id="132" w:name="_Toc26985_WPSOffice_Level1"/>
-            <w:bookmarkStart w:id="133" w:name="_Toc28454_WPSOffice_Level1"/>
-            <w:bookmarkStart w:id="134" w:name="_Toc20170_WPSOffice_Level1"/>
-            <w:bookmarkStart w:id="135" w:name="_Toc5476"/>
+            <w:bookmarkStart w:id="133" w:name="_Toc5476"/>
+            <w:bookmarkStart w:id="134" w:name="_Toc28454_WPSOffice_Level1"/>
+            <w:bookmarkStart w:id="135" w:name="_Toc20170_WPSOffice_Level1"/>
             <w:r>
               <w:rPr>
                 <w:rFonts w:hint="default" w:ascii="Times New Roman" w:hAnsi="Times New Roman" w:eastAsia="微软雅黑" w:cs="Times New Roman"/>
@@ -33257,17 +33311,17 @@
           <w:lang w:eastAsia="zh-CN"/>
         </w:rPr>
       </w:pPr>
-      <w:bookmarkStart w:id="136" w:name="_Toc11722"/>
-      <w:bookmarkStart w:id="137" w:name="_Toc10119"/>
-      <w:bookmarkStart w:id="138" w:name="_Toc29696"/>
-      <w:bookmarkStart w:id="139" w:name="_Toc14772"/>
-      <w:bookmarkStart w:id="140" w:name="_Toc22484_WPSOffice_Level1"/>
-      <w:bookmarkStart w:id="141" w:name="_Toc16368_WPSOffice_Level1"/>
-      <w:bookmarkStart w:id="142" w:name="_Toc28910_WPSOffice_Level1"/>
-      <w:bookmarkStart w:id="143" w:name="_Toc19099"/>
-      <w:bookmarkStart w:id="144" w:name="_Toc7549"/>
+      <w:bookmarkStart w:id="136" w:name="_Toc14772"/>
+      <w:bookmarkStart w:id="137" w:name="_Toc11722"/>
+      <w:bookmarkStart w:id="138" w:name="_Toc16368_WPSOffice_Level1"/>
+      <w:bookmarkStart w:id="139" w:name="_Toc28910_WPSOffice_Level1"/>
+      <w:bookmarkStart w:id="140" w:name="_Toc7549"/>
+      <w:bookmarkStart w:id="141" w:name="_Toc5711"/>
+      <w:bookmarkStart w:id="142" w:name="_Toc19099"/>
+      <w:bookmarkStart w:id="143" w:name="_Toc22484_WPSOffice_Level1"/>
+      <w:bookmarkStart w:id="144" w:name="_Toc29696"/>
       <w:bookmarkStart w:id="145" w:name="_Toc107825569"/>
-      <w:bookmarkStart w:id="146" w:name="_Toc5711"/>
+      <w:bookmarkStart w:id="146" w:name="_Toc10119"/>
       <w:r>
         <w:rPr>
           <w:rFonts w:hint="eastAsia" w:ascii="Times New Roman" w:hAnsi="Times New Roman"/>
@@ -33733,8 +33787,8 @@
           <w:lang w:eastAsia="zh-CN"/>
         </w:rPr>
       </w:pPr>
-      <w:bookmarkStart w:id="147" w:name="_Toc8911"/>
-      <w:bookmarkStart w:id="148" w:name="_Toc107825570"/>
+      <w:bookmarkStart w:id="147" w:name="_Toc107825570"/>
+      <w:bookmarkStart w:id="148" w:name="_Toc8911"/>
       <w:bookmarkStart w:id="149" w:name="_Toc27034"/>
       <w:r>
         <w:rPr>
@@ -33823,10 +33877,10 @@
           <w:lang w:eastAsia="zh-CN"/>
         </w:rPr>
       </w:pPr>
-      <w:bookmarkStart w:id="150" w:name="_Toc12972"/>
-      <w:bookmarkStart w:id="151" w:name="_Toc15114"/>
-      <w:bookmarkStart w:id="152" w:name="_Toc3409"/>
-      <w:bookmarkStart w:id="153" w:name="_Toc14626"/>
+      <w:bookmarkStart w:id="150" w:name="_Toc3409"/>
+      <w:bookmarkStart w:id="151" w:name="_Toc12972"/>
+      <w:bookmarkStart w:id="152" w:name="_Toc14626"/>
+      <w:bookmarkStart w:id="153" w:name="_Toc15114"/>
       <w:r>
         <w:rPr>
           <w:rFonts w:hint="eastAsia"/>
@@ -34073,20 +34127,18 @@
           <w:lang w:eastAsia="zh-CN"/>
         </w:rPr>
       </w:pPr>
-      <w:bookmarkStart w:id="154" w:name="_Toc21361"/>
-      <w:bookmarkStart w:id="155" w:name="_Toc8838"/>
-      <w:bookmarkStart w:id="156" w:name="_Toc9662"/>
-      <w:bookmarkStart w:id="157" w:name="_Toc107825571"/>
-      <w:bookmarkStart w:id="158" w:name="_Toc30837"/>
-      <w:bookmarkStart w:id="159" w:name="_Toc16927"/>
-      <w:bookmarkStart w:id="160" w:name="_Toc13275"/>
-      <w:bookmarkStart w:id="161" w:name="_Toc14611_WPSOffice_Level1"/>
-      <w:bookmarkStart w:id="162" w:name="_Toc19584_WPSOffice_Level1"/>
-      <w:bookmarkStart w:id="163" w:name="_Toc22162_WPSOffice_Level1"/>
-      <w:bookmarkStart w:id="164" w:name="_Toc22623"/>
+      <w:bookmarkStart w:id="154" w:name="_Toc16927"/>
+      <w:bookmarkStart w:id="155" w:name="_Toc30837"/>
+      <w:bookmarkStart w:id="156" w:name="_Toc8838"/>
+      <w:bookmarkStart w:id="157" w:name="_Toc9662"/>
+      <w:bookmarkStart w:id="158" w:name="_Toc107825571"/>
+      <w:bookmarkStart w:id="159" w:name="_Toc21361"/>
+      <w:bookmarkStart w:id="160" w:name="_Toc22162_WPSOffice_Level1"/>
+      <w:bookmarkStart w:id="161" w:name="_Toc19584_WPSOffice_Level1"/>
+      <w:bookmarkStart w:id="162" w:name="_Toc22623"/>
+      <w:bookmarkStart w:id="163" w:name="_Toc14611_WPSOffice_Level1"/>
+      <w:bookmarkStart w:id="164" w:name="_Toc13275"/>
       <w:bookmarkStart w:id="165" w:name="_Toc17792_WPSOffice_Level2"/>
-      <w:bookmarkStart w:id="166" w:name="_GoBack"/>
-      <w:bookmarkEnd w:id="166"/>
       <w:r>
         <w:rPr>
           <w:rFonts w:hint="eastAsia" w:ascii="Times New Roman" w:hAnsi="Times New Roman"/>
@@ -39688,11 +39740,16 @@
     <customSectPr/>
     <customSectPr/>
     <customSectPr/>
+    <customSectPr/>
   </customSectProps>
   <customShpExts>
     <customShpInfo spid="_x0000_s1026" textRotate="1"/>
   </customShpExts>
 </s:customData>
+</file>
+
+<file path=customXml/item2.xml><?xml version="1.0" encoding="utf-8"?>
+<b:Sources xmlns:b="http://schemas.openxmlformats.org/officeDocument/2006/bibliography" xmlns="http://schemas.openxmlformats.org/officeDocument/2006/bibliography" SelectedStyle="\APA.XSL" StyleName="APA"/>
 </file>
 
 <file path=customXml/itemProps1.xml><?xml version="1.0" encoding="utf-8"?>
@@ -39701,4 +39758,10 @@
     <ds:schemaRef ds:uri="http://www.wps.cn/officeDocument/2013/wpsCustomData"/>
   </ds:schemaRefs>
 </ds:datastoreItem>
+</file>
+
+<file path=customXml/itemProps2.xml><?xml version="1.0" encoding="utf-8"?>
+<ds:datastoreItem xmlns:ds="http://schemas.openxmlformats.org/officeDocument/2006/customXml" ds:itemID="{AF0FCD33-2FD2-40CF-9CDF-F2193CE32997}">
+  <ds:schemaRefs/>
+</ds:datastoreItem>
 </file>
--- a/WebContent/docx/肺癌49报告-苏州市立医院.docx
+++ b/WebContent/docx/肺癌49报告-苏州市立医院.docx
@@ -3262,16 +3262,16 @@
           </w14:shadow>
         </w:rPr>
       </w:pPr>
-      <w:bookmarkStart w:id="2" w:name="_Toc21669"/>
-      <w:bookmarkStart w:id="3" w:name="_Toc107825547"/>
-      <w:bookmarkStart w:id="4" w:name="_Toc24178_WPSOffice_Level1"/>
-      <w:bookmarkStart w:id="5" w:name="_Toc23629"/>
-      <w:bookmarkStart w:id="6" w:name="_Toc30143_WPSOffice_Level1"/>
-      <w:bookmarkStart w:id="7" w:name="_Toc17837"/>
-      <w:bookmarkStart w:id="8" w:name="_Toc21009_WPSOffice_Level1"/>
+      <w:bookmarkStart w:id="2" w:name="_Toc30143_WPSOffice_Level1"/>
+      <w:bookmarkStart w:id="3" w:name="_Toc21669"/>
+      <w:bookmarkStart w:id="4" w:name="_Toc17837"/>
+      <w:bookmarkStart w:id="5" w:name="_Toc21009_WPSOffice_Level1"/>
+      <w:bookmarkStart w:id="6" w:name="_Toc24178_WPSOffice_Level1"/>
+      <w:bookmarkStart w:id="7" w:name="_Toc3619"/>
+      <w:bookmarkStart w:id="8" w:name="_Toc23629"/>
       <w:bookmarkStart w:id="9" w:name="_Toc13806"/>
       <w:bookmarkStart w:id="10" w:name="_Toc14123"/>
-      <w:bookmarkStart w:id="11" w:name="_Toc3619"/>
+      <w:bookmarkStart w:id="11" w:name="_Toc107825547"/>
       <w:r>
         <w:rPr>
           <w:rFonts w:ascii="Times New Roman" w:hAnsi="Times New Roman"/>
@@ -3333,12 +3333,6 @@
             <w:insideH w:val="single" w:color="A4A4A4" w:sz="4" w:space="0"/>
             <w:insideV w:val="single" w:color="A4A4A4" w:sz="4" w:space="0"/>
           </w:tblBorders>
-          <w:tblCellMar>
-            <w:top w:w="0" w:type="dxa"/>
-            <w:left w:w="108" w:type="dxa"/>
-            <w:bottom w:w="0" w:type="dxa"/>
-            <w:right w:w="108" w:type="dxa"/>
-          </w:tblCellMar>
         </w:tblPrEx>
         <w:trPr>
           <w:trHeight w:val="397" w:hRule="atLeast"/>
@@ -4149,14 +4143,14 @@
         </w:rPr>
       </w:pPr>
       <w:bookmarkStart w:id="12" w:name="_Toc7021_WPSOffice_Level1"/>
-      <w:bookmarkStart w:id="13" w:name="_Toc11015_WPSOffice_Level1"/>
-      <w:bookmarkStart w:id="14" w:name="_Toc13210"/>
+      <w:bookmarkStart w:id="13" w:name="_Toc13210"/>
+      <w:bookmarkStart w:id="14" w:name="_Toc11015_WPSOffice_Level1"/>
       <w:bookmarkStart w:id="15" w:name="_Toc29272"/>
       <w:bookmarkStart w:id="16" w:name="_Toc26731"/>
       <w:bookmarkStart w:id="17" w:name="_Toc107825548"/>
-      <w:bookmarkStart w:id="18" w:name="_Toc1775"/>
-      <w:bookmarkStart w:id="19" w:name="_Toc17451"/>
-      <w:bookmarkStart w:id="20" w:name="_Toc18062_WPSOffice_Level1"/>
+      <w:bookmarkStart w:id="18" w:name="_Toc17451"/>
+      <w:bookmarkStart w:id="19" w:name="_Toc18062_WPSOffice_Level1"/>
+      <w:bookmarkStart w:id="20" w:name="_Toc1775"/>
       <w:bookmarkStart w:id="21" w:name="_Toc3823"/>
       <w:r>
         <w:rPr>
@@ -4402,13 +4396,13 @@
           </w14:shadow>
         </w:rPr>
       </w:pPr>
-      <w:bookmarkStart w:id="23" w:name="_Toc18058"/>
-      <w:bookmarkStart w:id="24" w:name="_Toc23369_WPSOffice_Level1"/>
-      <w:bookmarkStart w:id="25" w:name="_Toc12582"/>
-      <w:bookmarkStart w:id="26" w:name="_Toc6221_WPSOffice_Level1"/>
-      <w:bookmarkStart w:id="27" w:name="_Toc25920"/>
-      <w:bookmarkStart w:id="28" w:name="_Toc107825549"/>
-      <w:bookmarkStart w:id="29" w:name="_Toc16576"/>
+      <w:bookmarkStart w:id="23" w:name="_Toc107825549"/>
+      <w:bookmarkStart w:id="24" w:name="_Toc16576"/>
+      <w:bookmarkStart w:id="25" w:name="_Toc23369_WPSOffice_Level1"/>
+      <w:bookmarkStart w:id="26" w:name="_Toc18058"/>
+      <w:bookmarkStart w:id="27" w:name="_Toc6221_WPSOffice_Level1"/>
+      <w:bookmarkStart w:id="28" w:name="_Toc12582"/>
+      <w:bookmarkStart w:id="29" w:name="_Toc25920"/>
       <w:bookmarkStart w:id="30" w:name="_Toc23690"/>
       <w:bookmarkStart w:id="31" w:name="_Toc14855"/>
       <w:r>
@@ -4486,9 +4480,9 @@
           <w:lang w:eastAsia="zh-CN" w:bidi="ar"/>
         </w:rPr>
       </w:pPr>
-      <w:bookmarkStart w:id="32" w:name="_Toc28333"/>
-      <w:bookmarkStart w:id="33" w:name="_Toc20741"/>
-      <w:bookmarkStart w:id="34" w:name="_Toc149837254"/>
+      <w:bookmarkStart w:id="32" w:name="_Toc20741"/>
+      <w:bookmarkStart w:id="33" w:name="_Toc149837254"/>
+      <w:bookmarkStart w:id="34" w:name="_Toc28333"/>
       <w:r>
         <w:rPr>
           <w:rFonts w:hint="eastAsia"/>
@@ -5406,13 +5400,13 @@
       </w:pPr>
       <w:bookmarkStart w:id="35" w:name="_Toc21059"/>
       <w:bookmarkStart w:id="36" w:name="_Toc14270"/>
-      <w:bookmarkStart w:id="37" w:name="_Toc2866"/>
-      <w:bookmarkStart w:id="38" w:name="_Toc24235"/>
-      <w:bookmarkStart w:id="39" w:name="_Toc2781"/>
-      <w:bookmarkStart w:id="40" w:name="_Toc107825550"/>
-      <w:bookmarkStart w:id="41" w:name="_Toc20136_WPSOffice_Level1"/>
-      <w:bookmarkStart w:id="42" w:name="_Toc19898_WPSOffice_Level1"/>
-      <w:bookmarkStart w:id="43" w:name="_Toc22132"/>
+      <w:bookmarkStart w:id="37" w:name="_Toc20136_WPSOffice_Level1"/>
+      <w:bookmarkStart w:id="38" w:name="_Toc2781"/>
+      <w:bookmarkStart w:id="39" w:name="_Toc107825550"/>
+      <w:bookmarkStart w:id="40" w:name="_Toc2866"/>
+      <w:bookmarkStart w:id="41" w:name="_Toc24235"/>
+      <w:bookmarkStart w:id="42" w:name="_Toc22132"/>
+      <w:bookmarkStart w:id="43" w:name="_Toc19898_WPSOffice_Level1"/>
       <w:r>
         <w:rPr>
           <w:rFonts w:hint="eastAsia" w:ascii="微软雅黑" w:hAnsi="微软雅黑" w:eastAsia="微软雅黑" w:cs="微软雅黑"/>
@@ -5661,46 +5655,60 @@
                     <wp:anchor distT="0" distB="0" distL="114300" distR="114300" simplePos="0" relativeHeight="251661312" behindDoc="0" locked="0" layoutInCell="1" allowOverlap="1">
                       <wp:simplePos x="0" y="0"/>
                       <wp:positionH relativeFrom="column">
-                        <wp:posOffset>-149860</wp:posOffset>
+                        <wp:posOffset>-319405</wp:posOffset>
                       </wp:positionH>
                       <wp:positionV relativeFrom="paragraph">
-                        <wp:posOffset>-505460</wp:posOffset>
+                        <wp:posOffset>-553085</wp:posOffset>
                       </wp:positionV>
-                      <wp:extent cx="1442720" cy="1442720"/>
-                      <wp:effectExtent l="0" t="0" r="5080" b="5080"/>
+                      <wp:extent cx="1443355" cy="1443355"/>
+                      <wp:effectExtent l="0" t="0" r="0" b="0"/>
                       <wp:wrapNone/>
-                      <wp:docPr id="3" name="组合 3"/>
+                      <wp:docPr id="41" name="组合 6"/>
                       <wp:cNvGraphicFramePr/>
                       <a:graphic xmlns:a="http://schemas.openxmlformats.org/drawingml/2006/main">
                         <a:graphicData uri="http://schemas.microsoft.com/office/word/2010/wordprocessingGroup">
                           <wpg:wgp>
                             <wpg:cNvGrpSpPr/>
                             <wpg:grpSpPr>
-                              <a:xfrm>
+                              <a:xfrm rot="0">
                                 <a:off x="0" y="0"/>
-                                <a:ext cx="1442720" cy="1442720"/>
-                                <a:chOff x="20702" y="14472"/>
-                                <a:chExt cx="2272" cy="2272"/>
+                                <a:ext cx="1443355" cy="1443355"/>
+                                <a:chOff x="18706" y="18782"/>
+                                <a:chExt cx="2273" cy="2273"/>
                               </a:xfrm>
                             </wpg:grpSpPr>
                             <pic:pic xmlns:pic="http://schemas.openxmlformats.org/drawingml/2006/picture">
                               <pic:nvPicPr>
-                                <pic:cNvPr id="4" name="图片 15" descr="c9514d16fd70679bf0495aeebb03c72d_compress"/>
+                                <pic:cNvPr id="35" name="图片 6" descr="蔡冬雪"/>
                                 <pic:cNvPicPr>
                                   <a:picLocks noChangeAspect="1"/>
                                 </pic:cNvPicPr>
                               </pic:nvPicPr>
                               <pic:blipFill>
-                                <a:blip r:embed="rId8"/>
-                                <a:srcRect l="21003" t="56913" r="27176" b="26386"/>
+                                <a:blip r:embed="rId8">
+                                  <a:clrChange>
+                                    <a:clrFrom>
+                                      <a:srgbClr val="FFFFFF">
+                                        <a:alpha val="100000"/>
+                                      </a:srgbClr>
+                                    </a:clrFrom>
+                                    <a:clrTo>
+                                      <a:srgbClr val="FFFFFF">
+                                        <a:alpha val="100000"/>
+                                        <a:alpha val="0"/>
+                                      </a:srgbClr>
+                                    </a:clrTo>
+                                  </a:clrChange>
+                                </a:blip>
+                                <a:srcRect l="18656" t="33322" r="18897" b="26699"/>
                                 <a:stretch>
                                   <a:fillRect/>
                                 </a:stretch>
                               </pic:blipFill>
                               <pic:spPr>
                                 <a:xfrm>
-                                  <a:off x="21019" y="15216"/>
-                                  <a:ext cx="1550" cy="475"/>
+                                  <a:off x="19199" y="19551"/>
+                                  <a:ext cx="1261" cy="566"/>
                                 </a:xfrm>
                                 <a:prstGeom prst="rect">
                                   <a:avLst/>
@@ -5709,7 +5717,7 @@
                             </pic:pic>
                             <pic:pic xmlns:pic="http://schemas.openxmlformats.org/drawingml/2006/picture">
                               <pic:nvPicPr>
-                                <pic:cNvPr id="18" name="图片 25"/>
+                                <pic:cNvPr id="36" name="图片 25"/>
                                 <pic:cNvPicPr>
                                   <a:picLocks noChangeAspect="1" noChangeArrowheads="1"/>
                                 </pic:cNvPicPr>
@@ -5729,7 +5737,7 @@
                               </pic:blipFill>
                               <pic:spPr>
                                 <a:xfrm>
-                                  <a:off x="20702" y="14472"/>
+                                  <a:off x="18706" y="18782"/>
                                   <a:ext cx="2273" cy="2273"/>
                                 </a:xfrm>
                                 <a:prstGeom prst="rect">
@@ -5749,15 +5757,15 @@
                 </mc:Choice>
                 <mc:Fallback>
                   <w:pict>
-                    <v:group id="_x0000_s1026" o:spid="_x0000_s1026" o:spt="203" style="position:absolute;left:0pt;margin-left:-11.8pt;margin-top:-39.8pt;height:113.6pt;width:113.6pt;z-index:251661312;mso-width-relative:page;mso-height-relative:page;" coordorigin="20702,14472" coordsize="2272,2272" o:gfxdata="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">
+                    <v:group id="组合 6" o:spid="_x0000_s1026" o:spt="203" style="position:absolute;left:0pt;margin-left:-25.15pt;margin-top:-43.55pt;height:113.65pt;width:113.65pt;z-index:251661312;mso-width-relative:page;mso-height-relative:page;" coordorigin="18706,18782" coordsize="2273,2273" o:gfxdata="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">
                       <o:lock v:ext="edit" aspectratio="f"/>
-                      <v:shape id="图片 15" o:spid="_x0000_s1026" o:spt="75" alt="c9514d16fd70679bf0495aeebb03c72d_compress" type="#_x0000_t75" style="position:absolute;left:21019;top:15216;height:475;width:1550;" filled="f" o:preferrelative="t" stroked="f" coordsize="21600,21600" o:gfxdata="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">
+                      <v:shape id="图片 6" o:spid="_x0000_s1026" o:spt="75" alt="蔡冬雪" type="#_x0000_t75" style="position:absolute;left:19199;top:19551;height:566;width:1261;" filled="f" o:preferrelative="t" stroked="f" coordsize="21600,21600" o:gfxdata="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">
                         <v:fill on="f" focussize="0,0"/>
                         <v:stroke on="f"/>
-                        <v:imagedata r:id="rId8" cropleft="13765f" croptop="37299f" cropright="17810f" cropbottom="17292f" o:title=""/>
+                        <v:imagedata r:id="rId8" cropleft="12226f" croptop="21838f" cropright="12384f" cropbottom="17497f" chromakey="#FFFFFF" o:title=""/>
                         <o:lock v:ext="edit" aspectratio="t"/>
                       </v:shape>
-                      <v:shape id="图片 25" o:spid="_x0000_s1026" o:spt="75" type="#_x0000_t75" style="position:absolute;left:20702;top:14472;height:2273;width:2273;" filled="f" o:preferrelative="t" stroked="f" coordsize="21600,21600" o:gfxdata="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">
+                      <v:shape id="图片 25" o:spid="_x0000_s1026" o:spt="75" type="#_x0000_t75" style="position:absolute;left:18706;top:18782;height:2273;width:2273;" filled="f" o:preferrelative="t" stroked="f" coordsize="21600,21600" o:gfxdata="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">
                         <v:fill on="f" focussize="0,0"/>
                         <v:stroke on="f"/>
                         <v:imagedata r:id="rId9" o:title=""/>
@@ -6175,55 +6183,73 @@
                     <wp:anchor distT="0" distB="0" distL="114300" distR="114300" simplePos="0" relativeHeight="251662336" behindDoc="0" locked="0" layoutInCell="1" allowOverlap="1">
                       <wp:simplePos x="0" y="0"/>
                       <wp:positionH relativeFrom="column">
-                        <wp:posOffset>-181610</wp:posOffset>
+                        <wp:posOffset>-98425</wp:posOffset>
                       </wp:positionH>
                       <wp:positionV relativeFrom="paragraph">
-                        <wp:posOffset>-455295</wp:posOffset>
+                        <wp:posOffset>-492760</wp:posOffset>
                       </wp:positionV>
-                      <wp:extent cx="1442720" cy="1442720"/>
-                      <wp:effectExtent l="0" t="0" r="5080" b="5080"/>
+                      <wp:extent cx="1443355" cy="1443355"/>
+                      <wp:effectExtent l="0" t="0" r="0" b="0"/>
                       <wp:wrapNone/>
-                      <wp:docPr id="5" name="组合 5"/>
+                      <wp:docPr id="47" name="组合 23"/>
                       <wp:cNvGraphicFramePr/>
                       <a:graphic xmlns:a="http://schemas.openxmlformats.org/drawingml/2006/main">
                         <a:graphicData uri="http://schemas.microsoft.com/office/word/2010/wordprocessingGroup">
                           <wpg:wgp>
                             <wpg:cNvGrpSpPr/>
                             <wpg:grpSpPr>
-                              <a:xfrm>
+                              <a:xfrm rot="0">
                                 <a:off x="0" y="0"/>
-                                <a:ext cx="1442720" cy="1442720"/>
-                                <a:chOff x="14555" y="19046"/>
-                                <a:chExt cx="2272" cy="2272"/>
+                                <a:ext cx="1443355" cy="1443355"/>
+                                <a:chOff x="18874" y="20594"/>
+                                <a:chExt cx="2273" cy="2273"/>
                               </a:xfrm>
                             </wpg:grpSpPr>
                             <pic:pic xmlns:pic="http://schemas.openxmlformats.org/drawingml/2006/picture">
                               <pic:nvPicPr>
-                                <pic:cNvPr id="19" name="图片 1" descr="24f613a0-66be-430b-9e80-270d3393fac5"/>
+                                <pic:cNvPr id="44" name="图片 1"/>
                                 <pic:cNvPicPr>
                                   <a:picLocks noChangeAspect="1"/>
                                 </pic:cNvPicPr>
                               </pic:nvPicPr>
                               <pic:blipFill>
-                                <a:blip r:embed="rId10"/>
-                                <a:srcRect l="43292" t="26660" r="21693" b="24394"/>
+                                <a:blip r:embed="rId10">
+                                  <a:clrChange>
+                                    <a:clrFrom>
+                                      <a:srgbClr val="FFFFFF">
+                                        <a:alpha val="100000"/>
+                                      </a:srgbClr>
+                                    </a:clrFrom>
+                                    <a:clrTo>
+                                      <a:srgbClr val="FFFFFF">
+                                        <a:alpha val="100000"/>
+                                        <a:alpha val="0"/>
+                                      </a:srgbClr>
+                                    </a:clrTo>
+                                  </a:clrChange>
+                                </a:blip>
+                                <a:srcRect l="10922" t="11667"/>
                                 <a:stretch>
                                   <a:fillRect/>
                                 </a:stretch>
                               </pic:blipFill>
                               <pic:spPr>
-                                <a:xfrm rot="16200000">
-                                  <a:off x="15453" y="19290"/>
-                                  <a:ext cx="506" cy="1327"/>
+                                <a:xfrm>
+                                  <a:off x="19199" y="21203"/>
+                                  <a:ext cx="1672" cy="901"/>
                                 </a:xfrm>
                                 <a:prstGeom prst="rect">
                                   <a:avLst/>
                                 </a:prstGeom>
+                                <a:noFill/>
+                                <a:ln>
+                                  <a:noFill/>
+                                </a:ln>
                               </pic:spPr>
                             </pic:pic>
                             <pic:pic xmlns:pic="http://schemas.openxmlformats.org/drawingml/2006/picture">
                               <pic:nvPicPr>
-                                <pic:cNvPr id="31" name="图片 25"/>
+                                <pic:cNvPr id="45" name="图片 25"/>
                                 <pic:cNvPicPr>
                                   <a:picLocks noChangeAspect="1" noChangeArrowheads="1"/>
                                 </pic:cNvPicPr>
@@ -6243,7 +6269,7 @@
                               </pic:blipFill>
                               <pic:spPr>
                                 <a:xfrm>
-                                  <a:off x="14555" y="19046"/>
+                                  <a:off x="18874" y="20594"/>
                                   <a:ext cx="2273" cy="2273"/>
                                 </a:xfrm>
                                 <a:prstGeom prst="rect">
@@ -6263,15 +6289,15 @@
                 </mc:Choice>
                 <mc:Fallback>
                   <w:pict>
-                    <v:group id="_x0000_s1026" o:spid="_x0000_s1026" o:spt="203" style="position:absolute;left:0pt;margin-left:-14.3pt;margin-top:-35.85pt;height:113.6pt;width:113.6pt;z-index:251662336;mso-width-relative:page;mso-height-relative:page;" coordorigin="14555,19046" coordsize="2272,2272" o:gfxdata="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">
+                    <v:group id="组合 23" o:spid="_x0000_s1026" o:spt="203" style="position:absolute;left:0pt;margin-left:-7.75pt;margin-top:-38.8pt;height:113.65pt;width:113.65pt;z-index:251662336;mso-width-relative:page;mso-height-relative:page;" coordorigin="18874,20594" coordsize="2273,2273" o:gfxdata="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">
                       <o:lock v:ext="edit" aspectratio="f"/>
-                      <v:shape id="图片 1" o:spid="_x0000_s1026" o:spt="75" alt="24f613a0-66be-430b-9e80-270d3393fac5" type="#_x0000_t75" style="position:absolute;left:15453;top:19290;height:1327;width:506;rotation:-5898240f;" filled="f" o:preferrelative="t" stroked="f" coordsize="21600,21600" o:gfxdata="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">
+                      <v:shape id="图片 1" o:spid="_x0000_s1026" o:spt="75" type="#_x0000_t75" style="position:absolute;left:19199;top:21203;height:901;width:1672;" filled="f" o:preferrelative="t" stroked="f" coordsize="21600,21600" o:gfxdata="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">
                         <v:fill on="f" focussize="0,0"/>
                         <v:stroke on="f"/>
-                        <v:imagedata r:id="rId10" cropleft="28372f" croptop="17472f" cropright="14217f" cropbottom="15987f" o:title=""/>
+                        <v:imagedata r:id="rId10" cropleft="7158f" croptop="7646f" chromakey="#FFFFFF" o:title=""/>
                         <o:lock v:ext="edit" aspectratio="t"/>
                       </v:shape>
-                      <v:shape id="图片 25" o:spid="_x0000_s1026" o:spt="75" type="#_x0000_t75" style="position:absolute;left:14555;top:19046;height:2273;width:2273;" filled="f" o:preferrelative="t" stroked="f" coordsize="21600,21600" o:gfxdata="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">
+                      <v:shape id="图片 25" o:spid="_x0000_s1026" o:spt="75" type="#_x0000_t75" style="position:absolute;left:18874;top:20594;height:2273;width:2273;" filled="f" o:preferrelative="t" stroked="f" coordsize="21600,21600" o:gfxdata="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">
                         <v:fill on="f" focussize="0,0"/>
                         <v:stroke on="f"/>
                         <v:imagedata r:id="rId9" o:title=""/>
@@ -6528,1832 +6554,6 @@
     <w:p>
       <w:pPr>
         <w:rPr>
-          <w:rFonts w:ascii="Times New Roman" w:hAnsi="Times New Roman" w:eastAsia="微软雅黑" w:cs="Times New Roman"/>
-          <w:sz w:val="24"/>
-          <w:szCs w:val="24"/>
-          <w:lang w:eastAsia="zh-CN"/>
-        </w:rPr>
-      </w:pPr>
-      <w:r>
-        <w:rPr>
-          <w:rFonts w:hint="eastAsia" w:ascii="Times New Roman" w:hAnsi="Times New Roman" w:eastAsia="微软雅黑" w:cs="Times New Roman"/>
-          <w:sz w:val="24"/>
-          <w:szCs w:val="24"/>
-          <w:lang w:eastAsia="zh-CN"/>
-        </w:rPr>
-        <w:t xml:space="preserve">{% endif %}{% if testedby == </w:t>
-      </w:r>
-      <w:r>
-        <w:rPr>
-          <w:rFonts w:ascii="Times New Roman" w:hAnsi="Times New Roman" w:eastAsia="微软雅黑" w:cs="Times New Roman"/>
-          <w:sz w:val="24"/>
-          <w:szCs w:val="24"/>
-          <w:lang w:eastAsia="zh-CN"/>
-        </w:rPr>
-        <w:t>“</w:t>
-      </w:r>
-      <w:r>
-        <w:rPr>
-          <w:rFonts w:hint="eastAsia" w:ascii="Times New Roman" w:hAnsi="Times New Roman" w:eastAsia="微软雅黑" w:cs="Times New Roman"/>
-          <w:sz w:val="24"/>
-          <w:szCs w:val="24"/>
-          <w:lang w:eastAsia="zh-CN"/>
-        </w:rPr>
-        <w:t>3</w:t>
-      </w:r>
-      <w:r>
-        <w:rPr>
-          <w:rFonts w:ascii="Times New Roman" w:hAnsi="Times New Roman" w:eastAsia="微软雅黑" w:cs="Times New Roman"/>
-          <w:sz w:val="24"/>
-          <w:szCs w:val="24"/>
-          <w:lang w:eastAsia="zh-CN"/>
-        </w:rPr>
-        <w:t>”</w:t>
-      </w:r>
-      <w:r>
-        <w:rPr>
-          <w:rFonts w:hint="eastAsia" w:ascii="Times New Roman" w:hAnsi="Times New Roman" w:eastAsia="微软雅黑" w:cs="Times New Roman"/>
-          <w:sz w:val="24"/>
-          <w:szCs w:val="24"/>
-          <w:lang w:eastAsia="zh-CN"/>
-        </w:rPr>
-        <w:t xml:space="preserve"> %}</w:t>
-      </w:r>
-    </w:p>
-    <w:p>
-      <w:pPr>
-        <w:rPr>
-          <w:rFonts w:ascii="Times New Roman" w:hAnsi="Times New Roman" w:eastAsia="微软雅黑" w:cs="Times New Roman"/>
-          <w:sz w:val="24"/>
-          <w:szCs w:val="24"/>
-          <w:lang w:eastAsia="zh-CN"/>
-        </w:rPr>
-      </w:pPr>
-    </w:p>
-    <w:p>
-      <w:pPr>
-        <w:rPr>
-          <w:sz w:val="24"/>
-          <w:lang w:eastAsia="zh-CN"/>
-        </w:rPr>
-      </w:pPr>
-    </w:p>
-    <w:tbl>
-      <w:tblPr>
-        <w:tblStyle w:val="36"/>
-        <w:tblW w:w="9066" w:type="dxa"/>
-        <w:jc w:val="right"/>
-        <w:tblLayout w:type="fixed"/>
-        <w:tblCellMar>
-          <w:top w:w="0" w:type="dxa"/>
-          <w:left w:w="0" w:type="dxa"/>
-          <w:bottom w:w="0" w:type="dxa"/>
-          <w:right w:w="0" w:type="dxa"/>
-        </w:tblCellMar>
-      </w:tblPr>
-      <w:tblGrid>
-        <w:gridCol w:w="1272"/>
-        <w:gridCol w:w="2306"/>
-        <w:gridCol w:w="1373"/>
-        <w:gridCol w:w="1640"/>
-        <w:gridCol w:w="2475"/>
-      </w:tblGrid>
-      <w:tr>
-        <w:tblPrEx>
-          <w:tblCellMar>
-            <w:top w:w="0" w:type="dxa"/>
-            <w:left w:w="0" w:type="dxa"/>
-            <w:bottom w:w="0" w:type="dxa"/>
-            <w:right w:w="0" w:type="dxa"/>
-          </w:tblCellMar>
-        </w:tblPrEx>
-        <w:trPr>
-          <w:trHeight w:val="441" w:hRule="exact"/>
-          <w:jc w:val="right"/>
-        </w:trPr>
-        <w:tc>
-          <w:tcPr>
-            <w:tcW w:w="1272" w:type="dxa"/>
-            <w:vAlign w:val="center"/>
-          </w:tcPr>
-          <w:p>
-            <w:pPr>
-              <w:pStyle w:val="20"/>
-              <w:spacing w:before="13"/>
-              <w:ind w:left="13" w:right="95"/>
-              <w:jc w:val="both"/>
-              <w:rPr>
-                <w:rFonts w:ascii="Times New Roman" w:hAnsi="Times New Roman" w:cs="Times New Roman"/>
-                <w:b/>
-                <w:sz w:val="24"/>
-                <w:szCs w:val="24"/>
-              </w:rPr>
-            </w:pPr>
-            <w:r>
-              <w:rPr>
-                <w:rFonts w:ascii="Times New Roman" w:hAnsi="Times New Roman" w:cs="Times New Roman"/>
-                <w:b/>
-                <w:sz w:val="24"/>
-                <w:szCs w:val="24"/>
-              </w:rPr>
-              <w:t>检测人：</w:t>
-            </w:r>
-          </w:p>
-        </w:tc>
-        <w:tc>
-          <w:tcPr>
-            <w:tcW w:w="2306" w:type="dxa"/>
-            <w:vAlign w:val="center"/>
-          </w:tcPr>
-          <w:p>
-            <w:pPr>
-              <w:pStyle w:val="20"/>
-              <w:spacing w:before="13"/>
-              <w:jc w:val="both"/>
-              <w:rPr>
-                <w:rFonts w:ascii="Times New Roman" w:hAnsi="Times New Roman" w:cs="Times New Roman"/>
-                <w:b/>
-                <w:sz w:val="24"/>
-                <w:szCs w:val="24"/>
-              </w:rPr>
-            </w:pPr>
-            <w:r>
-              <w:rPr>
-                <w:sz w:val="24"/>
-              </w:rPr>
-              <mc:AlternateContent>
-                <mc:Choice Requires="wpg">
-                  <w:drawing>
-                    <wp:anchor distT="0" distB="0" distL="114300" distR="114300" simplePos="0" relativeHeight="251660288" behindDoc="0" locked="0" layoutInCell="1" allowOverlap="1">
-                      <wp:simplePos x="0" y="0"/>
-                      <wp:positionH relativeFrom="column">
-                        <wp:posOffset>-388620</wp:posOffset>
-                      </wp:positionH>
-                      <wp:positionV relativeFrom="paragraph">
-                        <wp:posOffset>-462915</wp:posOffset>
-                      </wp:positionV>
-                      <wp:extent cx="1443355" cy="1475740"/>
-                      <wp:effectExtent l="0" t="0" r="4445" b="2540"/>
-                      <wp:wrapNone/>
-                      <wp:docPr id="6" name="组合 6"/>
-                      <wp:cNvGraphicFramePr/>
-                      <a:graphic xmlns:a="http://schemas.openxmlformats.org/drawingml/2006/main">
-                        <a:graphicData uri="http://schemas.microsoft.com/office/word/2010/wordprocessingGroup">
-                          <wpg:wgp>
-                            <wpg:cNvGrpSpPr/>
-                            <wpg:grpSpPr>
-                              <a:xfrm>
-                                <a:off x="0" y="0"/>
-                                <a:ext cx="1443355" cy="1475740"/>
-                                <a:chOff x="3722" y="92738"/>
-                                <a:chExt cx="2273" cy="2273"/>
-                              </a:xfrm>
-                            </wpg:grpSpPr>
-                            <pic:pic xmlns:pic="http://schemas.openxmlformats.org/drawingml/2006/picture">
-                              <pic:nvPicPr>
-                                <pic:cNvPr id="22" name="图片 59" descr="图片1"/>
-                                <pic:cNvPicPr>
-                                  <a:picLocks noChangeAspect="1"/>
-                                </pic:cNvPicPr>
-                              </pic:nvPicPr>
-                              <pic:blipFill>
-                                <a:blip r:embed="rId11">
-                                  <a:biLevel thresh="50000"/>
-                                </a:blip>
-                                <a:srcRect l="7865" t="11797" r="5322" b="19074"/>
-                                <a:stretch>
-                                  <a:fillRect/>
-                                </a:stretch>
-                              </pic:blipFill>
-                              <pic:spPr>
-                                <a:xfrm>
-                                  <a:off x="4057" y="93343"/>
-                                  <a:ext cx="1468" cy="627"/>
-                                </a:xfrm>
-                                <a:prstGeom prst="rect">
-                                  <a:avLst/>
-                                </a:prstGeom>
-                                <a:noFill/>
-                              </pic:spPr>
-                            </pic:pic>
-                            <pic:pic xmlns:pic="http://schemas.openxmlformats.org/drawingml/2006/picture">
-                              <pic:nvPicPr>
-                                <pic:cNvPr id="107" name="图片 23"/>
-                                <pic:cNvPicPr>
-                                  <a:picLocks noChangeAspect="1" noChangeArrowheads="1"/>
-                                </pic:cNvPicPr>
-                              </pic:nvPicPr>
-                              <pic:blipFill>
-                                <a:blip r:embed="rId9">
-                                  <a:extLst>
-                                    <a:ext uri="{28A0092B-C50C-407E-A947-70E740481C1C}">
-                                      <a14:useLocalDpi xmlns:a14="http://schemas.microsoft.com/office/drawing/2010/main" val="0"/>
-                                    </a:ext>
-                                  </a:extLst>
-                                </a:blip>
-                                <a:srcRect/>
-                                <a:stretch>
-                                  <a:fillRect/>
-                                </a:stretch>
-                              </pic:blipFill>
-                              <pic:spPr>
-                                <a:xfrm>
-                                  <a:off x="3722" y="92738"/>
-                                  <a:ext cx="2273" cy="2273"/>
-                                </a:xfrm>
-                                <a:prstGeom prst="rect">
-                                  <a:avLst/>
-                                </a:prstGeom>
-                                <a:noFill/>
-                                <a:ln>
-                                  <a:noFill/>
-                                </a:ln>
-                              </pic:spPr>
-                            </pic:pic>
-                          </wpg:wgp>
-                        </a:graphicData>
-                      </a:graphic>
-                    </wp:anchor>
-                  </w:drawing>
-                </mc:Choice>
-                <mc:Fallback>
-                  <w:pict>
-                    <v:group id="_x0000_s1026" o:spid="_x0000_s1026" o:spt="203" style="position:absolute;left:0pt;margin-left:-30.6pt;margin-top:-36.45pt;height:116.2pt;width:113.65pt;z-index:251660288;mso-width-relative:page;mso-height-relative:page;" coordorigin="3722,92738" coordsize="2273,2273" o:gfxdata="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">
-                      <o:lock v:ext="edit" aspectratio="f"/>
-                      <v:shape id="图片 59" o:spid="_x0000_s1026" o:spt="75" alt="图片1" type="#_x0000_t75" style="position:absolute;left:4057;top:93343;height:627;width:1468;" filled="f" o:preferrelative="t" stroked="f" coordsize="21600,21600" o:gfxdata="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">
-                        <v:fill on="f" focussize="0,0"/>
-                        <v:stroke on="f"/>
-                        <v:imagedata r:id="rId11" cropleft="5154f" croptop="7731f" cropright="3488f" cropbottom="12500f" grayscale="t" bilevel="t" o:title=""/>
-                        <o:lock v:ext="edit" aspectratio="t"/>
-                      </v:shape>
-                      <v:shape id="图片 23" o:spid="_x0000_s1026" o:spt="75" type="#_x0000_t75" style="position:absolute;left:3722;top:92738;height:2273;width:2273;" filled="f" o:preferrelative="t" stroked="f" coordsize="21600,21600" o:gfxdata="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">
-                        <v:fill on="f" focussize="0,0"/>
-                        <v:stroke on="f"/>
-                        <v:imagedata r:id="rId9" o:title=""/>
-                        <o:lock v:ext="edit" aspectratio="t"/>
-                      </v:shape>
-                    </v:group>
-                  </w:pict>
-                </mc:Fallback>
-              </mc:AlternateContent>
-            </w:r>
-          </w:p>
-        </w:tc>
-        <w:tc>
-          <w:tcPr>
-            <w:tcW w:w="1373" w:type="dxa"/>
-            <w:vAlign w:val="center"/>
-          </w:tcPr>
-          <w:p>
-            <w:pPr>
-              <w:pStyle w:val="20"/>
-              <w:spacing w:before="13"/>
-              <w:jc w:val="both"/>
-              <w:rPr>
-                <w:rFonts w:ascii="Times New Roman" w:hAnsi="Times New Roman" w:cs="Times New Roman"/>
-                <w:b/>
-                <w:sz w:val="24"/>
-                <w:szCs w:val="24"/>
-              </w:rPr>
-            </w:pPr>
-            <w:r>
-              <w:rPr>
-                <w:rFonts w:hint="eastAsia" w:ascii="Times New Roman" w:hAnsi="Times New Roman" w:cs="Times New Roman"/>
-                <w:b/>
-                <w:sz w:val="24"/>
-                <w:szCs w:val="24"/>
-                <w:lang w:val="en-US" w:eastAsia="zh-CN"/>
-              </w:rPr>
-              <w:t>报告医生</w:t>
-            </w:r>
-            <w:r>
-              <w:rPr>
-                <w:rFonts w:ascii="Times New Roman" w:hAnsi="Times New Roman" w:cs="Times New Roman"/>
-                <w:b/>
-                <w:sz w:val="24"/>
-                <w:szCs w:val="24"/>
-                <w:lang w:eastAsia="zh-CN"/>
-              </w:rPr>
-              <w:t>：</w:t>
-            </w:r>
-          </w:p>
-        </w:tc>
-        <w:tc>
-          <w:tcPr>
-            <w:tcW w:w="1640" w:type="dxa"/>
-            <w:vAlign w:val="center"/>
-          </w:tcPr>
-          <w:p>
-            <w:pPr>
-              <w:pStyle w:val="20"/>
-              <w:spacing w:before="13"/>
-              <w:ind w:right="15"/>
-              <w:jc w:val="both"/>
-              <w:rPr>
-                <w:rFonts w:ascii="Times New Roman" w:hAnsi="Times New Roman" w:cs="Times New Roman"/>
-                <w:b/>
-                <w:sz w:val="24"/>
-                <w:szCs w:val="24"/>
-              </w:rPr>
-            </w:pPr>
-          </w:p>
-        </w:tc>
-        <w:tc>
-          <w:tcPr>
-            <w:tcW w:w="2475" w:type="dxa"/>
-            <w:vAlign w:val="center"/>
-          </w:tcPr>
-          <w:p>
-            <w:pPr>
-              <w:pStyle w:val="20"/>
-              <w:spacing w:before="13"/>
-              <w:ind w:right="15"/>
-              <w:jc w:val="both"/>
-              <w:rPr>
-                <w:rFonts w:hint="eastAsia" w:ascii="Times New Roman" w:hAnsi="Times New Roman" w:eastAsia="宋体" w:cs="Times New Roman"/>
-                <w:b/>
-                <w:sz w:val="24"/>
-                <w:szCs w:val="24"/>
-                <w:lang w:val="en-US" w:eastAsia="zh-CN"/>
-              </w:rPr>
-            </w:pPr>
-            <w:r>
-              <w:rPr>
-                <w:rFonts w:hint="eastAsia" w:ascii="Times New Roman" w:hAnsi="Times New Roman" w:cs="Times New Roman"/>
-                <w:b/>
-                <w:sz w:val="24"/>
-                <w:szCs w:val="24"/>
-                <w:lang w:val="en-US" w:eastAsia="zh-CN"/>
-              </w:rPr>
-              <w:t>审核医生：</w:t>
-            </w:r>
-          </w:p>
-        </w:tc>
-      </w:tr>
-      <w:tr>
-        <w:tblPrEx>
-          <w:tblCellMar>
-            <w:top w:w="0" w:type="dxa"/>
-            <w:left w:w="0" w:type="dxa"/>
-            <w:bottom w:w="0" w:type="dxa"/>
-            <w:right w:w="0" w:type="dxa"/>
-          </w:tblCellMar>
-        </w:tblPrEx>
-        <w:trPr>
-          <w:trHeight w:val="457" w:hRule="exact"/>
-          <w:jc w:val="right"/>
-        </w:trPr>
-        <w:tc>
-          <w:tcPr>
-            <w:tcW w:w="1272" w:type="dxa"/>
-            <w:vAlign w:val="center"/>
-          </w:tcPr>
-          <w:p>
-            <w:pPr>
-              <w:pStyle w:val="20"/>
-              <w:spacing w:line="341" w:lineRule="exact"/>
-              <w:ind w:left="13" w:right="165"/>
-              <w:jc w:val="both"/>
-              <w:rPr>
-                <w:rFonts w:ascii="Times New Roman" w:hAnsi="Times New Roman" w:cs="Times New Roman"/>
-                <w:b/>
-                <w:sz w:val="24"/>
-                <w:szCs w:val="24"/>
-              </w:rPr>
-            </w:pPr>
-            <w:r>
-              <w:rPr>
-                <w:rFonts w:ascii="Times New Roman" w:hAnsi="Times New Roman" w:cs="Times New Roman"/>
-                <w:b/>
-                <w:sz w:val="24"/>
-                <w:szCs w:val="24"/>
-              </w:rPr>
-              <w:t>日</w:t>
-            </w:r>
-            <w:r>
-              <w:rPr>
-                <w:rFonts w:ascii="Times New Roman" w:hAnsi="Times New Roman" w:cs="Times New Roman"/>
-                <w:b/>
-                <w:sz w:val="24"/>
-                <w:szCs w:val="24"/>
-                <w:lang w:eastAsia="zh-CN"/>
-              </w:rPr>
-              <w:t xml:space="preserve">  </w:t>
-            </w:r>
-            <w:r>
-              <w:rPr>
-                <w:rFonts w:ascii="Times New Roman" w:hAnsi="Times New Roman" w:cs="Times New Roman"/>
-                <w:b/>
-                <w:sz w:val="24"/>
-                <w:szCs w:val="24"/>
-              </w:rPr>
-              <w:t>期：</w:t>
-            </w:r>
-          </w:p>
-        </w:tc>
-        <w:tc>
-          <w:tcPr>
-            <w:tcW w:w="2306" w:type="dxa"/>
-            <w:vAlign w:val="center"/>
-          </w:tcPr>
-          <w:p>
-            <w:pPr>
-              <w:pStyle w:val="20"/>
-              <w:spacing w:line="363" w:lineRule="exact"/>
-              <w:jc w:val="both"/>
-              <w:rPr>
-                <w:rFonts w:ascii="Times New Roman" w:hAnsi="Times New Roman" w:cs="Times New Roman"/>
-                <w:sz w:val="24"/>
-                <w:szCs w:val="24"/>
-              </w:rPr>
-            </w:pPr>
-            <w:r>
-              <w:rPr>
-                <w:rFonts w:ascii="Times New Roman" w:hAnsi="Times New Roman" w:cs="Times New Roman"/>
-                <w:kern w:val="2"/>
-                <w:sz w:val="24"/>
-                <w:szCs w:val="24"/>
-                <w:lang w:eastAsia="zh-CN"/>
-              </w:rPr>
-              <w:t>{{ reportdate }}</w:t>
-            </w:r>
-          </w:p>
-        </w:tc>
-        <w:tc>
-          <w:tcPr>
-            <w:tcW w:w="1373" w:type="dxa"/>
-            <w:vAlign w:val="center"/>
-          </w:tcPr>
-          <w:p>
-            <w:pPr>
-              <w:pStyle w:val="20"/>
-              <w:spacing w:line="341" w:lineRule="exact"/>
-              <w:jc w:val="both"/>
-              <w:rPr>
-                <w:rFonts w:ascii="Times New Roman" w:hAnsi="Times New Roman" w:cs="Times New Roman"/>
-                <w:b/>
-                <w:sz w:val="24"/>
-                <w:szCs w:val="24"/>
-              </w:rPr>
-            </w:pPr>
-          </w:p>
-        </w:tc>
-        <w:tc>
-          <w:tcPr>
-            <w:tcW w:w="1640" w:type="dxa"/>
-            <w:vAlign w:val="center"/>
-          </w:tcPr>
-          <w:p>
-            <w:pPr>
-              <w:pStyle w:val="20"/>
-              <w:spacing w:line="363" w:lineRule="exact"/>
-              <w:ind w:right="15"/>
-              <w:jc w:val="both"/>
-              <w:rPr>
-                <w:rFonts w:ascii="Times New Roman" w:hAnsi="Times New Roman" w:cs="Times New Roman"/>
-                <w:sz w:val="24"/>
-                <w:szCs w:val="24"/>
-              </w:rPr>
-            </w:pPr>
-          </w:p>
-        </w:tc>
-        <w:tc>
-          <w:tcPr>
-            <w:tcW w:w="2475" w:type="dxa"/>
-            <w:vAlign w:val="center"/>
-          </w:tcPr>
-          <w:p>
-            <w:pPr>
-              <w:pStyle w:val="20"/>
-              <w:spacing w:line="363" w:lineRule="exact"/>
-              <w:ind w:right="15"/>
-              <w:jc w:val="both"/>
-              <w:rPr>
-                <w:rFonts w:ascii="Times New Roman" w:hAnsi="Times New Roman" w:cs="Times New Roman"/>
-                <w:kern w:val="2"/>
-                <w:sz w:val="24"/>
-                <w:szCs w:val="24"/>
-                <w:lang w:eastAsia="zh-CN"/>
-              </w:rPr>
-            </w:pPr>
-          </w:p>
-        </w:tc>
-      </w:tr>
-    </w:tbl>
-    <w:p>
-      <w:pPr>
-        <w:rPr>
-          <w:rFonts w:ascii="Times New Roman" w:hAnsi="Times New Roman" w:eastAsia="微软雅黑" w:cs="Times New Roman"/>
-          <w:sz w:val="24"/>
-          <w:szCs w:val="24"/>
-          <w:lang w:eastAsia="zh-CN"/>
-        </w:rPr>
-      </w:pPr>
-      <w:r>
-        <w:rPr>
-          <w:rFonts w:hint="eastAsia" w:ascii="Times New Roman" w:hAnsi="Times New Roman" w:eastAsia="微软雅黑" w:cs="Times New Roman"/>
-          <w:sz w:val="24"/>
-          <w:szCs w:val="24"/>
-          <w:lang w:eastAsia="zh-CN"/>
-        </w:rPr>
-        <w:t xml:space="preserve">{% endif %}{% if testedby == </w:t>
-      </w:r>
-      <w:r>
-        <w:rPr>
-          <w:rFonts w:ascii="Times New Roman" w:hAnsi="Times New Roman" w:eastAsia="微软雅黑" w:cs="Times New Roman"/>
-          <w:sz w:val="24"/>
-          <w:szCs w:val="24"/>
-          <w:lang w:eastAsia="zh-CN"/>
-        </w:rPr>
-        <w:t>“</w:t>
-      </w:r>
-      <w:r>
-        <w:rPr>
-          <w:rFonts w:hint="eastAsia" w:ascii="Times New Roman" w:hAnsi="Times New Roman" w:eastAsia="微软雅黑" w:cs="Times New Roman"/>
-          <w:sz w:val="24"/>
-          <w:szCs w:val="24"/>
-          <w:lang w:eastAsia="zh-CN"/>
-        </w:rPr>
-        <w:t>4</w:t>
-      </w:r>
-      <w:r>
-        <w:rPr>
-          <w:rFonts w:ascii="Times New Roman" w:hAnsi="Times New Roman" w:eastAsia="微软雅黑" w:cs="Times New Roman"/>
-          <w:sz w:val="24"/>
-          <w:szCs w:val="24"/>
-          <w:lang w:eastAsia="zh-CN"/>
-        </w:rPr>
-        <w:t>”</w:t>
-      </w:r>
-      <w:r>
-        <w:rPr>
-          <w:rFonts w:hint="eastAsia" w:ascii="Times New Roman" w:hAnsi="Times New Roman" w:eastAsia="微软雅黑" w:cs="Times New Roman"/>
-          <w:sz w:val="24"/>
-          <w:szCs w:val="24"/>
-          <w:lang w:eastAsia="zh-CN"/>
-        </w:rPr>
-        <w:t xml:space="preserve"> %}</w:t>
-      </w:r>
-    </w:p>
-    <w:p>
-      <w:pPr>
-        <w:rPr>
-          <w:rFonts w:ascii="Times New Roman" w:hAnsi="Times New Roman" w:eastAsia="微软雅黑" w:cs="Times New Roman"/>
-          <w:sz w:val="24"/>
-          <w:szCs w:val="24"/>
-          <w:lang w:eastAsia="zh-CN"/>
-        </w:rPr>
-      </w:pPr>
-    </w:p>
-    <w:p>
-      <w:pPr>
-        <w:rPr>
-          <w:rFonts w:ascii="Times New Roman" w:hAnsi="Times New Roman" w:eastAsia="微软雅黑" w:cs="Times New Roman"/>
-          <w:sz w:val="24"/>
-          <w:szCs w:val="24"/>
-          <w:lang w:eastAsia="zh-CN"/>
-        </w:rPr>
-      </w:pPr>
-    </w:p>
-    <w:tbl>
-      <w:tblPr>
-        <w:tblStyle w:val="36"/>
-        <w:tblW w:w="9066" w:type="dxa"/>
-        <w:jc w:val="right"/>
-        <w:tblLayout w:type="fixed"/>
-        <w:tblCellMar>
-          <w:top w:w="0" w:type="dxa"/>
-          <w:left w:w="0" w:type="dxa"/>
-          <w:bottom w:w="0" w:type="dxa"/>
-          <w:right w:w="0" w:type="dxa"/>
-        </w:tblCellMar>
-      </w:tblPr>
-      <w:tblGrid>
-        <w:gridCol w:w="1272"/>
-        <w:gridCol w:w="2306"/>
-        <w:gridCol w:w="1373"/>
-        <w:gridCol w:w="1640"/>
-        <w:gridCol w:w="2475"/>
-      </w:tblGrid>
-      <w:tr>
-        <w:trPr>
-          <w:trHeight w:val="441" w:hRule="exact"/>
-          <w:jc w:val="right"/>
-        </w:trPr>
-        <w:tc>
-          <w:tcPr>
-            <w:tcW w:w="1272" w:type="dxa"/>
-            <w:vAlign w:val="center"/>
-          </w:tcPr>
-          <w:p>
-            <w:pPr>
-              <w:pStyle w:val="20"/>
-              <w:spacing w:before="13"/>
-              <w:ind w:left="13" w:right="95"/>
-              <w:jc w:val="both"/>
-              <w:rPr>
-                <w:rFonts w:ascii="Times New Roman" w:hAnsi="Times New Roman" w:cs="Times New Roman"/>
-                <w:b/>
-                <w:sz w:val="24"/>
-                <w:szCs w:val="24"/>
-              </w:rPr>
-            </w:pPr>
-            <w:r>
-              <w:rPr>
-                <w:rFonts w:ascii="Times New Roman" w:hAnsi="Times New Roman" w:cs="Times New Roman"/>
-                <w:b/>
-                <w:sz w:val="24"/>
-                <w:szCs w:val="24"/>
-              </w:rPr>
-              <w:t>检测人：</w:t>
-            </w:r>
-          </w:p>
-        </w:tc>
-        <w:tc>
-          <w:tcPr>
-            <w:tcW w:w="2306" w:type="dxa"/>
-            <w:vAlign w:val="center"/>
-          </w:tcPr>
-          <w:p>
-            <w:pPr>
-              <w:pStyle w:val="20"/>
-              <w:spacing w:before="13"/>
-              <w:jc w:val="both"/>
-              <w:rPr>
-                <w:rFonts w:ascii="Times New Roman" w:hAnsi="Times New Roman" w:cs="Times New Roman"/>
-                <w:b/>
-                <w:sz w:val="24"/>
-                <w:szCs w:val="24"/>
-              </w:rPr>
-            </w:pPr>
-            <w:r>
-              <w:rPr>
-                <w:sz w:val="24"/>
-              </w:rPr>
-              <mc:AlternateContent>
-                <mc:Choice Requires="wpg">
-                  <w:drawing>
-                    <wp:anchor distT="0" distB="0" distL="114300" distR="114300" simplePos="0" relativeHeight="251659264" behindDoc="0" locked="0" layoutInCell="1" allowOverlap="1">
-                      <wp:simplePos x="0" y="0"/>
-                      <wp:positionH relativeFrom="column">
-                        <wp:posOffset>-521335</wp:posOffset>
-                      </wp:positionH>
-                      <wp:positionV relativeFrom="paragraph">
-                        <wp:posOffset>-472440</wp:posOffset>
-                      </wp:positionV>
-                      <wp:extent cx="1443355" cy="1443355"/>
-                      <wp:effectExtent l="0" t="0" r="4445" b="4445"/>
-                      <wp:wrapNone/>
-                      <wp:docPr id="7" name="组合 7"/>
-                      <wp:cNvGraphicFramePr/>
-                      <a:graphic xmlns:a="http://schemas.openxmlformats.org/drawingml/2006/main">
-                        <a:graphicData uri="http://schemas.microsoft.com/office/word/2010/wordprocessingGroup">
-                          <wpg:wgp>
-                            <wpg:cNvGrpSpPr/>
-                            <wpg:grpSpPr>
-                              <a:xfrm>
-                                <a:off x="0" y="0"/>
-                                <a:ext cx="1443355" cy="1443355"/>
-                                <a:chOff x="3513" y="94449"/>
-                                <a:chExt cx="2273" cy="2273"/>
-                              </a:xfrm>
-                            </wpg:grpSpPr>
-                            <pic:pic xmlns:pic="http://schemas.openxmlformats.org/drawingml/2006/picture">
-                              <pic:nvPicPr>
-                                <pic:cNvPr id="110" name="图片 29" descr="IMG_256"/>
-                                <pic:cNvPicPr>
-                                  <a:picLocks noChangeAspect="1"/>
-                                </pic:cNvPicPr>
-                              </pic:nvPicPr>
-                              <pic:blipFill>
-                                <a:blip r:embed="rId12">
-                                  <a:clrChange>
-                                    <a:clrFrom>
-                                      <a:srgbClr val="FFFFFF">
-                                        <a:alpha val="100000"/>
-                                      </a:srgbClr>
-                                    </a:clrFrom>
-                                    <a:clrTo>
-                                      <a:srgbClr val="FFFFFF">
-                                        <a:alpha val="100000"/>
-                                        <a:alpha val="0"/>
-                                      </a:srgbClr>
-                                    </a:clrTo>
-                                  </a:clrChange>
-                                </a:blip>
-                                <a:stretch>
-                                  <a:fillRect/>
-                                </a:stretch>
-                              </pic:blipFill>
-                              <pic:spPr>
-                                <a:xfrm>
-                                  <a:off x="4208" y="95052"/>
-                                  <a:ext cx="975" cy="570"/>
-                                </a:xfrm>
-                                <a:prstGeom prst="rect">
-                                  <a:avLst/>
-                                </a:prstGeom>
-                                <a:noFill/>
-                                <a:ln w="9525">
-                                  <a:noFill/>
-                                </a:ln>
-                              </pic:spPr>
-                            </pic:pic>
-                            <pic:pic xmlns:pic="http://schemas.openxmlformats.org/drawingml/2006/picture">
-                              <pic:nvPicPr>
-                                <pic:cNvPr id="9" name="图片 25"/>
-                                <pic:cNvPicPr>
-                                  <a:picLocks noChangeAspect="1" noChangeArrowheads="1"/>
-                                </pic:cNvPicPr>
-                              </pic:nvPicPr>
-                              <pic:blipFill>
-                                <a:blip r:embed="rId9">
-                                  <a:extLst>
-                                    <a:ext uri="{28A0092B-C50C-407E-A947-70E740481C1C}">
-                                      <a14:useLocalDpi xmlns:a14="http://schemas.microsoft.com/office/drawing/2010/main" val="0"/>
-                                    </a:ext>
-                                  </a:extLst>
-                                </a:blip>
-                                <a:srcRect/>
-                                <a:stretch>
-                                  <a:fillRect/>
-                                </a:stretch>
-                              </pic:blipFill>
-                              <pic:spPr>
-                                <a:xfrm>
-                                  <a:off x="3513" y="94449"/>
-                                  <a:ext cx="2273" cy="2273"/>
-                                </a:xfrm>
-                                <a:prstGeom prst="rect">
-                                  <a:avLst/>
-                                </a:prstGeom>
-                                <a:noFill/>
-                                <a:ln>
-                                  <a:noFill/>
-                                </a:ln>
-                              </pic:spPr>
-                            </pic:pic>
-                          </wpg:wgp>
-                        </a:graphicData>
-                      </a:graphic>
-                    </wp:anchor>
-                  </w:drawing>
-                </mc:Choice>
-                <mc:Fallback>
-                  <w:pict>
-                    <v:group id="_x0000_s1026" o:spid="_x0000_s1026" o:spt="203" style="position:absolute;left:0pt;margin-left:-41.05pt;margin-top:-37.2pt;height:113.65pt;width:113.65pt;z-index:251659264;mso-width-relative:page;mso-height-relative:page;" coordorigin="3513,94449" coordsize="2273,2273" o:gfxdata="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">
-                      <o:lock v:ext="edit" aspectratio="f"/>
-                      <v:shape id="图片 29" o:spid="_x0000_s1026" o:spt="75" alt="IMG_256" type="#_x0000_t75" style="position:absolute;left:4208;top:95052;height:570;width:975;" filled="f" o:preferrelative="t" stroked="f" coordsize="21600,21600" o:gfxdata="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">
-                        <v:fill on="f" focussize="0,0"/>
-                        <v:stroke on="f"/>
-                        <v:imagedata r:id="rId12" chromakey="#FFFFFF" o:title=""/>
-                        <o:lock v:ext="edit" aspectratio="t"/>
-                      </v:shape>
-                      <v:shape id="图片 25" o:spid="_x0000_s1026" o:spt="75" type="#_x0000_t75" style="position:absolute;left:3513;top:94449;height:2273;width:2273;" filled="f" o:preferrelative="t" stroked="f" coordsize="21600,21600" o:gfxdata="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">
-                        <v:fill on="f" focussize="0,0"/>
-                        <v:stroke on="f"/>
-                        <v:imagedata r:id="rId9" o:title=""/>
-                        <o:lock v:ext="edit" aspectratio="t"/>
-                      </v:shape>
-                    </v:group>
-                  </w:pict>
-                </mc:Fallback>
-              </mc:AlternateContent>
-            </w:r>
-          </w:p>
-        </w:tc>
-        <w:tc>
-          <w:tcPr>
-            <w:tcW w:w="1373" w:type="dxa"/>
-            <w:vAlign w:val="center"/>
-          </w:tcPr>
-          <w:p>
-            <w:pPr>
-              <w:pStyle w:val="20"/>
-              <w:spacing w:before="13"/>
-              <w:jc w:val="both"/>
-              <w:rPr>
-                <w:rFonts w:ascii="Times New Roman" w:hAnsi="Times New Roman" w:cs="Times New Roman"/>
-                <w:b/>
-                <w:sz w:val="24"/>
-                <w:szCs w:val="24"/>
-              </w:rPr>
-            </w:pPr>
-            <w:r>
-              <w:rPr>
-                <w:rFonts w:hint="eastAsia" w:ascii="Times New Roman" w:hAnsi="Times New Roman" w:cs="Times New Roman"/>
-                <w:b/>
-                <w:sz w:val="24"/>
-                <w:szCs w:val="24"/>
-                <w:lang w:val="en-US" w:eastAsia="zh-CN"/>
-              </w:rPr>
-              <w:t>报告医生</w:t>
-            </w:r>
-            <w:r>
-              <w:rPr>
-                <w:rFonts w:ascii="Times New Roman" w:hAnsi="Times New Roman" w:cs="Times New Roman"/>
-                <w:b/>
-                <w:sz w:val="24"/>
-                <w:szCs w:val="24"/>
-                <w:lang w:eastAsia="zh-CN"/>
-              </w:rPr>
-              <w:t>：</w:t>
-            </w:r>
-          </w:p>
-        </w:tc>
-        <w:tc>
-          <w:tcPr>
-            <w:tcW w:w="1640" w:type="dxa"/>
-            <w:vAlign w:val="center"/>
-          </w:tcPr>
-          <w:p>
-            <w:pPr>
-              <w:pStyle w:val="20"/>
-              <w:spacing w:before="13"/>
-              <w:ind w:right="15"/>
-              <w:jc w:val="both"/>
-              <w:rPr>
-                <w:rFonts w:ascii="Times New Roman" w:hAnsi="Times New Roman" w:cs="Times New Roman"/>
-                <w:b/>
-                <w:sz w:val="24"/>
-                <w:szCs w:val="24"/>
-              </w:rPr>
-            </w:pPr>
-          </w:p>
-        </w:tc>
-        <w:tc>
-          <w:tcPr>
-            <w:tcW w:w="2475" w:type="dxa"/>
-            <w:vAlign w:val="center"/>
-          </w:tcPr>
-          <w:p>
-            <w:pPr>
-              <w:pStyle w:val="20"/>
-              <w:spacing w:before="13"/>
-              <w:ind w:right="15"/>
-              <w:jc w:val="both"/>
-              <w:rPr>
-                <w:rFonts w:hint="eastAsia" w:ascii="Times New Roman" w:hAnsi="Times New Roman" w:eastAsia="宋体" w:cs="Times New Roman"/>
-                <w:b/>
-                <w:sz w:val="24"/>
-                <w:szCs w:val="24"/>
-                <w:lang w:val="en-US" w:eastAsia="zh-CN"/>
-              </w:rPr>
-            </w:pPr>
-            <w:r>
-              <w:rPr>
-                <w:rFonts w:hint="eastAsia" w:ascii="Times New Roman" w:hAnsi="Times New Roman" w:cs="Times New Roman"/>
-                <w:b/>
-                <w:sz w:val="24"/>
-                <w:szCs w:val="24"/>
-                <w:lang w:val="en-US" w:eastAsia="zh-CN"/>
-              </w:rPr>
-              <w:t>审核医生：</w:t>
-            </w:r>
-          </w:p>
-        </w:tc>
-      </w:tr>
-      <w:tr>
-        <w:tblPrEx>
-          <w:tblCellMar>
-            <w:top w:w="0" w:type="dxa"/>
-            <w:left w:w="0" w:type="dxa"/>
-            <w:bottom w:w="0" w:type="dxa"/>
-            <w:right w:w="0" w:type="dxa"/>
-          </w:tblCellMar>
-        </w:tblPrEx>
-        <w:trPr>
-          <w:trHeight w:val="457" w:hRule="exact"/>
-          <w:jc w:val="right"/>
-        </w:trPr>
-        <w:tc>
-          <w:tcPr>
-            <w:tcW w:w="1272" w:type="dxa"/>
-            <w:vAlign w:val="center"/>
-          </w:tcPr>
-          <w:p>
-            <w:pPr>
-              <w:pStyle w:val="20"/>
-              <w:spacing w:line="341" w:lineRule="exact"/>
-              <w:ind w:left="13" w:right="165"/>
-              <w:jc w:val="both"/>
-              <w:rPr>
-                <w:rFonts w:ascii="Times New Roman" w:hAnsi="Times New Roman" w:cs="Times New Roman"/>
-                <w:b/>
-                <w:sz w:val="24"/>
-                <w:szCs w:val="24"/>
-              </w:rPr>
-            </w:pPr>
-            <w:r>
-              <w:rPr>
-                <w:rFonts w:ascii="Times New Roman" w:hAnsi="Times New Roman" w:cs="Times New Roman"/>
-                <w:b/>
-                <w:sz w:val="24"/>
-                <w:szCs w:val="24"/>
-              </w:rPr>
-              <w:t>日</w:t>
-            </w:r>
-            <w:r>
-              <w:rPr>
-                <w:rFonts w:ascii="Times New Roman" w:hAnsi="Times New Roman" w:cs="Times New Roman"/>
-                <w:b/>
-                <w:sz w:val="24"/>
-                <w:szCs w:val="24"/>
-                <w:lang w:eastAsia="zh-CN"/>
-              </w:rPr>
-              <w:t xml:space="preserve">  </w:t>
-            </w:r>
-            <w:r>
-              <w:rPr>
-                <w:rFonts w:ascii="Times New Roman" w:hAnsi="Times New Roman" w:cs="Times New Roman"/>
-                <w:b/>
-                <w:sz w:val="24"/>
-                <w:szCs w:val="24"/>
-              </w:rPr>
-              <w:t>期：</w:t>
-            </w:r>
-          </w:p>
-        </w:tc>
-        <w:tc>
-          <w:tcPr>
-            <w:tcW w:w="2306" w:type="dxa"/>
-            <w:vAlign w:val="center"/>
-          </w:tcPr>
-          <w:p>
-            <w:pPr>
-              <w:pStyle w:val="20"/>
-              <w:spacing w:line="363" w:lineRule="exact"/>
-              <w:jc w:val="both"/>
-              <w:rPr>
-                <w:rFonts w:ascii="Times New Roman" w:hAnsi="Times New Roman" w:cs="Times New Roman"/>
-                <w:sz w:val="24"/>
-                <w:szCs w:val="24"/>
-              </w:rPr>
-            </w:pPr>
-            <w:r>
-              <w:rPr>
-                <w:rFonts w:ascii="Times New Roman" w:hAnsi="Times New Roman" w:cs="Times New Roman"/>
-                <w:kern w:val="2"/>
-                <w:sz w:val="24"/>
-                <w:szCs w:val="24"/>
-                <w:lang w:eastAsia="zh-CN"/>
-              </w:rPr>
-              <w:t>{{ reportdate }}</w:t>
-            </w:r>
-          </w:p>
-        </w:tc>
-        <w:tc>
-          <w:tcPr>
-            <w:tcW w:w="1373" w:type="dxa"/>
-            <w:vAlign w:val="center"/>
-          </w:tcPr>
-          <w:p>
-            <w:pPr>
-              <w:pStyle w:val="20"/>
-              <w:spacing w:line="341" w:lineRule="exact"/>
-              <w:jc w:val="both"/>
-              <w:rPr>
-                <w:rFonts w:ascii="Times New Roman" w:hAnsi="Times New Roman" w:cs="Times New Roman"/>
-                <w:b/>
-                <w:sz w:val="24"/>
-                <w:szCs w:val="24"/>
-              </w:rPr>
-            </w:pPr>
-          </w:p>
-        </w:tc>
-        <w:tc>
-          <w:tcPr>
-            <w:tcW w:w="1640" w:type="dxa"/>
-            <w:vAlign w:val="center"/>
-          </w:tcPr>
-          <w:p>
-            <w:pPr>
-              <w:pStyle w:val="20"/>
-              <w:spacing w:line="363" w:lineRule="exact"/>
-              <w:ind w:right="15"/>
-              <w:jc w:val="both"/>
-              <w:rPr>
-                <w:rFonts w:ascii="Times New Roman" w:hAnsi="Times New Roman" w:cs="Times New Roman"/>
-                <w:sz w:val="24"/>
-                <w:szCs w:val="24"/>
-              </w:rPr>
-            </w:pPr>
-          </w:p>
-        </w:tc>
-        <w:tc>
-          <w:tcPr>
-            <w:tcW w:w="2475" w:type="dxa"/>
-            <w:vAlign w:val="center"/>
-          </w:tcPr>
-          <w:p>
-            <w:pPr>
-              <w:pStyle w:val="20"/>
-              <w:spacing w:line="363" w:lineRule="exact"/>
-              <w:ind w:right="15"/>
-              <w:jc w:val="both"/>
-              <w:rPr>
-                <w:rFonts w:ascii="Times New Roman" w:hAnsi="Times New Roman" w:cs="Times New Roman"/>
-                <w:kern w:val="2"/>
-                <w:sz w:val="24"/>
-                <w:szCs w:val="24"/>
-                <w:lang w:eastAsia="zh-CN"/>
-              </w:rPr>
-            </w:pPr>
-          </w:p>
-        </w:tc>
-      </w:tr>
-    </w:tbl>
-    <w:p>
-      <w:pPr>
-        <w:rPr>
-          <w:rFonts w:ascii="Times New Roman" w:hAnsi="Times New Roman" w:eastAsia="微软雅黑" w:cs="Times New Roman"/>
-          <w:sz w:val="24"/>
-          <w:szCs w:val="24"/>
-          <w:lang w:eastAsia="zh-CN"/>
-        </w:rPr>
-      </w:pPr>
-      <w:r>
-        <w:rPr>
-          <w:rFonts w:hint="eastAsia" w:ascii="Times New Roman" w:hAnsi="Times New Roman" w:eastAsia="微软雅黑" w:cs="Times New Roman"/>
-          <w:sz w:val="24"/>
-          <w:szCs w:val="24"/>
-          <w:lang w:eastAsia="zh-CN"/>
-        </w:rPr>
-        <w:t xml:space="preserve">{% endif %}{% if testedby == </w:t>
-      </w:r>
-      <w:r>
-        <w:rPr>
-          <w:rFonts w:ascii="Times New Roman" w:hAnsi="Times New Roman" w:eastAsia="微软雅黑" w:cs="Times New Roman"/>
-          <w:sz w:val="24"/>
-          <w:szCs w:val="24"/>
-          <w:lang w:eastAsia="zh-CN"/>
-        </w:rPr>
-        <w:t>“</w:t>
-      </w:r>
-      <w:r>
-        <w:rPr>
-          <w:rFonts w:hint="eastAsia" w:ascii="Times New Roman" w:hAnsi="Times New Roman" w:eastAsia="微软雅黑" w:cs="Times New Roman"/>
-          <w:sz w:val="24"/>
-          <w:szCs w:val="24"/>
-          <w:lang w:eastAsia="zh-CN"/>
-        </w:rPr>
-        <w:t>5</w:t>
-      </w:r>
-      <w:r>
-        <w:rPr>
-          <w:rFonts w:ascii="Times New Roman" w:hAnsi="Times New Roman" w:eastAsia="微软雅黑" w:cs="Times New Roman"/>
-          <w:sz w:val="24"/>
-          <w:szCs w:val="24"/>
-          <w:lang w:eastAsia="zh-CN"/>
-        </w:rPr>
-        <w:t>”</w:t>
-      </w:r>
-      <w:r>
-        <w:rPr>
-          <w:rFonts w:hint="eastAsia" w:ascii="Times New Roman" w:hAnsi="Times New Roman" w:eastAsia="微软雅黑" w:cs="Times New Roman"/>
-          <w:sz w:val="24"/>
-          <w:szCs w:val="24"/>
-          <w:lang w:eastAsia="zh-CN"/>
-        </w:rPr>
-        <w:t xml:space="preserve"> %}</w:t>
-      </w:r>
-    </w:p>
-    <w:p>
-      <w:pPr>
-        <w:rPr>
-          <w:lang w:eastAsia="zh-CN"/>
-        </w:rPr>
-      </w:pPr>
-    </w:p>
-    <w:p>
-      <w:pPr>
-        <w:rPr>
-          <w:lang w:eastAsia="zh-CN"/>
-        </w:rPr>
-      </w:pPr>
-    </w:p>
-    <w:tbl>
-      <w:tblPr>
-        <w:tblStyle w:val="36"/>
-        <w:tblW w:w="9066" w:type="dxa"/>
-        <w:jc w:val="right"/>
-        <w:tblLayout w:type="fixed"/>
-        <w:tblCellMar>
-          <w:top w:w="0" w:type="dxa"/>
-          <w:left w:w="0" w:type="dxa"/>
-          <w:bottom w:w="0" w:type="dxa"/>
-          <w:right w:w="0" w:type="dxa"/>
-        </w:tblCellMar>
-      </w:tblPr>
-      <w:tblGrid>
-        <w:gridCol w:w="1272"/>
-        <w:gridCol w:w="2306"/>
-        <w:gridCol w:w="1373"/>
-        <w:gridCol w:w="1640"/>
-        <w:gridCol w:w="2475"/>
-      </w:tblGrid>
-      <w:tr>
-        <w:tblPrEx>
-          <w:tblCellMar>
-            <w:top w:w="0" w:type="dxa"/>
-            <w:left w:w="0" w:type="dxa"/>
-            <w:bottom w:w="0" w:type="dxa"/>
-            <w:right w:w="0" w:type="dxa"/>
-          </w:tblCellMar>
-        </w:tblPrEx>
-        <w:trPr>
-          <w:trHeight w:val="441" w:hRule="exact"/>
-          <w:jc w:val="right"/>
-        </w:trPr>
-        <w:tc>
-          <w:tcPr>
-            <w:tcW w:w="1272" w:type="dxa"/>
-            <w:vAlign w:val="center"/>
-          </w:tcPr>
-          <w:p>
-            <w:pPr>
-              <w:pStyle w:val="20"/>
-              <w:spacing w:before="13"/>
-              <w:ind w:left="13" w:right="95"/>
-              <w:jc w:val="both"/>
-              <w:rPr>
-                <w:rFonts w:ascii="Times New Roman" w:hAnsi="Times New Roman" w:cs="Times New Roman"/>
-                <w:b/>
-                <w:sz w:val="24"/>
-                <w:szCs w:val="24"/>
-              </w:rPr>
-            </w:pPr>
-            <w:r>
-              <w:rPr>
-                <w:rFonts w:ascii="Times New Roman" w:hAnsi="Times New Roman" w:cs="Times New Roman"/>
-                <w:b/>
-                <w:sz w:val="24"/>
-                <w:szCs w:val="24"/>
-              </w:rPr>
-              <w:t>检测人：</w:t>
-            </w:r>
-          </w:p>
-        </w:tc>
-        <w:tc>
-          <w:tcPr>
-            <w:tcW w:w="2306" w:type="dxa"/>
-            <w:vAlign w:val="center"/>
-          </w:tcPr>
-          <w:p>
-            <w:pPr>
-              <w:pStyle w:val="20"/>
-              <w:spacing w:before="13"/>
-              <w:jc w:val="both"/>
-              <w:rPr>
-                <w:rFonts w:ascii="Times New Roman" w:hAnsi="Times New Roman" w:cs="Times New Roman"/>
-                <w:b/>
-                <w:sz w:val="24"/>
-                <w:szCs w:val="24"/>
-              </w:rPr>
-            </w:pPr>
-          </w:p>
-        </w:tc>
-        <w:tc>
-          <w:tcPr>
-            <w:tcW w:w="1373" w:type="dxa"/>
-            <w:vAlign w:val="center"/>
-          </w:tcPr>
-          <w:p>
-            <w:pPr>
-              <w:pStyle w:val="20"/>
-              <w:spacing w:before="13"/>
-              <w:jc w:val="both"/>
-              <w:rPr>
-                <w:rFonts w:ascii="Times New Roman" w:hAnsi="Times New Roman" w:cs="Times New Roman"/>
-                <w:b/>
-                <w:sz w:val="24"/>
-                <w:szCs w:val="24"/>
-              </w:rPr>
-            </w:pPr>
-            <w:r>
-              <w:rPr>
-                <w:rFonts w:hint="eastAsia" w:ascii="Times New Roman" w:hAnsi="Times New Roman" w:cs="Times New Roman"/>
-                <w:b/>
-                <w:sz w:val="24"/>
-                <w:szCs w:val="24"/>
-                <w:lang w:val="en-US" w:eastAsia="zh-CN"/>
-              </w:rPr>
-              <w:t>报告医生</w:t>
-            </w:r>
-            <w:r>
-              <w:rPr>
-                <w:rFonts w:ascii="Times New Roman" w:hAnsi="Times New Roman" w:cs="Times New Roman"/>
-                <w:b/>
-                <w:sz w:val="24"/>
-                <w:szCs w:val="24"/>
-                <w:lang w:eastAsia="zh-CN"/>
-              </w:rPr>
-              <w:t>：</w:t>
-            </w:r>
-          </w:p>
-        </w:tc>
-        <w:tc>
-          <w:tcPr>
-            <w:tcW w:w="1640" w:type="dxa"/>
-            <w:vAlign w:val="center"/>
-          </w:tcPr>
-          <w:p>
-            <w:pPr>
-              <w:pStyle w:val="20"/>
-              <w:spacing w:before="13"/>
-              <w:ind w:right="15"/>
-              <w:jc w:val="both"/>
-              <w:rPr>
-                <w:rFonts w:ascii="Times New Roman" w:hAnsi="Times New Roman" w:cs="Times New Roman"/>
-                <w:b/>
-                <w:sz w:val="24"/>
-                <w:szCs w:val="24"/>
-              </w:rPr>
-            </w:pPr>
-          </w:p>
-        </w:tc>
-        <w:tc>
-          <w:tcPr>
-            <w:tcW w:w="2475" w:type="dxa"/>
-            <w:vAlign w:val="center"/>
-          </w:tcPr>
-          <w:p>
-            <w:pPr>
-              <w:pStyle w:val="20"/>
-              <w:spacing w:before="13"/>
-              <w:ind w:right="15"/>
-              <w:jc w:val="both"/>
-              <w:rPr>
-                <w:rFonts w:hint="eastAsia" w:ascii="Times New Roman" w:hAnsi="Times New Roman" w:eastAsia="宋体" w:cs="Times New Roman"/>
-                <w:b/>
-                <w:sz w:val="24"/>
-                <w:szCs w:val="24"/>
-                <w:lang w:val="en-US" w:eastAsia="zh-CN"/>
-              </w:rPr>
-            </w:pPr>
-            <w:r>
-              <w:rPr>
-                <w:rFonts w:hint="eastAsia" w:ascii="Times New Roman" w:hAnsi="Times New Roman" w:cs="Times New Roman"/>
-                <w:b/>
-                <w:sz w:val="24"/>
-                <w:szCs w:val="24"/>
-                <w:lang w:val="en-US" w:eastAsia="zh-CN"/>
-              </w:rPr>
-              <w:t>审核医生：</w:t>
-            </w:r>
-          </w:p>
-        </w:tc>
-      </w:tr>
-      <w:tr>
-        <w:tblPrEx>
-          <w:tblCellMar>
-            <w:top w:w="0" w:type="dxa"/>
-            <w:left w:w="0" w:type="dxa"/>
-            <w:bottom w:w="0" w:type="dxa"/>
-            <w:right w:w="0" w:type="dxa"/>
-          </w:tblCellMar>
-        </w:tblPrEx>
-        <w:trPr>
-          <w:trHeight w:val="457" w:hRule="exact"/>
-          <w:jc w:val="right"/>
-        </w:trPr>
-        <w:tc>
-          <w:tcPr>
-            <w:tcW w:w="1272" w:type="dxa"/>
-            <w:vAlign w:val="center"/>
-          </w:tcPr>
-          <w:p>
-            <w:pPr>
-              <w:pStyle w:val="20"/>
-              <w:spacing w:line="341" w:lineRule="exact"/>
-              <w:ind w:left="13" w:right="165"/>
-              <w:jc w:val="both"/>
-              <w:rPr>
-                <w:rFonts w:ascii="Times New Roman" w:hAnsi="Times New Roman" w:cs="Times New Roman"/>
-                <w:b/>
-                <w:sz w:val="24"/>
-                <w:szCs w:val="24"/>
-              </w:rPr>
-            </w:pPr>
-            <w:r>
-              <w:rPr>
-                <w:rFonts w:ascii="Times New Roman" w:hAnsi="Times New Roman" w:cs="Times New Roman"/>
-                <w:b/>
-                <w:sz w:val="24"/>
-                <w:szCs w:val="24"/>
-              </w:rPr>
-              <w:t>日</w:t>
-            </w:r>
-            <w:r>
-              <w:rPr>
-                <w:rFonts w:ascii="Times New Roman" w:hAnsi="Times New Roman" w:cs="Times New Roman"/>
-                <w:b/>
-                <w:sz w:val="24"/>
-                <w:szCs w:val="24"/>
-                <w:lang w:eastAsia="zh-CN"/>
-              </w:rPr>
-              <w:t xml:space="preserve">  </w:t>
-            </w:r>
-            <w:r>
-              <w:rPr>
-                <w:rFonts w:ascii="Times New Roman" w:hAnsi="Times New Roman" w:cs="Times New Roman"/>
-                <w:b/>
-                <w:sz w:val="24"/>
-                <w:szCs w:val="24"/>
-              </w:rPr>
-              <w:t>期：</w:t>
-            </w:r>
-          </w:p>
-        </w:tc>
-        <w:tc>
-          <w:tcPr>
-            <w:tcW w:w="2306" w:type="dxa"/>
-            <w:vAlign w:val="center"/>
-          </w:tcPr>
-          <w:p>
-            <w:pPr>
-              <w:pStyle w:val="20"/>
-              <w:spacing w:line="363" w:lineRule="exact"/>
-              <w:jc w:val="both"/>
-              <w:rPr>
-                <w:rFonts w:ascii="Times New Roman" w:hAnsi="Times New Roman" w:cs="Times New Roman"/>
-                <w:sz w:val="24"/>
-                <w:szCs w:val="24"/>
-              </w:rPr>
-            </w:pPr>
-            <w:r>
-              <w:rPr>
-                <w:rFonts w:ascii="Times New Roman" w:hAnsi="Times New Roman" w:cs="Times New Roman"/>
-                <w:kern w:val="2"/>
-                <w:sz w:val="24"/>
-                <w:szCs w:val="24"/>
-                <w:lang w:eastAsia="zh-CN"/>
-              </w:rPr>
-              <w:t>{{ reportdate }}</w:t>
-            </w:r>
-          </w:p>
-        </w:tc>
-        <w:tc>
-          <w:tcPr>
-            <w:tcW w:w="1373" w:type="dxa"/>
-            <w:vAlign w:val="center"/>
-          </w:tcPr>
-          <w:p>
-            <w:pPr>
-              <w:pStyle w:val="20"/>
-              <w:spacing w:line="341" w:lineRule="exact"/>
-              <w:jc w:val="both"/>
-              <w:rPr>
-                <w:rFonts w:ascii="Times New Roman" w:hAnsi="Times New Roman" w:cs="Times New Roman"/>
-                <w:b/>
-                <w:sz w:val="24"/>
-                <w:szCs w:val="24"/>
-              </w:rPr>
-            </w:pPr>
-          </w:p>
-        </w:tc>
-        <w:tc>
-          <w:tcPr>
-            <w:tcW w:w="1640" w:type="dxa"/>
-            <w:vAlign w:val="center"/>
-          </w:tcPr>
-          <w:p>
-            <w:pPr>
-              <w:pStyle w:val="20"/>
-              <w:spacing w:line="363" w:lineRule="exact"/>
-              <w:ind w:right="15"/>
-              <w:jc w:val="both"/>
-              <w:rPr>
-                <w:rFonts w:ascii="Times New Roman" w:hAnsi="Times New Roman" w:cs="Times New Roman"/>
-                <w:sz w:val="24"/>
-                <w:szCs w:val="24"/>
-              </w:rPr>
-            </w:pPr>
-          </w:p>
-        </w:tc>
-        <w:tc>
-          <w:tcPr>
-            <w:tcW w:w="2475" w:type="dxa"/>
-            <w:vAlign w:val="center"/>
-          </w:tcPr>
-          <w:p>
-            <w:pPr>
-              <w:pStyle w:val="20"/>
-              <w:spacing w:line="363" w:lineRule="exact"/>
-              <w:ind w:right="15"/>
-              <w:jc w:val="both"/>
-              <w:rPr>
-                <w:rFonts w:ascii="Times New Roman" w:hAnsi="Times New Roman" w:cs="Times New Roman"/>
-                <w:kern w:val="2"/>
-                <w:sz w:val="24"/>
-                <w:szCs w:val="24"/>
-                <w:lang w:eastAsia="zh-CN"/>
-              </w:rPr>
-            </w:pPr>
-          </w:p>
-        </w:tc>
-      </w:tr>
-    </w:tbl>
-    <w:p>
-      <w:pPr>
-        <w:rPr>
-          <w:rFonts w:ascii="Times New Roman" w:hAnsi="Times New Roman" w:eastAsia="微软雅黑" w:cs="Times New Roman"/>
-          <w:sz w:val="24"/>
-          <w:szCs w:val="24"/>
-          <w:lang w:eastAsia="zh-CN"/>
-        </w:rPr>
-      </w:pPr>
-      <w:r>
-        <w:rPr>
-          <w:rFonts w:hint="eastAsia" w:ascii="Times New Roman" w:hAnsi="Times New Roman" w:eastAsia="微软雅黑" w:cs="Times New Roman"/>
-          <w:sz w:val="24"/>
-          <w:szCs w:val="24"/>
-          <w:lang w:eastAsia="zh-CN"/>
-        </w:rPr>
-        <w:t xml:space="preserve">{% endif %}{% if testedby == </w:t>
-      </w:r>
-      <w:r>
-        <w:rPr>
-          <w:rFonts w:ascii="Times New Roman" w:hAnsi="Times New Roman" w:eastAsia="微软雅黑" w:cs="Times New Roman"/>
-          <w:sz w:val="24"/>
-          <w:szCs w:val="24"/>
-          <w:lang w:eastAsia="zh-CN"/>
-        </w:rPr>
-        <w:t>“</w:t>
-      </w:r>
-      <w:r>
-        <w:rPr>
-          <w:rFonts w:hint="eastAsia" w:ascii="Times New Roman" w:hAnsi="Times New Roman" w:eastAsia="微软雅黑" w:cs="Times New Roman"/>
-          <w:sz w:val="24"/>
-          <w:szCs w:val="24"/>
-          <w:lang w:eastAsia="zh-CN"/>
-        </w:rPr>
-        <w:t>6</w:t>
-      </w:r>
-      <w:r>
-        <w:rPr>
-          <w:rFonts w:ascii="Times New Roman" w:hAnsi="Times New Roman" w:eastAsia="微软雅黑" w:cs="Times New Roman"/>
-          <w:sz w:val="24"/>
-          <w:szCs w:val="24"/>
-          <w:lang w:eastAsia="zh-CN"/>
-        </w:rPr>
-        <w:t>”</w:t>
-      </w:r>
-      <w:r>
-        <w:rPr>
-          <w:rFonts w:hint="eastAsia" w:ascii="Times New Roman" w:hAnsi="Times New Roman" w:eastAsia="微软雅黑" w:cs="Times New Roman"/>
-          <w:sz w:val="24"/>
-          <w:szCs w:val="24"/>
-          <w:lang w:eastAsia="zh-CN"/>
-        </w:rPr>
-        <w:t xml:space="preserve"> %}</w:t>
-      </w:r>
-    </w:p>
-    <w:p>
-      <w:pPr>
-        <w:rPr>
-          <w:rFonts w:ascii="Times New Roman" w:hAnsi="Times New Roman" w:eastAsia="微软雅黑" w:cs="Times New Roman"/>
-          <w:sz w:val="24"/>
-          <w:szCs w:val="24"/>
-          <w:lang w:eastAsia="zh-CN"/>
-        </w:rPr>
-      </w:pPr>
-    </w:p>
-    <w:p>
-      <w:pPr>
-        <w:rPr>
-          <w:rFonts w:ascii="Times New Roman" w:hAnsi="Times New Roman" w:eastAsia="微软雅黑" w:cs="Times New Roman"/>
-          <w:sz w:val="24"/>
-          <w:szCs w:val="24"/>
-          <w:lang w:eastAsia="zh-CN"/>
-        </w:rPr>
-      </w:pPr>
-    </w:p>
-    <w:tbl>
-      <w:tblPr>
-        <w:tblStyle w:val="36"/>
-        <w:tblW w:w="9066" w:type="dxa"/>
-        <w:jc w:val="right"/>
-        <w:tblLayout w:type="fixed"/>
-        <w:tblCellMar>
-          <w:top w:w="0" w:type="dxa"/>
-          <w:left w:w="0" w:type="dxa"/>
-          <w:bottom w:w="0" w:type="dxa"/>
-          <w:right w:w="0" w:type="dxa"/>
-        </w:tblCellMar>
-      </w:tblPr>
-      <w:tblGrid>
-        <w:gridCol w:w="1272"/>
-        <w:gridCol w:w="2306"/>
-        <w:gridCol w:w="1373"/>
-        <w:gridCol w:w="1640"/>
-        <w:gridCol w:w="2475"/>
-      </w:tblGrid>
-      <w:tr>
-        <w:tblPrEx>
-          <w:tblCellMar>
-            <w:top w:w="0" w:type="dxa"/>
-            <w:left w:w="0" w:type="dxa"/>
-            <w:bottom w:w="0" w:type="dxa"/>
-            <w:right w:w="0" w:type="dxa"/>
-          </w:tblCellMar>
-        </w:tblPrEx>
-        <w:trPr>
-          <w:trHeight w:val="441" w:hRule="exact"/>
-          <w:jc w:val="right"/>
-        </w:trPr>
-        <w:tc>
-          <w:tcPr>
-            <w:tcW w:w="1272" w:type="dxa"/>
-            <w:vAlign w:val="center"/>
-          </w:tcPr>
-          <w:p>
-            <w:pPr>
-              <w:pStyle w:val="20"/>
-              <w:spacing w:before="13"/>
-              <w:ind w:left="13" w:right="95"/>
-              <w:jc w:val="both"/>
-              <w:rPr>
-                <w:rFonts w:ascii="Times New Roman" w:hAnsi="Times New Roman" w:cs="Times New Roman"/>
-                <w:b/>
-                <w:sz w:val="24"/>
-                <w:szCs w:val="24"/>
-              </w:rPr>
-            </w:pPr>
-            <w:r>
-              <w:rPr>
-                <w:rFonts w:ascii="Times New Roman" w:hAnsi="Times New Roman" w:cs="Times New Roman"/>
-                <w:b/>
-                <w:sz w:val="24"/>
-                <w:szCs w:val="24"/>
-              </w:rPr>
-              <w:t>检测人：</w:t>
-            </w:r>
-          </w:p>
-        </w:tc>
-        <w:tc>
-          <w:tcPr>
-            <w:tcW w:w="2306" w:type="dxa"/>
-            <w:vAlign w:val="center"/>
-          </w:tcPr>
-          <w:p>
-            <w:pPr>
-              <w:pStyle w:val="20"/>
-              <w:spacing w:before="13"/>
-              <w:jc w:val="both"/>
-              <w:rPr>
-                <w:rFonts w:ascii="Times New Roman" w:hAnsi="Times New Roman" w:cs="Times New Roman"/>
-                <w:b/>
-                <w:sz w:val="24"/>
-                <w:szCs w:val="24"/>
-              </w:rPr>
-            </w:pPr>
-          </w:p>
-        </w:tc>
-        <w:tc>
-          <w:tcPr>
-            <w:tcW w:w="1373" w:type="dxa"/>
-            <w:vAlign w:val="center"/>
-          </w:tcPr>
-          <w:p>
-            <w:pPr>
-              <w:pStyle w:val="20"/>
-              <w:spacing w:before="13"/>
-              <w:jc w:val="both"/>
-              <w:rPr>
-                <w:rFonts w:ascii="Times New Roman" w:hAnsi="Times New Roman" w:cs="Times New Roman"/>
-                <w:b/>
-                <w:sz w:val="24"/>
-                <w:szCs w:val="24"/>
-              </w:rPr>
-            </w:pPr>
-            <w:r>
-              <w:rPr>
-                <w:rFonts w:hint="eastAsia" w:ascii="Times New Roman" w:hAnsi="Times New Roman" w:cs="Times New Roman"/>
-                <w:b/>
-                <w:sz w:val="24"/>
-                <w:szCs w:val="24"/>
-                <w:lang w:val="en-US" w:eastAsia="zh-CN"/>
-              </w:rPr>
-              <w:t>报告医生</w:t>
-            </w:r>
-            <w:r>
-              <w:rPr>
-                <w:rFonts w:ascii="Times New Roman" w:hAnsi="Times New Roman" w:cs="Times New Roman"/>
-                <w:b/>
-                <w:sz w:val="24"/>
-                <w:szCs w:val="24"/>
-                <w:lang w:eastAsia="zh-CN"/>
-              </w:rPr>
-              <w:t>：</w:t>
-            </w:r>
-          </w:p>
-        </w:tc>
-        <w:tc>
-          <w:tcPr>
-            <w:tcW w:w="1640" w:type="dxa"/>
-            <w:vAlign w:val="center"/>
-          </w:tcPr>
-          <w:p>
-            <w:pPr>
-              <w:pStyle w:val="20"/>
-              <w:spacing w:before="13"/>
-              <w:ind w:right="15"/>
-              <w:jc w:val="both"/>
-              <w:rPr>
-                <w:rFonts w:ascii="Times New Roman" w:hAnsi="Times New Roman" w:cs="Times New Roman"/>
-                <w:b/>
-                <w:sz w:val="24"/>
-                <w:szCs w:val="24"/>
-              </w:rPr>
-            </w:pPr>
-          </w:p>
-        </w:tc>
-        <w:tc>
-          <w:tcPr>
-            <w:tcW w:w="2475" w:type="dxa"/>
-            <w:vAlign w:val="center"/>
-          </w:tcPr>
-          <w:p>
-            <w:pPr>
-              <w:pStyle w:val="20"/>
-              <w:spacing w:before="13"/>
-              <w:ind w:right="15"/>
-              <w:jc w:val="both"/>
-              <w:rPr>
-                <w:rFonts w:hint="eastAsia" w:ascii="Times New Roman" w:hAnsi="Times New Roman" w:eastAsia="宋体" w:cs="Times New Roman"/>
-                <w:b/>
-                <w:sz w:val="24"/>
-                <w:szCs w:val="24"/>
-                <w:lang w:val="en-US" w:eastAsia="zh-CN"/>
-              </w:rPr>
-            </w:pPr>
-            <w:r>
-              <w:rPr>
-                <w:rFonts w:hint="eastAsia" w:ascii="Times New Roman" w:hAnsi="Times New Roman" w:cs="Times New Roman"/>
-                <w:b/>
-                <w:sz w:val="24"/>
-                <w:szCs w:val="24"/>
-                <w:lang w:val="en-US" w:eastAsia="zh-CN"/>
-              </w:rPr>
-              <w:t>审核医生：</w:t>
-            </w:r>
-          </w:p>
-        </w:tc>
-      </w:tr>
-      <w:tr>
-        <w:tblPrEx>
-          <w:tblCellMar>
-            <w:top w:w="0" w:type="dxa"/>
-            <w:left w:w="0" w:type="dxa"/>
-            <w:bottom w:w="0" w:type="dxa"/>
-            <w:right w:w="0" w:type="dxa"/>
-          </w:tblCellMar>
-        </w:tblPrEx>
-        <w:trPr>
-          <w:trHeight w:val="457" w:hRule="exact"/>
-          <w:jc w:val="right"/>
-        </w:trPr>
-        <w:tc>
-          <w:tcPr>
-            <w:tcW w:w="1272" w:type="dxa"/>
-            <w:vAlign w:val="center"/>
-          </w:tcPr>
-          <w:p>
-            <w:pPr>
-              <w:pStyle w:val="20"/>
-              <w:spacing w:line="341" w:lineRule="exact"/>
-              <w:ind w:left="13" w:right="165"/>
-              <w:jc w:val="both"/>
-              <w:rPr>
-                <w:rFonts w:ascii="Times New Roman" w:hAnsi="Times New Roman" w:cs="Times New Roman"/>
-                <w:b/>
-                <w:sz w:val="24"/>
-                <w:szCs w:val="24"/>
-              </w:rPr>
-            </w:pPr>
-            <w:r>
-              <w:rPr>
-                <w:rFonts w:ascii="Times New Roman" w:hAnsi="Times New Roman" w:cs="Times New Roman"/>
-                <w:b/>
-                <w:sz w:val="24"/>
-                <w:szCs w:val="24"/>
-              </w:rPr>
-              <w:t>日</w:t>
-            </w:r>
-            <w:r>
-              <w:rPr>
-                <w:rFonts w:ascii="Times New Roman" w:hAnsi="Times New Roman" w:cs="Times New Roman"/>
-                <w:b/>
-                <w:sz w:val="24"/>
-                <w:szCs w:val="24"/>
-                <w:lang w:eastAsia="zh-CN"/>
-              </w:rPr>
-              <w:t xml:space="preserve">  </w:t>
-            </w:r>
-            <w:r>
-              <w:rPr>
-                <w:rFonts w:ascii="Times New Roman" w:hAnsi="Times New Roman" w:cs="Times New Roman"/>
-                <w:b/>
-                <w:sz w:val="24"/>
-                <w:szCs w:val="24"/>
-              </w:rPr>
-              <w:t>期：</w:t>
-            </w:r>
-          </w:p>
-        </w:tc>
-        <w:tc>
-          <w:tcPr>
-            <w:tcW w:w="2306" w:type="dxa"/>
-            <w:vAlign w:val="center"/>
-          </w:tcPr>
-          <w:p>
-            <w:pPr>
-              <w:pStyle w:val="20"/>
-              <w:spacing w:line="363" w:lineRule="exact"/>
-              <w:jc w:val="both"/>
-              <w:rPr>
-                <w:rFonts w:ascii="Times New Roman" w:hAnsi="Times New Roman" w:cs="Times New Roman"/>
-                <w:sz w:val="24"/>
-                <w:szCs w:val="24"/>
-              </w:rPr>
-            </w:pPr>
-            <w:r>
-              <w:rPr>
-                <w:rFonts w:ascii="Times New Roman" w:hAnsi="Times New Roman" w:cs="Times New Roman"/>
-                <w:kern w:val="2"/>
-                <w:sz w:val="24"/>
-                <w:szCs w:val="24"/>
-                <w:lang w:eastAsia="zh-CN"/>
-              </w:rPr>
-              <w:t>{{ reportdate }}</w:t>
-            </w:r>
-          </w:p>
-        </w:tc>
-        <w:tc>
-          <w:tcPr>
-            <w:tcW w:w="1373" w:type="dxa"/>
-            <w:vAlign w:val="center"/>
-          </w:tcPr>
-          <w:p>
-            <w:pPr>
-              <w:pStyle w:val="20"/>
-              <w:spacing w:line="341" w:lineRule="exact"/>
-              <w:jc w:val="both"/>
-              <w:rPr>
-                <w:rFonts w:ascii="Times New Roman" w:hAnsi="Times New Roman" w:cs="Times New Roman"/>
-                <w:b/>
-                <w:sz w:val="24"/>
-                <w:szCs w:val="24"/>
-              </w:rPr>
-            </w:pPr>
-          </w:p>
-        </w:tc>
-        <w:tc>
-          <w:tcPr>
-            <w:tcW w:w="1640" w:type="dxa"/>
-            <w:vAlign w:val="center"/>
-          </w:tcPr>
-          <w:p>
-            <w:pPr>
-              <w:pStyle w:val="20"/>
-              <w:spacing w:line="363" w:lineRule="exact"/>
-              <w:ind w:right="15"/>
-              <w:jc w:val="both"/>
-              <w:rPr>
-                <w:rFonts w:ascii="Times New Roman" w:hAnsi="Times New Roman" w:cs="Times New Roman"/>
-                <w:sz w:val="24"/>
-                <w:szCs w:val="24"/>
-              </w:rPr>
-            </w:pPr>
-          </w:p>
-        </w:tc>
-        <w:tc>
-          <w:tcPr>
-            <w:tcW w:w="2475" w:type="dxa"/>
-            <w:vAlign w:val="center"/>
-          </w:tcPr>
-          <w:p>
-            <w:pPr>
-              <w:pStyle w:val="20"/>
-              <w:spacing w:line="363" w:lineRule="exact"/>
-              <w:ind w:right="15"/>
-              <w:jc w:val="both"/>
-              <w:rPr>
-                <w:rFonts w:ascii="Times New Roman" w:hAnsi="Times New Roman" w:cs="Times New Roman"/>
-                <w:kern w:val="2"/>
-                <w:sz w:val="24"/>
-                <w:szCs w:val="24"/>
-                <w:lang w:eastAsia="zh-CN"/>
-              </w:rPr>
-            </w:pPr>
-          </w:p>
-        </w:tc>
-      </w:tr>
-    </w:tbl>
-    <w:p>
-      <w:pPr>
-        <w:rPr>
           <w:rFonts w:hint="eastAsia" w:eastAsia="宋体"/>
           <w:b/>
           <w:bCs/>
@@ -8413,6 +6613,8 @@
         </w:rPr>
         <w:br w:type="page"/>
       </w:r>
+      <w:bookmarkStart w:id="166" w:name="_GoBack"/>
+      <w:bookmarkEnd w:id="166"/>
     </w:p>
     <w:bookmarkEnd w:id="35"/>
     <w:bookmarkEnd w:id="36"/>
@@ -8431,9 +6633,9 @@
           <w:lang w:eastAsia="zh-CN"/>
         </w:rPr>
       </w:pPr>
-      <w:bookmarkStart w:id="44" w:name="_Toc31425"/>
-      <w:bookmarkStart w:id="45" w:name="_Toc29223"/>
-      <w:bookmarkStart w:id="46" w:name="_Toc149832729"/>
+      <w:bookmarkStart w:id="44" w:name="_Toc149832729"/>
+      <w:bookmarkStart w:id="45" w:name="_Toc31425"/>
+      <w:bookmarkStart w:id="46" w:name="_Toc29223"/>
       <w:bookmarkStart w:id="47" w:name="_Toc3938"/>
       <w:r>
         <w:rPr>
@@ -10264,15 +8466,15 @@
         </w:rPr>
       </w:pPr>
       <w:bookmarkStart w:id="50" w:name="_Toc6338"/>
-      <w:bookmarkStart w:id="51" w:name="_Toc32551"/>
-      <w:bookmarkStart w:id="52" w:name="_Toc9088"/>
+      <w:bookmarkStart w:id="51" w:name="_Toc27379"/>
+      <w:bookmarkStart w:id="52" w:name="_Toc107825552"/>
       <w:bookmarkStart w:id="53" w:name="_Toc5728"/>
-      <w:bookmarkStart w:id="54" w:name="_Toc23375"/>
+      <w:bookmarkStart w:id="54" w:name="_Toc9088"/>
       <w:bookmarkStart w:id="55" w:name="_Toc15063"/>
-      <w:bookmarkStart w:id="56" w:name="_Toc11015_WPSOffice_Level2"/>
-      <w:bookmarkStart w:id="57" w:name="_Toc18062_WPSOffice_Level2"/>
-      <w:bookmarkStart w:id="58" w:name="_Toc107825552"/>
-      <w:bookmarkStart w:id="59" w:name="_Toc27379"/>
+      <w:bookmarkStart w:id="56" w:name="_Toc32551"/>
+      <w:bookmarkStart w:id="57" w:name="_Toc23375"/>
+      <w:bookmarkStart w:id="58" w:name="_Toc11015_WPSOffice_Level2"/>
+      <w:bookmarkStart w:id="59" w:name="_Toc18062_WPSOffice_Level2"/>
       <w:r>
         <w:rPr>
           <w:rFonts w:ascii="Times New Roman" w:hAnsi="Times New Roman"/>
@@ -10527,12 +8729,6 @@
             <w:insideH w:val="single" w:color="A4A4A4" w:sz="4" w:space="0"/>
             <w:insideV w:val="single" w:color="A4A4A4" w:sz="4" w:space="0"/>
           </w:tblBorders>
-          <w:tblCellMar>
-            <w:top w:w="0" w:type="dxa"/>
-            <w:left w:w="0" w:type="dxa"/>
-            <w:bottom w:w="0" w:type="dxa"/>
-            <w:right w:w="0" w:type="dxa"/>
-          </w:tblCellMar>
         </w:tblPrEx>
         <w:trPr>
           <w:trHeight w:val="510" w:hRule="atLeast"/>
@@ -15224,15 +13420,15 @@
       <w:bookmarkStart w:id="61" w:name="_Toc22117"/>
       <w:bookmarkStart w:id="62" w:name="_Toc30669"/>
       <w:bookmarkStart w:id="63" w:name="_Toc149832733"/>
-      <w:bookmarkStart w:id="64" w:name="_Toc23903"/>
-      <w:bookmarkStart w:id="65" w:name="_Toc24960"/>
-      <w:bookmarkStart w:id="66" w:name="_Toc107825555"/>
-      <w:bookmarkStart w:id="67" w:name="_Toc29372"/>
+      <w:bookmarkStart w:id="64" w:name="_Toc32443_WPSOffice_Level1"/>
+      <w:bookmarkStart w:id="65" w:name="_Toc25727"/>
+      <w:bookmarkStart w:id="66" w:name="_Toc23903"/>
+      <w:bookmarkStart w:id="67" w:name="_Toc24960"/>
       <w:bookmarkStart w:id="68" w:name="_Toc180"/>
-      <w:bookmarkStart w:id="69" w:name="_Toc4331_WPSOffice_Level1"/>
-      <w:bookmarkStart w:id="70" w:name="_Toc32443_WPSOffice_Level1"/>
-      <w:bookmarkStart w:id="71" w:name="_Toc23846_WPSOffice_Level1"/>
-      <w:bookmarkStart w:id="72" w:name="_Toc25727"/>
+      <w:bookmarkStart w:id="69" w:name="_Toc23846_WPSOffice_Level1"/>
+      <w:bookmarkStart w:id="70" w:name="_Toc29372"/>
+      <w:bookmarkStart w:id="71" w:name="_Toc107825555"/>
+      <w:bookmarkStart w:id="72" w:name="_Toc4331_WPSOffice_Level1"/>
       <w:r>
         <w:rPr>
           <w:rFonts w:hint="default" w:ascii="Times New Roman" w:hAnsi="Times New Roman" w:eastAsia="微软雅黑" w:cs="Times New Roman"/>
@@ -15852,9 +14048,9 @@
         </w:rPr>
       </w:pPr>
       <w:bookmarkStart w:id="74" w:name="_Toc19989"/>
-      <w:bookmarkStart w:id="75" w:name="_Toc8496"/>
-      <w:bookmarkStart w:id="76" w:name="_Toc149832735"/>
-      <w:bookmarkStart w:id="77" w:name="_Toc149826011"/>
+      <w:bookmarkStart w:id="75" w:name="_Toc149832735"/>
+      <w:bookmarkStart w:id="76" w:name="_Toc149826011"/>
+      <w:bookmarkStart w:id="77" w:name="_Toc8496"/>
       <w:bookmarkStart w:id="78" w:name="_Toc16158"/>
       <w:r>
         <w:rPr>
@@ -19174,7 +17370,6 @@
             <w:insideH w:val="dotted" w:color="A5A5A5" w:sz="4" w:space="0"/>
             <w:insideV w:val="dotted" w:color="A5A5A5" w:sz="4" w:space="0"/>
           </w:tblBorders>
-          <w:shd w:val="clear" w:color="auto" w:fill="auto"/>
           <w:tblCellMar>
             <w:top w:w="0" w:type="dxa"/>
             <w:left w:w="108" w:type="dxa"/>
@@ -19235,7 +17430,6 @@
             <w:insideH w:val="dotted" w:color="A5A5A5" w:sz="4" w:space="0"/>
             <w:insideV w:val="dotted" w:color="A5A5A5" w:sz="4" w:space="0"/>
           </w:tblBorders>
-          <w:shd w:val="clear" w:color="auto" w:fill="auto"/>
           <w:tblCellMar>
             <w:top w:w="0" w:type="dxa"/>
             <w:left w:w="108" w:type="dxa"/>
@@ -19791,7 +17985,6 @@
             <w:insideH w:val="dotted" w:color="A5A5A5" w:sz="4" w:space="0"/>
             <w:insideV w:val="dotted" w:color="A5A5A5" w:sz="4" w:space="0"/>
           </w:tblBorders>
-          <w:shd w:val="clear" w:color="auto" w:fill="auto"/>
           <w:tblCellMar>
             <w:top w:w="0" w:type="dxa"/>
             <w:left w:w="108" w:type="dxa"/>
@@ -20444,7 +18637,6 @@
             <w:insideH w:val="dotted" w:color="A5A5A5" w:sz="4" w:space="0"/>
             <w:insideV w:val="dotted" w:color="A5A5A5" w:sz="4" w:space="0"/>
           </w:tblBorders>
-          <w:shd w:val="clear" w:color="auto" w:fill="auto"/>
           <w:tblCellMar>
             <w:top w:w="0" w:type="dxa"/>
             <w:left w:w="108" w:type="dxa"/>
@@ -20632,20 +18824,20 @@
           <w:lang w:eastAsia="zh-CN"/>
         </w:rPr>
       </w:pPr>
-      <w:bookmarkStart w:id="83" w:name="_Toc32302"/>
-      <w:bookmarkStart w:id="84" w:name="_Toc23822"/>
-      <w:bookmarkStart w:id="85" w:name="_Toc149832737"/>
-      <w:bookmarkStart w:id="86" w:name="_Toc6997"/>
+      <w:bookmarkStart w:id="83" w:name="_Toc23822"/>
+      <w:bookmarkStart w:id="84" w:name="_Toc32302"/>
+      <w:bookmarkStart w:id="85" w:name="_Toc6997"/>
+      <w:bookmarkStart w:id="86" w:name="_Toc8516"/>
       <w:bookmarkStart w:id="87" w:name="_Toc149826013"/>
-      <w:bookmarkStart w:id="88" w:name="_Toc8516"/>
-      <w:bookmarkStart w:id="89" w:name="_Toc13698"/>
-      <w:bookmarkStart w:id="90" w:name="_Toc107825561"/>
-      <w:bookmarkStart w:id="91" w:name="_Toc28240"/>
-      <w:bookmarkStart w:id="92" w:name="_Toc27302"/>
-      <w:bookmarkStart w:id="93" w:name="_Toc21764_WPSOffice_Level1"/>
-      <w:bookmarkStart w:id="94" w:name="_Toc11294"/>
-      <w:bookmarkStart w:id="95" w:name="_Toc13196_WPSOffice_Level1"/>
-      <w:bookmarkStart w:id="96" w:name="_Toc1707_WPSOffice_Level1"/>
+      <w:bookmarkStart w:id="88" w:name="_Toc149832737"/>
+      <w:bookmarkStart w:id="89" w:name="_Toc21764_WPSOffice_Level1"/>
+      <w:bookmarkStart w:id="90" w:name="_Toc13698"/>
+      <w:bookmarkStart w:id="91" w:name="_Toc11294"/>
+      <w:bookmarkStart w:id="92" w:name="_Toc13196_WPSOffice_Level1"/>
+      <w:bookmarkStart w:id="93" w:name="_Toc1707_WPSOffice_Level1"/>
+      <w:bookmarkStart w:id="94" w:name="_Toc28240"/>
+      <w:bookmarkStart w:id="95" w:name="_Toc27302"/>
+      <w:bookmarkStart w:id="96" w:name="_Toc107825561"/>
       <w:bookmarkStart w:id="97" w:name="_Toc16835"/>
       <w:r>
         <w:rPr>
@@ -29790,20 +27982,20 @@
           <w:lang w:eastAsia="zh-CN"/>
         </w:rPr>
       </w:pPr>
-      <w:bookmarkStart w:id="100" w:name="_Toc24085_WPSOffice_Level1"/>
-      <w:bookmarkStart w:id="101" w:name="_Toc14255_WPSOffice_Level1"/>
-      <w:bookmarkStart w:id="102" w:name="_Toc9066"/>
-      <w:bookmarkStart w:id="103" w:name="_Toc27230"/>
-      <w:bookmarkStart w:id="104" w:name="_Toc32150"/>
-      <w:bookmarkStart w:id="105" w:name="_Toc15840_WPSOffice_Level1"/>
-      <w:bookmarkStart w:id="106" w:name="_Toc3674"/>
-      <w:bookmarkStart w:id="107" w:name="_Toc8676"/>
-      <w:bookmarkStart w:id="108" w:name="_Toc4882"/>
-      <w:bookmarkStart w:id="109" w:name="_Toc28605"/>
+      <w:bookmarkStart w:id="100" w:name="_Toc3674"/>
+      <w:bookmarkStart w:id="101" w:name="_Toc8676"/>
+      <w:bookmarkStart w:id="102" w:name="_Toc24085_WPSOffice_Level1"/>
+      <w:bookmarkStart w:id="103" w:name="_Toc4882"/>
+      <w:bookmarkStart w:id="104" w:name="_Toc9066"/>
+      <w:bookmarkStart w:id="105" w:name="_Toc32150"/>
+      <w:bookmarkStart w:id="106" w:name="_Toc15840_WPSOffice_Level1"/>
+      <w:bookmarkStart w:id="107" w:name="_Toc28605"/>
+      <w:bookmarkStart w:id="108" w:name="_Toc27230"/>
+      <w:bookmarkStart w:id="109" w:name="_Toc14255_WPSOffice_Level1"/>
       <w:bookmarkStart w:id="110" w:name="_Toc28810_WPSOffice_Level1"/>
       <w:bookmarkStart w:id="111" w:name="_Toc23688"/>
-      <w:bookmarkStart w:id="112" w:name="_Toc11896_WPSOffice_Level1"/>
-      <w:bookmarkStart w:id="113" w:name="_Toc11193_WPSOffice_Level1"/>
+      <w:bookmarkStart w:id="112" w:name="_Toc11193_WPSOffice_Level1"/>
+      <w:bookmarkStart w:id="113" w:name="_Toc11896_WPSOffice_Level1"/>
       <w:r>
         <w:rPr>
           <w:rFonts w:hint="eastAsia" w:ascii="Times New Roman" w:hAnsi="Times New Roman"/>
@@ -32036,10 +30228,10 @@
         </w:rPr>
       </w:pPr>
       <w:bookmarkStart w:id="114" w:name="_Toc31843"/>
-      <w:bookmarkStart w:id="115" w:name="_Toc4303"/>
-      <w:bookmarkStart w:id="116" w:name="_Hlk33190413"/>
-      <w:bookmarkStart w:id="117" w:name="_Toc107330130"/>
-      <w:bookmarkStart w:id="118" w:name="_Toc24780"/>
+      <w:bookmarkStart w:id="115" w:name="_Hlk33190413"/>
+      <w:bookmarkStart w:id="116" w:name="_Toc107330130"/>
+      <w:bookmarkStart w:id="117" w:name="_Toc24780"/>
+      <w:bookmarkStart w:id="118" w:name="_Toc4303"/>
       <w:r>
         <w:rPr>
           <w:rFonts w:hint="eastAsia" w:ascii="Times New Roman" w:hAnsi="Times New Roman" w:eastAsia="微软雅黑" w:cs="Times New Roman"/>
@@ -32646,18 +30838,18 @@
                 </w14:textFill>
               </w:rPr>
             </w:pPr>
-            <w:bookmarkStart w:id="124" w:name="_Toc22381"/>
+            <w:bookmarkStart w:id="124" w:name="_Toc107825568"/>
             <w:bookmarkStart w:id="125" w:name="_Toc25415_WPSOffice_Level1"/>
             <w:bookmarkStart w:id="126" w:name="_Toc13557_WPSOffice_Level1"/>
-            <w:bookmarkStart w:id="127" w:name="_Toc107825568"/>
+            <w:bookmarkStart w:id="127" w:name="_Toc22381"/>
             <w:bookmarkStart w:id="128" w:name="_Toc14645_WPSOffice_Level1"/>
             <w:bookmarkStart w:id="129" w:name="_Toc15690"/>
             <w:bookmarkStart w:id="130" w:name="_Toc32730"/>
             <w:bookmarkStart w:id="131" w:name="_Toc11823"/>
             <w:bookmarkStart w:id="132" w:name="_Toc26985_WPSOffice_Level1"/>
-            <w:bookmarkStart w:id="133" w:name="_Toc28454_WPSOffice_Level1"/>
-            <w:bookmarkStart w:id="134" w:name="_Toc20170_WPSOffice_Level1"/>
-            <w:bookmarkStart w:id="135" w:name="_Toc5476"/>
+            <w:bookmarkStart w:id="133" w:name="_Toc20170_WPSOffice_Level1"/>
+            <w:bookmarkStart w:id="134" w:name="_Toc5476"/>
+            <w:bookmarkStart w:id="135" w:name="_Toc28454_WPSOffice_Level1"/>
             <w:r>
               <w:rPr>
                 <w:rFonts w:hint="default" w:ascii="Times New Roman" w:hAnsi="Times New Roman" w:eastAsia="微软雅黑" w:cs="Times New Roman"/>
@@ -33260,14 +31452,14 @@
       <w:bookmarkStart w:id="136" w:name="_Toc11722"/>
       <w:bookmarkStart w:id="137" w:name="_Toc10119"/>
       <w:bookmarkStart w:id="138" w:name="_Toc29696"/>
-      <w:bookmarkStart w:id="139" w:name="_Toc14772"/>
-      <w:bookmarkStart w:id="140" w:name="_Toc22484_WPSOffice_Level1"/>
-      <w:bookmarkStart w:id="141" w:name="_Toc16368_WPSOffice_Level1"/>
-      <w:bookmarkStart w:id="142" w:name="_Toc28910_WPSOffice_Level1"/>
-      <w:bookmarkStart w:id="143" w:name="_Toc19099"/>
-      <w:bookmarkStart w:id="144" w:name="_Toc7549"/>
-      <w:bookmarkStart w:id="145" w:name="_Toc107825569"/>
-      <w:bookmarkStart w:id="146" w:name="_Toc5711"/>
+      <w:bookmarkStart w:id="139" w:name="_Toc22484_WPSOffice_Level1"/>
+      <w:bookmarkStart w:id="140" w:name="_Toc14772"/>
+      <w:bookmarkStart w:id="141" w:name="_Toc19099"/>
+      <w:bookmarkStart w:id="142" w:name="_Toc7549"/>
+      <w:bookmarkStart w:id="143" w:name="_Toc107825569"/>
+      <w:bookmarkStart w:id="144" w:name="_Toc5711"/>
+      <w:bookmarkStart w:id="145" w:name="_Toc28910_WPSOffice_Level1"/>
+      <w:bookmarkStart w:id="146" w:name="_Toc16368_WPSOffice_Level1"/>
       <w:r>
         <w:rPr>
           <w:rFonts w:hint="eastAsia" w:ascii="Times New Roman" w:hAnsi="Times New Roman"/>
@@ -33733,8 +31925,8 @@
           <w:lang w:eastAsia="zh-CN"/>
         </w:rPr>
       </w:pPr>
-      <w:bookmarkStart w:id="147" w:name="_Toc8911"/>
-      <w:bookmarkStart w:id="148" w:name="_Toc107825570"/>
+      <w:bookmarkStart w:id="147" w:name="_Toc107825570"/>
+      <w:bookmarkStart w:id="148" w:name="_Toc8911"/>
       <w:bookmarkStart w:id="149" w:name="_Toc27034"/>
       <w:r>
         <w:rPr>
@@ -33823,10 +32015,10 @@
           <w:lang w:eastAsia="zh-CN"/>
         </w:rPr>
       </w:pPr>
-      <w:bookmarkStart w:id="150" w:name="_Toc12972"/>
-      <w:bookmarkStart w:id="151" w:name="_Toc15114"/>
-      <w:bookmarkStart w:id="152" w:name="_Toc3409"/>
-      <w:bookmarkStart w:id="153" w:name="_Toc14626"/>
+      <w:bookmarkStart w:id="150" w:name="_Toc15114"/>
+      <w:bookmarkStart w:id="151" w:name="_Toc3409"/>
+      <w:bookmarkStart w:id="152" w:name="_Toc14626"/>
+      <w:bookmarkStart w:id="153" w:name="_Toc12972"/>
       <w:r>
         <w:rPr>
           <w:rFonts w:hint="eastAsia"/>
@@ -34076,17 +32268,15 @@
       <w:bookmarkStart w:id="154" w:name="_Toc21361"/>
       <w:bookmarkStart w:id="155" w:name="_Toc8838"/>
       <w:bookmarkStart w:id="156" w:name="_Toc9662"/>
-      <w:bookmarkStart w:id="157" w:name="_Toc107825571"/>
+      <w:bookmarkStart w:id="157" w:name="_Toc16927"/>
       <w:bookmarkStart w:id="158" w:name="_Toc30837"/>
-      <w:bookmarkStart w:id="159" w:name="_Toc16927"/>
-      <w:bookmarkStart w:id="160" w:name="_Toc13275"/>
+      <w:bookmarkStart w:id="159" w:name="_Toc107825571"/>
+      <w:bookmarkStart w:id="160" w:name="_Toc22162_WPSOffice_Level1"/>
       <w:bookmarkStart w:id="161" w:name="_Toc14611_WPSOffice_Level1"/>
       <w:bookmarkStart w:id="162" w:name="_Toc19584_WPSOffice_Level1"/>
-      <w:bookmarkStart w:id="163" w:name="_Toc22162_WPSOffice_Level1"/>
+      <w:bookmarkStart w:id="163" w:name="_Toc13275"/>
       <w:bookmarkStart w:id="164" w:name="_Toc22623"/>
       <w:bookmarkStart w:id="165" w:name="_Toc17792_WPSOffice_Level2"/>
-      <w:bookmarkStart w:id="166" w:name="_GoBack"/>
-      <w:bookmarkEnd w:id="166"/>
       <w:r>
         <w:rPr>
           <w:rFonts w:hint="eastAsia" w:ascii="Times New Roman" w:hAnsi="Times New Roman"/>

--- a/WebContent/docx/肺癌49报告-苏州市立医院.docx
+++ b/WebContent/docx/肺癌49报告-苏州市立医院.docx
@@ -3263,15 +3263,15 @@
         </w:rPr>
       </w:pPr>
       <w:bookmarkStart w:id="2" w:name="_Toc30143_WPSOffice_Level1"/>
-      <w:bookmarkStart w:id="3" w:name="_Toc21669"/>
-      <w:bookmarkStart w:id="4" w:name="_Toc17837"/>
-      <w:bookmarkStart w:id="5" w:name="_Toc21009_WPSOffice_Level1"/>
-      <w:bookmarkStart w:id="6" w:name="_Toc24178_WPSOffice_Level1"/>
-      <w:bookmarkStart w:id="7" w:name="_Toc3619"/>
-      <w:bookmarkStart w:id="8" w:name="_Toc23629"/>
-      <w:bookmarkStart w:id="9" w:name="_Toc13806"/>
-      <w:bookmarkStart w:id="10" w:name="_Toc14123"/>
-      <w:bookmarkStart w:id="11" w:name="_Toc107825547"/>
+      <w:bookmarkStart w:id="3" w:name="_Toc24178_WPSOffice_Level1"/>
+      <w:bookmarkStart w:id="4" w:name="_Toc13806"/>
+      <w:bookmarkStart w:id="5" w:name="_Toc23629"/>
+      <w:bookmarkStart w:id="6" w:name="_Toc21669"/>
+      <w:bookmarkStart w:id="7" w:name="_Toc17837"/>
+      <w:bookmarkStart w:id="8" w:name="_Toc14123"/>
+      <w:bookmarkStart w:id="9" w:name="_Toc21009_WPSOffice_Level1"/>
+      <w:bookmarkStart w:id="10" w:name="_Toc107825547"/>
+      <w:bookmarkStart w:id="11" w:name="_Toc3619"/>
       <w:r>
         <w:rPr>
           <w:rFonts w:ascii="Times New Roman" w:hAnsi="Times New Roman"/>
@@ -3333,6 +3333,12 @@
             <w:insideH w:val="single" w:color="A4A4A4" w:sz="4" w:space="0"/>
             <w:insideV w:val="single" w:color="A4A4A4" w:sz="4" w:space="0"/>
           </w:tblBorders>
+          <w:tblCellMar>
+            <w:top w:w="0" w:type="dxa"/>
+            <w:left w:w="108" w:type="dxa"/>
+            <w:bottom w:w="0" w:type="dxa"/>
+            <w:right w:w="108" w:type="dxa"/>
+          </w:tblCellMar>
         </w:tblPrEx>
         <w:trPr>
           <w:trHeight w:val="397" w:hRule="atLeast"/>
@@ -4142,15 +4148,15 @@
           </w14:shadow>
         </w:rPr>
       </w:pPr>
-      <w:bookmarkStart w:id="12" w:name="_Toc7021_WPSOffice_Level1"/>
-      <w:bookmarkStart w:id="13" w:name="_Toc13210"/>
-      <w:bookmarkStart w:id="14" w:name="_Toc11015_WPSOffice_Level1"/>
-      <w:bookmarkStart w:id="15" w:name="_Toc29272"/>
-      <w:bookmarkStart w:id="16" w:name="_Toc26731"/>
-      <w:bookmarkStart w:id="17" w:name="_Toc107825548"/>
-      <w:bookmarkStart w:id="18" w:name="_Toc17451"/>
-      <w:bookmarkStart w:id="19" w:name="_Toc18062_WPSOffice_Level1"/>
-      <w:bookmarkStart w:id="20" w:name="_Toc1775"/>
+      <w:bookmarkStart w:id="12" w:name="_Toc26731"/>
+      <w:bookmarkStart w:id="13" w:name="_Toc1775"/>
+      <w:bookmarkStart w:id="14" w:name="_Toc107825548"/>
+      <w:bookmarkStart w:id="15" w:name="_Toc18062_WPSOffice_Level1"/>
+      <w:bookmarkStart w:id="16" w:name="_Toc7021_WPSOffice_Level1"/>
+      <w:bookmarkStart w:id="17" w:name="_Toc11015_WPSOffice_Level1"/>
+      <w:bookmarkStart w:id="18" w:name="_Toc29272"/>
+      <w:bookmarkStart w:id="19" w:name="_Toc17451"/>
+      <w:bookmarkStart w:id="20" w:name="_Toc13210"/>
       <w:bookmarkStart w:id="21" w:name="_Toc3823"/>
       <w:r>
         <w:rPr>
@@ -4396,13 +4402,13 @@
           </w14:shadow>
         </w:rPr>
       </w:pPr>
-      <w:bookmarkStart w:id="23" w:name="_Toc107825549"/>
+      <w:bookmarkStart w:id="23" w:name="_Toc18058"/>
       <w:bookmarkStart w:id="24" w:name="_Toc16576"/>
-      <w:bookmarkStart w:id="25" w:name="_Toc23369_WPSOffice_Level1"/>
-      <w:bookmarkStart w:id="26" w:name="_Toc18058"/>
-      <w:bookmarkStart w:id="27" w:name="_Toc6221_WPSOffice_Level1"/>
+      <w:bookmarkStart w:id="25" w:name="_Toc25920"/>
+      <w:bookmarkStart w:id="26" w:name="_Toc6221_WPSOffice_Level1"/>
+      <w:bookmarkStart w:id="27" w:name="_Toc107825549"/>
       <w:bookmarkStart w:id="28" w:name="_Toc12582"/>
-      <w:bookmarkStart w:id="29" w:name="_Toc25920"/>
+      <w:bookmarkStart w:id="29" w:name="_Toc23369_WPSOffice_Level1"/>
       <w:bookmarkStart w:id="30" w:name="_Toc23690"/>
       <w:bookmarkStart w:id="31" w:name="_Toc14855"/>
       <w:r>
@@ -5400,11 +5406,11 @@
       </w:pPr>
       <w:bookmarkStart w:id="35" w:name="_Toc21059"/>
       <w:bookmarkStart w:id="36" w:name="_Toc14270"/>
-      <w:bookmarkStart w:id="37" w:name="_Toc20136_WPSOffice_Level1"/>
-      <w:bookmarkStart w:id="38" w:name="_Toc2781"/>
-      <w:bookmarkStart w:id="39" w:name="_Toc107825550"/>
-      <w:bookmarkStart w:id="40" w:name="_Toc2866"/>
-      <w:bookmarkStart w:id="41" w:name="_Toc24235"/>
+      <w:bookmarkStart w:id="37" w:name="_Toc24235"/>
+      <w:bookmarkStart w:id="38" w:name="_Toc2866"/>
+      <w:bookmarkStart w:id="39" w:name="_Toc2781"/>
+      <w:bookmarkStart w:id="40" w:name="_Toc107825550"/>
+      <w:bookmarkStart w:id="41" w:name="_Toc20136_WPSOffice_Level1"/>
       <w:bookmarkStart w:id="42" w:name="_Toc22132"/>
       <w:bookmarkStart w:id="43" w:name="_Toc19898_WPSOffice_Level1"/>
       <w:r>
@@ -5757,7 +5763,7 @@
                 </mc:Choice>
                 <mc:Fallback>
                   <w:pict>
-                    <v:group id="组合 6" o:spid="_x0000_s1026" o:spt="203" style="position:absolute;left:0pt;margin-left:-25.15pt;margin-top:-43.55pt;height:113.65pt;width:113.65pt;z-index:251661312;mso-width-relative:page;mso-height-relative:page;" coordorigin="18706,18782" coordsize="2273,2273" o:gfxdata="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">
+                    <v:group id="组合 6" o:spid="_x0000_s1026" o:spt="203" style="position:absolute;left:0pt;margin-left:-25.15pt;margin-top:-43.55pt;height:113.65pt;width:113.65pt;z-index:251661312;mso-width-relative:page;mso-height-relative:page;" coordorigin="18706,18782" coordsize="2273,2273" o:gfxdata="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">
                       <o:lock v:ext="edit" aspectratio="f"/>
                       <v:shape id="图片 6" o:spid="_x0000_s1026" o:spt="75" alt="蔡冬雪" type="#_x0000_t75" style="position:absolute;left:19199;top:19551;height:566;width:1261;" filled="f" o:preferrelative="t" stroked="f" coordsize="21600,21600" o:gfxdata="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">
                         <v:fill on="f" focussize="0,0"/>
@@ -6613,8 +6619,6 @@
         </w:rPr>
         <w:br w:type="page"/>
       </w:r>
-      <w:bookmarkStart w:id="166" w:name="_GoBack"/>
-      <w:bookmarkEnd w:id="166"/>
     </w:p>
     <w:bookmarkEnd w:id="35"/>
     <w:bookmarkEnd w:id="36"/>
@@ -8466,15 +8470,15 @@
         </w:rPr>
       </w:pPr>
       <w:bookmarkStart w:id="50" w:name="_Toc6338"/>
-      <w:bookmarkStart w:id="51" w:name="_Toc27379"/>
-      <w:bookmarkStart w:id="52" w:name="_Toc107825552"/>
-      <w:bookmarkStart w:id="53" w:name="_Toc5728"/>
-      <w:bookmarkStart w:id="54" w:name="_Toc9088"/>
+      <w:bookmarkStart w:id="51" w:name="_Toc5728"/>
+      <w:bookmarkStart w:id="52" w:name="_Toc23375"/>
+      <w:bookmarkStart w:id="53" w:name="_Toc11015_WPSOffice_Level2"/>
+      <w:bookmarkStart w:id="54" w:name="_Toc32551"/>
       <w:bookmarkStart w:id="55" w:name="_Toc15063"/>
-      <w:bookmarkStart w:id="56" w:name="_Toc32551"/>
-      <w:bookmarkStart w:id="57" w:name="_Toc23375"/>
-      <w:bookmarkStart w:id="58" w:name="_Toc11015_WPSOffice_Level2"/>
-      <w:bookmarkStart w:id="59" w:name="_Toc18062_WPSOffice_Level2"/>
+      <w:bookmarkStart w:id="56" w:name="_Toc18062_WPSOffice_Level2"/>
+      <w:bookmarkStart w:id="57" w:name="_Toc27379"/>
+      <w:bookmarkStart w:id="58" w:name="_Toc107825552"/>
+      <w:bookmarkStart w:id="59" w:name="_Toc9088"/>
       <w:r>
         <w:rPr>
           <w:rFonts w:ascii="Times New Roman" w:hAnsi="Times New Roman"/>
@@ -8729,6 +8733,12 @@
             <w:insideH w:val="single" w:color="A4A4A4" w:sz="4" w:space="0"/>
             <w:insideV w:val="single" w:color="A4A4A4" w:sz="4" w:space="0"/>
           </w:tblBorders>
+          <w:tblCellMar>
+            <w:top w:w="0" w:type="dxa"/>
+            <w:left w:w="0" w:type="dxa"/>
+            <w:bottom w:w="0" w:type="dxa"/>
+            <w:right w:w="0" w:type="dxa"/>
+          </w:tblCellMar>
         </w:tblPrEx>
         <w:trPr>
           <w:trHeight w:val="510" w:hRule="atLeast"/>
@@ -8814,18 +8824,34 @@
             </w:pPr>
             <w:r>
               <w:rPr>
-                <w:rFonts w:ascii="Times New Roman" w:hAnsi="Times New Roman" w:eastAsia="微软雅黑" w:cs="Times New Roman"/>
+                <w:rFonts w:hint="eastAsia" w:ascii="Times New Roman" w:hAnsi="Times New Roman" w:eastAsia="微软雅黑" w:cs="Times New Roman"/>
                 <w:b/>
                 <w:color w:val="FFFFFF" w:themeColor="background1"/>
                 <w:sz w:val="21"/>
                 <w:szCs w:val="21"/>
+                <w:lang w:val="en-US" w:eastAsia="zh-CN"/>
                 <w14:textFill>
                   <w14:solidFill>
                     <w14:schemeClr w14:val="bg1"/>
                   </w14:solidFill>
                 </w14:textFill>
               </w:rPr>
-              <w:t>突变基因</w:t>
+              <w:t>检测</w:t>
+            </w:r>
+            <w:r>
+              <w:rPr>
+                <w:rFonts w:ascii="Times New Roman" w:hAnsi="Times New Roman" w:eastAsia="微软雅黑" w:cs="Times New Roman"/>
+                <w:b/>
+                <w:color w:val="FFFFFF" w:themeColor="background1"/>
+                <w:sz w:val="21"/>
+                <w:szCs w:val="21"/>
+                <w14:textFill>
+                  <w14:solidFill>
+                    <w14:schemeClr w14:val="bg1"/>
+                  </w14:solidFill>
+                </w14:textFill>
+              </w:rPr>
+              <w:t>基因</w:t>
             </w:r>
           </w:p>
         </w:tc>
@@ -11032,12 +11058,6 @@
             <w:insideH w:val="single" w:color="A4A4A4" w:sz="4" w:space="0"/>
             <w:insideV w:val="single" w:color="A4A4A4" w:sz="4" w:space="0"/>
           </w:tblBorders>
-          <w:tblCellMar>
-            <w:top w:w="0" w:type="dxa"/>
-            <w:left w:w="0" w:type="dxa"/>
-            <w:bottom w:w="0" w:type="dxa"/>
-            <w:right w:w="0" w:type="dxa"/>
-          </w:tblCellMar>
         </w:tblPrEx>
         <w:trPr>
           <w:trHeight w:val="790" w:hRule="atLeast"/>
@@ -11215,7 +11235,7 @@
         </w:tc>
         <w:tc>
           <w:tcPr>
-            <w:tcW w:w="535" w:type="pct"/>
+            <w:tcW w:w="1077" w:type="dxa"/>
             <w:tcBorders>
               <w:top w:val="nil"/>
               <w:left w:val="single" w:color="A4A4A4" w:themeColor="background1" w:themeShade="A5" w:sz="4" w:space="0"/>
@@ -11227,7 +11247,7 @@
           </w:tcPr>
           <w:p>
             <w:pPr>
-              <w:ind w:left="162" w:right="163"/>
+              <w:ind w:left="162" w:leftChars="0" w:right="163" w:rightChars="0"/>
               <w:jc w:val="center"/>
               <w:rPr>
                 <w:rFonts w:ascii="Times New Roman" w:hAnsi="Times New Roman" w:eastAsia="微软雅黑" w:cs="Times New Roman"/>
@@ -11239,19 +11259,39 @@
             </w:pPr>
             <w:r>
               <w:rPr>
-                <w:rFonts w:hint="eastAsia" w:ascii="Times New Roman" w:hAnsi="Times New Roman" w:eastAsia="微软雅黑" w:cs="Times New Roman"/>
+                <w:rFonts w:hint="default" w:ascii="Times New Roman" w:hAnsi="Times New Roman" w:eastAsia="微软雅黑" w:cs="Times New Roman"/>
                 <w:b/>
                 <w:sz w:val="21"/>
                 <w:szCs w:val="21"/>
                 <w:lang w:eastAsia="zh-CN"/>
               </w:rPr>
-              <w:t>{{ tip.comutation }}</w:t>
+              <w:t>{{ tip.comutation</w:t>
+            </w:r>
+            <w:r>
+              <w:rPr>
+                <w:rFonts w:hint="eastAsia" w:ascii="Times New Roman" w:hAnsi="Times New Roman" w:eastAsia="微软雅黑" w:cs="Times New Roman"/>
+                <w:b/>
+                <w:sz w:val="21"/>
+                <w:szCs w:val="21"/>
+                <w:lang w:val="en-US" w:eastAsia="zh-CN"/>
+              </w:rPr>
+              <w:t>1</w:t>
+            </w:r>
+            <w:r>
+              <w:rPr>
+                <w:rFonts w:hint="default" w:ascii="Times New Roman" w:hAnsi="Times New Roman" w:eastAsia="微软雅黑" w:cs="Times New Roman"/>
+                <w:b/>
+                <w:sz w:val="21"/>
+                <w:szCs w:val="21"/>
+                <w:lang w:eastAsia="zh-CN"/>
+              </w:rPr>
+              <w:t xml:space="preserve"> }}</w:t>
             </w:r>
           </w:p>
         </w:tc>
         <w:tc>
           <w:tcPr>
-            <w:tcW w:w="759" w:type="pct"/>
+            <w:tcW w:w="1529" w:type="dxa"/>
             <w:tcBorders>
               <w:top w:val="nil"/>
               <w:left w:val="single" w:color="A4A4A4" w:themeColor="background1" w:themeShade="A5" w:sz="4" w:space="0"/>
@@ -11264,7 +11304,7 @@
           <w:p>
             <w:pPr>
               <w:spacing w:before="2"/>
-              <w:ind w:left="116" w:right="116"/>
+              <w:ind w:left="116" w:leftChars="0" w:right="116" w:rightChars="0"/>
               <w:jc w:val="center"/>
               <w:rPr>
                 <w:rFonts w:ascii="Times New Roman" w:hAnsi="Times New Roman" w:eastAsia="微软雅黑" w:cs="Times New Roman"/>
@@ -11275,12 +11315,12 @@
             </w:pPr>
             <w:r>
               <w:rPr>
-                <w:rFonts w:hint="eastAsia" w:ascii="Times New Roman" w:hAnsi="Times New Roman" w:eastAsia="微软雅黑" w:cs="Times New Roman"/>
-                <w:sz w:val="21"/>
-                <w:szCs w:val="21"/>
-                <w:lang w:val="en-US" w:eastAsia="zh-CN"/>
-              </w:rPr>
-              <w:t>-</w:t>
+                <w:rFonts w:hint="default" w:ascii="Times New Roman" w:hAnsi="Times New Roman" w:eastAsia="微软雅黑" w:cs="Times New Roman"/>
+                <w:sz w:val="21"/>
+                <w:szCs w:val="21"/>
+                <w:lang w:eastAsia="zh-CN"/>
+              </w:rPr>
+              <w:t>{{ tip.comutation }}</w:t>
             </w:r>
           </w:p>
         </w:tc>
@@ -13416,18 +13456,18 @@
         </w:rPr>
         <w:br w:type="page"/>
       </w:r>
-      <w:bookmarkStart w:id="60" w:name="_Toc149826009"/>
+      <w:bookmarkStart w:id="60" w:name="_Toc30669"/>
       <w:bookmarkStart w:id="61" w:name="_Toc22117"/>
-      <w:bookmarkStart w:id="62" w:name="_Toc30669"/>
-      <w:bookmarkStart w:id="63" w:name="_Toc149832733"/>
-      <w:bookmarkStart w:id="64" w:name="_Toc32443_WPSOffice_Level1"/>
-      <w:bookmarkStart w:id="65" w:name="_Toc25727"/>
-      <w:bookmarkStart w:id="66" w:name="_Toc23903"/>
-      <w:bookmarkStart w:id="67" w:name="_Toc24960"/>
+      <w:bookmarkStart w:id="62" w:name="_Toc149832733"/>
+      <w:bookmarkStart w:id="63" w:name="_Toc149826009"/>
+      <w:bookmarkStart w:id="64" w:name="_Toc23846_WPSOffice_Level1"/>
+      <w:bookmarkStart w:id="65" w:name="_Toc107825555"/>
+      <w:bookmarkStart w:id="66" w:name="_Toc29372"/>
+      <w:bookmarkStart w:id="67" w:name="_Toc25727"/>
       <w:bookmarkStart w:id="68" w:name="_Toc180"/>
-      <w:bookmarkStart w:id="69" w:name="_Toc23846_WPSOffice_Level1"/>
-      <w:bookmarkStart w:id="70" w:name="_Toc29372"/>
-      <w:bookmarkStart w:id="71" w:name="_Toc107825555"/>
+      <w:bookmarkStart w:id="69" w:name="_Toc32443_WPSOffice_Level1"/>
+      <w:bookmarkStart w:id="70" w:name="_Toc23903"/>
+      <w:bookmarkStart w:id="71" w:name="_Toc24960"/>
       <w:bookmarkStart w:id="72" w:name="_Toc4331_WPSOffice_Level1"/>
       <w:r>
         <w:rPr>
@@ -14047,10 +14087,10 @@
           <w:lang w:eastAsia="zh-CN"/>
         </w:rPr>
       </w:pPr>
-      <w:bookmarkStart w:id="74" w:name="_Toc19989"/>
-      <w:bookmarkStart w:id="75" w:name="_Toc149832735"/>
-      <w:bookmarkStart w:id="76" w:name="_Toc149826011"/>
-      <w:bookmarkStart w:id="77" w:name="_Toc8496"/>
+      <w:bookmarkStart w:id="74" w:name="_Toc149826011"/>
+      <w:bookmarkStart w:id="75" w:name="_Toc19989"/>
+      <w:bookmarkStart w:id="76" w:name="_Toc8496"/>
+      <w:bookmarkStart w:id="77" w:name="_Toc149832735"/>
       <w:bookmarkStart w:id="78" w:name="_Toc16158"/>
       <w:r>
         <w:rPr>
@@ -17218,8 +17258,8 @@
           <w:lang w:eastAsia="zh-CN"/>
         </w:rPr>
       </w:pPr>
-      <w:bookmarkStart w:id="79" w:name="_Toc7510"/>
-      <w:bookmarkStart w:id="80" w:name="_Toc26760"/>
+      <w:bookmarkStart w:id="79" w:name="_Toc26760"/>
+      <w:bookmarkStart w:id="80" w:name="_Toc7510"/>
       <w:r>
         <w:rPr>
           <w:rFonts w:hint="eastAsia"/>
@@ -17284,7 +17324,6 @@
             <w:insideH w:val="dotted" w:color="A5A5A5" w:sz="4" w:space="0"/>
             <w:insideV w:val="dotted" w:color="A5A5A5" w:sz="4" w:space="0"/>
           </w:tblBorders>
-          <w:shd w:val="clear" w:color="auto" w:fill="auto"/>
           <w:tblCellMar>
             <w:top w:w="0" w:type="dxa"/>
             <w:left w:w="108" w:type="dxa"/>
@@ -17430,6 +17469,7 @@
             <w:insideH w:val="dotted" w:color="A5A5A5" w:sz="4" w:space="0"/>
             <w:insideV w:val="dotted" w:color="A5A5A5" w:sz="4" w:space="0"/>
           </w:tblBorders>
+          <w:shd w:val="clear" w:color="auto" w:fill="auto"/>
           <w:tblCellMar>
             <w:top w:w="0" w:type="dxa"/>
             <w:left w:w="108" w:type="dxa"/>
@@ -18573,7 +18613,6 @@
             <w:insideH w:val="dotted" w:color="A5A5A5" w:sz="4" w:space="0"/>
             <w:insideV w:val="dotted" w:color="A5A5A5" w:sz="4" w:space="0"/>
           </w:tblBorders>
-          <w:shd w:val="clear" w:color="auto" w:fill="auto"/>
           <w:tblCellMar>
             <w:top w:w="0" w:type="dxa"/>
             <w:left w:w="108" w:type="dxa"/>
@@ -18826,18 +18865,18 @@
       </w:pPr>
       <w:bookmarkStart w:id="83" w:name="_Toc23822"/>
       <w:bookmarkStart w:id="84" w:name="_Toc32302"/>
-      <w:bookmarkStart w:id="85" w:name="_Toc6997"/>
-      <w:bookmarkStart w:id="86" w:name="_Toc8516"/>
+      <w:bookmarkStart w:id="85" w:name="_Toc8516"/>
+      <w:bookmarkStart w:id="86" w:name="_Toc6997"/>
       <w:bookmarkStart w:id="87" w:name="_Toc149826013"/>
       <w:bookmarkStart w:id="88" w:name="_Toc149832737"/>
       <w:bookmarkStart w:id="89" w:name="_Toc21764_WPSOffice_Level1"/>
       <w:bookmarkStart w:id="90" w:name="_Toc13698"/>
       <w:bookmarkStart w:id="91" w:name="_Toc11294"/>
-      <w:bookmarkStart w:id="92" w:name="_Toc13196_WPSOffice_Level1"/>
+      <w:bookmarkStart w:id="92" w:name="_Toc28240"/>
       <w:bookmarkStart w:id="93" w:name="_Toc1707_WPSOffice_Level1"/>
-      <w:bookmarkStart w:id="94" w:name="_Toc28240"/>
-      <w:bookmarkStart w:id="95" w:name="_Toc27302"/>
-      <w:bookmarkStart w:id="96" w:name="_Toc107825561"/>
+      <w:bookmarkStart w:id="94" w:name="_Toc107825561"/>
+      <w:bookmarkStart w:id="95" w:name="_Toc13196_WPSOffice_Level1"/>
+      <w:bookmarkStart w:id="96" w:name="_Toc27302"/>
       <w:bookmarkStart w:id="97" w:name="_Toc16835"/>
       <w:r>
         <w:rPr>
@@ -21108,12 +21147,6 @@
             <w:insideH w:val="dotted" w:color="45A3A7" w:sz="4" w:space="0"/>
             <w:insideV w:val="dotted" w:color="45A3A7" w:sz="4" w:space="0"/>
           </w:tblBorders>
-          <w:tblCellMar>
-            <w:top w:w="0" w:type="dxa"/>
-            <w:left w:w="108" w:type="dxa"/>
-            <w:bottom w:w="0" w:type="dxa"/>
-            <w:right w:w="108" w:type="dxa"/>
-          </w:tblCellMar>
         </w:tblPrEx>
         <w:trPr>
           <w:trHeight w:val="417" w:hRule="atLeast"/>
@@ -23590,7 +23623,29 @@
           <w:szCs w:val="24"/>
           <w:lang w:eastAsia="zh-CN"/>
         </w:rPr>
-        <w:t>{{ tdd.comutation }}</w:t>
+        <w:t>{{ tdd.comutation</w:t>
+      </w:r>
+      <w:r>
+        <w:rPr>
+          <w:rFonts w:hint="eastAsia" w:ascii="Times New Roman" w:hAnsi="Times New Roman" w:eastAsia="微软雅黑" w:cs="Times New Roman"/>
+          <w:b/>
+          <w:sz w:val="24"/>
+          <w:szCs w:val="24"/>
+          <w:lang w:val="en-US" w:eastAsia="zh-CN"/>
+        </w:rPr>
+        <w:t>1</w:t>
+      </w:r>
+      <w:bookmarkStart w:id="166" w:name="_GoBack"/>
+      <w:bookmarkEnd w:id="166"/>
+      <w:r>
+        <w:rPr>
+          <w:rFonts w:hint="eastAsia" w:ascii="Times New Roman" w:hAnsi="Times New Roman" w:eastAsia="微软雅黑" w:cs="Times New Roman"/>
+          <w:b/>
+          <w:sz w:val="24"/>
+          <w:szCs w:val="24"/>
+          <w:lang w:eastAsia="zh-CN"/>
+        </w:rPr>
+        <w:t xml:space="preserve"> }}</w:t>
       </w:r>
     </w:p>
     <w:tbl>
@@ -23722,9 +23777,9 @@
                 <w:bCs/>
                 <w:sz w:val="18"/>
                 <w:szCs w:val="18"/>
-                <w:lang w:eastAsia="zh-CN"/>
-              </w:rPr>
-              <w:t>-</w:t>
+                <w:lang w:val="en-US" w:eastAsia="zh-CN"/>
+              </w:rPr>
+              <w:t>{{tdd.comutation}}</w:t>
             </w:r>
           </w:p>
         </w:tc>
@@ -27983,18 +28038,18 @@
         </w:rPr>
       </w:pPr>
       <w:bookmarkStart w:id="100" w:name="_Toc3674"/>
-      <w:bookmarkStart w:id="101" w:name="_Toc8676"/>
-      <w:bookmarkStart w:id="102" w:name="_Toc24085_WPSOffice_Level1"/>
+      <w:bookmarkStart w:id="101" w:name="_Toc24085_WPSOffice_Level1"/>
+      <w:bookmarkStart w:id="102" w:name="_Toc8676"/>
       <w:bookmarkStart w:id="103" w:name="_Toc4882"/>
-      <w:bookmarkStart w:id="104" w:name="_Toc9066"/>
-      <w:bookmarkStart w:id="105" w:name="_Toc32150"/>
+      <w:bookmarkStart w:id="104" w:name="_Toc27230"/>
+      <w:bookmarkStart w:id="105" w:name="_Toc14255_WPSOffice_Level1"/>
       <w:bookmarkStart w:id="106" w:name="_Toc15840_WPSOffice_Level1"/>
-      <w:bookmarkStart w:id="107" w:name="_Toc28605"/>
-      <w:bookmarkStart w:id="108" w:name="_Toc27230"/>
-      <w:bookmarkStart w:id="109" w:name="_Toc14255_WPSOffice_Level1"/>
-      <w:bookmarkStart w:id="110" w:name="_Toc28810_WPSOffice_Level1"/>
-      <w:bookmarkStart w:id="111" w:name="_Toc23688"/>
-      <w:bookmarkStart w:id="112" w:name="_Toc11193_WPSOffice_Level1"/>
+      <w:bookmarkStart w:id="107" w:name="_Toc9066"/>
+      <w:bookmarkStart w:id="108" w:name="_Toc32150"/>
+      <w:bookmarkStart w:id="109" w:name="_Toc28605"/>
+      <w:bookmarkStart w:id="110" w:name="_Toc23688"/>
+      <w:bookmarkStart w:id="111" w:name="_Toc11193_WPSOffice_Level1"/>
+      <w:bookmarkStart w:id="112" w:name="_Toc28810_WPSOffice_Level1"/>
       <w:bookmarkStart w:id="113" w:name="_Toc11896_WPSOffice_Level1"/>
       <w:r>
         <w:rPr>
@@ -30736,9 +30791,9 @@
       </w:pPr>
       <w:bookmarkStart w:id="119" w:name="_Toc107825567"/>
       <w:bookmarkStart w:id="120" w:name="_Toc771"/>
-      <w:bookmarkStart w:id="121" w:name="_Toc4640"/>
-      <w:bookmarkStart w:id="122" w:name="_Toc28435"/>
-      <w:bookmarkStart w:id="123" w:name="_Toc31498"/>
+      <w:bookmarkStart w:id="121" w:name="_Toc31498"/>
+      <w:bookmarkStart w:id="122" w:name="_Toc4640"/>
+      <w:bookmarkStart w:id="123" w:name="_Toc28435"/>
       <w:r>
         <w:rPr>
           <w:rFonts w:hint="eastAsia" w:ascii="Times New Roman" w:hAnsi="Times New Roman"/>
@@ -30838,18 +30893,18 @@
                 </w14:textFill>
               </w:rPr>
             </w:pPr>
-            <w:bookmarkStart w:id="124" w:name="_Toc107825568"/>
-            <w:bookmarkStart w:id="125" w:name="_Toc25415_WPSOffice_Level1"/>
-            <w:bookmarkStart w:id="126" w:name="_Toc13557_WPSOffice_Level1"/>
-            <w:bookmarkStart w:id="127" w:name="_Toc22381"/>
-            <w:bookmarkStart w:id="128" w:name="_Toc14645_WPSOffice_Level1"/>
-            <w:bookmarkStart w:id="129" w:name="_Toc15690"/>
-            <w:bookmarkStart w:id="130" w:name="_Toc32730"/>
-            <w:bookmarkStart w:id="131" w:name="_Toc11823"/>
-            <w:bookmarkStart w:id="132" w:name="_Toc26985_WPSOffice_Level1"/>
+            <w:bookmarkStart w:id="124" w:name="_Toc22381"/>
+            <w:bookmarkStart w:id="125" w:name="_Toc107825568"/>
+            <w:bookmarkStart w:id="126" w:name="_Toc25415_WPSOffice_Level1"/>
+            <w:bookmarkStart w:id="127" w:name="_Toc11823"/>
+            <w:bookmarkStart w:id="128" w:name="_Toc15690"/>
+            <w:bookmarkStart w:id="129" w:name="_Toc13557_WPSOffice_Level1"/>
+            <w:bookmarkStart w:id="130" w:name="_Toc14645_WPSOffice_Level1"/>
+            <w:bookmarkStart w:id="131" w:name="_Toc32730"/>
+            <w:bookmarkStart w:id="132" w:name="_Toc5476"/>
             <w:bookmarkStart w:id="133" w:name="_Toc20170_WPSOffice_Level1"/>
-            <w:bookmarkStart w:id="134" w:name="_Toc5476"/>
-            <w:bookmarkStart w:id="135" w:name="_Toc28454_WPSOffice_Level1"/>
+            <w:bookmarkStart w:id="134" w:name="_Toc28454_WPSOffice_Level1"/>
+            <w:bookmarkStart w:id="135" w:name="_Toc26985_WPSOffice_Level1"/>
             <w:r>
               <w:rPr>
                 <w:rFonts w:hint="default" w:ascii="Times New Roman" w:hAnsi="Times New Roman" w:eastAsia="微软雅黑" w:cs="Times New Roman"/>
@@ -31451,13 +31506,13 @@
       </w:pPr>
       <w:bookmarkStart w:id="136" w:name="_Toc11722"/>
       <w:bookmarkStart w:id="137" w:name="_Toc10119"/>
-      <w:bookmarkStart w:id="138" w:name="_Toc29696"/>
-      <w:bookmarkStart w:id="139" w:name="_Toc22484_WPSOffice_Level1"/>
-      <w:bookmarkStart w:id="140" w:name="_Toc14772"/>
+      <w:bookmarkStart w:id="138" w:name="_Toc22484_WPSOffice_Level1"/>
+      <w:bookmarkStart w:id="139" w:name="_Toc14772"/>
+      <w:bookmarkStart w:id="140" w:name="_Toc29696"/>
       <w:bookmarkStart w:id="141" w:name="_Toc19099"/>
-      <w:bookmarkStart w:id="142" w:name="_Toc7549"/>
-      <w:bookmarkStart w:id="143" w:name="_Toc107825569"/>
-      <w:bookmarkStart w:id="144" w:name="_Toc5711"/>
+      <w:bookmarkStart w:id="142" w:name="_Toc5711"/>
+      <w:bookmarkStart w:id="143" w:name="_Toc7549"/>
+      <w:bookmarkStart w:id="144" w:name="_Toc107825569"/>
       <w:bookmarkStart w:id="145" w:name="_Toc28910_WPSOffice_Level1"/>
       <w:bookmarkStart w:id="146" w:name="_Toc16368_WPSOffice_Level1"/>
       <w:r>
@@ -31926,8 +31981,8 @@
         </w:rPr>
       </w:pPr>
       <w:bookmarkStart w:id="147" w:name="_Toc107825570"/>
-      <w:bookmarkStart w:id="148" w:name="_Toc8911"/>
-      <w:bookmarkStart w:id="149" w:name="_Toc27034"/>
+      <w:bookmarkStart w:id="148" w:name="_Toc27034"/>
+      <w:bookmarkStart w:id="149" w:name="_Toc8911"/>
       <w:r>
         <w:rPr>
           <w:rFonts w:ascii="Times New Roman" w:hAnsi="Times New Roman" w:eastAsia="微软雅黑" w:cs="Times New Roman"/>
@@ -32015,10 +32070,10 @@
           <w:lang w:eastAsia="zh-CN"/>
         </w:rPr>
       </w:pPr>
-      <w:bookmarkStart w:id="150" w:name="_Toc15114"/>
-      <w:bookmarkStart w:id="151" w:name="_Toc3409"/>
-      <w:bookmarkStart w:id="152" w:name="_Toc14626"/>
-      <w:bookmarkStart w:id="153" w:name="_Toc12972"/>
+      <w:bookmarkStart w:id="150" w:name="_Toc14626"/>
+      <w:bookmarkStart w:id="151" w:name="_Toc12972"/>
+      <w:bookmarkStart w:id="152" w:name="_Toc15114"/>
+      <w:bookmarkStart w:id="153" w:name="_Toc3409"/>
       <w:r>
         <w:rPr>
           <w:rFonts w:hint="eastAsia"/>
@@ -32266,17 +32321,17 @@
         </w:rPr>
       </w:pPr>
       <w:bookmarkStart w:id="154" w:name="_Toc21361"/>
-      <w:bookmarkStart w:id="155" w:name="_Toc8838"/>
-      <w:bookmarkStart w:id="156" w:name="_Toc9662"/>
-      <w:bookmarkStart w:id="157" w:name="_Toc16927"/>
-      <w:bookmarkStart w:id="158" w:name="_Toc30837"/>
-      <w:bookmarkStart w:id="159" w:name="_Toc107825571"/>
-      <w:bookmarkStart w:id="160" w:name="_Toc22162_WPSOffice_Level1"/>
-      <w:bookmarkStart w:id="161" w:name="_Toc14611_WPSOffice_Level1"/>
-      <w:bookmarkStart w:id="162" w:name="_Toc19584_WPSOffice_Level1"/>
-      <w:bookmarkStart w:id="163" w:name="_Toc13275"/>
-      <w:bookmarkStart w:id="164" w:name="_Toc22623"/>
-      <w:bookmarkStart w:id="165" w:name="_Toc17792_WPSOffice_Level2"/>
+      <w:bookmarkStart w:id="155" w:name="_Toc16927"/>
+      <w:bookmarkStart w:id="156" w:name="_Toc30837"/>
+      <w:bookmarkStart w:id="157" w:name="_Toc107825571"/>
+      <w:bookmarkStart w:id="158" w:name="_Toc9662"/>
+      <w:bookmarkStart w:id="159" w:name="_Toc8838"/>
+      <w:bookmarkStart w:id="160" w:name="_Toc19584_WPSOffice_Level1"/>
+      <w:bookmarkStart w:id="161" w:name="_Toc13275"/>
+      <w:bookmarkStart w:id="162" w:name="_Toc22162_WPSOffice_Level1"/>
+      <w:bookmarkStart w:id="163" w:name="_Toc22623"/>
+      <w:bookmarkStart w:id="164" w:name="_Toc17792_WPSOffice_Level2"/>
+      <w:bookmarkStart w:id="165" w:name="_Toc14611_WPSOffice_Level1"/>
       <w:r>
         <w:rPr>
           <w:rFonts w:hint="eastAsia" w:ascii="Times New Roman" w:hAnsi="Times New Roman"/>

--- a/WebContent/docx/肺癌49报告-苏州市立医院.docx
+++ b/WebContent/docx/肺癌49报告-苏州市立医院.docx
@@ -3262,16 +3262,16 @@
           </w14:shadow>
         </w:rPr>
       </w:pPr>
-      <w:bookmarkStart w:id="2" w:name="_Toc30143_WPSOffice_Level1"/>
-      <w:bookmarkStart w:id="3" w:name="_Toc24178_WPSOffice_Level1"/>
-      <w:bookmarkStart w:id="4" w:name="_Toc13806"/>
-      <w:bookmarkStart w:id="5" w:name="_Toc23629"/>
-      <w:bookmarkStart w:id="6" w:name="_Toc21669"/>
-      <w:bookmarkStart w:id="7" w:name="_Toc17837"/>
-      <w:bookmarkStart w:id="8" w:name="_Toc14123"/>
-      <w:bookmarkStart w:id="9" w:name="_Toc21009_WPSOffice_Level1"/>
-      <w:bookmarkStart w:id="10" w:name="_Toc107825547"/>
-      <w:bookmarkStart w:id="11" w:name="_Toc3619"/>
+      <w:bookmarkStart w:id="2" w:name="_Toc23629"/>
+      <w:bookmarkStart w:id="3" w:name="_Toc107825547"/>
+      <w:bookmarkStart w:id="4" w:name="_Toc21009_WPSOffice_Level1"/>
+      <w:bookmarkStart w:id="5" w:name="_Toc30143_WPSOffice_Level1"/>
+      <w:bookmarkStart w:id="6" w:name="_Toc14123"/>
+      <w:bookmarkStart w:id="7" w:name="_Toc13806"/>
+      <w:bookmarkStart w:id="8" w:name="_Toc17837"/>
+      <w:bookmarkStart w:id="9" w:name="_Toc24178_WPSOffice_Level1"/>
+      <w:bookmarkStart w:id="10" w:name="_Toc3619"/>
+      <w:bookmarkStart w:id="11" w:name="_Toc21669"/>
       <w:r>
         <w:rPr>
           <w:rFonts w:ascii="Times New Roman" w:hAnsi="Times New Roman"/>
@@ -4148,15 +4148,15 @@
           </w14:shadow>
         </w:rPr>
       </w:pPr>
-      <w:bookmarkStart w:id="12" w:name="_Toc26731"/>
-      <w:bookmarkStart w:id="13" w:name="_Toc1775"/>
-      <w:bookmarkStart w:id="14" w:name="_Toc107825548"/>
-      <w:bookmarkStart w:id="15" w:name="_Toc18062_WPSOffice_Level1"/>
-      <w:bookmarkStart w:id="16" w:name="_Toc7021_WPSOffice_Level1"/>
-      <w:bookmarkStart w:id="17" w:name="_Toc11015_WPSOffice_Level1"/>
-      <w:bookmarkStart w:id="18" w:name="_Toc29272"/>
-      <w:bookmarkStart w:id="19" w:name="_Toc17451"/>
-      <w:bookmarkStart w:id="20" w:name="_Toc13210"/>
+      <w:bookmarkStart w:id="12" w:name="_Toc29272"/>
+      <w:bookmarkStart w:id="13" w:name="_Toc18062_WPSOffice_Level1"/>
+      <w:bookmarkStart w:id="14" w:name="_Toc13210"/>
+      <w:bookmarkStart w:id="15" w:name="_Toc1775"/>
+      <w:bookmarkStart w:id="16" w:name="_Toc11015_WPSOffice_Level1"/>
+      <w:bookmarkStart w:id="17" w:name="_Toc7021_WPSOffice_Level1"/>
+      <w:bookmarkStart w:id="18" w:name="_Toc17451"/>
+      <w:bookmarkStart w:id="19" w:name="_Toc26731"/>
+      <w:bookmarkStart w:id="20" w:name="_Toc107825548"/>
       <w:bookmarkStart w:id="21" w:name="_Toc3823"/>
       <w:r>
         <w:rPr>
@@ -4402,12 +4402,12 @@
           </w14:shadow>
         </w:rPr>
       </w:pPr>
-      <w:bookmarkStart w:id="23" w:name="_Toc18058"/>
-      <w:bookmarkStart w:id="24" w:name="_Toc16576"/>
-      <w:bookmarkStart w:id="25" w:name="_Toc25920"/>
-      <w:bookmarkStart w:id="26" w:name="_Toc6221_WPSOffice_Level1"/>
-      <w:bookmarkStart w:id="27" w:name="_Toc107825549"/>
-      <w:bookmarkStart w:id="28" w:name="_Toc12582"/>
+      <w:bookmarkStart w:id="23" w:name="_Toc6221_WPSOffice_Level1"/>
+      <w:bookmarkStart w:id="24" w:name="_Toc18058"/>
+      <w:bookmarkStart w:id="25" w:name="_Toc16576"/>
+      <w:bookmarkStart w:id="26" w:name="_Toc12582"/>
+      <w:bookmarkStart w:id="27" w:name="_Toc25920"/>
+      <w:bookmarkStart w:id="28" w:name="_Toc107825549"/>
       <w:bookmarkStart w:id="29" w:name="_Toc23369_WPSOffice_Level1"/>
       <w:bookmarkStart w:id="30" w:name="_Toc23690"/>
       <w:bookmarkStart w:id="31" w:name="_Toc14855"/>
@@ -4486,9 +4486,9 @@
           <w:lang w:eastAsia="zh-CN" w:bidi="ar"/>
         </w:rPr>
       </w:pPr>
-      <w:bookmarkStart w:id="32" w:name="_Toc20741"/>
-      <w:bookmarkStart w:id="33" w:name="_Toc149837254"/>
-      <w:bookmarkStart w:id="34" w:name="_Toc28333"/>
+      <w:bookmarkStart w:id="32" w:name="_Toc28333"/>
+      <w:bookmarkStart w:id="33" w:name="_Toc20741"/>
+      <w:bookmarkStart w:id="34" w:name="_Toc149837254"/>
       <w:r>
         <w:rPr>
           <w:rFonts w:hint="eastAsia"/>
@@ -5404,15 +5404,15 @@
           <w:szCs w:val="18"/>
         </w:rPr>
       </w:pPr>
-      <w:bookmarkStart w:id="35" w:name="_Toc21059"/>
-      <w:bookmarkStart w:id="36" w:name="_Toc14270"/>
+      <w:bookmarkStart w:id="35" w:name="_Toc14270"/>
+      <w:bookmarkStart w:id="36" w:name="_Toc21059"/>
       <w:bookmarkStart w:id="37" w:name="_Toc24235"/>
-      <w:bookmarkStart w:id="38" w:name="_Toc2866"/>
-      <w:bookmarkStart w:id="39" w:name="_Toc2781"/>
-      <w:bookmarkStart w:id="40" w:name="_Toc107825550"/>
-      <w:bookmarkStart w:id="41" w:name="_Toc20136_WPSOffice_Level1"/>
-      <w:bookmarkStart w:id="42" w:name="_Toc22132"/>
-      <w:bookmarkStart w:id="43" w:name="_Toc19898_WPSOffice_Level1"/>
+      <w:bookmarkStart w:id="38" w:name="_Toc22132"/>
+      <w:bookmarkStart w:id="39" w:name="_Toc19898_WPSOffice_Level1"/>
+      <w:bookmarkStart w:id="40" w:name="_Toc2866"/>
+      <w:bookmarkStart w:id="41" w:name="_Toc107825550"/>
+      <w:bookmarkStart w:id="42" w:name="_Toc20136_WPSOffice_Level1"/>
+      <w:bookmarkStart w:id="43" w:name="_Toc2781"/>
       <w:r>
         <w:rPr>
           <w:rFonts w:hint="eastAsia" w:ascii="微软雅黑" w:hAnsi="微软雅黑" w:eastAsia="微软雅黑" w:cs="微软雅黑"/>
@@ -5602,7 +5602,7 @@
           </w:tblCellMar>
         </w:tblPrEx>
         <w:trPr>
-          <w:trHeight w:val="441" w:hRule="exact"/>
+          <w:trHeight w:val="680" w:hRule="exact"/>
           <w:jc w:val="right"/>
         </w:trPr>
         <w:tc>
@@ -5653,134 +5653,73 @@
             </w:pPr>
             <w:r>
               <w:rPr>
+                <w:rFonts w:hint="eastAsia" w:ascii="Times New Roman" w:hAnsi="Times New Roman" w:cs="Times New Roman"/>
+                <w:b/>
+                <w:sz w:val="24"/>
+                <w:szCs w:val="24"/>
+              </w:rPr>
+              <w:t>{{"ty_tianjin1"|sign(64,28)}}</w:t>
+            </w:r>
+            <w:r>
+              <w:rPr>
                 <w:sz w:val="22"/>
               </w:rPr>
-              <mc:AlternateContent>
-                <mc:Choice Requires="wpg">
-                  <w:drawing>
-                    <wp:anchor distT="0" distB="0" distL="114300" distR="114300" simplePos="0" relativeHeight="251661312" behindDoc="0" locked="0" layoutInCell="1" allowOverlap="1">
-                      <wp:simplePos x="0" y="0"/>
-                      <wp:positionH relativeFrom="column">
-                        <wp:posOffset>-319405</wp:posOffset>
-                      </wp:positionH>
-                      <wp:positionV relativeFrom="paragraph">
-                        <wp:posOffset>-553085</wp:posOffset>
-                      </wp:positionV>
-                      <wp:extent cx="1443355" cy="1443355"/>
-                      <wp:effectExtent l="0" t="0" r="0" b="0"/>
-                      <wp:wrapNone/>
-                      <wp:docPr id="41" name="组合 6"/>
-                      <wp:cNvGraphicFramePr/>
-                      <a:graphic xmlns:a="http://schemas.openxmlformats.org/drawingml/2006/main">
-                        <a:graphicData uri="http://schemas.microsoft.com/office/word/2010/wordprocessingGroup">
-                          <wpg:wgp>
-                            <wpg:cNvGrpSpPr/>
-                            <wpg:grpSpPr>
-                              <a:xfrm rot="0">
-                                <a:off x="0" y="0"/>
-                                <a:ext cx="1443355" cy="1443355"/>
-                                <a:chOff x="18706" y="18782"/>
-                                <a:chExt cx="2273" cy="2273"/>
-                              </a:xfrm>
-                            </wpg:grpSpPr>
-                            <pic:pic xmlns:pic="http://schemas.openxmlformats.org/drawingml/2006/picture">
-                              <pic:nvPicPr>
-                                <pic:cNvPr id="35" name="图片 6" descr="蔡冬雪"/>
-                                <pic:cNvPicPr>
-                                  <a:picLocks noChangeAspect="1"/>
-                                </pic:cNvPicPr>
-                              </pic:nvPicPr>
-                              <pic:blipFill>
-                                <a:blip r:embed="rId8">
-                                  <a:clrChange>
-                                    <a:clrFrom>
-                                      <a:srgbClr val="FFFFFF">
-                                        <a:alpha val="100000"/>
-                                      </a:srgbClr>
-                                    </a:clrFrom>
-                                    <a:clrTo>
-                                      <a:srgbClr val="FFFFFF">
-                                        <a:alpha val="100000"/>
-                                        <a:alpha val="0"/>
-                                      </a:srgbClr>
-                                    </a:clrTo>
-                                  </a:clrChange>
-                                </a:blip>
-                                <a:srcRect l="18656" t="33322" r="18897" b="26699"/>
-                                <a:stretch>
-                                  <a:fillRect/>
-                                </a:stretch>
-                              </pic:blipFill>
-                              <pic:spPr>
-                                <a:xfrm>
-                                  <a:off x="19199" y="19551"/>
-                                  <a:ext cx="1261" cy="566"/>
-                                </a:xfrm>
-                                <a:prstGeom prst="rect">
-                                  <a:avLst/>
-                                </a:prstGeom>
-                              </pic:spPr>
-                            </pic:pic>
-                            <pic:pic xmlns:pic="http://schemas.openxmlformats.org/drawingml/2006/picture">
-                              <pic:nvPicPr>
-                                <pic:cNvPr id="36" name="图片 25"/>
-                                <pic:cNvPicPr>
-                                  <a:picLocks noChangeAspect="1" noChangeArrowheads="1"/>
-                                </pic:cNvPicPr>
-                              </pic:nvPicPr>
-                              <pic:blipFill>
-                                <a:blip r:embed="rId9">
-                                  <a:extLst>
-                                    <a:ext uri="{28A0092B-C50C-407E-A947-70E740481C1C}">
-                                      <a14:useLocalDpi xmlns:a14="http://schemas.microsoft.com/office/drawing/2010/main" val="0"/>
-                                    </a:ext>
-                                  </a:extLst>
-                                </a:blip>
-                                <a:srcRect/>
-                                <a:stretch>
-                                  <a:fillRect/>
-                                </a:stretch>
-                              </pic:blipFill>
-                              <pic:spPr>
-                                <a:xfrm>
-                                  <a:off x="18706" y="18782"/>
-                                  <a:ext cx="2273" cy="2273"/>
-                                </a:xfrm>
-                                <a:prstGeom prst="rect">
-                                  <a:avLst/>
-                                </a:prstGeom>
-                                <a:noFill/>
-                                <a:ln>
-                                  <a:noFill/>
-                                </a:ln>
-                              </pic:spPr>
-                            </pic:pic>
-                          </wpg:wgp>
-                        </a:graphicData>
-                      </a:graphic>
-                    </wp:anchor>
-                  </w:drawing>
-                </mc:Choice>
-                <mc:Fallback>
-                  <w:pict>
-                    <v:group id="组合 6" o:spid="_x0000_s1026" o:spt="203" style="position:absolute;left:0pt;margin-left:-25.15pt;margin-top:-43.55pt;height:113.65pt;width:113.65pt;z-index:251661312;mso-width-relative:page;mso-height-relative:page;" coordorigin="18706,18782" coordsize="2273,2273" o:gfxdata="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">
-                      <o:lock v:ext="edit" aspectratio="f"/>
-                      <v:shape id="图片 6" o:spid="_x0000_s1026" o:spt="75" alt="蔡冬雪" type="#_x0000_t75" style="position:absolute;left:19199;top:19551;height:566;width:1261;" filled="f" o:preferrelative="t" stroked="f" coordsize="21600,21600" o:gfxdata="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">
-                        <v:fill on="f" focussize="0,0"/>
-                        <v:stroke on="f"/>
-                        <v:imagedata r:id="rId8" cropleft="12226f" croptop="21838f" cropright="12384f" cropbottom="17497f" chromakey="#FFFFFF" o:title=""/>
-                        <o:lock v:ext="edit" aspectratio="t"/>
-                      </v:shape>
-                      <v:shape id="图片 25" o:spid="_x0000_s1026" o:spt="75" type="#_x0000_t75" style="position:absolute;left:18706;top:18782;height:2273;width:2273;" filled="f" o:preferrelative="t" stroked="f" coordsize="21600,21600" o:gfxdata="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">
-                        <v:fill on="f" focussize="0,0"/>
-                        <v:stroke on="f"/>
-                        <v:imagedata r:id="rId9" o:title=""/>
-                        <o:lock v:ext="edit" aspectratio="t"/>
-                      </v:shape>
-                    </v:group>
-                  </w:pict>
-                </mc:Fallback>
-              </mc:AlternateContent>
+              <w:drawing>
+                <wp:anchor distT="0" distB="0" distL="114300" distR="114300" simplePos="0" relativeHeight="251659264" behindDoc="0" locked="0" layoutInCell="1" allowOverlap="1">
+                  <wp:simplePos x="0" y="0"/>
+                  <wp:positionH relativeFrom="column">
+                    <wp:posOffset>-167005</wp:posOffset>
+                  </wp:positionH>
+                  <wp:positionV relativeFrom="paragraph">
+                    <wp:posOffset>-417830</wp:posOffset>
+                  </wp:positionV>
+                  <wp:extent cx="1443355" cy="1443355"/>
+                  <wp:effectExtent l="0" t="0" r="4445" b="4445"/>
+                  <wp:wrapNone/>
+                  <wp:docPr id="36" name="图片 25"/>
+                  <wp:cNvGraphicFramePr>
+                    <a:graphicFrameLocks xmlns:a="http://schemas.openxmlformats.org/drawingml/2006/main" noChangeAspect="1"/>
+                  </wp:cNvGraphicFramePr>
+                  <a:graphic xmlns:a="http://schemas.openxmlformats.org/drawingml/2006/main">
+                    <a:graphicData uri="http://schemas.openxmlformats.org/drawingml/2006/picture">
+                      <pic:pic xmlns:pic="http://schemas.openxmlformats.org/drawingml/2006/picture">
+                        <pic:nvPicPr>
+                          <pic:cNvPr id="36" name="图片 25"/>
+                          <pic:cNvPicPr>
+                            <a:picLocks noChangeAspect="1" noChangeArrowheads="1"/>
+                          </pic:cNvPicPr>
+                        </pic:nvPicPr>
+                        <pic:blipFill>
+                          <a:blip r:embed="rId8">
+                            <a:extLst>
+                              <a:ext uri="{28A0092B-C50C-407E-A947-70E740481C1C}">
+                                <a14:useLocalDpi xmlns:a14="http://schemas.microsoft.com/office/drawing/2010/main" val="0"/>
+                              </a:ext>
+                            </a:extLst>
+                          </a:blip>
+                          <a:srcRect/>
+                          <a:stretch>
+                            <a:fillRect/>
+                          </a:stretch>
+                        </pic:blipFill>
+                        <pic:spPr>
+                          <a:xfrm>
+                            <a:off x="0" y="0"/>
+                            <a:ext cx="1443355" cy="1443355"/>
+                          </a:xfrm>
+                          <a:prstGeom prst="rect">
+                            <a:avLst/>
+                          </a:prstGeom>
+                          <a:noFill/>
+                          <a:ln>
+                            <a:noFill/>
+                          </a:ln>
+                        </pic:spPr>
+                      </pic:pic>
+                    </a:graphicData>
+                  </a:graphic>
+                </wp:anchor>
+              </w:drawing>
             </w:r>
           </w:p>
         </w:tc>
@@ -6130,7 +6069,7 @@
           </w:tblCellMar>
         </w:tblPrEx>
         <w:trPr>
-          <w:trHeight w:val="441" w:hRule="exact"/>
+          <w:trHeight w:val="680" w:hRule="exact"/>
           <w:jc w:val="right"/>
         </w:trPr>
         <w:tc>
@@ -6181,138 +6120,73 @@
             </w:pPr>
             <w:r>
               <w:rPr>
-                <w:sz w:val="22"/>
-              </w:rPr>
-              <mc:AlternateContent>
-                <mc:Choice Requires="wpg">
-                  <w:drawing>
-                    <wp:anchor distT="0" distB="0" distL="114300" distR="114300" simplePos="0" relativeHeight="251662336" behindDoc="0" locked="0" layoutInCell="1" allowOverlap="1">
-                      <wp:simplePos x="0" y="0"/>
-                      <wp:positionH relativeFrom="column">
-                        <wp:posOffset>-98425</wp:posOffset>
-                      </wp:positionH>
-                      <wp:positionV relativeFrom="paragraph">
-                        <wp:posOffset>-492760</wp:posOffset>
-                      </wp:positionV>
-                      <wp:extent cx="1443355" cy="1443355"/>
-                      <wp:effectExtent l="0" t="0" r="0" b="0"/>
-                      <wp:wrapNone/>
-                      <wp:docPr id="47" name="组合 23"/>
-                      <wp:cNvGraphicFramePr/>
-                      <a:graphic xmlns:a="http://schemas.openxmlformats.org/drawingml/2006/main">
-                        <a:graphicData uri="http://schemas.microsoft.com/office/word/2010/wordprocessingGroup">
-                          <wpg:wgp>
-                            <wpg:cNvGrpSpPr/>
-                            <wpg:grpSpPr>
-                              <a:xfrm rot="0">
-                                <a:off x="0" y="0"/>
-                                <a:ext cx="1443355" cy="1443355"/>
-                                <a:chOff x="18874" y="20594"/>
-                                <a:chExt cx="2273" cy="2273"/>
-                              </a:xfrm>
-                            </wpg:grpSpPr>
-                            <pic:pic xmlns:pic="http://schemas.openxmlformats.org/drawingml/2006/picture">
-                              <pic:nvPicPr>
-                                <pic:cNvPr id="44" name="图片 1"/>
-                                <pic:cNvPicPr>
-                                  <a:picLocks noChangeAspect="1"/>
-                                </pic:cNvPicPr>
-                              </pic:nvPicPr>
-                              <pic:blipFill>
-                                <a:blip r:embed="rId10">
-                                  <a:clrChange>
-                                    <a:clrFrom>
-                                      <a:srgbClr val="FFFFFF">
-                                        <a:alpha val="100000"/>
-                                      </a:srgbClr>
-                                    </a:clrFrom>
-                                    <a:clrTo>
-                                      <a:srgbClr val="FFFFFF">
-                                        <a:alpha val="100000"/>
-                                        <a:alpha val="0"/>
-                                      </a:srgbClr>
-                                    </a:clrTo>
-                                  </a:clrChange>
-                                </a:blip>
-                                <a:srcRect l="10922" t="11667"/>
-                                <a:stretch>
-                                  <a:fillRect/>
-                                </a:stretch>
-                              </pic:blipFill>
-                              <pic:spPr>
-                                <a:xfrm>
-                                  <a:off x="19199" y="21203"/>
-                                  <a:ext cx="1672" cy="901"/>
-                                </a:xfrm>
-                                <a:prstGeom prst="rect">
-                                  <a:avLst/>
-                                </a:prstGeom>
-                                <a:noFill/>
-                                <a:ln>
-                                  <a:noFill/>
-                                </a:ln>
-                              </pic:spPr>
-                            </pic:pic>
-                            <pic:pic xmlns:pic="http://schemas.openxmlformats.org/drawingml/2006/picture">
-                              <pic:nvPicPr>
-                                <pic:cNvPr id="45" name="图片 25"/>
-                                <pic:cNvPicPr>
-                                  <a:picLocks noChangeAspect="1" noChangeArrowheads="1"/>
-                                </pic:cNvPicPr>
-                              </pic:nvPicPr>
-                              <pic:blipFill>
-                                <a:blip r:embed="rId9">
-                                  <a:extLst>
-                                    <a:ext uri="{28A0092B-C50C-407E-A947-70E740481C1C}">
-                                      <a14:useLocalDpi xmlns:a14="http://schemas.microsoft.com/office/drawing/2010/main" val="0"/>
-                                    </a:ext>
-                                  </a:extLst>
-                                </a:blip>
-                                <a:srcRect/>
-                                <a:stretch>
-                                  <a:fillRect/>
-                                </a:stretch>
-                              </pic:blipFill>
-                              <pic:spPr>
-                                <a:xfrm>
-                                  <a:off x="18874" y="20594"/>
-                                  <a:ext cx="2273" cy="2273"/>
-                                </a:xfrm>
-                                <a:prstGeom prst="rect">
-                                  <a:avLst/>
-                                </a:prstGeom>
-                                <a:noFill/>
-                                <a:ln>
-                                  <a:noFill/>
-                                </a:ln>
-                              </pic:spPr>
-                            </pic:pic>
-                          </wpg:wgp>
-                        </a:graphicData>
-                      </a:graphic>
-                    </wp:anchor>
-                  </w:drawing>
-                </mc:Choice>
-                <mc:Fallback>
-                  <w:pict>
-                    <v:group id="组合 23" o:spid="_x0000_s1026" o:spt="203" style="position:absolute;left:0pt;margin-left:-7.75pt;margin-top:-38.8pt;height:113.65pt;width:113.65pt;z-index:251662336;mso-width-relative:page;mso-height-relative:page;" coordorigin="18874,20594" coordsize="2273,2273" o:gfxdata="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">
-                      <o:lock v:ext="edit" aspectratio="f"/>
-                      <v:shape id="图片 1" o:spid="_x0000_s1026" o:spt="75" type="#_x0000_t75" style="position:absolute;left:19199;top:21203;height:901;width:1672;" filled="f" o:preferrelative="t" stroked="f" coordsize="21600,21600" o:gfxdata="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">
-                        <v:fill on="f" focussize="0,0"/>
-                        <v:stroke on="f"/>
-                        <v:imagedata r:id="rId10" cropleft="7158f" croptop="7646f" chromakey="#FFFFFF" o:title=""/>
-                        <o:lock v:ext="edit" aspectratio="t"/>
-                      </v:shape>
-                      <v:shape id="图片 25" o:spid="_x0000_s1026" o:spt="75" type="#_x0000_t75" style="position:absolute;left:18874;top:20594;height:2273;width:2273;" filled="f" o:preferrelative="t" stroked="f" coordsize="21600,21600" o:gfxdata="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">
-                        <v:fill on="f" focussize="0,0"/>
-                        <v:stroke on="f"/>
-                        <v:imagedata r:id="rId9" o:title=""/>
-                        <o:lock v:ext="edit" aspectratio="t"/>
-                      </v:shape>
-                    </v:group>
-                  </w:pict>
-                </mc:Fallback>
-              </mc:AlternateContent>
+                <w:rFonts w:hint="eastAsia" w:ascii="Times New Roman" w:hAnsi="Times New Roman" w:cs="Times New Roman"/>
+                <w:b/>
+                <w:sz w:val="24"/>
+                <w:szCs w:val="24"/>
+              </w:rPr>
+              <w:t>{{"ty_guangzhou1"|sign(62,34)}}</w:t>
+            </w:r>
+            <w:r>
+              <w:rPr>
+                <w:sz w:val="24"/>
+              </w:rPr>
+              <w:drawing>
+                <wp:anchor distT="0" distB="0" distL="114300" distR="114300" simplePos="0" relativeHeight="251661312" behindDoc="0" locked="0" layoutInCell="1" allowOverlap="1">
+                  <wp:simplePos x="0" y="0"/>
+                  <wp:positionH relativeFrom="column">
+                    <wp:posOffset>-98425</wp:posOffset>
+                  </wp:positionH>
+                  <wp:positionV relativeFrom="paragraph">
+                    <wp:posOffset>-316865</wp:posOffset>
+                  </wp:positionV>
+                  <wp:extent cx="1443355" cy="1443355"/>
+                  <wp:effectExtent l="0" t="0" r="4445" b="4445"/>
+                  <wp:wrapNone/>
+                  <wp:docPr id="45" name="图片 25"/>
+                  <wp:cNvGraphicFramePr>
+                    <a:graphicFrameLocks xmlns:a="http://schemas.openxmlformats.org/drawingml/2006/main" noChangeAspect="1"/>
+                  </wp:cNvGraphicFramePr>
+                  <a:graphic xmlns:a="http://schemas.openxmlformats.org/drawingml/2006/main">
+                    <a:graphicData uri="http://schemas.openxmlformats.org/drawingml/2006/picture">
+                      <pic:pic xmlns:pic="http://schemas.openxmlformats.org/drawingml/2006/picture">
+                        <pic:nvPicPr>
+                          <pic:cNvPr id="45" name="图片 25"/>
+                          <pic:cNvPicPr>
+                            <a:picLocks noChangeAspect="1" noChangeArrowheads="1"/>
+                          </pic:cNvPicPr>
+                        </pic:nvPicPr>
+                        <pic:blipFill>
+                          <a:blip r:embed="rId8">
+                            <a:extLst>
+                              <a:ext uri="{28A0092B-C50C-407E-A947-70E740481C1C}">
+                                <a14:useLocalDpi xmlns:a14="http://schemas.microsoft.com/office/drawing/2010/main" val="0"/>
+                              </a:ext>
+                            </a:extLst>
+                          </a:blip>
+                          <a:srcRect/>
+                          <a:stretch>
+                            <a:fillRect/>
+                          </a:stretch>
+                        </pic:blipFill>
+                        <pic:spPr>
+                          <a:xfrm>
+                            <a:off x="0" y="0"/>
+                            <a:ext cx="1443355" cy="1443355"/>
+                          </a:xfrm>
+                          <a:prstGeom prst="rect">
+                            <a:avLst/>
+                          </a:prstGeom>
+                          <a:noFill/>
+                          <a:ln>
+                            <a:noFill/>
+                          </a:ln>
+                        </pic:spPr>
+                      </pic:pic>
+                    </a:graphicData>
+                  </a:graphic>
+                </wp:anchor>
+              </w:drawing>
             </w:r>
           </w:p>
         </w:tc>
@@ -6560,10 +6434,10 @@
     <w:p>
       <w:pPr>
         <w:rPr>
-          <w:rFonts w:hint="eastAsia" w:eastAsia="宋体"/>
-          <w:b/>
-          <w:bCs/>
-          <w:lang w:val="en-US" w:eastAsia="zh-CN"/>
+          <w:rFonts w:hint="eastAsia" w:ascii="Times New Roman" w:hAnsi="Times New Roman" w:eastAsia="微软雅黑" w:cs="Times New Roman"/>
+          <w:sz w:val="24"/>
+          <w:szCs w:val="24"/>
+          <w:lang w:eastAsia="zh-CN"/>
         </w:rPr>
       </w:pPr>
       <w:r>
@@ -6637,9 +6511,9 @@
           <w:lang w:eastAsia="zh-CN"/>
         </w:rPr>
       </w:pPr>
-      <w:bookmarkStart w:id="44" w:name="_Toc149832729"/>
+      <w:bookmarkStart w:id="44" w:name="_Toc29223"/>
       <w:bookmarkStart w:id="45" w:name="_Toc31425"/>
-      <w:bookmarkStart w:id="46" w:name="_Toc29223"/>
+      <w:bookmarkStart w:id="46" w:name="_Toc149832729"/>
       <w:bookmarkStart w:id="47" w:name="_Toc3938"/>
       <w:r>
         <w:rPr>
@@ -6869,8 +6743,7 @@
       </w:tblPr>
       <w:tblGrid>
         <w:gridCol w:w="2004"/>
-        <w:gridCol w:w="1859"/>
-        <w:gridCol w:w="3953"/>
+        <w:gridCol w:w="5812"/>
         <w:gridCol w:w="2043"/>
       </w:tblGrid>
       <w:tr>
@@ -6895,7 +6768,7 @@
         </w:trPr>
         <w:tc>
           <w:tcPr>
-            <w:tcW w:w="2017" w:type="dxa"/>
+            <w:tcW w:w="2004" w:type="dxa"/>
             <w:tcBorders>
               <w:top w:val="nil"/>
               <w:bottom w:val="nil"/>
@@ -6934,7 +6807,7 @@
         </w:tc>
         <w:tc>
           <w:tcPr>
-            <w:tcW w:w="1871" w:type="dxa"/>
+            <w:tcW w:w="5812" w:type="dxa"/>
             <w:tcBorders>
               <w:top w:val="nil"/>
               <w:left w:val="single" w:color="FFFFFF" w:sz="18" w:space="0"/>
@@ -6968,53 +6841,13 @@
                 <w:szCs w:val="21"/>
                 <w:lang w:eastAsia="zh-CN" w:bidi="ar"/>
               </w:rPr>
-              <w:t>变异类型</w:t>
+              <w:t>检测结果</w:t>
             </w:r>
           </w:p>
         </w:tc>
         <w:tc>
           <w:tcPr>
-            <w:tcW w:w="3981" w:type="dxa"/>
-            <w:tcBorders>
-              <w:top w:val="nil"/>
-              <w:left w:val="single" w:color="FFFFFF" w:sz="18" w:space="0"/>
-              <w:bottom w:val="nil"/>
-              <w:right w:val="single" w:color="FFFFFF" w:sz="18" w:space="0"/>
-            </w:tcBorders>
-            <w:shd w:val="clear" w:color="auto" w:fill="61BB41"/>
-            <w:vAlign w:val="center"/>
-          </w:tcPr>
-          <w:p>
-            <w:pPr>
-              <w:widowControl/>
-              <w:jc w:val="center"/>
-              <w:textAlignment w:val="center"/>
-              <w:rPr>
-                <w:rFonts w:ascii="微软雅黑" w:hAnsi="微软雅黑" w:eastAsia="微软雅黑" w:cs="微软雅黑"/>
-                <w:b/>
-                <w:bCs/>
-                <w:color w:val="FFFFFF"/>
-                <w:sz w:val="21"/>
-                <w:szCs w:val="21"/>
-              </w:rPr>
-            </w:pPr>
-            <w:r>
-              <w:rPr>
-                <w:rFonts w:hint="eastAsia" w:ascii="微软雅黑" w:hAnsi="微软雅黑" w:eastAsia="微软雅黑" w:cs="微软雅黑"/>
-                <w:b/>
-                <w:bCs/>
-                <w:color w:val="FFFFFF"/>
-                <w:sz w:val="21"/>
-                <w:szCs w:val="21"/>
-                <w:lang w:eastAsia="zh-CN" w:bidi="ar"/>
-              </w:rPr>
-              <w:t>检测结果</w:t>
-            </w:r>
-          </w:p>
-        </w:tc>
-        <w:tc>
-          <w:tcPr>
-            <w:tcW w:w="2056" w:type="dxa"/>
+            <w:tcW w:w="2043" w:type="dxa"/>
             <w:tcBorders>
               <w:top w:val="nil"/>
               <w:left w:val="single" w:color="FFFFFF" w:sz="18" w:space="0"/>
@@ -7074,8 +6907,8 @@
         </w:trPr>
         <w:tc>
           <w:tcPr>
-            <w:tcW w:w="9925" w:type="dxa"/>
-            <w:gridSpan w:val="4"/>
+            <w:tcW w:w="9859" w:type="dxa"/>
+            <w:gridSpan w:val="3"/>
             <w:tcBorders>
               <w:top w:val="nil"/>
               <w:bottom w:val="single" w:color="A4A4A4" w:sz="4" w:space="0"/>
@@ -7128,7 +6961,7 @@
         </w:trPr>
         <w:tc>
           <w:tcPr>
-            <w:tcW w:w="2017" w:type="dxa"/>
+            <w:tcW w:w="2004" w:type="dxa"/>
             <w:tcBorders>
               <w:top w:val="single" w:color="A4A4A4" w:sz="4" w:space="0"/>
             </w:tcBorders>
@@ -7159,7 +6992,7 @@
         </w:tc>
         <w:tc>
           <w:tcPr>
-            <w:tcW w:w="1871" w:type="dxa"/>
+            <w:tcW w:w="5812" w:type="dxa"/>
             <w:tcBorders>
               <w:top w:val="single" w:color="A4A4A4" w:sz="4" w:space="0"/>
             </w:tcBorders>
@@ -7169,7 +7002,60 @@
           </w:tcPr>
           <w:p>
             <w:pPr>
+              <w:widowControl/>
               <w:jc w:val="center"/>
+              <w:textAlignment w:val="center"/>
+              <w:rPr>
+                <w:rFonts w:ascii="Times New Roman" w:hAnsi="Times New Roman" w:eastAsia="微软雅黑" w:cs="Times New Roman"/>
+                <w:sz w:val="21"/>
+                <w:szCs w:val="21"/>
+                <w:lang w:eastAsia="zh-CN"/>
+              </w:rPr>
+            </w:pPr>
+            <w:r>
+              <w:rPr>
+                <w:rFonts w:hint="eastAsia" w:ascii="Times New Roman" w:hAnsi="Times New Roman" w:eastAsia="微软雅黑" w:cs="Times New Roman"/>
+                <w:sz w:val="21"/>
+                <w:szCs w:val="21"/>
+                <w:lang w:eastAsia="zh-CN"/>
+              </w:rPr>
+              <w:t>{% if it.ori_variantList == [] %}未检测到与用药相关突变{%else%}{% for i in it.ori_variantList %}{%if loop.last%}</w:t>
+            </w:r>
+            <w:r>
+              <w:rPr>
+                <w:rFonts w:hint="eastAsia" w:ascii="Times New Roman" w:hAnsi="Times New Roman" w:eastAsia="微软雅黑" w:cs="Times New Roman"/>
+                <w:color w:val="FF0000"/>
+                <w:sz w:val="21"/>
+                <w:szCs w:val="21"/>
+                <w:lang w:eastAsia="zh-CN"/>
+              </w:rPr>
+              <w:t>{{ i }}</w:t>
+            </w:r>
+            <w:r>
+              <w:rPr>
+                <w:rFonts w:hint="eastAsia" w:ascii="Times New Roman" w:hAnsi="Times New Roman" w:eastAsia="微软雅黑" w:cs="Times New Roman"/>
+                <w:sz w:val="21"/>
+                <w:szCs w:val="21"/>
+                <w:lang w:eastAsia="zh-CN"/>
+              </w:rPr>
+              <w:t>{%else%}</w:t>
+            </w:r>
+            <w:r>
+              <w:rPr>
+                <w:rFonts w:hint="eastAsia" w:ascii="Times New Roman" w:hAnsi="Times New Roman" w:eastAsia="微软雅黑" w:cs="Times New Roman"/>
+                <w:color w:val="FF0000"/>
+                <w:sz w:val="21"/>
+                <w:szCs w:val="21"/>
+                <w:lang w:eastAsia="zh-CN"/>
+              </w:rPr>
+              <w:t>{{ i }}</w:t>
+            </w:r>
+          </w:p>
+          <w:p>
+            <w:pPr>
+              <w:widowControl/>
+              <w:jc w:val="center"/>
+              <w:textAlignment w:val="center"/>
               <w:rPr>
                 <w:rFonts w:ascii="微软雅黑" w:hAnsi="微软雅黑" w:eastAsia="微软雅黑" w:cs="微软雅黑"/>
                 <w:color w:val="000000"/>
@@ -7184,96 +7070,13 @@
                 <w:szCs w:val="21"/>
                 <w:lang w:eastAsia="zh-CN"/>
               </w:rPr>
-              <w:t>{{ it.info }}</w:t>
+              <w:t>{%endif%}{% endfor%}{%endif%}</w:t>
             </w:r>
           </w:p>
         </w:tc>
         <w:tc>
           <w:tcPr>
-            <w:tcW w:w="3981" w:type="dxa"/>
-            <w:tcBorders>
-              <w:top w:val="single" w:color="A4A4A4" w:sz="4" w:space="0"/>
-            </w:tcBorders>
-            <w:shd w:val="clear" w:color="auto" w:fill="auto"/>
-            <w:vAlign w:val="center"/>
-          </w:tcPr>
-          <w:p>
-            <w:pPr>
-              <w:widowControl/>
-              <w:jc w:val="center"/>
-              <w:textAlignment w:val="center"/>
-              <w:rPr>
-                <w:rFonts w:ascii="Times New Roman" w:hAnsi="Times New Roman" w:eastAsia="微软雅黑" w:cs="Times New Roman"/>
-                <w:sz w:val="21"/>
-                <w:szCs w:val="21"/>
-                <w:lang w:eastAsia="zh-CN"/>
-              </w:rPr>
-            </w:pPr>
-            <w:r>
-              <w:rPr>
-                <w:rFonts w:hint="eastAsia" w:ascii="Times New Roman" w:hAnsi="Times New Roman" w:eastAsia="微软雅黑" w:cs="Times New Roman"/>
-                <w:sz w:val="21"/>
-                <w:szCs w:val="21"/>
-                <w:lang w:eastAsia="zh-CN"/>
-              </w:rPr>
-              <w:t>{% if it.ori_variantList == [] %}未检测到与用药相关突变{%else%}{% for i in it.ori_variantList %}{%if loop.last%}</w:t>
-            </w:r>
-            <w:r>
-              <w:rPr>
-                <w:rFonts w:hint="eastAsia" w:ascii="Times New Roman" w:hAnsi="Times New Roman" w:eastAsia="微软雅黑" w:cs="Times New Roman"/>
-                <w:color w:val="FF0000"/>
-                <w:sz w:val="21"/>
-                <w:szCs w:val="21"/>
-                <w:lang w:eastAsia="zh-CN"/>
-              </w:rPr>
-              <w:t>{{ i }}</w:t>
-            </w:r>
-            <w:r>
-              <w:rPr>
-                <w:rFonts w:hint="eastAsia" w:ascii="Times New Roman" w:hAnsi="Times New Roman" w:eastAsia="微软雅黑" w:cs="Times New Roman"/>
-                <w:sz w:val="21"/>
-                <w:szCs w:val="21"/>
-                <w:lang w:eastAsia="zh-CN"/>
-              </w:rPr>
-              <w:t>{%else%}</w:t>
-            </w:r>
-            <w:r>
-              <w:rPr>
-                <w:rFonts w:hint="eastAsia" w:ascii="Times New Roman" w:hAnsi="Times New Roman" w:eastAsia="微软雅黑" w:cs="Times New Roman"/>
-                <w:color w:val="FF0000"/>
-                <w:sz w:val="21"/>
-                <w:szCs w:val="21"/>
-                <w:lang w:eastAsia="zh-CN"/>
-              </w:rPr>
-              <w:t>{{ i }}</w:t>
-            </w:r>
-          </w:p>
-          <w:p>
-            <w:pPr>
-              <w:widowControl/>
-              <w:jc w:val="center"/>
-              <w:textAlignment w:val="center"/>
-              <w:rPr>
-                <w:rFonts w:ascii="微软雅黑" w:hAnsi="微软雅黑" w:eastAsia="微软雅黑" w:cs="微软雅黑"/>
-                <w:color w:val="000000"/>
-                <w:sz w:val="21"/>
-                <w:szCs w:val="21"/>
-              </w:rPr>
-            </w:pPr>
-            <w:r>
-              <w:rPr>
-                <w:rFonts w:hint="eastAsia" w:ascii="Times New Roman" w:hAnsi="Times New Roman" w:eastAsia="微软雅黑" w:cs="Times New Roman"/>
-                <w:sz w:val="21"/>
-                <w:szCs w:val="21"/>
-                <w:lang w:eastAsia="zh-CN"/>
-              </w:rPr>
-              <w:t>{%endif%}{% endfor%}{%endif%}</w:t>
-            </w:r>
-          </w:p>
-        </w:tc>
-        <w:tc>
-          <w:tcPr>
-            <w:tcW w:w="2056" w:type="dxa"/>
+            <w:tcW w:w="2043" w:type="dxa"/>
             <w:tcBorders>
               <w:top w:val="single" w:color="A4A4A4" w:sz="4" w:space="0"/>
             </w:tcBorders>
@@ -7375,8 +7178,8 @@
         </w:trPr>
         <w:tc>
           <w:tcPr>
-            <w:tcW w:w="9925" w:type="dxa"/>
-            <w:gridSpan w:val="4"/>
+            <w:tcW w:w="9859" w:type="dxa"/>
+            <w:gridSpan w:val="3"/>
             <w:shd w:val="clear" w:color="auto" w:fill="auto"/>
             <w:noWrap/>
             <w:vAlign w:val="center"/>
@@ -7446,8 +7249,7 @@
       </w:tblPr>
       <w:tblGrid>
         <w:gridCol w:w="2004"/>
-        <w:gridCol w:w="1859"/>
-        <w:gridCol w:w="2656"/>
+        <w:gridCol w:w="4515"/>
         <w:gridCol w:w="3340"/>
       </w:tblGrid>
       <w:tr>
@@ -7472,7 +7274,7 @@
         </w:trPr>
         <w:tc>
           <w:tcPr>
-            <w:tcW w:w="2017" w:type="dxa"/>
+            <w:tcW w:w="2004" w:type="dxa"/>
             <w:tcBorders>
               <w:top w:val="nil"/>
               <w:bottom w:val="nil"/>
@@ -7511,7 +7313,7 @@
         </w:tc>
         <w:tc>
           <w:tcPr>
-            <w:tcW w:w="1871" w:type="dxa"/>
+            <w:tcW w:w="4515" w:type="dxa"/>
             <w:tcBorders>
               <w:top w:val="nil"/>
               <w:left w:val="single" w:color="FFFFFF" w:sz="18" w:space="0"/>
@@ -7545,53 +7347,13 @@
                 <w:szCs w:val="21"/>
                 <w:lang w:eastAsia="zh-CN" w:bidi="ar"/>
               </w:rPr>
-              <w:t>变异类型</w:t>
+              <w:t>检测结果</w:t>
             </w:r>
           </w:p>
         </w:tc>
         <w:tc>
           <w:tcPr>
-            <w:tcW w:w="2674" w:type="dxa"/>
-            <w:tcBorders>
-              <w:top w:val="nil"/>
-              <w:left w:val="single" w:color="FFFFFF" w:sz="18" w:space="0"/>
-              <w:bottom w:val="nil"/>
-              <w:right w:val="single" w:color="FFFFFF" w:sz="18" w:space="0"/>
-            </w:tcBorders>
-            <w:shd w:val="clear" w:color="auto" w:fill="61BB41"/>
-            <w:vAlign w:val="center"/>
-          </w:tcPr>
-          <w:p>
-            <w:pPr>
-              <w:widowControl/>
-              <w:jc w:val="center"/>
-              <w:textAlignment w:val="center"/>
-              <w:rPr>
-                <w:rFonts w:ascii="微软雅黑" w:hAnsi="微软雅黑" w:eastAsia="微软雅黑" w:cs="微软雅黑"/>
-                <w:b/>
-                <w:bCs/>
-                <w:color w:val="FFFFFF"/>
-                <w:sz w:val="21"/>
-                <w:szCs w:val="21"/>
-              </w:rPr>
-            </w:pPr>
-            <w:r>
-              <w:rPr>
-                <w:rFonts w:hint="eastAsia" w:ascii="微软雅黑" w:hAnsi="微软雅黑" w:eastAsia="微软雅黑" w:cs="微软雅黑"/>
-                <w:b/>
-                <w:bCs/>
-                <w:color w:val="FFFFFF"/>
-                <w:sz w:val="21"/>
-                <w:szCs w:val="21"/>
-                <w:lang w:eastAsia="zh-CN" w:bidi="ar"/>
-              </w:rPr>
-              <w:t>检测结果</w:t>
-            </w:r>
-          </w:p>
-        </w:tc>
-        <w:tc>
-          <w:tcPr>
-            <w:tcW w:w="3363" w:type="dxa"/>
+            <w:tcW w:w="3340" w:type="dxa"/>
             <w:tcBorders>
               <w:top w:val="nil"/>
               <w:left w:val="single" w:color="FFFFFF" w:sz="18" w:space="0"/>
@@ -7652,8 +7414,8 @@
         </w:trPr>
         <w:tc>
           <w:tcPr>
-            <w:tcW w:w="9925" w:type="dxa"/>
-            <w:gridSpan w:val="4"/>
+            <w:tcW w:w="9859" w:type="dxa"/>
+            <w:gridSpan w:val="3"/>
             <w:tcBorders>
               <w:top w:val="nil"/>
               <w:bottom w:val="single" w:color="A4A4A4" w:sz="4" w:space="0"/>
@@ -7706,7 +7468,7 @@
         </w:trPr>
         <w:tc>
           <w:tcPr>
-            <w:tcW w:w="2017" w:type="dxa"/>
+            <w:tcW w:w="2004" w:type="dxa"/>
             <w:tcBorders>
               <w:top w:val="single" w:color="A4A4A4" w:sz="4" w:space="0"/>
             </w:tcBorders>
@@ -7737,7 +7499,7 @@
         </w:tc>
         <w:tc>
           <w:tcPr>
-            <w:tcW w:w="1871" w:type="dxa"/>
+            <w:tcW w:w="4515" w:type="dxa"/>
             <w:tcBorders>
               <w:top w:val="single" w:color="A4A4A4" w:sz="4" w:space="0"/>
             </w:tcBorders>
@@ -7747,7 +7509,60 @@
           </w:tcPr>
           <w:p>
             <w:pPr>
+              <w:widowControl/>
               <w:jc w:val="center"/>
+              <w:textAlignment w:val="center"/>
+              <w:rPr>
+                <w:rFonts w:ascii="Times New Roman" w:hAnsi="Times New Roman" w:eastAsia="微软雅黑" w:cs="Times New Roman"/>
+                <w:sz w:val="21"/>
+                <w:szCs w:val="21"/>
+                <w:lang w:eastAsia="zh-CN"/>
+              </w:rPr>
+            </w:pPr>
+            <w:r>
+              <w:rPr>
+                <w:rFonts w:hint="eastAsia" w:ascii="Times New Roman" w:hAnsi="Times New Roman" w:eastAsia="微软雅黑" w:cs="Times New Roman"/>
+                <w:sz w:val="21"/>
+                <w:szCs w:val="21"/>
+                <w:lang w:eastAsia="zh-CN"/>
+              </w:rPr>
+              <w:t>{% if it.ori_variantList == [] %}未检测到与用药相关突变{%else%}{% for i in it.ori_variantList %}{%if loop.last%}</w:t>
+            </w:r>
+            <w:r>
+              <w:rPr>
+                <w:rFonts w:hint="eastAsia" w:ascii="Times New Roman" w:hAnsi="Times New Roman" w:eastAsia="微软雅黑" w:cs="Times New Roman"/>
+                <w:color w:val="FF0000"/>
+                <w:sz w:val="21"/>
+                <w:szCs w:val="21"/>
+                <w:lang w:eastAsia="zh-CN"/>
+              </w:rPr>
+              <w:t>{{ i }}</w:t>
+            </w:r>
+            <w:r>
+              <w:rPr>
+                <w:rFonts w:hint="eastAsia" w:ascii="Times New Roman" w:hAnsi="Times New Roman" w:eastAsia="微软雅黑" w:cs="Times New Roman"/>
+                <w:sz w:val="21"/>
+                <w:szCs w:val="21"/>
+                <w:lang w:eastAsia="zh-CN"/>
+              </w:rPr>
+              <w:t>{%else%}</w:t>
+            </w:r>
+            <w:r>
+              <w:rPr>
+                <w:rFonts w:hint="eastAsia" w:ascii="Times New Roman" w:hAnsi="Times New Roman" w:eastAsia="微软雅黑" w:cs="Times New Roman"/>
+                <w:color w:val="FF0000"/>
+                <w:sz w:val="21"/>
+                <w:szCs w:val="21"/>
+                <w:lang w:eastAsia="zh-CN"/>
+              </w:rPr>
+              <w:t>{{ i }}</w:t>
+            </w:r>
+          </w:p>
+          <w:p>
+            <w:pPr>
+              <w:widowControl/>
+              <w:jc w:val="center"/>
+              <w:textAlignment w:val="center"/>
               <w:rPr>
                 <w:rFonts w:ascii="微软雅黑" w:hAnsi="微软雅黑" w:eastAsia="微软雅黑" w:cs="微软雅黑"/>
                 <w:color w:val="000000"/>
@@ -7762,96 +7577,13 @@
                 <w:szCs w:val="21"/>
                 <w:lang w:eastAsia="zh-CN"/>
               </w:rPr>
-              <w:t>{{ it.info }}</w:t>
+              <w:t>{%endif%}{% endfor%}{%endif%}</w:t>
             </w:r>
           </w:p>
         </w:tc>
         <w:tc>
           <w:tcPr>
-            <w:tcW w:w="2674" w:type="dxa"/>
-            <w:tcBorders>
-              <w:top w:val="single" w:color="A4A4A4" w:sz="4" w:space="0"/>
-            </w:tcBorders>
-            <w:shd w:val="clear" w:color="auto" w:fill="auto"/>
-            <w:vAlign w:val="center"/>
-          </w:tcPr>
-          <w:p>
-            <w:pPr>
-              <w:widowControl/>
-              <w:jc w:val="center"/>
-              <w:textAlignment w:val="center"/>
-              <w:rPr>
-                <w:rFonts w:ascii="Times New Roman" w:hAnsi="Times New Roman" w:eastAsia="微软雅黑" w:cs="Times New Roman"/>
-                <w:sz w:val="21"/>
-                <w:szCs w:val="21"/>
-                <w:lang w:eastAsia="zh-CN"/>
-              </w:rPr>
-            </w:pPr>
-            <w:r>
-              <w:rPr>
-                <w:rFonts w:hint="eastAsia" w:ascii="Times New Roman" w:hAnsi="Times New Roman" w:eastAsia="微软雅黑" w:cs="Times New Roman"/>
-                <w:sz w:val="21"/>
-                <w:szCs w:val="21"/>
-                <w:lang w:eastAsia="zh-CN"/>
-              </w:rPr>
-              <w:t>{% if it.ori_variantList == [] %}未检测到与用药相关突变{%else%}{% for i in it.ori_variantList %}{%if loop.last%}</w:t>
-            </w:r>
-            <w:r>
-              <w:rPr>
-                <w:rFonts w:hint="eastAsia" w:ascii="Times New Roman" w:hAnsi="Times New Roman" w:eastAsia="微软雅黑" w:cs="Times New Roman"/>
-                <w:color w:val="FF0000"/>
-                <w:sz w:val="21"/>
-                <w:szCs w:val="21"/>
-                <w:lang w:eastAsia="zh-CN"/>
-              </w:rPr>
-              <w:t>{{ i }}</w:t>
-            </w:r>
-            <w:r>
-              <w:rPr>
-                <w:rFonts w:hint="eastAsia" w:ascii="Times New Roman" w:hAnsi="Times New Roman" w:eastAsia="微软雅黑" w:cs="Times New Roman"/>
-                <w:sz w:val="21"/>
-                <w:szCs w:val="21"/>
-                <w:lang w:eastAsia="zh-CN"/>
-              </w:rPr>
-              <w:t>{%else%}</w:t>
-            </w:r>
-            <w:r>
-              <w:rPr>
-                <w:rFonts w:hint="eastAsia" w:ascii="Times New Roman" w:hAnsi="Times New Roman" w:eastAsia="微软雅黑" w:cs="Times New Roman"/>
-                <w:color w:val="FF0000"/>
-                <w:sz w:val="21"/>
-                <w:szCs w:val="21"/>
-                <w:lang w:eastAsia="zh-CN"/>
-              </w:rPr>
-              <w:t>{{ i }}</w:t>
-            </w:r>
-          </w:p>
-          <w:p>
-            <w:pPr>
-              <w:widowControl/>
-              <w:jc w:val="center"/>
-              <w:textAlignment w:val="center"/>
-              <w:rPr>
-                <w:rFonts w:ascii="微软雅黑" w:hAnsi="微软雅黑" w:eastAsia="微软雅黑" w:cs="微软雅黑"/>
-                <w:color w:val="000000"/>
-                <w:sz w:val="21"/>
-                <w:szCs w:val="21"/>
-              </w:rPr>
-            </w:pPr>
-            <w:r>
-              <w:rPr>
-                <w:rFonts w:hint="eastAsia" w:ascii="Times New Roman" w:hAnsi="Times New Roman" w:eastAsia="微软雅黑" w:cs="Times New Roman"/>
-                <w:sz w:val="21"/>
-                <w:szCs w:val="21"/>
-                <w:lang w:eastAsia="zh-CN"/>
-              </w:rPr>
-              <w:t>{%endif%}{% endfor%}{%endif%}</w:t>
-            </w:r>
-          </w:p>
-        </w:tc>
-        <w:tc>
-          <w:tcPr>
-            <w:tcW w:w="3363" w:type="dxa"/>
+            <w:tcW w:w="3340" w:type="dxa"/>
             <w:tcBorders>
               <w:top w:val="single" w:color="A4A4A4" w:sz="4" w:space="0"/>
             </w:tcBorders>
@@ -7953,8 +7685,8 @@
         </w:trPr>
         <w:tc>
           <w:tcPr>
-            <w:tcW w:w="9925" w:type="dxa"/>
-            <w:gridSpan w:val="4"/>
+            <w:tcW w:w="9859" w:type="dxa"/>
+            <w:gridSpan w:val="3"/>
             <w:shd w:val="clear" w:color="auto" w:fill="auto"/>
             <w:noWrap/>
             <w:vAlign w:val="center"/>
@@ -8293,43 +8025,6 @@
           <w:lang w:eastAsia="zh-CN"/>
         </w:rPr>
         <w:t>变异详情，可查看基因变异检测结果及解析。</w:t>
-      </w:r>
-    </w:p>
-    <w:p>
-      <w:pPr>
-        <w:keepNext w:val="0"/>
-        <w:keepLines w:val="0"/>
-        <w:pageBreakBefore w:val="0"/>
-        <w:widowControl w:val="0"/>
-        <w:numPr>
-          <w:ilvl w:val="0"/>
-          <w:numId w:val="7"/>
-        </w:numPr>
-        <w:kinsoku/>
-        <w:wordWrap/>
-        <w:overflowPunct/>
-        <w:topLinePunct w:val="0"/>
-        <w:autoSpaceDE/>
-        <w:autoSpaceDN/>
-        <w:bidi w:val="0"/>
-        <w:adjustRightInd/>
-        <w:snapToGrid/>
-        <w:spacing w:line="216" w:lineRule="auto"/>
-        <w:ind w:left="425" w:hanging="425"/>
-        <w:textAlignment w:val="auto"/>
-        <w:rPr>
-          <w:rFonts w:ascii="Times New Roman" w:hAnsi="Times New Roman" w:eastAsia="微软雅黑" w:cs="Times New Roman"/>
-          <w:sz w:val="18"/>
-          <w:lang w:eastAsia="zh-CN"/>
-        </w:rPr>
-      </w:pPr>
-      <w:r>
-        <w:rPr>
-          <w:rFonts w:hint="eastAsia" w:ascii="Times New Roman" w:hAnsi="Times New Roman" w:eastAsia="微软雅黑" w:cs="Times New Roman"/>
-          <w:sz w:val="18"/>
-          <w:lang w:eastAsia="zh-CN"/>
-        </w:rPr>
-        <w:t>以上基因的检测范围涵盖但不限于上表中列出的变异类型。</w:t>
       </w:r>
     </w:p>
     <w:p>
@@ -8469,16 +8164,16 @@
           <w:sz w:val="30"/>
         </w:rPr>
       </w:pPr>
-      <w:bookmarkStart w:id="50" w:name="_Toc6338"/>
+      <w:bookmarkStart w:id="50" w:name="_Toc11015_WPSOffice_Level2"/>
       <w:bookmarkStart w:id="51" w:name="_Toc5728"/>
-      <w:bookmarkStart w:id="52" w:name="_Toc23375"/>
-      <w:bookmarkStart w:id="53" w:name="_Toc11015_WPSOffice_Level2"/>
+      <w:bookmarkStart w:id="52" w:name="_Toc18062_WPSOffice_Level2"/>
+      <w:bookmarkStart w:id="53" w:name="_Toc107825552"/>
       <w:bookmarkStart w:id="54" w:name="_Toc32551"/>
-      <w:bookmarkStart w:id="55" w:name="_Toc15063"/>
-      <w:bookmarkStart w:id="56" w:name="_Toc18062_WPSOffice_Level2"/>
-      <w:bookmarkStart w:id="57" w:name="_Toc27379"/>
-      <w:bookmarkStart w:id="58" w:name="_Toc107825552"/>
-      <w:bookmarkStart w:id="59" w:name="_Toc9088"/>
+      <w:bookmarkStart w:id="55" w:name="_Toc9088"/>
+      <w:bookmarkStart w:id="56" w:name="_Toc15063"/>
+      <w:bookmarkStart w:id="57" w:name="_Toc23375"/>
+      <w:bookmarkStart w:id="58" w:name="_Toc6338"/>
+      <w:bookmarkStart w:id="59" w:name="_Toc27379"/>
       <w:r>
         <w:rPr>
           <w:rFonts w:ascii="Times New Roman" w:hAnsi="Times New Roman"/>
@@ -11058,6 +10753,12 @@
             <w:insideH w:val="single" w:color="A4A4A4" w:sz="4" w:space="0"/>
             <w:insideV w:val="single" w:color="A4A4A4" w:sz="4" w:space="0"/>
           </w:tblBorders>
+          <w:tblCellMar>
+            <w:top w:w="0" w:type="dxa"/>
+            <w:left w:w="0" w:type="dxa"/>
+            <w:bottom w:w="0" w:type="dxa"/>
+            <w:right w:w="0" w:type="dxa"/>
+          </w:tblCellMar>
         </w:tblPrEx>
         <w:trPr>
           <w:trHeight w:val="790" w:hRule="atLeast"/>
@@ -13456,19 +13157,19 @@
         </w:rPr>
         <w:br w:type="page"/>
       </w:r>
-      <w:bookmarkStart w:id="60" w:name="_Toc30669"/>
+      <w:bookmarkStart w:id="60" w:name="_Toc149826009"/>
       <w:bookmarkStart w:id="61" w:name="_Toc22117"/>
-      <w:bookmarkStart w:id="62" w:name="_Toc149832733"/>
-      <w:bookmarkStart w:id="63" w:name="_Toc149826009"/>
-      <w:bookmarkStart w:id="64" w:name="_Toc23846_WPSOffice_Level1"/>
-      <w:bookmarkStart w:id="65" w:name="_Toc107825555"/>
-      <w:bookmarkStart w:id="66" w:name="_Toc29372"/>
-      <w:bookmarkStart w:id="67" w:name="_Toc25727"/>
-      <w:bookmarkStart w:id="68" w:name="_Toc180"/>
-      <w:bookmarkStart w:id="69" w:name="_Toc32443_WPSOffice_Level1"/>
-      <w:bookmarkStart w:id="70" w:name="_Toc23903"/>
-      <w:bookmarkStart w:id="71" w:name="_Toc24960"/>
-      <w:bookmarkStart w:id="72" w:name="_Toc4331_WPSOffice_Level1"/>
+      <w:bookmarkStart w:id="62" w:name="_Toc30669"/>
+      <w:bookmarkStart w:id="63" w:name="_Toc149832733"/>
+      <w:bookmarkStart w:id="64" w:name="_Toc24960"/>
+      <w:bookmarkStart w:id="65" w:name="_Toc23846_WPSOffice_Level1"/>
+      <w:bookmarkStart w:id="66" w:name="_Toc180"/>
+      <w:bookmarkStart w:id="67" w:name="_Toc32443_WPSOffice_Level1"/>
+      <w:bookmarkStart w:id="68" w:name="_Toc107825555"/>
+      <w:bookmarkStart w:id="69" w:name="_Toc23903"/>
+      <w:bookmarkStart w:id="70" w:name="_Toc4331_WPSOffice_Level1"/>
+      <w:bookmarkStart w:id="71" w:name="_Toc25727"/>
+      <w:bookmarkStart w:id="72" w:name="_Toc29372"/>
       <w:r>
         <w:rPr>
           <w:rFonts w:hint="default" w:ascii="Times New Roman" w:hAnsi="Times New Roman" w:eastAsia="微软雅黑" w:cs="Times New Roman"/>
@@ -14089,9 +13790,9 @@
       </w:pPr>
       <w:bookmarkStart w:id="74" w:name="_Toc149826011"/>
       <w:bookmarkStart w:id="75" w:name="_Toc19989"/>
-      <w:bookmarkStart w:id="76" w:name="_Toc8496"/>
+      <w:bookmarkStart w:id="76" w:name="_Toc16158"/>
       <w:bookmarkStart w:id="77" w:name="_Toc149832735"/>
-      <w:bookmarkStart w:id="78" w:name="_Toc16158"/>
+      <w:bookmarkStart w:id="78" w:name="_Toc8496"/>
       <w:r>
         <w:rPr>
           <w:rFonts w:hint="eastAsia"/>
@@ -17258,8 +16959,8 @@
           <w:lang w:eastAsia="zh-CN"/>
         </w:rPr>
       </w:pPr>
-      <w:bookmarkStart w:id="79" w:name="_Toc26760"/>
-      <w:bookmarkStart w:id="80" w:name="_Toc7510"/>
+      <w:bookmarkStart w:id="79" w:name="_Toc7510"/>
+      <w:bookmarkStart w:id="80" w:name="_Toc26760"/>
       <w:r>
         <w:rPr>
           <w:rFonts w:hint="eastAsia"/>
@@ -17409,6 +17110,7 @@
             <w:insideH w:val="dotted" w:color="A5A5A5" w:sz="4" w:space="0"/>
             <w:insideV w:val="dotted" w:color="A5A5A5" w:sz="4" w:space="0"/>
           </w:tblBorders>
+          <w:shd w:val="clear" w:color="auto" w:fill="auto"/>
           <w:tblCellMar>
             <w:top w:w="0" w:type="dxa"/>
             <w:left w:w="108" w:type="dxa"/>
@@ -17469,7 +17171,6 @@
             <w:insideH w:val="dotted" w:color="A5A5A5" w:sz="4" w:space="0"/>
             <w:insideV w:val="dotted" w:color="A5A5A5" w:sz="4" w:space="0"/>
           </w:tblBorders>
-          <w:shd w:val="clear" w:color="auto" w:fill="auto"/>
           <w:tblCellMar>
             <w:top w:w="0" w:type="dxa"/>
             <w:left w:w="108" w:type="dxa"/>
@@ -18613,6 +18314,7 @@
             <w:insideH w:val="dotted" w:color="A5A5A5" w:sz="4" w:space="0"/>
             <w:insideV w:val="dotted" w:color="A5A5A5" w:sz="4" w:space="0"/>
           </w:tblBorders>
+          <w:shd w:val="clear" w:color="auto" w:fill="auto"/>
           <w:tblCellMar>
             <w:top w:w="0" w:type="dxa"/>
             <w:left w:w="108" w:type="dxa"/>
@@ -18676,6 +18378,7 @@
             <w:insideH w:val="dotted" w:color="A5A5A5" w:sz="4" w:space="0"/>
             <w:insideV w:val="dotted" w:color="A5A5A5" w:sz="4" w:space="0"/>
           </w:tblBorders>
+          <w:shd w:val="clear" w:color="auto" w:fill="auto"/>
           <w:tblCellMar>
             <w:top w:w="0" w:type="dxa"/>
             <w:left w:w="108" w:type="dxa"/>
@@ -18820,8 +18523,8 @@
           </w14:shadow>
         </w:rPr>
       </w:pPr>
-      <w:bookmarkStart w:id="81" w:name="_Toc10358"/>
-      <w:bookmarkStart w:id="82" w:name="_Toc26883"/>
+      <w:bookmarkStart w:id="81" w:name="_Toc26883"/>
+      <w:bookmarkStart w:id="82" w:name="_Toc10358"/>
       <w:r>
         <w:rPr>
           <w:rFonts w:ascii="Times New Roman" w:hAnsi="Times New Roman"/>
@@ -18865,18 +18568,18 @@
       </w:pPr>
       <w:bookmarkStart w:id="83" w:name="_Toc23822"/>
       <w:bookmarkStart w:id="84" w:name="_Toc32302"/>
-      <w:bookmarkStart w:id="85" w:name="_Toc8516"/>
-      <w:bookmarkStart w:id="86" w:name="_Toc6997"/>
-      <w:bookmarkStart w:id="87" w:name="_Toc149826013"/>
+      <w:bookmarkStart w:id="85" w:name="_Toc149826013"/>
+      <w:bookmarkStart w:id="86" w:name="_Toc8516"/>
+      <w:bookmarkStart w:id="87" w:name="_Toc6997"/>
       <w:bookmarkStart w:id="88" w:name="_Toc149832737"/>
-      <w:bookmarkStart w:id="89" w:name="_Toc21764_WPSOffice_Level1"/>
-      <w:bookmarkStart w:id="90" w:name="_Toc13698"/>
-      <w:bookmarkStart w:id="91" w:name="_Toc11294"/>
-      <w:bookmarkStart w:id="92" w:name="_Toc28240"/>
-      <w:bookmarkStart w:id="93" w:name="_Toc1707_WPSOffice_Level1"/>
-      <w:bookmarkStart w:id="94" w:name="_Toc107825561"/>
-      <w:bookmarkStart w:id="95" w:name="_Toc13196_WPSOffice_Level1"/>
-      <w:bookmarkStart w:id="96" w:name="_Toc27302"/>
+      <w:bookmarkStart w:id="89" w:name="_Toc11294"/>
+      <w:bookmarkStart w:id="90" w:name="_Toc107825561"/>
+      <w:bookmarkStart w:id="91" w:name="_Toc13698"/>
+      <w:bookmarkStart w:id="92" w:name="_Toc27302"/>
+      <w:bookmarkStart w:id="93" w:name="_Toc13196_WPSOffice_Level1"/>
+      <w:bookmarkStart w:id="94" w:name="_Toc1707_WPSOffice_Level1"/>
+      <w:bookmarkStart w:id="95" w:name="_Toc28240"/>
+      <w:bookmarkStart w:id="96" w:name="_Toc21764_WPSOffice_Level1"/>
       <w:bookmarkStart w:id="97" w:name="_Toc16835"/>
       <w:r>
         <w:rPr>
@@ -21147,6 +20850,12 @@
             <w:insideH w:val="dotted" w:color="45A3A7" w:sz="4" w:space="0"/>
             <w:insideV w:val="dotted" w:color="45A3A7" w:sz="4" w:space="0"/>
           </w:tblBorders>
+          <w:tblCellMar>
+            <w:top w:w="0" w:type="dxa"/>
+            <w:left w:w="108" w:type="dxa"/>
+            <w:bottom w:w="0" w:type="dxa"/>
+            <w:right w:w="108" w:type="dxa"/>
+          </w:tblCellMar>
         </w:tblPrEx>
         <w:trPr>
           <w:trHeight w:val="417" w:hRule="atLeast"/>
@@ -23635,8 +23344,6 @@
         </w:rPr>
         <w:t>1</w:t>
       </w:r>
-      <w:bookmarkStart w:id="166" w:name="_GoBack"/>
-      <w:bookmarkEnd w:id="166"/>
       <w:r>
         <w:rPr>
           <w:rFonts w:hint="eastAsia" w:ascii="Times New Roman" w:hAnsi="Times New Roman" w:eastAsia="微软雅黑" w:cs="Times New Roman"/>
@@ -27974,8 +27681,8 @@
           </w14:shadow>
         </w:rPr>
       </w:pPr>
-      <w:bookmarkStart w:id="98" w:name="_Toc30055"/>
-      <w:bookmarkStart w:id="99" w:name="_Toc12199"/>
+      <w:bookmarkStart w:id="98" w:name="_Toc12199"/>
+      <w:bookmarkStart w:id="99" w:name="_Toc30055"/>
       <w:r>
         <w:rPr>
           <w:rStyle w:val="37"/>
@@ -28037,20 +27744,20 @@
           <w:lang w:eastAsia="zh-CN"/>
         </w:rPr>
       </w:pPr>
-      <w:bookmarkStart w:id="100" w:name="_Toc3674"/>
-      <w:bookmarkStart w:id="101" w:name="_Toc24085_WPSOffice_Level1"/>
-      <w:bookmarkStart w:id="102" w:name="_Toc8676"/>
-      <w:bookmarkStart w:id="103" w:name="_Toc4882"/>
-      <w:bookmarkStart w:id="104" w:name="_Toc27230"/>
-      <w:bookmarkStart w:id="105" w:name="_Toc14255_WPSOffice_Level1"/>
-      <w:bookmarkStart w:id="106" w:name="_Toc15840_WPSOffice_Level1"/>
-      <w:bookmarkStart w:id="107" w:name="_Toc9066"/>
-      <w:bookmarkStart w:id="108" w:name="_Toc32150"/>
-      <w:bookmarkStart w:id="109" w:name="_Toc28605"/>
-      <w:bookmarkStart w:id="110" w:name="_Toc23688"/>
-      <w:bookmarkStart w:id="111" w:name="_Toc11193_WPSOffice_Level1"/>
-      <w:bookmarkStart w:id="112" w:name="_Toc28810_WPSOffice_Level1"/>
-      <w:bookmarkStart w:id="113" w:name="_Toc11896_WPSOffice_Level1"/>
+      <w:bookmarkStart w:id="100" w:name="_Toc15840_WPSOffice_Level1"/>
+      <w:bookmarkStart w:id="101" w:name="_Toc9066"/>
+      <w:bookmarkStart w:id="102" w:name="_Toc3674"/>
+      <w:bookmarkStart w:id="103" w:name="_Toc32150"/>
+      <w:bookmarkStart w:id="104" w:name="_Toc14255_WPSOffice_Level1"/>
+      <w:bookmarkStart w:id="105" w:name="_Toc27230"/>
+      <w:bookmarkStart w:id="106" w:name="_Toc28605"/>
+      <w:bookmarkStart w:id="107" w:name="_Toc8676"/>
+      <w:bookmarkStart w:id="108" w:name="_Toc4882"/>
+      <w:bookmarkStart w:id="109" w:name="_Toc24085_WPSOffice_Level1"/>
+      <w:bookmarkStart w:id="110" w:name="_Toc28810_WPSOffice_Level1"/>
+      <w:bookmarkStart w:id="111" w:name="_Toc23688"/>
+      <w:bookmarkStart w:id="112" w:name="_Toc11896_WPSOffice_Level1"/>
+      <w:bookmarkStart w:id="113" w:name="_Toc11193_WPSOffice_Level1"/>
       <w:r>
         <w:rPr>
           <w:rFonts w:hint="eastAsia" w:ascii="Times New Roman" w:hAnsi="Times New Roman"/>
@@ -28411,6 +28118,7 @@
                 <w:lang w:eastAsia="zh-CN"/>
               </w:rPr>
             </w:pPr>
+            <w:bookmarkStart w:id="161" w:name="_GoBack" w:colFirst="3" w:colLast="3"/>
             <w:r>
               <w:rPr>
                 <w:rFonts w:ascii="Times New Roman" w:hAnsi="Times New Roman" w:eastAsia="微软雅黑" w:cs="Times New Roman"/>
@@ -28533,22 +28241,9 @@
           </w:tcPr>
           <w:p>
             <w:pPr>
-              <w:keepNext w:val="0"/>
-              <w:keepLines w:val="0"/>
-              <w:pageBreakBefore w:val="0"/>
-              <w:widowControl w:val="0"/>
-              <w:kinsoku/>
-              <w:wordWrap/>
-              <w:overflowPunct/>
-              <w:topLinePunct w:val="0"/>
-              <w:autoSpaceDE/>
-              <w:autoSpaceDN/>
-              <w:bidi w:val="0"/>
-              <w:adjustRightInd/>
-              <w:snapToGrid/>
-              <w:ind w:left="119"/>
+              <w:autoSpaceDE w:val="0"/>
+              <w:ind w:left="110" w:leftChars="50"/>
               <w:jc w:val="center"/>
-              <w:textAlignment w:val="auto"/>
               <w:rPr>
                 <w:rFonts w:ascii="Times New Roman" w:hAnsi="Times New Roman" w:eastAsia="微软雅黑" w:cs="Times New Roman"/>
                 <w:bCs/>
@@ -28558,20 +28253,30 @@
             </w:pPr>
             <w:r>
               <w:rPr>
-                <w:rFonts w:hint="eastAsia" w:ascii="Times New Roman" w:hAnsi="Times New Roman" w:eastAsia="微软雅黑" w:cs="Times New Roman"/>
-                <w:bCs/>
-                <w:sz w:val="21"/>
-                <w:lang w:eastAsia="zh-CN"/>
-              </w:rPr>
-              <w:t>≥10</w:t>
-            </w:r>
-            <w:r>
-              <w:rPr>
-                <w:rFonts w:ascii="Times New Roman" w:hAnsi="Times New Roman" w:eastAsia="微软雅黑" w:cs="Times New Roman"/>
-                <w:bCs/>
-                <w:sz w:val="21"/>
-              </w:rPr>
-              <w:t>%</w:t>
+                <w:rFonts w:hint="eastAsia" w:ascii="微软雅黑" w:hAnsi="微软雅黑" w:eastAsia="微软雅黑" w:cs="微软雅黑"/>
+                <w:sz w:val="21"/>
+                <w:szCs w:val="21"/>
+                <w:lang w:eastAsia="zh-CN" w:bidi="ar"/>
+              </w:rPr>
+              <w:t>≥</w:t>
+            </w:r>
+            <w:r>
+              <w:rPr>
+                <w:rFonts w:hint="eastAsia" w:ascii="Times New Roman" w:hAnsi="Times New Roman" w:eastAsia="微软雅黑" w:cs="Times New Roman"/>
+                <w:sz w:val="21"/>
+                <w:szCs w:val="21"/>
+                <w:lang w:eastAsia="zh-CN" w:bidi="ar"/>
+              </w:rPr>
+              <w:t>1</w:t>
+            </w:r>
+            <w:r>
+              <w:rPr>
+                <w:rFonts w:ascii="Times New Roman" w:hAnsi="Times New Roman" w:eastAsia="微软雅黑" w:cs="Times New Roman"/>
+                <w:sz w:val="21"/>
+                <w:szCs w:val="21"/>
+                <w:lang w:eastAsia="zh-CN" w:bidi="ar"/>
+              </w:rPr>
+              <w:t>0%</w:t>
             </w:r>
           </w:p>
         </w:tc>
@@ -28766,22 +28471,7 @@
           </w:tcPr>
           <w:p>
             <w:pPr>
-              <w:keepNext w:val="0"/>
-              <w:keepLines w:val="0"/>
-              <w:pageBreakBefore w:val="0"/>
-              <w:widowControl w:val="0"/>
-              <w:kinsoku/>
-              <w:wordWrap/>
-              <w:overflowPunct/>
-              <w:topLinePunct w:val="0"/>
-              <w:autoSpaceDE/>
-              <w:autoSpaceDN/>
-              <w:bidi w:val="0"/>
-              <w:adjustRightInd/>
-              <w:snapToGrid/>
-              <w:ind w:left="119"/>
               <w:jc w:val="center"/>
-              <w:textAlignment w:val="auto"/>
               <w:rPr>
                 <w:rFonts w:ascii="Times New Roman" w:hAnsi="Times New Roman" w:eastAsia="微软雅黑" w:cs="Times New Roman"/>
                 <w:bCs/>
@@ -28824,12 +28514,21 @@
             </w:r>
             <w:r>
               <w:rPr>
+                <w:rFonts w:hint="eastAsia" w:ascii="Times New Roman" w:hAnsi="Times New Roman" w:eastAsia="微软雅黑" w:cs="Times New Roman"/>
+                <w:sz w:val="21"/>
+                <w:szCs w:val="21"/>
+                <w:lang w:val="en-US" w:eastAsia="zh-CN" w:bidi="ar"/>
+              </w:rPr>
+              <w:t>5</w:t>
+            </w:r>
+            <w:r>
+              <w:rPr>
                 <w:rFonts w:ascii="Times New Roman" w:hAnsi="Times New Roman" w:eastAsia="微软雅黑" w:cs="Times New Roman"/>
                 <w:sz w:val="21"/>
                 <w:szCs w:val="21"/>
                 <w:lang w:eastAsia="zh-CN" w:bidi="ar"/>
               </w:rPr>
-              <w:t>100</w:t>
+              <w:t>0</w:t>
             </w:r>
             <w:r>
               <w:rPr>
@@ -28853,9 +28552,9 @@
                 <w:rFonts w:hint="eastAsia" w:ascii="Times New Roman" w:hAnsi="Times New Roman" w:eastAsia="微软雅黑" w:cs="Times New Roman"/>
                 <w:sz w:val="21"/>
                 <w:szCs w:val="21"/>
-                <w:lang w:eastAsia="zh-CN" w:bidi="ar"/>
-              </w:rPr>
-              <w:t>2</w:t>
+                <w:lang w:val="en-US" w:eastAsia="zh-CN" w:bidi="ar"/>
+              </w:rPr>
+              <w:t>1</w:t>
             </w:r>
             <w:r>
               <w:rPr>
@@ -29036,22 +28735,9 @@
           </w:tcPr>
           <w:p>
             <w:pPr>
-              <w:keepNext w:val="0"/>
-              <w:keepLines w:val="0"/>
-              <w:pageBreakBefore w:val="0"/>
-              <w:widowControl w:val="0"/>
-              <w:kinsoku/>
-              <w:wordWrap/>
-              <w:overflowPunct/>
-              <w:topLinePunct w:val="0"/>
-              <w:autoSpaceDE/>
-              <w:autoSpaceDN/>
-              <w:bidi w:val="0"/>
-              <w:adjustRightInd/>
-              <w:snapToGrid/>
-              <w:ind w:left="119"/>
+              <w:autoSpaceDE w:val="0"/>
+              <w:ind w:left="110" w:leftChars="50"/>
               <w:jc w:val="center"/>
-              <w:textAlignment w:val="auto"/>
               <w:rPr>
                 <w:rFonts w:ascii="Times New Roman" w:hAnsi="Times New Roman" w:eastAsia="微软雅黑" w:cs="Times New Roman"/>
                 <w:bCs/>
@@ -29062,28 +28748,20 @@
             <w:r>
               <w:rPr>
                 <w:rFonts w:hint="eastAsia" w:ascii="Times New Roman" w:hAnsi="Times New Roman" w:eastAsia="微软雅黑" w:cs="Times New Roman"/>
-                <w:bCs/>
-                <w:sz w:val="21"/>
-                <w:lang w:eastAsia="zh-CN"/>
-              </w:rPr>
-              <w:t>A</w:t>
-            </w:r>
-            <w:r>
-              <w:rPr>
-                <w:rFonts w:ascii="Times New Roman" w:hAnsi="Times New Roman" w:eastAsia="微软雅黑" w:cs="Times New Roman"/>
-                <w:bCs/>
-                <w:sz w:val="21"/>
-                <w:lang w:eastAsia="zh-CN"/>
-              </w:rPr>
-              <w:t>/B/</w:t>
-            </w:r>
-            <w:r>
-              <w:rPr>
-                <w:rFonts w:hint="eastAsia" w:ascii="Times New Roman" w:hAnsi="Times New Roman" w:eastAsia="微软雅黑" w:cs="Times New Roman"/>
-                <w:bCs/>
-                <w:sz w:val="21"/>
-              </w:rPr>
-              <w:t>C级</w:t>
+                <w:sz w:val="21"/>
+                <w:szCs w:val="21"/>
+                <w:lang w:val="en-US" w:eastAsia="zh-CN" w:bidi="ar"/>
+              </w:rPr>
+              <w:t>1-2</w:t>
+            </w:r>
+            <w:r>
+              <w:rPr>
+                <w:rFonts w:hint="eastAsia" w:ascii="微软雅黑" w:hAnsi="微软雅黑" w:eastAsia="微软雅黑" w:cs="微软雅黑"/>
+                <w:sz w:val="21"/>
+                <w:szCs w:val="21"/>
+                <w:lang w:eastAsia="zh-CN" w:bidi="ar"/>
+              </w:rPr>
+              <w:t>级</w:t>
             </w:r>
           </w:p>
         </w:tc>
@@ -29257,22 +28935,9 @@
           </w:tcPr>
           <w:p>
             <w:pPr>
-              <w:keepNext w:val="0"/>
-              <w:keepLines w:val="0"/>
-              <w:pageBreakBefore w:val="0"/>
-              <w:widowControl w:val="0"/>
-              <w:kinsoku/>
-              <w:wordWrap/>
-              <w:overflowPunct/>
-              <w:topLinePunct w:val="0"/>
-              <w:autoSpaceDE/>
-              <w:autoSpaceDN/>
-              <w:bidi w:val="0"/>
-              <w:adjustRightInd/>
-              <w:snapToGrid/>
-              <w:ind w:left="119"/>
+              <w:autoSpaceDE w:val="0"/>
+              <w:ind w:left="110" w:leftChars="50"/>
               <w:jc w:val="center"/>
-              <w:textAlignment w:val="auto"/>
               <w:rPr>
                 <w:rFonts w:ascii="Times New Roman" w:hAnsi="Times New Roman" w:eastAsia="微软雅黑" w:cs="Times New Roman"/>
                 <w:bCs/>
@@ -29290,16 +28955,26 @@
             </w:r>
             <w:r>
               <w:rPr>
+                <w:rFonts w:hint="eastAsia" w:ascii="Times New Roman" w:hAnsi="Times New Roman" w:eastAsia="微软雅黑" w:cs="Times New Roman"/>
+                <w:sz w:val="21"/>
+                <w:szCs w:val="21"/>
+                <w:lang w:val="en-US" w:eastAsia="zh-CN" w:bidi="ar"/>
+              </w:rPr>
+              <w:t>32</w:t>
+            </w:r>
+            <w:r>
+              <w:rPr>
                 <w:rFonts w:ascii="Times New Roman" w:hAnsi="Times New Roman" w:eastAsia="微软雅黑" w:cs="Times New Roman"/>
                 <w:sz w:val="21"/>
                 <w:szCs w:val="21"/>
                 <w:lang w:eastAsia="zh-CN" w:bidi="ar"/>
               </w:rPr>
-              <w:t>500</w:t>
+              <w:t>0</w:t>
             </w:r>
           </w:p>
         </w:tc>
       </w:tr>
+      <w:bookmarkEnd w:id="161"/>
       <w:tr>
         <w:tblPrEx>
           <w:tblBorders>
@@ -30277,23 +29952,18 @@
           <w:numId w:val="9"/>
         </w:numPr>
         <w:rPr>
+          <w:rFonts w:ascii="Times New Roman" w:hAnsi="Times New Roman" w:eastAsia="微软雅黑" w:cs="Times New Roman"/>
+          <w:sz w:val="18"/>
+          <w:lang w:eastAsia="zh-CN"/>
+        </w:rPr>
+      </w:pPr>
+      <w:r>
+        <w:rPr>
           <w:rFonts w:hint="eastAsia" w:ascii="Times New Roman" w:hAnsi="Times New Roman" w:eastAsia="微软雅黑" w:cs="Times New Roman"/>
           <w:sz w:val="18"/>
           <w:lang w:eastAsia="zh-CN"/>
         </w:rPr>
-      </w:pPr>
-      <w:bookmarkStart w:id="114" w:name="_Toc31843"/>
-      <w:bookmarkStart w:id="115" w:name="_Hlk33190413"/>
-      <w:bookmarkStart w:id="116" w:name="_Toc107330130"/>
-      <w:bookmarkStart w:id="117" w:name="_Toc24780"/>
-      <w:bookmarkStart w:id="118" w:name="_Toc4303"/>
-      <w:r>
-        <w:rPr>
-          <w:rFonts w:hint="eastAsia" w:ascii="Times New Roman" w:hAnsi="Times New Roman" w:eastAsia="微软雅黑" w:cs="Times New Roman"/>
-          <w:sz w:val="18"/>
-          <w:lang w:eastAsia="zh-CN"/>
-        </w:rPr>
-        <w:t>肿瘤细胞含量：送检样本经HE染色评估的肿瘤细胞含量。如送检样本不满足病理评估所需条件，则不进行此项评估。血浆cfDNA样本不做此项评估。</w:t>
+        <w:t>肿瘤细胞含量：送检样本经HE染色评估的肿瘤细胞含量。如送检样本不满足病理评估所需条件，则不进行此项评估。{% if summaryOfRresults.type == “blood” %}血浆cfDNA样本不做此项评估。{% endif %}</w:t>
       </w:r>
     </w:p>
     <w:p>
@@ -30303,7 +29973,7 @@
           <w:numId w:val="9"/>
         </w:numPr>
         <w:rPr>
-          <w:rFonts w:hint="eastAsia" w:ascii="Times New Roman" w:hAnsi="Times New Roman" w:eastAsia="微软雅黑" w:cs="Times New Roman"/>
+          <w:rFonts w:ascii="Times New Roman" w:hAnsi="Times New Roman" w:eastAsia="微软雅黑" w:cs="Times New Roman"/>
           <w:sz w:val="18"/>
           <w:lang w:eastAsia="zh-CN"/>
         </w:rPr>
@@ -30324,283 +29994,18 @@
           <w:numId w:val="9"/>
         </w:numPr>
         <w:rPr>
+          <w:rFonts w:ascii="Times New Roman" w:hAnsi="Times New Roman" w:eastAsia="微软雅黑" w:cs="Times New Roman"/>
+          <w:sz w:val="18"/>
+          <w:lang w:eastAsia="zh-CN"/>
+        </w:rPr>
+      </w:pPr>
+      <w:r>
+        <w:rPr>
           <w:rFonts w:hint="eastAsia" w:ascii="Times New Roman" w:hAnsi="Times New Roman" w:eastAsia="微软雅黑" w:cs="Times New Roman"/>
           <w:sz w:val="18"/>
           <w:lang w:eastAsia="zh-CN"/>
         </w:rPr>
-      </w:pPr>
-      <w:r>
-        <w:rPr>
-          <w:rFonts w:hint="eastAsia" w:ascii="Times New Roman" w:hAnsi="Times New Roman" w:eastAsia="微软雅黑" w:cs="Times New Roman"/>
-          <w:sz w:val="18"/>
-          <w:lang w:eastAsia="zh-CN"/>
-        </w:rPr>
-        <w:t>DNA降解程度：cfDNA样本不适用于此项评估。</w:t>
-      </w:r>
-    </w:p>
-    <w:p>
-      <w:pPr>
-        <w:numPr>
-          <w:ilvl w:val="0"/>
-          <w:numId w:val="10"/>
-        </w:numPr>
-        <w:spacing w:line="270" w:lineRule="exact"/>
-        <w:ind w:left="613" w:leftChars="150" w:hanging="283"/>
-        <w:rPr>
-          <w:rFonts w:ascii="Times New Roman" w:hAnsi="Times New Roman" w:eastAsia="微软雅黑" w:cs="Times New Roman"/>
-          <w:bCs/>
-          <w:sz w:val="18"/>
-          <w:szCs w:val="18"/>
-          <w:lang w:eastAsia="zh-CN"/>
-        </w:rPr>
-      </w:pPr>
-      <w:r>
-        <w:rPr>
-          <w:rFonts w:ascii="Times New Roman" w:hAnsi="Times New Roman" w:eastAsia="微软雅黑" w:cs="Times New Roman"/>
-          <w:bCs/>
-          <w:sz w:val="18"/>
-          <w:szCs w:val="18"/>
-          <w:lang w:eastAsia="zh-CN"/>
-        </w:rPr>
-        <w:t>A级：有主带，或降解均匀且降解区域主要集中在5000bp以上</w:t>
-      </w:r>
-      <w:r>
-        <w:rPr>
-          <w:rFonts w:hint="eastAsia" w:ascii="Times New Roman" w:hAnsi="Times New Roman" w:eastAsia="微软雅黑" w:cs="Times New Roman"/>
-          <w:bCs/>
-          <w:sz w:val="18"/>
-          <w:szCs w:val="18"/>
-          <w:lang w:eastAsia="zh-CN"/>
-        </w:rPr>
-        <w:t>；</w:t>
-      </w:r>
-    </w:p>
-    <w:p>
-      <w:pPr>
-        <w:numPr>
-          <w:ilvl w:val="0"/>
-          <w:numId w:val="10"/>
-        </w:numPr>
-        <w:spacing w:line="270" w:lineRule="exact"/>
-        <w:ind w:left="613" w:leftChars="150" w:hanging="283"/>
-        <w:rPr>
-          <w:rFonts w:ascii="Times New Roman" w:hAnsi="Times New Roman" w:eastAsia="微软雅黑" w:cs="Times New Roman"/>
-          <w:bCs/>
-          <w:sz w:val="18"/>
-          <w:szCs w:val="18"/>
-          <w:lang w:eastAsia="zh-CN"/>
-        </w:rPr>
-      </w:pPr>
-      <w:r>
-        <w:rPr>
-          <w:rFonts w:ascii="Times New Roman" w:hAnsi="Times New Roman" w:eastAsia="微软雅黑" w:cs="Times New Roman"/>
-          <w:bCs/>
-          <w:sz w:val="18"/>
-          <w:szCs w:val="18"/>
-          <w:lang w:eastAsia="zh-CN"/>
-        </w:rPr>
-        <w:t>B级：无主带，降解均匀且降解区域主要集中在1500-5000bp之间</w:t>
-      </w:r>
-      <w:r>
-        <w:rPr>
-          <w:rFonts w:hint="eastAsia" w:ascii="Times New Roman" w:hAnsi="Times New Roman" w:eastAsia="微软雅黑" w:cs="Times New Roman"/>
-          <w:bCs/>
-          <w:sz w:val="18"/>
-          <w:szCs w:val="18"/>
-          <w:lang w:eastAsia="zh-CN"/>
-        </w:rPr>
-        <w:t>；</w:t>
-      </w:r>
-    </w:p>
-    <w:p>
-      <w:pPr>
-        <w:numPr>
-          <w:ilvl w:val="0"/>
-          <w:numId w:val="10"/>
-        </w:numPr>
-        <w:spacing w:line="270" w:lineRule="exact"/>
-        <w:ind w:left="613" w:leftChars="150" w:hanging="283"/>
-        <w:rPr>
-          <w:rFonts w:ascii="Times New Roman" w:hAnsi="Times New Roman" w:eastAsia="微软雅黑" w:cs="Times New Roman"/>
-          <w:bCs/>
-          <w:sz w:val="18"/>
-          <w:szCs w:val="18"/>
-          <w:lang w:eastAsia="zh-CN"/>
-        </w:rPr>
-      </w:pPr>
-      <w:r>
-        <w:rPr>
-          <w:rFonts w:ascii="Times New Roman" w:hAnsi="Times New Roman" w:eastAsia="微软雅黑" w:cs="Times New Roman"/>
-          <w:bCs/>
-          <w:sz w:val="18"/>
-          <w:szCs w:val="18"/>
-          <w:lang w:eastAsia="zh-CN"/>
-        </w:rPr>
-        <w:t>C级：无主带，降解均匀且降解区域主要集中在500-1500bp之间</w:t>
-      </w:r>
-      <w:r>
-        <w:rPr>
-          <w:rFonts w:hint="eastAsia" w:ascii="Times New Roman" w:hAnsi="Times New Roman" w:eastAsia="微软雅黑" w:cs="Times New Roman"/>
-          <w:bCs/>
-          <w:sz w:val="18"/>
-          <w:szCs w:val="18"/>
-          <w:lang w:eastAsia="zh-CN"/>
-        </w:rPr>
-        <w:t>；</w:t>
-      </w:r>
-    </w:p>
-    <w:p>
-      <w:pPr>
-        <w:numPr>
-          <w:ilvl w:val="0"/>
-          <w:numId w:val="10"/>
-        </w:numPr>
-        <w:spacing w:line="270" w:lineRule="exact"/>
-        <w:ind w:left="613" w:leftChars="150" w:hanging="283"/>
-        <w:rPr>
-          <w:rFonts w:ascii="Times New Roman" w:hAnsi="Times New Roman" w:eastAsia="微软雅黑" w:cs="Times New Roman"/>
-          <w:bCs/>
-          <w:sz w:val="18"/>
-          <w:szCs w:val="18"/>
-          <w:lang w:eastAsia="zh-CN"/>
-        </w:rPr>
-      </w:pPr>
-      <w:r>
-        <w:rPr>
-          <w:rFonts w:ascii="Times New Roman" w:hAnsi="Times New Roman" w:eastAsia="微软雅黑" w:cs="Times New Roman"/>
-          <w:bCs/>
-          <w:spacing w:val="3"/>
-          <w:sz w:val="18"/>
-          <w:szCs w:val="18"/>
-          <w:lang w:eastAsia="zh-CN"/>
-        </w:rPr>
-        <w:t>D级</w:t>
-      </w:r>
-      <w:r>
-        <w:rPr>
-          <w:rFonts w:ascii="Times New Roman" w:hAnsi="Times New Roman" w:eastAsia="微软雅黑" w:cs="Times New Roman"/>
-          <w:bCs/>
-          <w:sz w:val="18"/>
-          <w:szCs w:val="18"/>
-          <w:lang w:eastAsia="zh-CN"/>
-        </w:rPr>
-        <w:t>（</w:t>
-      </w:r>
-      <w:r>
-        <w:rPr>
-          <w:rFonts w:ascii="Times New Roman" w:hAnsi="Times New Roman" w:eastAsia="微软雅黑" w:cs="Times New Roman"/>
-          <w:bCs/>
-          <w:spacing w:val="1"/>
-          <w:sz w:val="18"/>
-          <w:szCs w:val="18"/>
-          <w:lang w:eastAsia="zh-CN"/>
-        </w:rPr>
-        <w:t>不合格</w:t>
-      </w:r>
-      <w:r>
-        <w:rPr>
-          <w:rFonts w:ascii="Times New Roman" w:hAnsi="Times New Roman" w:eastAsia="微软雅黑" w:cs="Times New Roman"/>
-          <w:bCs/>
-          <w:spacing w:val="-90"/>
-          <w:sz w:val="18"/>
-          <w:szCs w:val="18"/>
-          <w:lang w:eastAsia="zh-CN"/>
-        </w:rPr>
-        <w:t>）</w:t>
-      </w:r>
-      <w:r>
-        <w:rPr>
-          <w:rFonts w:ascii="Times New Roman" w:hAnsi="Times New Roman" w:eastAsia="微软雅黑" w:cs="Times New Roman"/>
-          <w:bCs/>
-          <w:sz w:val="18"/>
-          <w:szCs w:val="18"/>
-          <w:lang w:eastAsia="zh-CN"/>
-        </w:rPr>
-        <w:t>）：无主带，降解均匀且降解区域主要集中在500-1500bp</w:t>
-      </w:r>
-      <w:r>
-        <w:rPr>
-          <w:rFonts w:ascii="Times New Roman" w:hAnsi="Times New Roman" w:eastAsia="微软雅黑" w:cs="Times New Roman"/>
-          <w:bCs/>
-          <w:spacing w:val="-1"/>
-          <w:sz w:val="18"/>
-          <w:szCs w:val="18"/>
-          <w:lang w:eastAsia="zh-CN"/>
-        </w:rPr>
-        <w:t>之间，但总量介于</w:t>
-      </w:r>
-      <w:r>
-        <w:rPr>
-          <w:rFonts w:ascii="Times New Roman" w:hAnsi="Times New Roman" w:eastAsia="微软雅黑" w:cs="Times New Roman"/>
-          <w:bCs/>
-          <w:sz w:val="18"/>
-          <w:szCs w:val="18"/>
-          <w:lang w:eastAsia="zh-CN"/>
-        </w:rPr>
-        <w:t>100ng</w:t>
-      </w:r>
-      <w:r>
-        <w:rPr>
-          <w:rFonts w:ascii="Times New Roman" w:hAnsi="Times New Roman" w:eastAsia="微软雅黑" w:cs="Times New Roman"/>
-          <w:bCs/>
-          <w:spacing w:val="-3"/>
-          <w:sz w:val="18"/>
-          <w:szCs w:val="18"/>
-          <w:lang w:eastAsia="zh-CN"/>
-        </w:rPr>
-        <w:t>到</w:t>
-      </w:r>
-      <w:r>
-        <w:rPr>
-          <w:rFonts w:ascii="Times New Roman" w:hAnsi="Times New Roman" w:eastAsia="微软雅黑" w:cs="Times New Roman"/>
-          <w:bCs/>
-          <w:sz w:val="18"/>
-          <w:szCs w:val="18"/>
-          <w:lang w:eastAsia="zh-CN"/>
-        </w:rPr>
-        <w:t>300ng之间；或降解区</w:t>
-      </w:r>
-      <w:r>
-        <w:rPr>
-          <w:rFonts w:ascii="Times New Roman" w:hAnsi="Times New Roman" w:eastAsia="微软雅黑" w:cs="Times New Roman"/>
-          <w:bCs/>
-          <w:spacing w:val="-2"/>
-          <w:sz w:val="18"/>
-          <w:szCs w:val="18"/>
-          <w:lang w:eastAsia="zh-CN"/>
-        </w:rPr>
-        <w:t>域弥散在</w:t>
-      </w:r>
-      <w:r>
-        <w:rPr>
-          <w:rFonts w:ascii="Times New Roman" w:hAnsi="Times New Roman" w:eastAsia="微软雅黑" w:cs="Times New Roman"/>
-          <w:bCs/>
-          <w:sz w:val="18"/>
-          <w:szCs w:val="18"/>
-          <w:lang w:eastAsia="zh-CN"/>
-        </w:rPr>
-        <w:t>150-1000bp</w:t>
-      </w:r>
-      <w:r>
-        <w:rPr>
-          <w:rFonts w:ascii="Times New Roman" w:hAnsi="Times New Roman" w:eastAsia="微软雅黑" w:cs="Times New Roman"/>
-          <w:bCs/>
-          <w:spacing w:val="-2"/>
-          <w:sz w:val="18"/>
-          <w:szCs w:val="18"/>
-          <w:lang w:eastAsia="zh-CN"/>
-        </w:rPr>
-        <w:t>，或集中在</w:t>
-      </w:r>
-      <w:r>
-        <w:rPr>
-          <w:rFonts w:ascii="Times New Roman" w:hAnsi="Times New Roman" w:eastAsia="微软雅黑" w:cs="Times New Roman"/>
-          <w:bCs/>
-          <w:sz w:val="18"/>
-          <w:szCs w:val="18"/>
-          <w:lang w:eastAsia="zh-CN"/>
-        </w:rPr>
-        <w:t>500bp以下。</w:t>
+        <w:t>DNA降解程度：1-2级别样本质量较好，3级不能满足检测要求{% if summaryOfRresults.type == “blood” %}；cfDNA样本不适用于此项评估{% endif %}。</w:t>
       </w:r>
     </w:p>
     <w:p>
@@ -30729,11 +30134,6 @@
         <w:t>总体质量评估：根据 DNA 平均测序深度进行评估，分为“合格”、“警戒“、”不合格”三个等级。总体质量评估为“警戒“或者“不合格”时，均会影响检测的准确性和敏感性。</w:t>
       </w:r>
     </w:p>
-    <w:bookmarkEnd w:id="114"/>
-    <w:bookmarkEnd w:id="115"/>
-    <w:bookmarkEnd w:id="116"/>
-    <w:bookmarkEnd w:id="117"/>
-    <w:bookmarkEnd w:id="118"/>
     <w:p>
       <w:pPr>
         <w:jc w:val="center"/>
@@ -30789,11 +30189,11 @@
           <w:lang w:eastAsia="zh-CN"/>
         </w:rPr>
       </w:pPr>
-      <w:bookmarkStart w:id="119" w:name="_Toc107825567"/>
-      <w:bookmarkStart w:id="120" w:name="_Toc771"/>
-      <w:bookmarkStart w:id="121" w:name="_Toc31498"/>
-      <w:bookmarkStart w:id="122" w:name="_Toc4640"/>
-      <w:bookmarkStart w:id="123" w:name="_Toc28435"/>
+      <w:bookmarkStart w:id="114" w:name="_Toc31498"/>
+      <w:bookmarkStart w:id="115" w:name="_Toc28435"/>
+      <w:bookmarkStart w:id="116" w:name="_Toc771"/>
+      <w:bookmarkStart w:id="117" w:name="_Toc4640"/>
+      <w:bookmarkStart w:id="118" w:name="_Toc107825567"/>
       <w:r>
         <w:rPr>
           <w:rFonts w:hint="eastAsia" w:ascii="Times New Roman" w:hAnsi="Times New Roman"/>
@@ -30807,11 +30207,11 @@
       <w:bookmarkEnd w:id="111"/>
       <w:bookmarkEnd w:id="112"/>
       <w:bookmarkEnd w:id="113"/>
-      <w:bookmarkEnd w:id="119"/>
-      <w:bookmarkEnd w:id="120"/>
-      <w:bookmarkEnd w:id="121"/>
-      <w:bookmarkEnd w:id="122"/>
-      <w:bookmarkEnd w:id="123"/>
+      <w:bookmarkEnd w:id="114"/>
+      <w:bookmarkEnd w:id="115"/>
+      <w:bookmarkEnd w:id="116"/>
+      <w:bookmarkEnd w:id="117"/>
+      <w:bookmarkEnd w:id="118"/>
     </w:p>
     <w:bookmarkEnd w:id="21"/>
     <w:tbl>
@@ -30893,18 +30293,18 @@
                 </w14:textFill>
               </w:rPr>
             </w:pPr>
-            <w:bookmarkStart w:id="124" w:name="_Toc22381"/>
-            <w:bookmarkStart w:id="125" w:name="_Toc107825568"/>
-            <w:bookmarkStart w:id="126" w:name="_Toc25415_WPSOffice_Level1"/>
-            <w:bookmarkStart w:id="127" w:name="_Toc11823"/>
-            <w:bookmarkStart w:id="128" w:name="_Toc15690"/>
-            <w:bookmarkStart w:id="129" w:name="_Toc13557_WPSOffice_Level1"/>
-            <w:bookmarkStart w:id="130" w:name="_Toc14645_WPSOffice_Level1"/>
-            <w:bookmarkStart w:id="131" w:name="_Toc32730"/>
-            <w:bookmarkStart w:id="132" w:name="_Toc5476"/>
-            <w:bookmarkStart w:id="133" w:name="_Toc20170_WPSOffice_Level1"/>
-            <w:bookmarkStart w:id="134" w:name="_Toc28454_WPSOffice_Level1"/>
-            <w:bookmarkStart w:id="135" w:name="_Toc26985_WPSOffice_Level1"/>
+            <w:bookmarkStart w:id="119" w:name="_Toc14645_WPSOffice_Level1"/>
+            <w:bookmarkStart w:id="120" w:name="_Toc13557_WPSOffice_Level1"/>
+            <w:bookmarkStart w:id="121" w:name="_Toc107825568"/>
+            <w:bookmarkStart w:id="122" w:name="_Toc32730"/>
+            <w:bookmarkStart w:id="123" w:name="_Toc25415_WPSOffice_Level1"/>
+            <w:bookmarkStart w:id="124" w:name="_Toc11823"/>
+            <w:bookmarkStart w:id="125" w:name="_Toc22381"/>
+            <w:bookmarkStart w:id="126" w:name="_Toc15690"/>
+            <w:bookmarkStart w:id="127" w:name="_Toc5476"/>
+            <w:bookmarkStart w:id="128" w:name="_Toc20170_WPSOffice_Level1"/>
+            <w:bookmarkStart w:id="129" w:name="_Toc28454_WPSOffice_Level1"/>
+            <w:bookmarkStart w:id="130" w:name="_Toc26985_WPSOffice_Level1"/>
             <w:r>
               <w:rPr>
                 <w:rFonts w:hint="default" w:ascii="Times New Roman" w:hAnsi="Times New Roman" w:eastAsia="微软雅黑" w:cs="Times New Roman"/>
@@ -31464,14 +30864,14 @@
         <w:br w:type="page"/>
       </w:r>
     </w:p>
+    <w:bookmarkEnd w:id="119"/>
+    <w:bookmarkEnd w:id="120"/>
+    <w:bookmarkEnd w:id="121"/>
+    <w:bookmarkEnd w:id="122"/>
+    <w:bookmarkEnd w:id="123"/>
     <w:bookmarkEnd w:id="124"/>
     <w:bookmarkEnd w:id="125"/>
     <w:bookmarkEnd w:id="126"/>
-    <w:bookmarkEnd w:id="127"/>
-    <w:bookmarkEnd w:id="128"/>
-    <w:bookmarkEnd w:id="129"/>
-    <w:bookmarkEnd w:id="130"/>
-    <w:bookmarkEnd w:id="131"/>
     <w:p>
       <w:pPr>
         <w:pStyle w:val="3"/>
@@ -31504,17 +30904,17 @@
           <w:lang w:eastAsia="zh-CN"/>
         </w:rPr>
       </w:pPr>
-      <w:bookmarkStart w:id="136" w:name="_Toc11722"/>
+      <w:bookmarkStart w:id="131" w:name="_Toc5711"/>
+      <w:bookmarkStart w:id="132" w:name="_Toc14772"/>
+      <w:bookmarkStart w:id="133" w:name="_Toc16368_WPSOffice_Level1"/>
+      <w:bookmarkStart w:id="134" w:name="_Toc19099"/>
+      <w:bookmarkStart w:id="135" w:name="_Toc11722"/>
+      <w:bookmarkStart w:id="136" w:name="_Toc28910_WPSOffice_Level1"/>
       <w:bookmarkStart w:id="137" w:name="_Toc10119"/>
       <w:bookmarkStart w:id="138" w:name="_Toc22484_WPSOffice_Level1"/>
-      <w:bookmarkStart w:id="139" w:name="_Toc14772"/>
-      <w:bookmarkStart w:id="140" w:name="_Toc29696"/>
-      <w:bookmarkStart w:id="141" w:name="_Toc19099"/>
-      <w:bookmarkStart w:id="142" w:name="_Toc5711"/>
-      <w:bookmarkStart w:id="143" w:name="_Toc7549"/>
-      <w:bookmarkStart w:id="144" w:name="_Toc107825569"/>
-      <w:bookmarkStart w:id="145" w:name="_Toc28910_WPSOffice_Level1"/>
-      <w:bookmarkStart w:id="146" w:name="_Toc16368_WPSOffice_Level1"/>
+      <w:bookmarkStart w:id="139" w:name="_Toc107825569"/>
+      <w:bookmarkStart w:id="140" w:name="_Toc7549"/>
+      <w:bookmarkStart w:id="141" w:name="_Toc29696"/>
       <w:r>
         <w:rPr>
           <w:rFonts w:hint="eastAsia" w:ascii="Times New Roman" w:hAnsi="Times New Roman"/>
@@ -31524,17 +30924,17 @@
         </w:rPr>
         <w:t>检测基因列表</w:t>
       </w:r>
+      <w:bookmarkEnd w:id="131"/>
+      <w:bookmarkEnd w:id="132"/>
+      <w:bookmarkEnd w:id="133"/>
+      <w:bookmarkEnd w:id="134"/>
+      <w:bookmarkEnd w:id="135"/>
       <w:bookmarkEnd w:id="136"/>
       <w:bookmarkEnd w:id="137"/>
       <w:bookmarkEnd w:id="138"/>
       <w:bookmarkEnd w:id="139"/>
       <w:bookmarkEnd w:id="140"/>
       <w:bookmarkEnd w:id="141"/>
-      <w:bookmarkEnd w:id="142"/>
-      <w:bookmarkEnd w:id="143"/>
-      <w:bookmarkEnd w:id="144"/>
-      <w:bookmarkEnd w:id="145"/>
-      <w:bookmarkEnd w:id="146"/>
     </w:p>
     <w:tbl>
       <w:tblPr>
@@ -31980,9 +31380,9 @@
           <w:lang w:eastAsia="zh-CN"/>
         </w:rPr>
       </w:pPr>
-      <w:bookmarkStart w:id="147" w:name="_Toc107825570"/>
-      <w:bookmarkStart w:id="148" w:name="_Toc27034"/>
-      <w:bookmarkStart w:id="149" w:name="_Toc8911"/>
+      <w:bookmarkStart w:id="142" w:name="_Toc107825570"/>
+      <w:bookmarkStart w:id="143" w:name="_Toc27034"/>
+      <w:bookmarkStart w:id="144" w:name="_Toc8911"/>
       <w:r>
         <w:rPr>
           <w:rFonts w:ascii="Times New Roman" w:hAnsi="Times New Roman" w:eastAsia="微软雅黑" w:cs="Times New Roman"/>
@@ -32070,10 +31470,10 @@
           <w:lang w:eastAsia="zh-CN"/>
         </w:rPr>
       </w:pPr>
-      <w:bookmarkStart w:id="150" w:name="_Toc14626"/>
-      <w:bookmarkStart w:id="151" w:name="_Toc12972"/>
-      <w:bookmarkStart w:id="152" w:name="_Toc15114"/>
-      <w:bookmarkStart w:id="153" w:name="_Toc3409"/>
+      <w:bookmarkStart w:id="145" w:name="_Toc12972"/>
+      <w:bookmarkStart w:id="146" w:name="_Toc3409"/>
+      <w:bookmarkStart w:id="147" w:name="_Toc15114"/>
+      <w:bookmarkStart w:id="148" w:name="_Toc14626"/>
       <w:r>
         <w:rPr>
           <w:rFonts w:hint="eastAsia"/>
@@ -32084,10 +31484,10 @@
         </w:rPr>
         <w:t>检测方法与局限性</w:t>
       </w:r>
-      <w:bookmarkEnd w:id="150"/>
-      <w:bookmarkEnd w:id="151"/>
-      <w:bookmarkEnd w:id="152"/>
-      <w:bookmarkEnd w:id="153"/>
+      <w:bookmarkEnd w:id="145"/>
+      <w:bookmarkEnd w:id="146"/>
+      <w:bookmarkEnd w:id="147"/>
+      <w:bookmarkEnd w:id="148"/>
     </w:p>
     <w:p>
       <w:pPr>
@@ -32281,13 +31681,13 @@
         <w:br w:type="page"/>
       </w:r>
     </w:p>
-    <w:bookmarkEnd w:id="132"/>
-    <w:bookmarkEnd w:id="133"/>
-    <w:bookmarkEnd w:id="134"/>
-    <w:bookmarkEnd w:id="135"/>
-    <w:bookmarkEnd w:id="147"/>
-    <w:bookmarkEnd w:id="148"/>
-    <w:bookmarkEnd w:id="149"/>
+    <w:bookmarkEnd w:id="127"/>
+    <w:bookmarkEnd w:id="128"/>
+    <w:bookmarkEnd w:id="129"/>
+    <w:bookmarkEnd w:id="130"/>
+    <w:bookmarkEnd w:id="142"/>
+    <w:bookmarkEnd w:id="143"/>
+    <w:bookmarkEnd w:id="144"/>
     <w:p>
       <w:pPr>
         <w:pStyle w:val="3"/>
@@ -32320,18 +31720,18 @@
           <w:lang w:eastAsia="zh-CN"/>
         </w:rPr>
       </w:pPr>
-      <w:bookmarkStart w:id="154" w:name="_Toc21361"/>
-      <w:bookmarkStart w:id="155" w:name="_Toc16927"/>
-      <w:bookmarkStart w:id="156" w:name="_Toc30837"/>
-      <w:bookmarkStart w:id="157" w:name="_Toc107825571"/>
-      <w:bookmarkStart w:id="158" w:name="_Toc9662"/>
-      <w:bookmarkStart w:id="159" w:name="_Toc8838"/>
-      <w:bookmarkStart w:id="160" w:name="_Toc19584_WPSOffice_Level1"/>
-      <w:bookmarkStart w:id="161" w:name="_Toc13275"/>
-      <w:bookmarkStart w:id="162" w:name="_Toc22162_WPSOffice_Level1"/>
-      <w:bookmarkStart w:id="163" w:name="_Toc22623"/>
-      <w:bookmarkStart w:id="164" w:name="_Toc17792_WPSOffice_Level2"/>
-      <w:bookmarkStart w:id="165" w:name="_Toc14611_WPSOffice_Level1"/>
+      <w:bookmarkStart w:id="149" w:name="_Toc21361"/>
+      <w:bookmarkStart w:id="150" w:name="_Toc8838"/>
+      <w:bookmarkStart w:id="151" w:name="_Toc16927"/>
+      <w:bookmarkStart w:id="152" w:name="_Toc30837"/>
+      <w:bookmarkStart w:id="153" w:name="_Toc107825571"/>
+      <w:bookmarkStart w:id="154" w:name="_Toc9662"/>
+      <w:bookmarkStart w:id="155" w:name="_Toc19584_WPSOffice_Level1"/>
+      <w:bookmarkStart w:id="156" w:name="_Toc22623"/>
+      <w:bookmarkStart w:id="157" w:name="_Toc14611_WPSOffice_Level1"/>
+      <w:bookmarkStart w:id="158" w:name="_Toc13275"/>
+      <w:bookmarkStart w:id="159" w:name="_Toc17792_WPSOffice_Level2"/>
+      <w:bookmarkStart w:id="160" w:name="_Toc22162_WPSOffice_Level1"/>
       <w:r>
         <w:rPr>
           <w:rFonts w:hint="eastAsia" w:ascii="Times New Roman" w:hAnsi="Times New Roman"/>
@@ -32341,19 +31741,19 @@
         </w:rPr>
         <w:t>参考文献</w:t>
       </w:r>
+      <w:bookmarkEnd w:id="149"/>
+      <w:bookmarkEnd w:id="150"/>
+      <w:bookmarkEnd w:id="151"/>
+      <w:bookmarkEnd w:id="152"/>
+      <w:bookmarkEnd w:id="153"/>
       <w:bookmarkEnd w:id="154"/>
-      <w:bookmarkEnd w:id="155"/>
-      <w:bookmarkEnd w:id="156"/>
-      <w:bookmarkEnd w:id="157"/>
-      <w:bookmarkEnd w:id="158"/>
-      <w:bookmarkEnd w:id="159"/>
     </w:p>
+    <w:bookmarkEnd w:id="155"/>
+    <w:bookmarkEnd w:id="156"/>
+    <w:bookmarkEnd w:id="157"/>
+    <w:bookmarkEnd w:id="158"/>
+    <w:bookmarkEnd w:id="159"/>
     <w:bookmarkEnd w:id="160"/>
-    <w:bookmarkEnd w:id="161"/>
-    <w:bookmarkEnd w:id="162"/>
-    <w:bookmarkEnd w:id="163"/>
-    <w:bookmarkEnd w:id="164"/>
-    <w:bookmarkEnd w:id="165"/>
     <w:p>
       <w:pPr>
         <w:pStyle w:val="32"/>
@@ -36368,23 +35768,6 @@
     </w:lvl>
   </w:abstractNum>
   <w:abstractNum w:abstractNumId="6">
-    <w:nsid w:val="58AABCAB"/>
-    <w:multiLevelType w:val="singleLevel"/>
-    <w:tmpl w:val="58AABCAB"/>
-    <w:lvl w:ilvl="0" w:tentative="0">
-      <w:start w:val="1"/>
-      <w:numFmt w:val="bullet"/>
-      <w:lvlText w:val=""/>
-      <w:lvlJc w:val="left"/>
-      <w:pPr>
-        <w:ind w:left="420" w:hanging="420"/>
-      </w:pPr>
-      <w:rPr>
-        <w:rFonts w:hint="default" w:ascii="Wingdings" w:hAnsi="Wingdings"/>
-      </w:rPr>
-    </w:lvl>
-  </w:abstractNum>
-  <w:abstractNum w:abstractNumId="7">
     <w:nsid w:val="5B812BEF"/>
     <w:multiLevelType w:val="multilevel"/>
     <w:tmpl w:val="5B812BEF"/>
@@ -36502,7 +35885,7 @@
       </w:rPr>
     </w:lvl>
   </w:abstractNum>
-  <w:abstractNum w:abstractNumId="8">
+  <w:abstractNum w:abstractNumId="7">
     <w:nsid w:val="64416983"/>
     <w:multiLevelType w:val="multilevel"/>
     <w:tmpl w:val="64416983"/>
@@ -36616,10 +35999,10 @@
       </w:rPr>
     </w:lvl>
   </w:abstractNum>
-  <w:abstractNum w:abstractNumId="9">
-    <w:nsid w:val="7505B097"/>
+  <w:abstractNum w:abstractNumId="8">
+    <w:nsid w:val="70C53F05"/>
     <w:multiLevelType w:val="multilevel"/>
-    <w:tmpl w:val="7505B097"/>
+    <w:tmpl w:val="70C53F05"/>
     <w:lvl w:ilvl="0" w:tentative="0">
       <w:start w:val="1"/>
       <w:numFmt w:val="decimal"/>
@@ -36759,10 +36142,10 @@
     <w:abstractNumId w:val="5"/>
   </w:num>
   <w:num w:numId="2">
-    <w:abstractNumId w:val="8"/>
+    <w:abstractNumId w:val="7"/>
   </w:num>
   <w:num w:numId="3">
-    <w:abstractNumId w:val="7"/>
+    <w:abstractNumId w:val="6"/>
   </w:num>
   <w:num w:numId="4">
     <w:abstractNumId w:val="1"/>
@@ -36780,10 +36163,7 @@
     <w:abstractNumId w:val="3"/>
   </w:num>
   <w:num w:numId="9">
-    <w:abstractNumId w:val="9"/>
-  </w:num>
-  <w:num w:numId="10">
-    <w:abstractNumId w:val="6"/>
+    <w:abstractNumId w:val="8"/>
   </w:num>
 </w:numbering>
 </file>
